--- a/manuel-math-t5/Manuel_Mathematiques_T5_EXAMENS.docx
+++ b/manuel-math-t5/Manuel_Mathematiques_T5_EXAMENS.docx
@@ -582,6 +582,26 @@
     </w:p>
     <w:p>
       <w:pPr>
+        <w:spacing w:after="60" w:line="300"/>
+        <w:ind w:left="360"/>
+        <w:jc w:val="left"/>
+      </w:pPr>
+      <w:r>
+        <w:rPr>
+          <w:rFonts w:ascii="Times New Roman" w:cs="Times New Roman" w:eastAsia="Times New Roman" w:hAnsi="Times New Roman"/>
+          <w:b w:val="false"/>
+          <w:bCs w:val="false"/>
+          <w:i w:val="false"/>
+          <w:iCs w:val="false"/>
+          <w:color w:val="000000"/>
+          <w:sz w:val="24"/>
+          <w:szCs w:val="24"/>
+        </w:rPr>
+        <w:t xml:space="preserve">Preuve par 9 (croix) : 335 → 2 ; 26 → 8 ; 2 × 8 = 7, et 8 710 → 7 ✓</w:t>
+      </w:r>
+    </w:p>
+    <w:p>
+      <w:pPr>
         <w:spacing w:after="40" w:line="300"/>
         <w:jc w:val="left"/>
       </w:pPr>
@@ -657,6 +677,26 @@
           <w:szCs w:val="24"/>
         </w:rPr>
         <w:t xml:space="preserve">Vérification : 12 × 66 + 1 = 792 + 1 = 793 ✓ (le reste 1 est bien plus petit que 12).</w:t>
+      </w:r>
+    </w:p>
+    <w:p>
+      <w:pPr>
+        <w:spacing w:after="60" w:line="300"/>
+        <w:ind w:left="360"/>
+        <w:jc w:val="left"/>
+      </w:pPr>
+      <w:r>
+        <w:rPr>
+          <w:rFonts w:ascii="Times New Roman" w:cs="Times New Roman" w:eastAsia="Times New Roman" w:hAnsi="Times New Roman"/>
+          <w:b w:val="false"/>
+          <w:bCs w:val="false"/>
+          <w:i w:val="false"/>
+          <w:iCs w:val="false"/>
+          <w:color w:val="000000"/>
+          <w:sz w:val="24"/>
+          <w:szCs w:val="24"/>
+        </w:rPr>
+        <w:t xml:space="preserve">Croix de la preuve par 9 : H 3 × B 3 + reste 1 → 1, comme 793 → 1 ✓</w:t>
       </w:r>
     </w:p>
     <w:p>
@@ -1350,6 +1390,26 @@
     </w:p>
     <w:p>
       <w:pPr>
+        <w:spacing w:after="60" w:line="300"/>
+        <w:ind w:left="360"/>
+        <w:jc w:val="left"/>
+      </w:pPr>
+      <w:r>
+        <w:rPr>
+          <w:rFonts w:ascii="Times New Roman" w:cs="Times New Roman" w:eastAsia="Times New Roman" w:hAnsi="Times New Roman"/>
+          <w:b w:val="false"/>
+          <w:bCs w:val="false"/>
+          <w:i w:val="false"/>
+          <w:iCs w:val="false"/>
+          <w:color w:val="000000"/>
+          <w:sz w:val="24"/>
+          <w:szCs w:val="24"/>
+        </w:rPr>
+        <w:t xml:space="preserve">Preuve par 9 (croix) : 693 → 9 ; 94 → 4 ; 9 × 4 = 9, et 65 142 → 9 ✓</w:t>
+      </w:r>
+    </w:p>
+    <w:p>
+      <w:pPr>
         <w:spacing w:after="40" w:line="300"/>
         <w:jc w:val="left"/>
       </w:pPr>
@@ -1425,6 +1485,26 @@
           <w:szCs w:val="24"/>
         </w:rPr>
         <w:t xml:space="preserve">Vérification : 24 × 64 + 15 = 1 536 + 15 = 1 551 ✓ (le reste 15 est bien plus petit que 24).</w:t>
+      </w:r>
+    </w:p>
+    <w:p>
+      <w:pPr>
+        <w:spacing w:after="60" w:line="300"/>
+        <w:ind w:left="360"/>
+        <w:jc w:val="left"/>
+      </w:pPr>
+      <w:r>
+        <w:rPr>
+          <w:rFonts w:ascii="Times New Roman" w:cs="Times New Roman" w:eastAsia="Times New Roman" w:hAnsi="Times New Roman"/>
+          <w:b w:val="false"/>
+          <w:bCs w:val="false"/>
+          <w:i w:val="false"/>
+          <w:iCs w:val="false"/>
+          <w:color w:val="000000"/>
+          <w:sz w:val="24"/>
+          <w:szCs w:val="24"/>
+        </w:rPr>
+        <w:t xml:space="preserve">Croix de la preuve par 9 : H 6 × B 1 + reste 15 → 3, comme 1 551 → 3 ✓</w:t>
       </w:r>
     </w:p>
     <w:p>
@@ -2172,6 +2252,26 @@
     </w:p>
     <w:p>
       <w:pPr>
+        <w:spacing w:after="60" w:line="300"/>
+        <w:ind w:left="360"/>
+        <w:jc w:val="left"/>
+      </w:pPr>
+      <w:r>
+        <w:rPr>
+          <w:rFonts w:ascii="Times New Roman" w:cs="Times New Roman" w:eastAsia="Times New Roman" w:hAnsi="Times New Roman"/>
+          <w:b w:val="false"/>
+          <w:bCs w:val="false"/>
+          <w:i w:val="false"/>
+          <w:iCs w:val="false"/>
+          <w:color w:val="000000"/>
+          <w:sz w:val="24"/>
+          <w:szCs w:val="24"/>
+        </w:rPr>
+        <w:t xml:space="preserve">Preuve par 9 (croix) : 881 → 8 ; 73 → 1 ; 8 × 1 = 8, et 64 313 → 8 ✓</w:t>
+      </w:r>
+    </w:p>
+    <w:p>
+      <w:pPr>
         <w:spacing w:after="40" w:line="300"/>
         <w:jc w:val="left"/>
       </w:pPr>
@@ -2247,6 +2347,26 @@
           <w:szCs w:val="24"/>
         </w:rPr>
         <w:t xml:space="preserve">Vérification : 35 × 59 + 33 = 2 065 + 33 = 2 098 ✓ (le reste 33 est bien plus petit que 35).</w:t>
+      </w:r>
+    </w:p>
+    <w:p>
+      <w:pPr>
+        <w:spacing w:after="60" w:line="300"/>
+        <w:ind w:left="360"/>
+        <w:jc w:val="left"/>
+      </w:pPr>
+      <w:r>
+        <w:rPr>
+          <w:rFonts w:ascii="Times New Roman" w:cs="Times New Roman" w:eastAsia="Times New Roman" w:hAnsi="Times New Roman"/>
+          <w:b w:val="false"/>
+          <w:bCs w:val="false"/>
+          <w:i w:val="false"/>
+          <w:iCs w:val="false"/>
+          <w:color w:val="000000"/>
+          <w:sz w:val="24"/>
+          <w:szCs w:val="24"/>
+        </w:rPr>
+        <w:t xml:space="preserve">Croix de la preuve par 9 : H 8 × B 5 + reste 33 → 1, comme 2 098 → 1 ✓</w:t>
       </w:r>
     </w:p>
     <w:p>
@@ -2960,6 +3080,26 @@
     </w:p>
     <w:p>
       <w:pPr>
+        <w:spacing w:after="60" w:line="300"/>
+        <w:ind w:left="360"/>
+        <w:jc w:val="left"/>
+      </w:pPr>
+      <w:r>
+        <w:rPr>
+          <w:rFonts w:ascii="Times New Roman" w:cs="Times New Roman" w:eastAsia="Times New Roman" w:hAnsi="Times New Roman"/>
+          <w:b w:val="false"/>
+          <w:bCs w:val="false"/>
+          <w:i w:val="false"/>
+          <w:iCs w:val="false"/>
+          <w:color w:val="000000"/>
+          <w:sz w:val="24"/>
+          <w:szCs w:val="24"/>
+        </w:rPr>
+        <w:t xml:space="preserve">Preuve par 9 (croix) : 382 → 4 ; 72 → 9 ; 4 × 9 = 9, et 27 504 → 9 ✓</w:t>
+      </w:r>
+    </w:p>
+    <w:p>
+      <w:pPr>
         <w:spacing w:after="40" w:line="300"/>
         <w:jc w:val="left"/>
       </w:pPr>
@@ -3035,6 +3175,26 @@
           <w:szCs w:val="24"/>
         </w:rPr>
         <w:t xml:space="preserve">Vérification : 42 × 31 + 41 = 1 302 + 41 = 1 343 ✓ (le reste 41 est bien plus petit que 42).</w:t>
+      </w:r>
+    </w:p>
+    <w:p>
+      <w:pPr>
+        <w:spacing w:after="60" w:line="300"/>
+        <w:ind w:left="360"/>
+        <w:jc w:val="left"/>
+      </w:pPr>
+      <w:r>
+        <w:rPr>
+          <w:rFonts w:ascii="Times New Roman" w:cs="Times New Roman" w:eastAsia="Times New Roman" w:hAnsi="Times New Roman"/>
+          <w:b w:val="false"/>
+          <w:bCs w:val="false"/>
+          <w:i w:val="false"/>
+          <w:iCs w:val="false"/>
+          <w:color w:val="000000"/>
+          <w:sz w:val="24"/>
+          <w:szCs w:val="24"/>
+        </w:rPr>
+        <w:t xml:space="preserve">Croix de la preuve par 9 : H 6 × B 4 + reste 41 → 2, comme 1 343 → 2 ✓</w:t>
       </w:r>
     </w:p>
     <w:p>
@@ -3755,6 +3915,26 @@
     </w:p>
     <w:p>
       <w:pPr>
+        <w:spacing w:after="60" w:line="300"/>
+        <w:ind w:left="360"/>
+        <w:jc w:val="left"/>
+      </w:pPr>
+      <w:r>
+        <w:rPr>
+          <w:rFonts w:ascii="Times New Roman" w:cs="Times New Roman" w:eastAsia="Times New Roman" w:hAnsi="Times New Roman"/>
+          <w:b w:val="false"/>
+          <w:bCs w:val="false"/>
+          <w:i w:val="false"/>
+          <w:iCs w:val="false"/>
+          <w:color w:val="000000"/>
+          <w:sz w:val="24"/>
+          <w:szCs w:val="24"/>
+        </w:rPr>
+        <w:t xml:space="preserve">Preuve par 9 (croix) : 648 → 9 ; 77 → 5 ; 9 × 5 = 9, et 49 896 → 9 ✓</w:t>
+      </w:r>
+    </w:p>
+    <w:p>
+      <w:pPr>
         <w:spacing w:after="40" w:line="300"/>
         <w:jc w:val="left"/>
       </w:pPr>
@@ -3830,6 +4010,26 @@
           <w:szCs w:val="24"/>
         </w:rPr>
         <w:t xml:space="preserve">Vérification : 22 × 42 + 10 = 924 + 10 = 934 ✓ (le reste 10 est bien plus petit que 22).</w:t>
+      </w:r>
+    </w:p>
+    <w:p>
+      <w:pPr>
+        <w:spacing w:after="60" w:line="300"/>
+        <w:ind w:left="360"/>
+        <w:jc w:val="left"/>
+      </w:pPr>
+      <w:r>
+        <w:rPr>
+          <w:rFonts w:ascii="Times New Roman" w:cs="Times New Roman" w:eastAsia="Times New Roman" w:hAnsi="Times New Roman"/>
+          <w:b w:val="false"/>
+          <w:bCs w:val="false"/>
+          <w:i w:val="false"/>
+          <w:iCs w:val="false"/>
+          <w:color w:val="000000"/>
+          <w:sz w:val="24"/>
+          <w:szCs w:val="24"/>
+        </w:rPr>
+        <w:t xml:space="preserve">Croix de la preuve par 9 : H 4 × B 6 + reste 10 → 7, comme 934 → 7 ✓</w:t>
       </w:r>
     </w:p>
     <w:p>
@@ -4523,6 +4723,26 @@
     </w:p>
     <w:p>
       <w:pPr>
+        <w:spacing w:after="60" w:line="300"/>
+        <w:ind w:left="360"/>
+        <w:jc w:val="left"/>
+      </w:pPr>
+      <w:r>
+        <w:rPr>
+          <w:rFonts w:ascii="Times New Roman" w:cs="Times New Roman" w:eastAsia="Times New Roman" w:hAnsi="Times New Roman"/>
+          <w:b w:val="false"/>
+          <w:bCs w:val="false"/>
+          <w:i w:val="false"/>
+          <w:iCs w:val="false"/>
+          <w:color w:val="000000"/>
+          <w:sz w:val="24"/>
+          <w:szCs w:val="24"/>
+        </w:rPr>
+        <w:t xml:space="preserve">Preuve par 9 (croix) : 899 → 8 ; 85 → 4 ; 8 × 4 = 5, et 76 415 → 5 ✓</w:t>
+      </w:r>
+    </w:p>
+    <w:p>
+      <w:pPr>
         <w:spacing w:after="40" w:line="300"/>
         <w:jc w:val="left"/>
       </w:pPr>
@@ -4598,6 +4818,26 @@
           <w:szCs w:val="24"/>
         </w:rPr>
         <w:t xml:space="preserve">Vérification : 39 × 78 + 37 = 3 042 + 37 = 3 079 ✓ (le reste 37 est bien plus petit que 39).</w:t>
+      </w:r>
+    </w:p>
+    <w:p>
+      <w:pPr>
+        <w:spacing w:after="60" w:line="300"/>
+        <w:ind w:left="360"/>
+        <w:jc w:val="left"/>
+      </w:pPr>
+      <w:r>
+        <w:rPr>
+          <w:rFonts w:ascii="Times New Roman" w:cs="Times New Roman" w:eastAsia="Times New Roman" w:hAnsi="Times New Roman"/>
+          <w:b w:val="false"/>
+          <w:bCs w:val="false"/>
+          <w:i w:val="false"/>
+          <w:iCs w:val="false"/>
+          <w:color w:val="000000"/>
+          <w:sz w:val="24"/>
+          <w:szCs w:val="24"/>
+        </w:rPr>
+        <w:t xml:space="preserve">Croix de la preuve par 9 : H 3 × B 6 + reste 37 → 1, comme 3 079 → 1 ✓</w:t>
       </w:r>
     </w:p>
     <w:p>
@@ -5345,6 +5585,26 @@
     </w:p>
     <w:p>
       <w:pPr>
+        <w:spacing w:after="60" w:line="300"/>
+        <w:ind w:left="360"/>
+        <w:jc w:val="left"/>
+      </w:pPr>
+      <w:r>
+        <w:rPr>
+          <w:rFonts w:ascii="Times New Roman" w:cs="Times New Roman" w:eastAsia="Times New Roman" w:hAnsi="Times New Roman"/>
+          <w:b w:val="false"/>
+          <w:bCs w:val="false"/>
+          <w:i w:val="false"/>
+          <w:iCs w:val="false"/>
+          <w:color w:val="000000"/>
+          <w:sz w:val="24"/>
+          <w:szCs w:val="24"/>
+        </w:rPr>
+        <w:t xml:space="preserve">Preuve par 9 (croix) : 283 → 4 ; 32 → 5 ; 4 × 5 = 2, et 9 056 → 2 ✓</w:t>
+      </w:r>
+    </w:p>
+    <w:p>
+      <w:pPr>
         <w:spacing w:after="40" w:line="300"/>
         <w:jc w:val="left"/>
       </w:pPr>
@@ -5420,6 +5680,26 @@
           <w:szCs w:val="24"/>
         </w:rPr>
         <w:t xml:space="preserve">Vérification : 20 × 43 + 11 = 860 + 11 = 871 ✓ (le reste 11 est bien plus petit que 20).</w:t>
+      </w:r>
+    </w:p>
+    <w:p>
+      <w:pPr>
+        <w:spacing w:after="60" w:line="300"/>
+        <w:ind w:left="360"/>
+        <w:jc w:val="left"/>
+      </w:pPr>
+      <w:r>
+        <w:rPr>
+          <w:rFonts w:ascii="Times New Roman" w:cs="Times New Roman" w:eastAsia="Times New Roman" w:hAnsi="Times New Roman"/>
+          <w:b w:val="false"/>
+          <w:bCs w:val="false"/>
+          <w:i w:val="false"/>
+          <w:iCs w:val="false"/>
+          <w:color w:val="000000"/>
+          <w:sz w:val="24"/>
+          <w:szCs w:val="24"/>
+        </w:rPr>
+        <w:t xml:space="preserve">Croix de la preuve par 9 : H 2 × B 7 + reste 11 → 7, comme 871 → 7 ✓</w:t>
       </w:r>
     </w:p>
     <w:p>
@@ -6133,6 +6413,26 @@
     </w:p>
     <w:p>
       <w:pPr>
+        <w:spacing w:after="60" w:line="300"/>
+        <w:ind w:left="360"/>
+        <w:jc w:val="left"/>
+      </w:pPr>
+      <w:r>
+        <w:rPr>
+          <w:rFonts w:ascii="Times New Roman" w:cs="Times New Roman" w:eastAsia="Times New Roman" w:hAnsi="Times New Roman"/>
+          <w:b w:val="false"/>
+          <w:bCs w:val="false"/>
+          <w:i w:val="false"/>
+          <w:iCs w:val="false"/>
+          <w:color w:val="000000"/>
+          <w:sz w:val="24"/>
+          <w:szCs w:val="24"/>
+        </w:rPr>
+        <w:t xml:space="preserve">Preuve par 9 (croix) : 807 → 6 ; 41 → 5 ; 6 × 5 = 3, et 33 087 → 3 ✓</w:t>
+      </w:r>
+    </w:p>
+    <w:p>
+      <w:pPr>
         <w:spacing w:after="40" w:line="300"/>
         <w:jc w:val="left"/>
       </w:pPr>
@@ -6208,6 +6508,26 @@
           <w:szCs w:val="24"/>
         </w:rPr>
         <w:t xml:space="preserve">Vérification : 42 × 77 + 2 = 3 234 + 2 = 3 236 ✓ (le reste 2 est bien plus petit que 42).</w:t>
+      </w:r>
+    </w:p>
+    <w:p>
+      <w:pPr>
+        <w:spacing w:after="60" w:line="300"/>
+        <w:ind w:left="360"/>
+        <w:jc w:val="left"/>
+      </w:pPr>
+      <w:r>
+        <w:rPr>
+          <w:rFonts w:ascii="Times New Roman" w:cs="Times New Roman" w:eastAsia="Times New Roman" w:hAnsi="Times New Roman"/>
+          <w:b w:val="false"/>
+          <w:bCs w:val="false"/>
+          <w:i w:val="false"/>
+          <w:iCs w:val="false"/>
+          <w:color w:val="000000"/>
+          <w:sz w:val="24"/>
+          <w:szCs w:val="24"/>
+        </w:rPr>
+        <w:t xml:space="preserve">Croix de la preuve par 9 : H 6 × B 5 + reste 2 → 5, comme 3 236 → 5 ✓</w:t>
       </w:r>
     </w:p>
     <w:p>
@@ -6928,6 +7248,26 @@
     </w:p>
     <w:p>
       <w:pPr>
+        <w:spacing w:after="60" w:line="300"/>
+        <w:ind w:left="360"/>
+        <w:jc w:val="left"/>
+      </w:pPr>
+      <w:r>
+        <w:rPr>
+          <w:rFonts w:ascii="Times New Roman" w:cs="Times New Roman" w:eastAsia="Times New Roman" w:hAnsi="Times New Roman"/>
+          <w:b w:val="false"/>
+          <w:bCs w:val="false"/>
+          <w:i w:val="false"/>
+          <w:iCs w:val="false"/>
+          <w:color w:val="000000"/>
+          <w:sz w:val="24"/>
+          <w:szCs w:val="24"/>
+        </w:rPr>
+        <w:t xml:space="preserve">Preuve par 9 (croix) : 428 → 5 ; 51 → 6 ; 5 × 6 = 3, et 21 828 → 3 ✓</w:t>
+      </w:r>
+    </w:p>
+    <w:p>
+      <w:pPr>
         <w:spacing w:after="40" w:line="300"/>
         <w:jc w:val="left"/>
       </w:pPr>
@@ -7003,6 +7343,26 @@
           <w:szCs w:val="24"/>
         </w:rPr>
         <w:t xml:space="preserve">Vérification : 38 × 32 + 30 = 1 216 + 30 = 1 246 ✓ (le reste 30 est bien plus petit que 38).</w:t>
+      </w:r>
+    </w:p>
+    <w:p>
+      <w:pPr>
+        <w:spacing w:after="60" w:line="300"/>
+        <w:ind w:left="360"/>
+        <w:jc w:val="left"/>
+      </w:pPr>
+      <w:r>
+        <w:rPr>
+          <w:rFonts w:ascii="Times New Roman" w:cs="Times New Roman" w:eastAsia="Times New Roman" w:hAnsi="Times New Roman"/>
+          <w:b w:val="false"/>
+          <w:bCs w:val="false"/>
+          <w:i w:val="false"/>
+          <w:iCs w:val="false"/>
+          <w:color w:val="000000"/>
+          <w:sz w:val="24"/>
+          <w:szCs w:val="24"/>
+        </w:rPr>
+        <w:t xml:space="preserve">Croix de la preuve par 9 : H 2 × B 5 + reste 30 → 4, comme 1 246 → 4 ✓</w:t>
       </w:r>
     </w:p>
     <w:p>
@@ -7696,6 +8056,26 @@
     </w:p>
     <w:p>
       <w:pPr>
+        <w:spacing w:after="60" w:line="300"/>
+        <w:ind w:left="360"/>
+        <w:jc w:val="left"/>
+      </w:pPr>
+      <w:r>
+        <w:rPr>
+          <w:rFonts w:ascii="Times New Roman" w:cs="Times New Roman" w:eastAsia="Times New Roman" w:hAnsi="Times New Roman"/>
+          <w:b w:val="false"/>
+          <w:bCs w:val="false"/>
+          <w:i w:val="false"/>
+          <w:iCs w:val="false"/>
+          <w:color w:val="000000"/>
+          <w:sz w:val="24"/>
+          <w:szCs w:val="24"/>
+        </w:rPr>
+        <w:t xml:space="preserve">Preuve par 9 (croix) : 733 → 4 ; 90 → 9 ; 4 × 9 = 9, et 65 970 → 9 ✓</w:t>
+      </w:r>
+    </w:p>
+    <w:p>
+      <w:pPr>
         <w:spacing w:after="40" w:line="300"/>
         <w:jc w:val="left"/>
       </w:pPr>
@@ -7771,6 +8151,26 @@
           <w:szCs w:val="24"/>
         </w:rPr>
         <w:t xml:space="preserve">Vérification : 16 × 47 + 8 = 752 + 8 = 760 ✓ (le reste 8 est bien plus petit que 16).</w:t>
+      </w:r>
+    </w:p>
+    <w:p>
+      <w:pPr>
+        <w:spacing w:after="60" w:line="300"/>
+        <w:ind w:left="360"/>
+        <w:jc w:val="left"/>
+      </w:pPr>
+      <w:r>
+        <w:rPr>
+          <w:rFonts w:ascii="Times New Roman" w:cs="Times New Roman" w:eastAsia="Times New Roman" w:hAnsi="Times New Roman"/>
+          <w:b w:val="false"/>
+          <w:bCs w:val="false"/>
+          <w:i w:val="false"/>
+          <w:iCs w:val="false"/>
+          <w:color w:val="000000"/>
+          <w:sz w:val="24"/>
+          <w:szCs w:val="24"/>
+        </w:rPr>
+        <w:t xml:space="preserve">Croix de la preuve par 9 : H 7 × B 2 + reste 8 → 4, comme 760 → 4 ✓</w:t>
       </w:r>
     </w:p>
     <w:p>
@@ -8518,6 +8918,26 @@
     </w:p>
     <w:p>
       <w:pPr>
+        <w:spacing w:after="60" w:line="300"/>
+        <w:ind w:left="360"/>
+        <w:jc w:val="left"/>
+      </w:pPr>
+      <w:r>
+        <w:rPr>
+          <w:rFonts w:ascii="Times New Roman" w:cs="Times New Roman" w:eastAsia="Times New Roman" w:hAnsi="Times New Roman"/>
+          <w:b w:val="false"/>
+          <w:bCs w:val="false"/>
+          <w:i w:val="false"/>
+          <w:iCs w:val="false"/>
+          <w:color w:val="000000"/>
+          <w:sz w:val="24"/>
+          <w:szCs w:val="24"/>
+        </w:rPr>
+        <w:t xml:space="preserve">Preuve par 9 (croix) : 902 → 2 ; 54 → 9 ; 2 × 9 = 9, et 48 708 → 9 ✓</w:t>
+      </w:r>
+    </w:p>
+    <w:p>
+      <w:pPr>
         <w:spacing w:after="40" w:line="300"/>
         <w:jc w:val="left"/>
       </w:pPr>
@@ -8593,6 +9013,26 @@
           <w:szCs w:val="24"/>
         </w:rPr>
         <w:t xml:space="preserve">Vérification : 24 × 88 + 19 = 2 112 + 19 = 2 131 ✓ (le reste 19 est bien plus petit que 24).</w:t>
+      </w:r>
+    </w:p>
+    <w:p>
+      <w:pPr>
+        <w:spacing w:after="60" w:line="300"/>
+        <w:ind w:left="360"/>
+        <w:jc w:val="left"/>
+      </w:pPr>
+      <w:r>
+        <w:rPr>
+          <w:rFonts w:ascii="Times New Roman" w:cs="Times New Roman" w:eastAsia="Times New Roman" w:hAnsi="Times New Roman"/>
+          <w:b w:val="false"/>
+          <w:bCs w:val="false"/>
+          <w:i w:val="false"/>
+          <w:iCs w:val="false"/>
+          <w:color w:val="000000"/>
+          <w:sz w:val="24"/>
+          <w:szCs w:val="24"/>
+        </w:rPr>
+        <w:t xml:space="preserve">Croix de la preuve par 9 : H 6 × B 7 + reste 19 → 7, comme 2 131 → 7 ✓</w:t>
       </w:r>
     </w:p>
     <w:p>
@@ -9306,6 +9746,26 @@
     </w:p>
     <w:p>
       <w:pPr>
+        <w:spacing w:after="60" w:line="300"/>
+        <w:ind w:left="360"/>
+        <w:jc w:val="left"/>
+      </w:pPr>
+      <w:r>
+        <w:rPr>
+          <w:rFonts w:ascii="Times New Roman" w:cs="Times New Roman" w:eastAsia="Times New Roman" w:hAnsi="Times New Roman"/>
+          <w:b w:val="false"/>
+          <w:bCs w:val="false"/>
+          <w:i w:val="false"/>
+          <w:iCs w:val="false"/>
+          <w:color w:val="000000"/>
+          <w:sz w:val="24"/>
+          <w:szCs w:val="24"/>
+        </w:rPr>
+        <w:t xml:space="preserve">Preuve par 9 (croix) : 957 → 3 ; 87 → 6 ; 3 × 6 = 9, et 83 259 → 9 ✓</w:t>
+      </w:r>
+    </w:p>
+    <w:p>
+      <w:pPr>
         <w:spacing w:after="40" w:line="300"/>
         <w:jc w:val="left"/>
       </w:pPr>
@@ -9381,6 +9841,26 @@
           <w:szCs w:val="24"/>
         </w:rPr>
         <w:t xml:space="preserve">Vérification : 20 × 38 + 14 = 760 + 14 = 774 ✓ (le reste 14 est bien plus petit que 20).</w:t>
+      </w:r>
+    </w:p>
+    <w:p>
+      <w:pPr>
+        <w:spacing w:after="60" w:line="300"/>
+        <w:ind w:left="360"/>
+        <w:jc w:val="left"/>
+      </w:pPr>
+      <w:r>
+        <w:rPr>
+          <w:rFonts w:ascii="Times New Roman" w:cs="Times New Roman" w:eastAsia="Times New Roman" w:hAnsi="Times New Roman"/>
+          <w:b w:val="false"/>
+          <w:bCs w:val="false"/>
+          <w:i w:val="false"/>
+          <w:iCs w:val="false"/>
+          <w:color w:val="000000"/>
+          <w:sz w:val="24"/>
+          <w:szCs w:val="24"/>
+        </w:rPr>
+        <w:t xml:space="preserve">Croix de la preuve par 9 : H 2 × B 2 + reste 14 → 9, comme 774 → 9 ✓</w:t>
       </w:r>
     </w:p>
     <w:p>
@@ -10101,6 +10581,26 @@
     </w:p>
     <w:p>
       <w:pPr>
+        <w:spacing w:after="60" w:line="300"/>
+        <w:ind w:left="360"/>
+        <w:jc w:val="left"/>
+      </w:pPr>
+      <w:r>
+        <w:rPr>
+          <w:rFonts w:ascii="Times New Roman" w:cs="Times New Roman" w:eastAsia="Times New Roman" w:hAnsi="Times New Roman"/>
+          <w:b w:val="false"/>
+          <w:bCs w:val="false"/>
+          <w:i w:val="false"/>
+          <w:iCs w:val="false"/>
+          <w:color w:val="000000"/>
+          <w:sz w:val="24"/>
+          <w:szCs w:val="24"/>
+        </w:rPr>
+        <w:t xml:space="preserve">Preuve par 9 (croix) : 381 → 3 ; 96 → 6 ; 3 × 6 = 9, et 36 576 → 9 ✓</w:t>
+      </w:r>
+    </w:p>
+    <w:p>
+      <w:pPr>
         <w:spacing w:after="40" w:line="300"/>
         <w:jc w:val="left"/>
       </w:pPr>
@@ -10176,6 +10676,26 @@
           <w:szCs w:val="24"/>
         </w:rPr>
         <w:t xml:space="preserve">Vérification : 15 × 60 + 14 = 900 + 14 = 914 ✓ (le reste 14 est bien plus petit que 15).</w:t>
+      </w:r>
+    </w:p>
+    <w:p>
+      <w:pPr>
+        <w:spacing w:after="60" w:line="300"/>
+        <w:ind w:left="360"/>
+        <w:jc w:val="left"/>
+      </w:pPr>
+      <w:r>
+        <w:rPr>
+          <w:rFonts w:ascii="Times New Roman" w:cs="Times New Roman" w:eastAsia="Times New Roman" w:hAnsi="Times New Roman"/>
+          <w:b w:val="false"/>
+          <w:bCs w:val="false"/>
+          <w:i w:val="false"/>
+          <w:iCs w:val="false"/>
+          <w:color w:val="000000"/>
+          <w:sz w:val="24"/>
+          <w:szCs w:val="24"/>
+        </w:rPr>
+        <w:t xml:space="preserve">Croix de la preuve par 9 : H 6 × B 6 + reste 14 → 5, comme 914 → 5 ✓</w:t>
       </w:r>
     </w:p>
     <w:p>
@@ -10869,6 +11389,26 @@
     </w:p>
     <w:p>
       <w:pPr>
+        <w:spacing w:after="60" w:line="300"/>
+        <w:ind w:left="360"/>
+        <w:jc w:val="left"/>
+      </w:pPr>
+      <w:r>
+        <w:rPr>
+          <w:rFonts w:ascii="Times New Roman" w:cs="Times New Roman" w:eastAsia="Times New Roman" w:hAnsi="Times New Roman"/>
+          <w:b w:val="false"/>
+          <w:bCs w:val="false"/>
+          <w:i w:val="false"/>
+          <w:iCs w:val="false"/>
+          <w:color w:val="000000"/>
+          <w:sz w:val="24"/>
+          <w:szCs w:val="24"/>
+        </w:rPr>
+        <w:t xml:space="preserve">Preuve par 9 (croix) : 262 → 1 ; 80 → 8 ; 1 × 8 = 8, et 20 960 → 8 ✓</w:t>
+      </w:r>
+    </w:p>
+    <w:p>
+      <w:pPr>
         <w:spacing w:after="40" w:line="300"/>
         <w:jc w:val="left"/>
       </w:pPr>
@@ -10944,6 +11484,26 @@
           <w:szCs w:val="24"/>
         </w:rPr>
         <w:t xml:space="preserve">Vérification : 20 × 94 + 11 = 1 880 + 11 = 1 891 ✓ (le reste 11 est bien plus petit que 20).</w:t>
+      </w:r>
+    </w:p>
+    <w:p>
+      <w:pPr>
+        <w:spacing w:after="60" w:line="300"/>
+        <w:ind w:left="360"/>
+        <w:jc w:val="left"/>
+      </w:pPr>
+      <w:r>
+        <w:rPr>
+          <w:rFonts w:ascii="Times New Roman" w:cs="Times New Roman" w:eastAsia="Times New Roman" w:hAnsi="Times New Roman"/>
+          <w:b w:val="false"/>
+          <w:bCs w:val="false"/>
+          <w:i w:val="false"/>
+          <w:iCs w:val="false"/>
+          <w:color w:val="000000"/>
+          <w:sz w:val="24"/>
+          <w:szCs w:val="24"/>
+        </w:rPr>
+        <w:t xml:space="preserve">Croix de la preuve par 9 : H 2 × B 4 + reste 11 → 1, comme 1 891 → 1 ✓</w:t>
       </w:r>
     </w:p>
     <w:p>
@@ -11691,6 +12251,26 @@
     </w:p>
     <w:p>
       <w:pPr>
+        <w:spacing w:after="60" w:line="300"/>
+        <w:ind w:left="360"/>
+        <w:jc w:val="left"/>
+      </w:pPr>
+      <w:r>
+        <w:rPr>
+          <w:rFonts w:ascii="Times New Roman" w:cs="Times New Roman" w:eastAsia="Times New Roman" w:hAnsi="Times New Roman"/>
+          <w:b w:val="false"/>
+          <w:bCs w:val="false"/>
+          <w:i w:val="false"/>
+          <w:iCs w:val="false"/>
+          <w:color w:val="000000"/>
+          <w:sz w:val="24"/>
+          <w:szCs w:val="24"/>
+        </w:rPr>
+        <w:t xml:space="preserve">Preuve par 9 (croix) : 889 → 7 ; 94 → 4 ; 7 × 4 = 1, et 83 566 → 1 ✓</w:t>
+      </w:r>
+    </w:p>
+    <w:p>
+      <w:pPr>
         <w:spacing w:after="40" w:line="300"/>
         <w:jc w:val="left"/>
       </w:pPr>
@@ -11766,6 +12346,26 @@
           <w:szCs w:val="24"/>
         </w:rPr>
         <w:t xml:space="preserve">Vérification : 18 × 75 + 7 = 1 350 + 7 = 1 357 ✓ (le reste 7 est bien plus petit que 18).</w:t>
+      </w:r>
+    </w:p>
+    <w:p>
+      <w:pPr>
+        <w:spacing w:after="60" w:line="300"/>
+        <w:ind w:left="360"/>
+        <w:jc w:val="left"/>
+      </w:pPr>
+      <w:r>
+        <w:rPr>
+          <w:rFonts w:ascii="Times New Roman" w:cs="Times New Roman" w:eastAsia="Times New Roman" w:hAnsi="Times New Roman"/>
+          <w:b w:val="false"/>
+          <w:bCs w:val="false"/>
+          <w:i w:val="false"/>
+          <w:iCs w:val="false"/>
+          <w:color w:val="000000"/>
+          <w:sz w:val="24"/>
+          <w:szCs w:val="24"/>
+        </w:rPr>
+        <w:t xml:space="preserve">Croix de la preuve par 9 : H 9 × B 3 + reste 7 → 7, comme 1 357 → 7 ✓</w:t>
       </w:r>
     </w:p>
     <w:p>
@@ -12479,6 +13079,26 @@
     </w:p>
     <w:p>
       <w:pPr>
+        <w:spacing w:after="60" w:line="300"/>
+        <w:ind w:left="360"/>
+        <w:jc w:val="left"/>
+      </w:pPr>
+      <w:r>
+        <w:rPr>
+          <w:rFonts w:ascii="Times New Roman" w:cs="Times New Roman" w:eastAsia="Times New Roman" w:hAnsi="Times New Roman"/>
+          <w:b w:val="false"/>
+          <w:bCs w:val="false"/>
+          <w:i w:val="false"/>
+          <w:iCs w:val="false"/>
+          <w:color w:val="000000"/>
+          <w:sz w:val="24"/>
+          <w:szCs w:val="24"/>
+        </w:rPr>
+        <w:t xml:space="preserve">Preuve par 9 (croix) : 448 → 7 ; 89 → 8 ; 7 × 8 = 2, et 39 872 → 2 ✓</w:t>
+      </w:r>
+    </w:p>
+    <w:p>
+      <w:pPr>
         <w:spacing w:after="40" w:line="300"/>
         <w:jc w:val="left"/>
       </w:pPr>
@@ -12554,6 +13174,26 @@
           <w:szCs w:val="24"/>
         </w:rPr>
         <w:t xml:space="preserve">Vérification : 15 × 37 + 11 = 555 + 11 = 566 ✓ (le reste 11 est bien plus petit que 15).</w:t>
+      </w:r>
+    </w:p>
+    <w:p>
+      <w:pPr>
+        <w:spacing w:after="60" w:line="300"/>
+        <w:ind w:left="360"/>
+        <w:jc w:val="left"/>
+      </w:pPr>
+      <w:r>
+        <w:rPr>
+          <w:rFonts w:ascii="Times New Roman" w:cs="Times New Roman" w:eastAsia="Times New Roman" w:hAnsi="Times New Roman"/>
+          <w:b w:val="false"/>
+          <w:bCs w:val="false"/>
+          <w:i w:val="false"/>
+          <w:iCs w:val="false"/>
+          <w:color w:val="000000"/>
+          <w:sz w:val="24"/>
+          <w:szCs w:val="24"/>
+        </w:rPr>
+        <w:t xml:space="preserve">Croix de la preuve par 9 : H 6 × B 1 + reste 11 → 8, comme 566 → 8 ✓</w:t>
       </w:r>
     </w:p>
     <w:p>
@@ -13200,6 +13840,26 @@
     </w:p>
     <w:p>
       <w:pPr>
+        <w:spacing w:after="60" w:line="300"/>
+        <w:ind w:left="360"/>
+        <w:jc w:val="left"/>
+      </w:pPr>
+      <w:r>
+        <w:rPr>
+          <w:rFonts w:ascii="Times New Roman" w:cs="Times New Roman" w:eastAsia="Times New Roman" w:hAnsi="Times New Roman"/>
+          <w:b w:val="false"/>
+          <w:bCs w:val="false"/>
+          <w:i w:val="false"/>
+          <w:iCs w:val="false"/>
+          <w:color w:val="000000"/>
+          <w:sz w:val="24"/>
+          <w:szCs w:val="24"/>
+        </w:rPr>
+        <w:t xml:space="preserve">Preuve par 9 (croix) : 334 → 1 ; 65 → 2 ; 1 × 2 = 2, et 21 710 → 2 ✓</w:t>
+      </w:r>
+    </w:p>
+    <w:p>
+      <w:pPr>
         <w:spacing w:after="40" w:line="300"/>
         <w:jc w:val="left"/>
       </w:pPr>
@@ -13275,6 +13935,26 @@
           <w:szCs w:val="24"/>
         </w:rPr>
         <w:t xml:space="preserve">Vérification : 45 × 23 + 18 = 1 035 + 18 = 1 053 ✓ (le reste 18 est bien plus petit que 45).</w:t>
+      </w:r>
+    </w:p>
+    <w:p>
+      <w:pPr>
+        <w:spacing w:after="60" w:line="300"/>
+        <w:ind w:left="360"/>
+        <w:jc w:val="left"/>
+      </w:pPr>
+      <w:r>
+        <w:rPr>
+          <w:rFonts w:ascii="Times New Roman" w:cs="Times New Roman" w:eastAsia="Times New Roman" w:hAnsi="Times New Roman"/>
+          <w:b w:val="false"/>
+          <w:bCs w:val="false"/>
+          <w:i w:val="false"/>
+          <w:iCs w:val="false"/>
+          <w:color w:val="000000"/>
+          <w:sz w:val="24"/>
+          <w:szCs w:val="24"/>
+        </w:rPr>
+        <w:t xml:space="preserve">Croix de la preuve par 9 : H 9 × B 5 + reste 18 → 9, comme 1 053 → 9 ✓</w:t>
       </w:r>
     </w:p>
     <w:p>
@@ -13968,6 +14648,26 @@
     </w:p>
     <w:p>
       <w:pPr>
+        <w:spacing w:after="60" w:line="300"/>
+        <w:ind w:left="360"/>
+        <w:jc w:val="left"/>
+      </w:pPr>
+      <w:r>
+        <w:rPr>
+          <w:rFonts w:ascii="Times New Roman" w:cs="Times New Roman" w:eastAsia="Times New Roman" w:hAnsi="Times New Roman"/>
+          <w:b w:val="false"/>
+          <w:bCs w:val="false"/>
+          <w:i w:val="false"/>
+          <w:iCs w:val="false"/>
+          <w:color w:val="000000"/>
+          <w:sz w:val="24"/>
+          <w:szCs w:val="24"/>
+        </w:rPr>
+        <w:t xml:space="preserve">Preuve par 9 (croix) : 628 → 7 ; 79 → 7 ; 7 × 7 = 4, et 49 612 → 4 ✓</w:t>
+      </w:r>
+    </w:p>
+    <w:p>
+      <w:pPr>
         <w:spacing w:after="40" w:line="300"/>
         <w:jc w:val="left"/>
       </w:pPr>
@@ -14043,6 +14743,26 @@
           <w:szCs w:val="24"/>
         </w:rPr>
         <w:t xml:space="preserve">Vérification : 35 × 41 + 7 = 1 435 + 7 = 1 442 ✓ (le reste 7 est bien plus petit que 35).</w:t>
+      </w:r>
+    </w:p>
+    <w:p>
+      <w:pPr>
+        <w:spacing w:after="60" w:line="300"/>
+        <w:ind w:left="360"/>
+        <w:jc w:val="left"/>
+      </w:pPr>
+      <w:r>
+        <w:rPr>
+          <w:rFonts w:ascii="Times New Roman" w:cs="Times New Roman" w:eastAsia="Times New Roman" w:hAnsi="Times New Roman"/>
+          <w:b w:val="false"/>
+          <w:bCs w:val="false"/>
+          <w:i w:val="false"/>
+          <w:iCs w:val="false"/>
+          <w:color w:val="000000"/>
+          <w:sz w:val="24"/>
+          <w:szCs w:val="24"/>
+        </w:rPr>
+        <w:t xml:space="preserve">Croix de la preuve par 9 : H 8 × B 5 + reste 7 → 2, comme 1 442 → 2 ✓</w:t>
       </w:r>
     </w:p>
     <w:p>
@@ -14790,6 +15510,26 @@
     </w:p>
     <w:p>
       <w:pPr>
+        <w:spacing w:after="60" w:line="300"/>
+        <w:ind w:left="360"/>
+        <w:jc w:val="left"/>
+      </w:pPr>
+      <w:r>
+        <w:rPr>
+          <w:rFonts w:ascii="Times New Roman" w:cs="Times New Roman" w:eastAsia="Times New Roman" w:hAnsi="Times New Roman"/>
+          <w:b w:val="false"/>
+          <w:bCs w:val="false"/>
+          <w:i w:val="false"/>
+          <w:iCs w:val="false"/>
+          <w:color w:val="000000"/>
+          <w:sz w:val="24"/>
+          <w:szCs w:val="24"/>
+        </w:rPr>
+        <w:t xml:space="preserve">Preuve par 9 (croix) : 544 → 4 ; 81 → 9 ; 4 × 9 = 9, et 44 064 → 9 ✓</w:t>
+      </w:r>
+    </w:p>
+    <w:p>
+      <w:pPr>
         <w:spacing w:after="40" w:line="300"/>
         <w:jc w:val="left"/>
       </w:pPr>
@@ -14865,6 +15605,26 @@
           <w:szCs w:val="24"/>
         </w:rPr>
         <w:t xml:space="preserve">Vérification : 40 × 52 + 8 = 2 080 + 8 = 2 088 ✓ (le reste 8 est bien plus petit que 40).</w:t>
+      </w:r>
+    </w:p>
+    <w:p>
+      <w:pPr>
+        <w:spacing w:after="60" w:line="300"/>
+        <w:ind w:left="360"/>
+        <w:jc w:val="left"/>
+      </w:pPr>
+      <w:r>
+        <w:rPr>
+          <w:rFonts w:ascii="Times New Roman" w:cs="Times New Roman" w:eastAsia="Times New Roman" w:hAnsi="Times New Roman"/>
+          <w:b w:val="false"/>
+          <w:bCs w:val="false"/>
+          <w:i w:val="false"/>
+          <w:iCs w:val="false"/>
+          <w:color w:val="000000"/>
+          <w:sz w:val="24"/>
+          <w:szCs w:val="24"/>
+        </w:rPr>
+        <w:t xml:space="preserve">Croix de la preuve par 9 : H 4 × B 7 + reste 8 → 9, comme 2 088 → 9 ✓</w:t>
       </w:r>
     </w:p>
     <w:p>
@@ -15578,6 +16338,26 @@
     </w:p>
     <w:p>
       <w:pPr>
+        <w:spacing w:after="60" w:line="300"/>
+        <w:ind w:left="360"/>
+        <w:jc w:val="left"/>
+      </w:pPr>
+      <w:r>
+        <w:rPr>
+          <w:rFonts w:ascii="Times New Roman" w:cs="Times New Roman" w:eastAsia="Times New Roman" w:hAnsi="Times New Roman"/>
+          <w:b w:val="false"/>
+          <w:bCs w:val="false"/>
+          <w:i w:val="false"/>
+          <w:iCs w:val="false"/>
+          <w:color w:val="000000"/>
+          <w:sz w:val="24"/>
+          <w:szCs w:val="24"/>
+        </w:rPr>
+        <w:t xml:space="preserve">Preuve par 9 (croix) : 936 → 9 ; 73 → 1 ; 9 × 1 = 9, et 68 328 → 9 ✓</w:t>
+      </w:r>
+    </w:p>
+    <w:p>
+      <w:pPr>
         <w:spacing w:after="40" w:line="300"/>
         <w:jc w:val="left"/>
       </w:pPr>
@@ -15653,6 +16433,26 @@
           <w:szCs w:val="24"/>
         </w:rPr>
         <w:t xml:space="preserve">Vérification : 15 × 71 + 8 = 1 065 + 8 = 1 073 ✓ (le reste 8 est bien plus petit que 15).</w:t>
+      </w:r>
+    </w:p>
+    <w:p>
+      <w:pPr>
+        <w:spacing w:after="60" w:line="300"/>
+        <w:ind w:left="360"/>
+        <w:jc w:val="left"/>
+      </w:pPr>
+      <w:r>
+        <w:rPr>
+          <w:rFonts w:ascii="Times New Roman" w:cs="Times New Roman" w:eastAsia="Times New Roman" w:hAnsi="Times New Roman"/>
+          <w:b w:val="false"/>
+          <w:bCs w:val="false"/>
+          <w:i w:val="false"/>
+          <w:iCs w:val="false"/>
+          <w:color w:val="000000"/>
+          <w:sz w:val="24"/>
+          <w:szCs w:val="24"/>
+        </w:rPr>
+        <w:t xml:space="preserve">Croix de la preuve par 9 : H 6 × B 8 + reste 8 → 2, comme 1 073 → 2 ✓</w:t>
       </w:r>
     </w:p>
     <w:p>
@@ -15941,7 +16741,7 @@
           <w:sz w:val="24"/>
           <w:szCs w:val="24"/>
         </w:rPr>
-        <w:t xml:space="preserve">Pour chaque problème : lis deux fois, repère les données utiles,</w:t>
+        <w:t xml:space="preserve">Pour chaque problème : lis deux fois, repère la question cachée et les mots-indices,</w:t>
       </w:r>
     </w:p>
     <w:p>
@@ -15960,7 +16760,7 @@
           <w:sz w:val="24"/>
           <w:szCs w:val="24"/>
         </w:rPr>
-        <w:t xml:space="preserve">pose les questions intermédiaires, puis rédige ta réponse en phrase complète.</w:t>
+        <w:t xml:space="preserve">choisis l’opération, calcule bien posé, puis rédige ta réponse en phrase complète.</w:t>
       </w:r>
     </w:p>
     <w:p>
@@ -16127,6 +16927,66 @@
     </w:p>
     <w:p>
       <w:pPr>
+        <w:spacing w:after="50" w:line="300"/>
+        <w:ind w:left="360"/>
+        <w:jc w:val="left"/>
+      </w:pPr>
+      <w:r>
+        <w:rPr>
+          <w:rFonts w:ascii="Times New Roman" w:cs="Times New Roman" w:eastAsia="Times New Roman" w:hAnsi="Times New Roman"/>
+          <w:b w:val="false"/>
+          <w:bCs w:val="false"/>
+          <w:i/>
+          <w:iCs/>
+          <w:color w:val="C2185B"/>
+          <w:sz w:val="24"/>
+          <w:szCs w:val="24"/>
+        </w:rPr>
+        <w:t xml:space="preserve">Question cachée : La consommation est donnée pour 100 km, on la cherche pour un autre trajet : c’est un tableau de proportionnalité.</w:t>
+      </w:r>
+    </w:p>
+    <w:p>
+      <w:pPr>
+        <w:spacing w:after="50" w:line="300"/>
+        <w:ind w:left="360"/>
+        <w:jc w:val="left"/>
+      </w:pPr>
+      <w:r>
+        <w:rPr>
+          <w:rFonts w:ascii="Times New Roman" w:cs="Times New Roman" w:eastAsia="Times New Roman" w:hAnsi="Times New Roman"/>
+          <w:b w:val="false"/>
+          <w:bCs w:val="false"/>
+          <w:i/>
+          <w:iCs/>
+          <w:color w:val="1F4E79"/>
+          <w:sz w:val="24"/>
+          <w:szCs w:val="24"/>
+        </w:rPr>
+        <w:t xml:space="preserve">Mots-indices : « … L pour 100 km… pour … km ? » → proportionnalité (produit en croix ou retour à l’unité).</w:t>
+      </w:r>
+    </w:p>
+    <w:p>
+      <w:pPr>
+        <w:spacing w:after="70" w:line="300"/>
+        <w:ind w:left="360"/>
+        <w:jc w:val="left"/>
+      </w:pPr>
+      <w:r>
+        <w:rPr>
+          <w:rFonts w:ascii="Times New Roman" w:cs="Times New Roman" w:eastAsia="Times New Roman" w:hAnsi="Times New Roman"/>
+          <w:b w:val="false"/>
+          <w:bCs w:val="false"/>
+          <w:i/>
+          <w:iCs/>
+          <w:color w:val="B25000"/>
+          <w:sz w:val="24"/>
+          <w:szCs w:val="24"/>
+        </w:rPr>
+        <w:t xml:space="preserve">Opérations choisies : multiplication et division par le coefficient : on raisonne par paquets de 100 km.</w:t>
+      </w:r>
+    </w:p>
+    <w:p>
+      <w:pPr>
         <w:spacing w:after="60" w:line="300"/>
         <w:ind w:left="360"/>
         <w:jc w:val="left"/>
@@ -16222,6 +17082,66 @@
           <w:szCs w:val="24"/>
         </w:rPr>
         <w:t xml:space="preserve">Problème 2 — démarche :</w:t>
+      </w:r>
+    </w:p>
+    <w:p>
+      <w:pPr>
+        <w:spacing w:after="50" w:line="300"/>
+        <w:ind w:left="360"/>
+        <w:jc w:val="left"/>
+      </w:pPr>
+      <w:r>
+        <w:rPr>
+          <w:rFonts w:ascii="Times New Roman" w:cs="Times New Roman" w:eastAsia="Times New Roman" w:hAnsi="Times New Roman"/>
+          <w:b w:val="false"/>
+          <w:bCs w:val="false"/>
+          <w:i/>
+          <w:iCs/>
+          <w:color w:val="C2185B"/>
+          <w:sz w:val="24"/>
+          <w:szCs w:val="24"/>
+        </w:rPr>
+        <w:t xml:space="preserve">Question cachée : Le grillage suit le TOUR du champ : le périmètre est la question cachée — impossible d’acheter des mètres sans connaître le tour !</w:t>
+      </w:r>
+    </w:p>
+    <w:p>
+      <w:pPr>
+        <w:spacing w:after="50" w:line="300"/>
+        <w:ind w:left="360"/>
+        <w:jc w:val="left"/>
+      </w:pPr>
+      <w:r>
+        <w:rPr>
+          <w:rFonts w:ascii="Times New Roman" w:cs="Times New Roman" w:eastAsia="Times New Roman" w:hAnsi="Times New Roman"/>
+          <w:b w:val="false"/>
+          <w:bCs w:val="false"/>
+          <w:i/>
+          <w:iCs/>
+          <w:color w:val="1F4E79"/>
+          <w:sz w:val="24"/>
+          <w:szCs w:val="24"/>
+        </w:rPr>
+        <w:t xml:space="preserve">Mots-indices : « clôturer » → le tour → périmètre ; « … Ar le mètre » → × ensuite.</w:t>
+      </w:r>
+    </w:p>
+    <w:p>
+      <w:pPr>
+        <w:spacing w:after="70" w:line="300"/>
+        <w:ind w:left="360"/>
+        <w:jc w:val="left"/>
+      </w:pPr>
+      <w:r>
+        <w:rPr>
+          <w:rFonts w:ascii="Times New Roman" w:cs="Times New Roman" w:eastAsia="Times New Roman" w:hAnsi="Times New Roman"/>
+          <w:b w:val="false"/>
+          <w:bCs w:val="false"/>
+          <w:i/>
+          <w:iCs/>
+          <w:color w:val="B25000"/>
+          <w:sz w:val="24"/>
+          <w:szCs w:val="24"/>
+        </w:rPr>
+        <w:t xml:space="preserve">Opérations choisies : périmètre (L + l) × 2, puis multiplication par le prix du mètre.</w:t>
       </w:r>
     </w:p>
     <w:p>
@@ -16475,6 +17395,66 @@
     </w:p>
     <w:p>
       <w:pPr>
+        <w:spacing w:after="50" w:line="300"/>
+        <w:ind w:left="360"/>
+        <w:jc w:val="left"/>
+      </w:pPr>
+      <w:r>
+        <w:rPr>
+          <w:rFonts w:ascii="Times New Roman" w:cs="Times New Roman" w:eastAsia="Times New Roman" w:hAnsi="Times New Roman"/>
+          <w:b w:val="false"/>
+          <w:bCs w:val="false"/>
+          <w:i/>
+          <w:iCs/>
+          <w:color w:val="C2185B"/>
+          <w:sz w:val="24"/>
+          <w:szCs w:val="24"/>
+        </w:rPr>
+        <w:t xml:space="preserve">Question cachée : Une dalle couvre exactement 1 m² : le nombre de dalles est donc l’AIRE de la salle.</w:t>
+      </w:r>
+    </w:p>
+    <w:p>
+      <w:pPr>
+        <w:spacing w:after="50" w:line="300"/>
+        <w:ind w:left="360"/>
+        <w:jc w:val="left"/>
+      </w:pPr>
+      <w:r>
+        <w:rPr>
+          <w:rFonts w:ascii="Times New Roman" w:cs="Times New Roman" w:eastAsia="Times New Roman" w:hAnsi="Times New Roman"/>
+          <w:b w:val="false"/>
+          <w:bCs w:val="false"/>
+          <w:i/>
+          <w:iCs/>
+          <w:color w:val="1F4E79"/>
+          <w:sz w:val="24"/>
+          <w:szCs w:val="24"/>
+        </w:rPr>
+        <w:t xml:space="preserve">Mots-indices : « carreler… dalles de 1 m² » → aire ; « pour quel prix total » → ×.</w:t>
+      </w:r>
+    </w:p>
+    <w:p>
+      <w:pPr>
+        <w:spacing w:after="70" w:line="300"/>
+        <w:ind w:left="360"/>
+        <w:jc w:val="left"/>
+      </w:pPr>
+      <w:r>
+        <w:rPr>
+          <w:rFonts w:ascii="Times New Roman" w:cs="Times New Roman" w:eastAsia="Times New Roman" w:hAnsi="Times New Roman"/>
+          <w:b w:val="false"/>
+          <w:bCs w:val="false"/>
+          <w:i/>
+          <w:iCs/>
+          <w:color w:val="B25000"/>
+          <w:sz w:val="24"/>
+          <w:szCs w:val="24"/>
+        </w:rPr>
+        <w:t xml:space="preserve">Opérations choisies : aire L × l, puis multiplication par le prix de la dalle.</w:t>
+      </w:r>
+    </w:p>
+    <w:p>
+      <w:pPr>
         <w:spacing w:after="60" w:line="300"/>
         <w:ind w:left="360"/>
         <w:jc w:val="left"/>
@@ -16574,22 +17554,22 @@
     </w:p>
     <w:p>
       <w:pPr>
-        <w:spacing w:after="60" w:line="300"/>
-        <w:ind w:left="360"/>
-        <w:jc w:val="left"/>
-      </w:pPr>
-      <w:r>
-        <w:rPr>
-          <w:rFonts w:ascii="Times New Roman" w:cs="Times New Roman" w:eastAsia="Times New Roman" w:hAnsi="Times New Roman"/>
-          <w:b w:val="false"/>
-          <w:bCs w:val="false"/>
-          <w:i w:val="false"/>
-          <w:iCs w:val="false"/>
-          <w:color w:val="000000"/>
-          <w:sz w:val="24"/>
-          <w:szCs w:val="24"/>
-        </w:rPr>
-        <w:t xml:space="preserve">Étape 1 — Quantité vendue : </w:t>
+        <w:spacing w:after="50" w:line="300"/>
+        <w:ind w:left="360"/>
+        <w:jc w:val="left"/>
+      </w:pPr>
+      <w:r>
+        <w:rPr>
+          <w:rFonts w:ascii="Times New Roman" w:cs="Times New Roman" w:eastAsia="Times New Roman" w:hAnsi="Times New Roman"/>
+          <w:b w:val="false"/>
+          <w:bCs w:val="false"/>
+          <w:i/>
+          <w:iCs/>
+          <w:color w:val="C2185B"/>
+          <w:sz w:val="24"/>
+          <w:szCs w:val="24"/>
+        </w:rPr>
+        <w:t xml:space="preserve">Question cachée : Vendre les </w:t>
       </w:r>
       <m:oMath>
         <m:f>
@@ -16610,59 +17590,39 @@
           <w:rFonts w:ascii="Times New Roman" w:cs="Times New Roman" w:eastAsia="Times New Roman" w:hAnsi="Times New Roman"/>
           <w:b w:val="false"/>
           <w:bCs w:val="false"/>
-          <w:i w:val="false"/>
-          <w:iCs w:val="false"/>
-          <w:color w:val="000000"/>
-          <w:sz w:val="24"/>
-          <w:szCs w:val="24"/>
-        </w:rPr>
-        <w:t xml:space="preserve">de 200 = (200 ÷ 4) × 3 = 50 × 3 = 150 kg.</w:t>
-      </w:r>
-    </w:p>
-    <w:p>
-      <w:pPr>
-        <w:spacing w:after="60" w:line="300"/>
-        <w:ind w:left="360"/>
-        <w:jc w:val="left"/>
-      </w:pPr>
-      <w:r>
-        <w:rPr>
-          <w:rFonts w:ascii="Times New Roman" w:cs="Times New Roman" w:eastAsia="Times New Roman" w:hAnsi="Times New Roman"/>
-          <w:b w:val="false"/>
-          <w:bCs w:val="false"/>
-          <w:i w:val="false"/>
-          <w:iCs w:val="false"/>
-          <w:color w:val="000000"/>
-          <w:sz w:val="24"/>
-          <w:szCs w:val="24"/>
-        </w:rPr>
-        <w:t xml:space="preserve">Étape 2 — Recette : 150 × 2 500 = 375 000 Ar.</w:t>
-      </w:r>
-    </w:p>
-    <w:p>
-      <w:pPr>
-        <w:spacing w:after="60" w:line="300"/>
-        <w:ind w:left="360"/>
-        <w:jc w:val="left"/>
-      </w:pPr>
-      <w:r>
-        <w:rPr>
-          <w:rFonts w:ascii="Times New Roman" w:cs="Times New Roman" w:eastAsia="Times New Roman" w:hAnsi="Times New Roman"/>
-          <w:b w:val="false"/>
-          <w:bCs w:val="false"/>
-          <w:i w:val="false"/>
-          <w:iCs w:val="false"/>
-          <w:color w:val="000000"/>
-          <w:sz w:val="24"/>
-          <w:szCs w:val="24"/>
-        </w:rPr>
-        <w:t xml:space="preserve">Étape 3 — Part gardée : 200 − 150 = 50 kg (c’est bien </w:t>
+          <w:i/>
+          <w:iCs/>
+          <w:color w:val="C2185B"/>
+          <w:sz w:val="24"/>
+          <w:szCs w:val="24"/>
+        </w:rPr>
+        <w:t xml:space="preserve">oblige à calculer D’ABORD cette quantité en kilos : c’est la question cachée.</w:t>
+      </w:r>
+    </w:p>
+    <w:p>
+      <w:pPr>
+        <w:spacing w:after="50" w:line="300"/>
+        <w:ind w:left="360"/>
+        <w:jc w:val="left"/>
+      </w:pPr>
+      <w:r>
+        <w:rPr>
+          <w:rFonts w:ascii="Times New Roman" w:cs="Times New Roman" w:eastAsia="Times New Roman" w:hAnsi="Times New Roman"/>
+          <w:b w:val="false"/>
+          <w:bCs w:val="false"/>
+          <w:i/>
+          <w:iCs/>
+          <w:color w:val="1F4E79"/>
+          <w:sz w:val="24"/>
+          <w:szCs w:val="24"/>
+        </w:rPr>
+        <w:t xml:space="preserve">Mots-indices : « les </w:t>
       </w:r>
       <m:oMath>
         <m:f>
           <m:num>
             <m:r>
-              <m:t>1</m:t>
+              <m:t>3</m:t>
             </m:r>
           </m:num>
           <m:den>
@@ -16677,6 +17637,140 @@
           <w:rFonts w:ascii="Times New Roman" w:cs="Times New Roman" w:eastAsia="Times New Roman" w:hAnsi="Times New Roman"/>
           <w:b w:val="false"/>
           <w:bCs w:val="false"/>
+          <w:i/>
+          <w:iCs/>
+          <w:color w:val="1F4E79"/>
+          <w:sz w:val="24"/>
+          <w:szCs w:val="24"/>
+        </w:rPr>
+        <w:t xml:space="preserve">de » → fraction de la récolte (÷ 4 puis × 3) ; « au kilo » → × par le prix.</w:t>
+      </w:r>
+    </w:p>
+    <w:p>
+      <w:pPr>
+        <w:spacing w:after="70" w:line="300"/>
+        <w:ind w:left="360"/>
+        <w:jc w:val="left"/>
+      </w:pPr>
+      <w:r>
+        <w:rPr>
+          <w:rFonts w:ascii="Times New Roman" w:cs="Times New Roman" w:eastAsia="Times New Roman" w:hAnsi="Times New Roman"/>
+          <w:b w:val="false"/>
+          <w:bCs w:val="false"/>
+          <w:i/>
+          <w:iCs/>
+          <w:color w:val="B25000"/>
+          <w:sz w:val="24"/>
+          <w:szCs w:val="24"/>
+        </w:rPr>
+        <w:t xml:space="preserve">Opérations choisies : fraction de la récolte, puis multiplication pour la recette, puis soustraction pour la part gardée.</w:t>
+      </w:r>
+    </w:p>
+    <w:p>
+      <w:pPr>
+        <w:spacing w:after="60" w:line="300"/>
+        <w:ind w:left="360"/>
+        <w:jc w:val="left"/>
+      </w:pPr>
+      <w:r>
+        <w:rPr>
+          <w:rFonts w:ascii="Times New Roman" w:cs="Times New Roman" w:eastAsia="Times New Roman" w:hAnsi="Times New Roman"/>
+          <w:b w:val="false"/>
+          <w:bCs w:val="false"/>
+          <w:i w:val="false"/>
+          <w:iCs w:val="false"/>
+          <w:color w:val="000000"/>
+          <w:sz w:val="24"/>
+          <w:szCs w:val="24"/>
+        </w:rPr>
+        <w:t xml:space="preserve">Étape 1 — Quantité vendue : </w:t>
+      </w:r>
+      <m:oMath>
+        <m:f>
+          <m:num>
+            <m:r>
+              <m:t>3</m:t>
+            </m:r>
+          </m:num>
+          <m:den>
+            <m:r>
+              <m:t>4</m:t>
+            </m:r>
+          </m:den>
+        </m:f>
+      </m:oMath>
+      <w:r>
+        <w:rPr>
+          <w:rFonts w:ascii="Times New Roman" w:cs="Times New Roman" w:eastAsia="Times New Roman" w:hAnsi="Times New Roman"/>
+          <w:b w:val="false"/>
+          <w:bCs w:val="false"/>
+          <w:i w:val="false"/>
+          <w:iCs w:val="false"/>
+          <w:color w:val="000000"/>
+          <w:sz w:val="24"/>
+          <w:szCs w:val="24"/>
+        </w:rPr>
+        <w:t xml:space="preserve">de 200 = (200 ÷ 4) × 3 = 50 × 3 = 150 kg.</w:t>
+      </w:r>
+    </w:p>
+    <w:p>
+      <w:pPr>
+        <w:spacing w:after="60" w:line="300"/>
+        <w:ind w:left="360"/>
+        <w:jc w:val="left"/>
+      </w:pPr>
+      <w:r>
+        <w:rPr>
+          <w:rFonts w:ascii="Times New Roman" w:cs="Times New Roman" w:eastAsia="Times New Roman" w:hAnsi="Times New Roman"/>
+          <w:b w:val="false"/>
+          <w:bCs w:val="false"/>
+          <w:i w:val="false"/>
+          <w:iCs w:val="false"/>
+          <w:color w:val="000000"/>
+          <w:sz w:val="24"/>
+          <w:szCs w:val="24"/>
+        </w:rPr>
+        <w:t xml:space="preserve">Étape 2 — Recette : 150 × 2 500 = 375 000 Ar.</w:t>
+      </w:r>
+    </w:p>
+    <w:p>
+      <w:pPr>
+        <w:spacing w:after="60" w:line="300"/>
+        <w:ind w:left="360"/>
+        <w:jc w:val="left"/>
+      </w:pPr>
+      <w:r>
+        <w:rPr>
+          <w:rFonts w:ascii="Times New Roman" w:cs="Times New Roman" w:eastAsia="Times New Roman" w:hAnsi="Times New Roman"/>
+          <w:b w:val="false"/>
+          <w:bCs w:val="false"/>
+          <w:i w:val="false"/>
+          <w:iCs w:val="false"/>
+          <w:color w:val="000000"/>
+          <w:sz w:val="24"/>
+          <w:szCs w:val="24"/>
+        </w:rPr>
+        <w:t xml:space="preserve">Étape 3 — Part gardée : 200 − 150 = 50 kg (c’est bien </w:t>
+      </w:r>
+      <m:oMath>
+        <m:f>
+          <m:num>
+            <m:r>
+              <m:t>1</m:t>
+            </m:r>
+          </m:num>
+          <m:den>
+            <m:r>
+              <m:t>4</m:t>
+            </m:r>
+          </m:den>
+        </m:f>
+      </m:oMath>
+      <w:r>
+        <w:rPr>
+          <w:rFonts w:ascii="Times New Roman" w:cs="Times New Roman" w:eastAsia="Times New Roman" w:hAnsi="Times New Roman"/>
+          <w:b w:val="false"/>
+          <w:bCs w:val="false"/>
           <w:i w:val="false"/>
           <w:iCs w:val="false"/>
           <w:color w:val="000000"/>
@@ -16870,6 +17964,66 @@
     </w:p>
     <w:p>
       <w:pPr>
+        <w:spacing w:after="50" w:line="300"/>
+        <w:ind w:left="360"/>
+        <w:jc w:val="left"/>
+      </w:pPr>
+      <w:r>
+        <w:rPr>
+          <w:rFonts w:ascii="Times New Roman" w:cs="Times New Roman" w:eastAsia="Times New Roman" w:hAnsi="Times New Roman"/>
+          <w:b w:val="false"/>
+          <w:bCs w:val="false"/>
+          <w:i/>
+          <w:iCs/>
+          <w:color w:val="C2185B"/>
+          <w:sz w:val="24"/>
+          <w:szCs w:val="24"/>
+        </w:rPr>
+        <w:t xml:space="preserve">Question cachée : Le prix du tissu d’abord, la monnaie ensuite : on ne rend pas la monnaie sans connaître le total.</w:t>
+      </w:r>
+    </w:p>
+    <w:p>
+      <w:pPr>
+        <w:spacing w:after="50" w:line="300"/>
+        <w:ind w:left="360"/>
+        <w:jc w:val="left"/>
+      </w:pPr>
+      <w:r>
+        <w:rPr>
+          <w:rFonts w:ascii="Times New Roman" w:cs="Times New Roman" w:eastAsia="Times New Roman" w:hAnsi="Times New Roman"/>
+          <w:b w:val="false"/>
+          <w:bCs w:val="false"/>
+          <w:i/>
+          <w:iCs/>
+          <w:color w:val="1F4E79"/>
+          <w:sz w:val="24"/>
+          <w:szCs w:val="24"/>
+        </w:rPr>
+        <w:t xml:space="preserve">Mots-indices : « … m à … Ar le mètre » (prix unitaire → ×) ; « combien lui rend-on » (écart → −).</w:t>
+      </w:r>
+    </w:p>
+    <w:p>
+      <w:pPr>
+        <w:spacing w:after="70" w:line="300"/>
+        <w:ind w:left="360"/>
+        <w:jc w:val="left"/>
+      </w:pPr>
+      <w:r>
+        <w:rPr>
+          <w:rFonts w:ascii="Times New Roman" w:cs="Times New Roman" w:eastAsia="Times New Roman" w:hAnsi="Times New Roman"/>
+          <w:b w:val="false"/>
+          <w:bCs w:val="false"/>
+          <w:i/>
+          <w:iCs/>
+          <w:color w:val="B25000"/>
+          <w:sz w:val="24"/>
+          <w:szCs w:val="24"/>
+        </w:rPr>
+        <w:t xml:space="preserve">Opérations choisies : multiplication à virgules, puis soustraction.</w:t>
+      </w:r>
+    </w:p>
+    <w:p>
+      <w:pPr>
         <w:spacing w:after="60" w:line="300"/>
         <w:ind w:left="360"/>
         <w:jc w:val="left"/>
@@ -16945,6 +18099,66 @@
           <w:szCs w:val="24"/>
         </w:rPr>
         <w:t xml:space="preserve">Problème 2 — démarche :</w:t>
+      </w:r>
+    </w:p>
+    <w:p>
+      <w:pPr>
+        <w:spacing w:after="50" w:line="300"/>
+        <w:ind w:left="360"/>
+        <w:jc w:val="left"/>
+      </w:pPr>
+      <w:r>
+        <w:rPr>
+          <w:rFonts w:ascii="Times New Roman" w:cs="Times New Roman" w:eastAsia="Times New Roman" w:hAnsi="Times New Roman"/>
+          <w:b w:val="false"/>
+          <w:bCs w:val="false"/>
+          <w:i/>
+          <w:iCs/>
+          <w:color w:val="C2185B"/>
+          <w:sz w:val="24"/>
+          <w:szCs w:val="24"/>
+        </w:rPr>
+        <w:t xml:space="preserve">Question cachée : On additionne les heures avec les heures et les minutes avec les minutes — et si les minutes dépassent 60, on échange contre 1 heure.</w:t>
+      </w:r>
+    </w:p>
+    <w:p>
+      <w:pPr>
+        <w:spacing w:after="50" w:line="300"/>
+        <w:ind w:left="360"/>
+        <w:jc w:val="left"/>
+      </w:pPr>
+      <w:r>
+        <w:rPr>
+          <w:rFonts w:ascii="Times New Roman" w:cs="Times New Roman" w:eastAsia="Times New Roman" w:hAnsi="Times New Roman"/>
+          <w:b w:val="false"/>
+          <w:bCs w:val="false"/>
+          <w:i/>
+          <w:iCs/>
+          <w:color w:val="1F4E79"/>
+          <w:sz w:val="24"/>
+          <w:szCs w:val="24"/>
+        </w:rPr>
+        <w:t xml:space="preserve">Mots-indices : « part à… le trajet dure… » → addition de durées (base 60).</w:t>
+      </w:r>
+    </w:p>
+    <w:p>
+      <w:pPr>
+        <w:spacing w:after="70" w:line="300"/>
+        <w:ind w:left="360"/>
+        <w:jc w:val="left"/>
+      </w:pPr>
+      <w:r>
+        <w:rPr>
+          <w:rFonts w:ascii="Times New Roman" w:cs="Times New Roman" w:eastAsia="Times New Roman" w:hAnsi="Times New Roman"/>
+          <w:b w:val="false"/>
+          <w:bCs w:val="false"/>
+          <w:i/>
+          <w:iCs/>
+          <w:color w:val="B25000"/>
+          <w:sz w:val="24"/>
+          <w:szCs w:val="24"/>
+        </w:rPr>
+        <w:t xml:space="preserve">Opérations choisies : addition sexagésimale : colonne des heures, colonne des minutes, échange à 60.</w:t>
       </w:r>
     </w:p>
     <w:p>
@@ -17191,6 +18405,66 @@
     </w:p>
     <w:p>
       <w:pPr>
+        <w:spacing w:after="50" w:line="300"/>
+        <w:ind w:left="360"/>
+        <w:jc w:val="left"/>
+      </w:pPr>
+      <w:r>
+        <w:rPr>
+          <w:rFonts w:ascii="Times New Roman" w:cs="Times New Roman" w:eastAsia="Times New Roman" w:hAnsi="Times New Roman"/>
+          <w:b w:val="false"/>
+          <w:bCs w:val="false"/>
+          <w:i/>
+          <w:iCs/>
+          <w:color w:val="C2185B"/>
+          <w:sz w:val="24"/>
+          <w:szCs w:val="24"/>
+        </w:rPr>
+        <w:t xml:space="preserve">Question cachée : Combien de « paquets » de … Ar tiennent dans le prix du vélo : l’épargne hebdomadaire est comme un paquet qu’on répète.</w:t>
+      </w:r>
+    </w:p>
+    <w:p>
+      <w:pPr>
+        <w:spacing w:after="50" w:line="300"/>
+        <w:ind w:left="360"/>
+        <w:jc w:val="left"/>
+      </w:pPr>
+      <w:r>
+        <w:rPr>
+          <w:rFonts w:ascii="Times New Roman" w:cs="Times New Roman" w:eastAsia="Times New Roman" w:hAnsi="Times New Roman"/>
+          <w:b w:val="false"/>
+          <w:bCs w:val="false"/>
+          <w:i/>
+          <w:iCs/>
+          <w:color w:val="1F4E79"/>
+          <w:sz w:val="24"/>
+          <w:szCs w:val="24"/>
+        </w:rPr>
+        <w:t xml:space="preserve">Mots-indices : « combien de semaines » → combien de fois → division (groupement).</w:t>
+      </w:r>
+    </w:p>
+    <w:p>
+      <w:pPr>
+        <w:spacing w:after="70" w:line="300"/>
+        <w:ind w:left="360"/>
+        <w:jc w:val="left"/>
+      </w:pPr>
+      <w:r>
+        <w:rPr>
+          <w:rFonts w:ascii="Times New Roman" w:cs="Times New Roman" w:eastAsia="Times New Roman" w:hAnsi="Times New Roman"/>
+          <w:b w:val="false"/>
+          <w:bCs w:val="false"/>
+          <w:i/>
+          <w:iCs/>
+          <w:color w:val="B25000"/>
+          <w:sz w:val="24"/>
+          <w:szCs w:val="24"/>
+        </w:rPr>
+        <w:t xml:space="preserve">Opérations choisies : division : on cherche combien de fois l’épargne entre dans le prix total.</w:t>
+      </w:r>
+    </w:p>
+    <w:p>
+      <w:pPr>
         <w:spacing w:after="60" w:line="300"/>
         <w:ind w:left="360"/>
         <w:jc w:val="left"/>
@@ -17286,6 +18560,66 @@
           <w:szCs w:val="24"/>
         </w:rPr>
         <w:t xml:space="preserve">Problème 2 — démarche :</w:t>
+      </w:r>
+    </w:p>
+    <w:p>
+      <w:pPr>
+        <w:spacing w:after="50" w:line="300"/>
+        <w:ind w:left="360"/>
+        <w:jc w:val="left"/>
+      </w:pPr>
+      <w:r>
+        <w:rPr>
+          <w:rFonts w:ascii="Times New Roman" w:cs="Times New Roman" w:eastAsia="Times New Roman" w:hAnsi="Times New Roman"/>
+          <w:b w:val="false"/>
+          <w:bCs w:val="false"/>
+          <w:i/>
+          <w:iCs/>
+          <w:color w:val="C2185B"/>
+          <w:sz w:val="24"/>
+          <w:szCs w:val="24"/>
+        </w:rPr>
+        <w:t xml:space="preserve">Question cachée : Deux questions bien séparées : d’abord les rangées (division), puis les bus (division avec reste — et il faut l’interpréter !).</w:t>
+      </w:r>
+    </w:p>
+    <w:p>
+      <w:pPr>
+        <w:spacing w:after="50" w:line="300"/>
+        <w:ind w:left="360"/>
+        <w:jc w:val="left"/>
+      </w:pPr>
+      <w:r>
+        <w:rPr>
+          <w:rFonts w:ascii="Times New Roman" w:cs="Times New Roman" w:eastAsia="Times New Roman" w:hAnsi="Times New Roman"/>
+          <w:b w:val="false"/>
+          <w:bCs w:val="false"/>
+          <w:i/>
+          <w:iCs/>
+          <w:color w:val="1F4E79"/>
+          <w:sz w:val="24"/>
+          <w:szCs w:val="24"/>
+        </w:rPr>
+        <w:t xml:space="preserve">Mots-indices : « en rangées de » → ÷ ; « et … enseignants » → + ; « bus de 30 places » → ÷ avec reste.</w:t>
+      </w:r>
+    </w:p>
+    <w:p>
+      <w:pPr>
+        <w:spacing w:after="70" w:line="300"/>
+        <w:ind w:left="360"/>
+        <w:jc w:val="left"/>
+      </w:pPr>
+      <w:r>
+        <w:rPr>
+          <w:rFonts w:ascii="Times New Roman" w:cs="Times New Roman" w:eastAsia="Times New Roman" w:hAnsi="Times New Roman"/>
+          <w:b w:val="false"/>
+          <w:bCs w:val="false"/>
+          <w:i/>
+          <w:iCs/>
+          <w:color w:val="B25000"/>
+          <w:sz w:val="24"/>
+          <w:szCs w:val="24"/>
+        </w:rPr>
+        <w:t xml:space="preserve">Opérations choisies : division, addition, puis division avec interprétation du reste : le reste impose un bus DE PLUS.</w:t>
       </w:r>
     </w:p>
     <w:p>
@@ -17532,6 +18866,66 @@
     </w:p>
     <w:p>
       <w:pPr>
+        <w:spacing w:after="50" w:line="300"/>
+        <w:ind w:left="360"/>
+        <w:jc w:val="left"/>
+      </w:pPr>
+      <w:r>
+        <w:rPr>
+          <w:rFonts w:ascii="Times New Roman" w:cs="Times New Roman" w:eastAsia="Times New Roman" w:hAnsi="Times New Roman"/>
+          <w:b w:val="false"/>
+          <w:bCs w:val="false"/>
+          <w:i/>
+          <w:iCs/>
+          <w:color w:val="C2185B"/>
+          <w:sz w:val="24"/>
+          <w:szCs w:val="24"/>
+        </w:rPr>
+        <w:t xml:space="preserve">Question cachée : Pour rendre la monnaie, il faut d’abord connaître le prix TOTAL des achats : le total est la question cachée.</w:t>
+      </w:r>
+    </w:p>
+    <w:p>
+      <w:pPr>
+        <w:spacing w:after="50" w:line="300"/>
+        <w:ind w:left="360"/>
+        <w:jc w:val="left"/>
+      </w:pPr>
+      <w:r>
+        <w:rPr>
+          <w:rFonts w:ascii="Times New Roman" w:cs="Times New Roman" w:eastAsia="Times New Roman" w:hAnsi="Times New Roman"/>
+          <w:b w:val="false"/>
+          <w:bCs w:val="false"/>
+          <w:i/>
+          <w:iCs/>
+          <w:color w:val="1F4E79"/>
+          <w:sz w:val="24"/>
+          <w:szCs w:val="24"/>
+        </w:rPr>
+        <w:t xml:space="preserve">Mots-indices : « à … Ar le kapoaka » (prix unitaire → ×) ; « et un savon » (réunion → +) ; « combien lui rend-on » (écart → −).</w:t>
+      </w:r>
+    </w:p>
+    <w:p>
+      <w:pPr>
+        <w:spacing w:after="70" w:line="300"/>
+        <w:ind w:left="360"/>
+        <w:jc w:val="left"/>
+      </w:pPr>
+      <w:r>
+        <w:rPr>
+          <w:rFonts w:ascii="Times New Roman" w:cs="Times New Roman" w:eastAsia="Times New Roman" w:hAnsi="Times New Roman"/>
+          <w:b w:val="false"/>
+          <w:bCs w:val="false"/>
+          <w:i/>
+          <w:iCs/>
+          <w:color w:val="B25000"/>
+          <w:sz w:val="24"/>
+          <w:szCs w:val="24"/>
+        </w:rPr>
+        <w:t xml:space="preserve">Opérations choisies : multiplication (prix du riz), puis addition (total), puis soustraction (monnaie rendue).</w:t>
+      </w:r>
+    </w:p>
+    <w:p>
+      <w:pPr>
         <w:spacing w:after="60" w:line="300"/>
         <w:ind w:left="360"/>
         <w:jc w:val="left"/>
@@ -17627,6 +19021,66 @@
           <w:szCs w:val="24"/>
         </w:rPr>
         <w:t xml:space="preserve">Problème 2 — démarche :</w:t>
+      </w:r>
+    </w:p>
+    <w:p>
+      <w:pPr>
+        <w:spacing w:after="50" w:line="300"/>
+        <w:ind w:left="360"/>
+        <w:jc w:val="left"/>
+      </w:pPr>
+      <w:r>
+        <w:rPr>
+          <w:rFonts w:ascii="Times New Roman" w:cs="Times New Roman" w:eastAsia="Times New Roman" w:hAnsi="Times New Roman"/>
+          <w:b w:val="false"/>
+          <w:bCs w:val="false"/>
+          <w:i/>
+          <w:iCs/>
+          <w:color w:val="C2185B"/>
+          <w:sz w:val="24"/>
+          <w:szCs w:val="24"/>
+        </w:rPr>
+        <w:t xml:space="preserve">Question cachée : On ne peut diviser que des grammes par des grammes : la conversion kg → g est la question cachée.</w:t>
+      </w:r>
+    </w:p>
+    <w:p>
+      <w:pPr>
+        <w:spacing w:after="50" w:line="300"/>
+        <w:ind w:left="360"/>
+        <w:jc w:val="left"/>
+      </w:pPr>
+      <w:r>
+        <w:rPr>
+          <w:rFonts w:ascii="Times New Roman" w:cs="Times New Roman" w:eastAsia="Times New Roman" w:hAnsi="Times New Roman"/>
+          <w:b w:val="false"/>
+          <w:bCs w:val="false"/>
+          <w:i/>
+          <w:iCs/>
+          <w:color w:val="1F4E79"/>
+          <w:sz w:val="24"/>
+          <w:szCs w:val="24"/>
+        </w:rPr>
+        <w:t xml:space="preserve">Mots-indices : « partage… en sachets de » → division ; « kg » et « g » dans le même énoncé → conversion d’abord.</w:t>
+      </w:r>
+    </w:p>
+    <w:p>
+      <w:pPr>
+        <w:spacing w:after="70" w:line="300"/>
+        <w:ind w:left="360"/>
+        <w:jc w:val="left"/>
+      </w:pPr>
+      <w:r>
+        <w:rPr>
+          <w:rFonts w:ascii="Times New Roman" w:cs="Times New Roman" w:eastAsia="Times New Roman" w:hAnsi="Times New Roman"/>
+          <w:b w:val="false"/>
+          <w:bCs w:val="false"/>
+          <w:i/>
+          <w:iCs/>
+          <w:color w:val="B25000"/>
+          <w:sz w:val="24"/>
+          <w:szCs w:val="24"/>
+        </w:rPr>
+        <w:t xml:space="preserve">Opérations choisies : conversion, puis division euclidienne : combien de paquets de … g dans … g, et que reste-t-il ?</w:t>
       </w:r>
     </w:p>
     <w:p>
@@ -17873,6 +19327,66 @@
     </w:p>
     <w:p>
       <w:pPr>
+        <w:spacing w:after="50" w:line="300"/>
+        <w:ind w:left="360"/>
+        <w:jc w:val="left"/>
+      </w:pPr>
+      <w:r>
+        <w:rPr>
+          <w:rFonts w:ascii="Times New Roman" w:cs="Times New Roman" w:eastAsia="Times New Roman" w:hAnsi="Times New Roman"/>
+          <w:b w:val="false"/>
+          <w:bCs w:val="false"/>
+          <w:i/>
+          <w:iCs/>
+          <w:color w:val="C2185B"/>
+          <w:sz w:val="24"/>
+          <w:szCs w:val="24"/>
+        </w:rPr>
+        <w:t xml:space="preserve">Question cachée : La consommation est donnée pour 100 km, on la cherche pour un autre trajet : c’est un tableau de proportionnalité.</w:t>
+      </w:r>
+    </w:p>
+    <w:p>
+      <w:pPr>
+        <w:spacing w:after="50" w:line="300"/>
+        <w:ind w:left="360"/>
+        <w:jc w:val="left"/>
+      </w:pPr>
+      <w:r>
+        <w:rPr>
+          <w:rFonts w:ascii="Times New Roman" w:cs="Times New Roman" w:eastAsia="Times New Roman" w:hAnsi="Times New Roman"/>
+          <w:b w:val="false"/>
+          <w:bCs w:val="false"/>
+          <w:i/>
+          <w:iCs/>
+          <w:color w:val="1F4E79"/>
+          <w:sz w:val="24"/>
+          <w:szCs w:val="24"/>
+        </w:rPr>
+        <w:t xml:space="preserve">Mots-indices : « … L pour 100 km… pour … km ? » → proportionnalité (produit en croix ou retour à l’unité).</w:t>
+      </w:r>
+    </w:p>
+    <w:p>
+      <w:pPr>
+        <w:spacing w:after="70" w:line="300"/>
+        <w:ind w:left="360"/>
+        <w:jc w:val="left"/>
+      </w:pPr>
+      <w:r>
+        <w:rPr>
+          <w:rFonts w:ascii="Times New Roman" w:cs="Times New Roman" w:eastAsia="Times New Roman" w:hAnsi="Times New Roman"/>
+          <w:b w:val="false"/>
+          <w:bCs w:val="false"/>
+          <w:i/>
+          <w:iCs/>
+          <w:color w:val="B25000"/>
+          <w:sz w:val="24"/>
+          <w:szCs w:val="24"/>
+        </w:rPr>
+        <w:t xml:space="preserve">Opérations choisies : multiplication et division par le coefficient : on raisonne par paquets de 100 km.</w:t>
+      </w:r>
+    </w:p>
+    <w:p>
+      <w:pPr>
         <w:spacing w:after="60" w:line="300"/>
         <w:ind w:left="360"/>
         <w:jc w:val="left"/>
@@ -17968,6 +19482,66 @@
           <w:szCs w:val="24"/>
         </w:rPr>
         <w:t xml:space="preserve">Problème 2 — démarche :</w:t>
+      </w:r>
+    </w:p>
+    <w:p>
+      <w:pPr>
+        <w:spacing w:after="50" w:line="300"/>
+        <w:ind w:left="360"/>
+        <w:jc w:val="left"/>
+      </w:pPr>
+      <w:r>
+        <w:rPr>
+          <w:rFonts w:ascii="Times New Roman" w:cs="Times New Roman" w:eastAsia="Times New Roman" w:hAnsi="Times New Roman"/>
+          <w:b w:val="false"/>
+          <w:bCs w:val="false"/>
+          <w:i/>
+          <w:iCs/>
+          <w:color w:val="C2185B"/>
+          <w:sz w:val="24"/>
+          <w:szCs w:val="24"/>
+        </w:rPr>
+        <w:t xml:space="preserve">Question cachée : Le grillage suit le TOUR du champ : le périmètre est la question cachée — impossible d’acheter des mètres sans connaître le tour !</w:t>
+      </w:r>
+    </w:p>
+    <w:p>
+      <w:pPr>
+        <w:spacing w:after="50" w:line="300"/>
+        <w:ind w:left="360"/>
+        <w:jc w:val="left"/>
+      </w:pPr>
+      <w:r>
+        <w:rPr>
+          <w:rFonts w:ascii="Times New Roman" w:cs="Times New Roman" w:eastAsia="Times New Roman" w:hAnsi="Times New Roman"/>
+          <w:b w:val="false"/>
+          <w:bCs w:val="false"/>
+          <w:i/>
+          <w:iCs/>
+          <w:color w:val="1F4E79"/>
+          <w:sz w:val="24"/>
+          <w:szCs w:val="24"/>
+        </w:rPr>
+        <w:t xml:space="preserve">Mots-indices : « clôturer » → le tour → périmètre ; « … Ar le mètre » → × ensuite.</w:t>
+      </w:r>
+    </w:p>
+    <w:p>
+      <w:pPr>
+        <w:spacing w:after="70" w:line="300"/>
+        <w:ind w:left="360"/>
+        <w:jc w:val="left"/>
+      </w:pPr>
+      <w:r>
+        <w:rPr>
+          <w:rFonts w:ascii="Times New Roman" w:cs="Times New Roman" w:eastAsia="Times New Roman" w:hAnsi="Times New Roman"/>
+          <w:b w:val="false"/>
+          <w:bCs w:val="false"/>
+          <w:i/>
+          <w:iCs/>
+          <w:color w:val="B25000"/>
+          <w:sz w:val="24"/>
+          <w:szCs w:val="24"/>
+        </w:rPr>
+        <w:t xml:space="preserve">Opérations choisies : périmètre (L + l) × 2, puis multiplication par le prix du mètre.</w:t>
       </w:r>
     </w:p>
     <w:p>
@@ -18221,6 +19795,66 @@
     </w:p>
     <w:p>
       <w:pPr>
+        <w:spacing w:after="50" w:line="300"/>
+        <w:ind w:left="360"/>
+        <w:jc w:val="left"/>
+      </w:pPr>
+      <w:r>
+        <w:rPr>
+          <w:rFonts w:ascii="Times New Roman" w:cs="Times New Roman" w:eastAsia="Times New Roman" w:hAnsi="Times New Roman"/>
+          <w:b w:val="false"/>
+          <w:bCs w:val="false"/>
+          <w:i/>
+          <w:iCs/>
+          <w:color w:val="C2185B"/>
+          <w:sz w:val="24"/>
+          <w:szCs w:val="24"/>
+        </w:rPr>
+        <w:t xml:space="preserve">Question cachée : Une dalle couvre exactement 1 m² : le nombre de dalles est donc l’AIRE de la salle.</w:t>
+      </w:r>
+    </w:p>
+    <w:p>
+      <w:pPr>
+        <w:spacing w:after="50" w:line="300"/>
+        <w:ind w:left="360"/>
+        <w:jc w:val="left"/>
+      </w:pPr>
+      <w:r>
+        <w:rPr>
+          <w:rFonts w:ascii="Times New Roman" w:cs="Times New Roman" w:eastAsia="Times New Roman" w:hAnsi="Times New Roman"/>
+          <w:b w:val="false"/>
+          <w:bCs w:val="false"/>
+          <w:i/>
+          <w:iCs/>
+          <w:color w:val="1F4E79"/>
+          <w:sz w:val="24"/>
+          <w:szCs w:val="24"/>
+        </w:rPr>
+        <w:t xml:space="preserve">Mots-indices : « carreler… dalles de 1 m² » → aire ; « pour quel prix total » → ×.</w:t>
+      </w:r>
+    </w:p>
+    <w:p>
+      <w:pPr>
+        <w:spacing w:after="70" w:line="300"/>
+        <w:ind w:left="360"/>
+        <w:jc w:val="left"/>
+      </w:pPr>
+      <w:r>
+        <w:rPr>
+          <w:rFonts w:ascii="Times New Roman" w:cs="Times New Roman" w:eastAsia="Times New Roman" w:hAnsi="Times New Roman"/>
+          <w:b w:val="false"/>
+          <w:bCs w:val="false"/>
+          <w:i/>
+          <w:iCs/>
+          <w:color w:val="B25000"/>
+          <w:sz w:val="24"/>
+          <w:szCs w:val="24"/>
+        </w:rPr>
+        <w:t xml:space="preserve">Opérations choisies : aire L × l, puis multiplication par le prix de la dalle.</w:t>
+      </w:r>
+    </w:p>
+    <w:p>
+      <w:pPr>
         <w:spacing w:after="60" w:line="300"/>
         <w:ind w:left="360"/>
         <w:jc w:val="left"/>
@@ -18320,22 +19954,22 @@
     </w:p>
     <w:p>
       <w:pPr>
-        <w:spacing w:after="60" w:line="300"/>
-        <w:ind w:left="360"/>
-        <w:jc w:val="left"/>
-      </w:pPr>
-      <w:r>
-        <w:rPr>
-          <w:rFonts w:ascii="Times New Roman" w:cs="Times New Roman" w:eastAsia="Times New Roman" w:hAnsi="Times New Roman"/>
-          <w:b w:val="false"/>
-          <w:bCs w:val="false"/>
-          <w:i w:val="false"/>
-          <w:iCs w:val="false"/>
-          <w:color w:val="000000"/>
-          <w:sz w:val="24"/>
-          <w:szCs w:val="24"/>
-        </w:rPr>
-        <w:t xml:space="preserve">Étape 1 — Quantité vendue : </w:t>
+        <w:spacing w:after="50" w:line="300"/>
+        <w:ind w:left="360"/>
+        <w:jc w:val="left"/>
+      </w:pPr>
+      <w:r>
+        <w:rPr>
+          <w:rFonts w:ascii="Times New Roman" w:cs="Times New Roman" w:eastAsia="Times New Roman" w:hAnsi="Times New Roman"/>
+          <w:b w:val="false"/>
+          <w:bCs w:val="false"/>
+          <w:i/>
+          <w:iCs/>
+          <w:color w:val="C2185B"/>
+          <w:sz w:val="24"/>
+          <w:szCs w:val="24"/>
+        </w:rPr>
+        <w:t xml:space="preserve">Question cachée : Vendre les </w:t>
       </w:r>
       <m:oMath>
         <m:f>
@@ -18356,59 +19990,39 @@
           <w:rFonts w:ascii="Times New Roman" w:cs="Times New Roman" w:eastAsia="Times New Roman" w:hAnsi="Times New Roman"/>
           <w:b w:val="false"/>
           <w:bCs w:val="false"/>
-          <w:i w:val="false"/>
-          <w:iCs w:val="false"/>
-          <w:color w:val="000000"/>
-          <w:sz w:val="24"/>
-          <w:szCs w:val="24"/>
-        </w:rPr>
-        <w:t xml:space="preserve">de 120 = (120 ÷ 4) × 3 = 30 × 3 = 90 kg.</w:t>
-      </w:r>
-    </w:p>
-    <w:p>
-      <w:pPr>
-        <w:spacing w:after="60" w:line="300"/>
-        <w:ind w:left="360"/>
-        <w:jc w:val="left"/>
-      </w:pPr>
-      <w:r>
-        <w:rPr>
-          <w:rFonts w:ascii="Times New Roman" w:cs="Times New Roman" w:eastAsia="Times New Roman" w:hAnsi="Times New Roman"/>
-          <w:b w:val="false"/>
-          <w:bCs w:val="false"/>
-          <w:i w:val="false"/>
-          <w:iCs w:val="false"/>
-          <w:color w:val="000000"/>
-          <w:sz w:val="24"/>
-          <w:szCs w:val="24"/>
-        </w:rPr>
-        <w:t xml:space="preserve">Étape 2 — Recette : 90 × 2 000 = 180 000 Ar.</w:t>
-      </w:r>
-    </w:p>
-    <w:p>
-      <w:pPr>
-        <w:spacing w:after="60" w:line="300"/>
-        <w:ind w:left="360"/>
-        <w:jc w:val="left"/>
-      </w:pPr>
-      <w:r>
-        <w:rPr>
-          <w:rFonts w:ascii="Times New Roman" w:cs="Times New Roman" w:eastAsia="Times New Roman" w:hAnsi="Times New Roman"/>
-          <w:b w:val="false"/>
-          <w:bCs w:val="false"/>
-          <w:i w:val="false"/>
-          <w:iCs w:val="false"/>
-          <w:color w:val="000000"/>
-          <w:sz w:val="24"/>
-          <w:szCs w:val="24"/>
-        </w:rPr>
-        <w:t xml:space="preserve">Étape 3 — Part gardée : 120 − 90 = 30 kg (c’est bien </w:t>
+          <w:i/>
+          <w:iCs/>
+          <w:color w:val="C2185B"/>
+          <w:sz w:val="24"/>
+          <w:szCs w:val="24"/>
+        </w:rPr>
+        <w:t xml:space="preserve">oblige à calculer D’ABORD cette quantité en kilos : c’est la question cachée.</w:t>
+      </w:r>
+    </w:p>
+    <w:p>
+      <w:pPr>
+        <w:spacing w:after="50" w:line="300"/>
+        <w:ind w:left="360"/>
+        <w:jc w:val="left"/>
+      </w:pPr>
+      <w:r>
+        <w:rPr>
+          <w:rFonts w:ascii="Times New Roman" w:cs="Times New Roman" w:eastAsia="Times New Roman" w:hAnsi="Times New Roman"/>
+          <w:b w:val="false"/>
+          <w:bCs w:val="false"/>
+          <w:i/>
+          <w:iCs/>
+          <w:color w:val="1F4E79"/>
+          <w:sz w:val="24"/>
+          <w:szCs w:val="24"/>
+        </w:rPr>
+        <w:t xml:space="preserve">Mots-indices : « les </w:t>
       </w:r>
       <m:oMath>
         <m:f>
           <m:num>
             <m:r>
-              <m:t>1</m:t>
+              <m:t>3</m:t>
             </m:r>
           </m:num>
           <m:den>
@@ -18423,6 +20037,140 @@
           <w:rFonts w:ascii="Times New Roman" w:cs="Times New Roman" w:eastAsia="Times New Roman" w:hAnsi="Times New Roman"/>
           <w:b w:val="false"/>
           <w:bCs w:val="false"/>
+          <w:i/>
+          <w:iCs/>
+          <w:color w:val="1F4E79"/>
+          <w:sz w:val="24"/>
+          <w:szCs w:val="24"/>
+        </w:rPr>
+        <w:t xml:space="preserve">de » → fraction de la récolte (÷ 4 puis × 3) ; « au kilo » → × par le prix.</w:t>
+      </w:r>
+    </w:p>
+    <w:p>
+      <w:pPr>
+        <w:spacing w:after="70" w:line="300"/>
+        <w:ind w:left="360"/>
+        <w:jc w:val="left"/>
+      </w:pPr>
+      <w:r>
+        <w:rPr>
+          <w:rFonts w:ascii="Times New Roman" w:cs="Times New Roman" w:eastAsia="Times New Roman" w:hAnsi="Times New Roman"/>
+          <w:b w:val="false"/>
+          <w:bCs w:val="false"/>
+          <w:i/>
+          <w:iCs/>
+          <w:color w:val="B25000"/>
+          <w:sz w:val="24"/>
+          <w:szCs w:val="24"/>
+        </w:rPr>
+        <w:t xml:space="preserve">Opérations choisies : fraction de la récolte, puis multiplication pour la recette, puis soustraction pour la part gardée.</w:t>
+      </w:r>
+    </w:p>
+    <w:p>
+      <w:pPr>
+        <w:spacing w:after="60" w:line="300"/>
+        <w:ind w:left="360"/>
+        <w:jc w:val="left"/>
+      </w:pPr>
+      <w:r>
+        <w:rPr>
+          <w:rFonts w:ascii="Times New Roman" w:cs="Times New Roman" w:eastAsia="Times New Roman" w:hAnsi="Times New Roman"/>
+          <w:b w:val="false"/>
+          <w:bCs w:val="false"/>
+          <w:i w:val="false"/>
+          <w:iCs w:val="false"/>
+          <w:color w:val="000000"/>
+          <w:sz w:val="24"/>
+          <w:szCs w:val="24"/>
+        </w:rPr>
+        <w:t xml:space="preserve">Étape 1 — Quantité vendue : </w:t>
+      </w:r>
+      <m:oMath>
+        <m:f>
+          <m:num>
+            <m:r>
+              <m:t>3</m:t>
+            </m:r>
+          </m:num>
+          <m:den>
+            <m:r>
+              <m:t>4</m:t>
+            </m:r>
+          </m:den>
+        </m:f>
+      </m:oMath>
+      <w:r>
+        <w:rPr>
+          <w:rFonts w:ascii="Times New Roman" w:cs="Times New Roman" w:eastAsia="Times New Roman" w:hAnsi="Times New Roman"/>
+          <w:b w:val="false"/>
+          <w:bCs w:val="false"/>
+          <w:i w:val="false"/>
+          <w:iCs w:val="false"/>
+          <w:color w:val="000000"/>
+          <w:sz w:val="24"/>
+          <w:szCs w:val="24"/>
+        </w:rPr>
+        <w:t xml:space="preserve">de 120 = (120 ÷ 4) × 3 = 30 × 3 = 90 kg.</w:t>
+      </w:r>
+    </w:p>
+    <w:p>
+      <w:pPr>
+        <w:spacing w:after="60" w:line="300"/>
+        <w:ind w:left="360"/>
+        <w:jc w:val="left"/>
+      </w:pPr>
+      <w:r>
+        <w:rPr>
+          <w:rFonts w:ascii="Times New Roman" w:cs="Times New Roman" w:eastAsia="Times New Roman" w:hAnsi="Times New Roman"/>
+          <w:b w:val="false"/>
+          <w:bCs w:val="false"/>
+          <w:i w:val="false"/>
+          <w:iCs w:val="false"/>
+          <w:color w:val="000000"/>
+          <w:sz w:val="24"/>
+          <w:szCs w:val="24"/>
+        </w:rPr>
+        <w:t xml:space="preserve">Étape 2 — Recette : 90 × 2 000 = 180 000 Ar.</w:t>
+      </w:r>
+    </w:p>
+    <w:p>
+      <w:pPr>
+        <w:spacing w:after="60" w:line="300"/>
+        <w:ind w:left="360"/>
+        <w:jc w:val="left"/>
+      </w:pPr>
+      <w:r>
+        <w:rPr>
+          <w:rFonts w:ascii="Times New Roman" w:cs="Times New Roman" w:eastAsia="Times New Roman" w:hAnsi="Times New Roman"/>
+          <w:b w:val="false"/>
+          <w:bCs w:val="false"/>
+          <w:i w:val="false"/>
+          <w:iCs w:val="false"/>
+          <w:color w:val="000000"/>
+          <w:sz w:val="24"/>
+          <w:szCs w:val="24"/>
+        </w:rPr>
+        <w:t xml:space="preserve">Étape 3 — Part gardée : 120 − 90 = 30 kg (c’est bien </w:t>
+      </w:r>
+      <m:oMath>
+        <m:f>
+          <m:num>
+            <m:r>
+              <m:t>1</m:t>
+            </m:r>
+          </m:num>
+          <m:den>
+            <m:r>
+              <m:t>4</m:t>
+            </m:r>
+          </m:den>
+        </m:f>
+      </m:oMath>
+      <w:r>
+        <w:rPr>
+          <w:rFonts w:ascii="Times New Roman" w:cs="Times New Roman" w:eastAsia="Times New Roman" w:hAnsi="Times New Roman"/>
+          <w:b w:val="false"/>
+          <w:bCs w:val="false"/>
           <w:i w:val="false"/>
           <w:iCs w:val="false"/>
           <w:color w:val="000000"/>
@@ -18616,6 +20364,66 @@
     </w:p>
     <w:p>
       <w:pPr>
+        <w:spacing w:after="50" w:line="300"/>
+        <w:ind w:left="360"/>
+        <w:jc w:val="left"/>
+      </w:pPr>
+      <w:r>
+        <w:rPr>
+          <w:rFonts w:ascii="Times New Roman" w:cs="Times New Roman" w:eastAsia="Times New Roman" w:hAnsi="Times New Roman"/>
+          <w:b w:val="false"/>
+          <w:bCs w:val="false"/>
+          <w:i/>
+          <w:iCs/>
+          <w:color w:val="C2185B"/>
+          <w:sz w:val="24"/>
+          <w:szCs w:val="24"/>
+        </w:rPr>
+        <w:t xml:space="preserve">Question cachée : Le prix du tissu d’abord, la monnaie ensuite : on ne rend pas la monnaie sans connaître le total.</w:t>
+      </w:r>
+    </w:p>
+    <w:p>
+      <w:pPr>
+        <w:spacing w:after="50" w:line="300"/>
+        <w:ind w:left="360"/>
+        <w:jc w:val="left"/>
+      </w:pPr>
+      <w:r>
+        <w:rPr>
+          <w:rFonts w:ascii="Times New Roman" w:cs="Times New Roman" w:eastAsia="Times New Roman" w:hAnsi="Times New Roman"/>
+          <w:b w:val="false"/>
+          <w:bCs w:val="false"/>
+          <w:i/>
+          <w:iCs/>
+          <w:color w:val="1F4E79"/>
+          <w:sz w:val="24"/>
+          <w:szCs w:val="24"/>
+        </w:rPr>
+        <w:t xml:space="preserve">Mots-indices : « … m à … Ar le mètre » (prix unitaire → ×) ; « combien lui rend-on » (écart → −).</w:t>
+      </w:r>
+    </w:p>
+    <w:p>
+      <w:pPr>
+        <w:spacing w:after="70" w:line="300"/>
+        <w:ind w:left="360"/>
+        <w:jc w:val="left"/>
+      </w:pPr>
+      <w:r>
+        <w:rPr>
+          <w:rFonts w:ascii="Times New Roman" w:cs="Times New Roman" w:eastAsia="Times New Roman" w:hAnsi="Times New Roman"/>
+          <w:b w:val="false"/>
+          <w:bCs w:val="false"/>
+          <w:i/>
+          <w:iCs/>
+          <w:color w:val="B25000"/>
+          <w:sz w:val="24"/>
+          <w:szCs w:val="24"/>
+        </w:rPr>
+        <w:t xml:space="preserve">Opérations choisies : multiplication à virgules, puis soustraction.</w:t>
+      </w:r>
+    </w:p>
+    <w:p>
+      <w:pPr>
         <w:spacing w:after="60" w:line="300"/>
         <w:ind w:left="360"/>
         <w:jc w:val="left"/>
@@ -18691,6 +20499,66 @@
           <w:szCs w:val="24"/>
         </w:rPr>
         <w:t xml:space="preserve">Problème 2 — démarche :</w:t>
+      </w:r>
+    </w:p>
+    <w:p>
+      <w:pPr>
+        <w:spacing w:after="50" w:line="300"/>
+        <w:ind w:left="360"/>
+        <w:jc w:val="left"/>
+      </w:pPr>
+      <w:r>
+        <w:rPr>
+          <w:rFonts w:ascii="Times New Roman" w:cs="Times New Roman" w:eastAsia="Times New Roman" w:hAnsi="Times New Roman"/>
+          <w:b w:val="false"/>
+          <w:bCs w:val="false"/>
+          <w:i/>
+          <w:iCs/>
+          <w:color w:val="C2185B"/>
+          <w:sz w:val="24"/>
+          <w:szCs w:val="24"/>
+        </w:rPr>
+        <w:t xml:space="preserve">Question cachée : On additionne les heures avec les heures et les minutes avec les minutes — et si les minutes dépassent 60, on échange contre 1 heure.</w:t>
+      </w:r>
+    </w:p>
+    <w:p>
+      <w:pPr>
+        <w:spacing w:after="50" w:line="300"/>
+        <w:ind w:left="360"/>
+        <w:jc w:val="left"/>
+      </w:pPr>
+      <w:r>
+        <w:rPr>
+          <w:rFonts w:ascii="Times New Roman" w:cs="Times New Roman" w:eastAsia="Times New Roman" w:hAnsi="Times New Roman"/>
+          <w:b w:val="false"/>
+          <w:bCs w:val="false"/>
+          <w:i/>
+          <w:iCs/>
+          <w:color w:val="1F4E79"/>
+          <w:sz w:val="24"/>
+          <w:szCs w:val="24"/>
+        </w:rPr>
+        <w:t xml:space="preserve">Mots-indices : « part à… le trajet dure… » → addition de durées (base 60).</w:t>
+      </w:r>
+    </w:p>
+    <w:p>
+      <w:pPr>
+        <w:spacing w:after="70" w:line="300"/>
+        <w:ind w:left="360"/>
+        <w:jc w:val="left"/>
+      </w:pPr>
+      <w:r>
+        <w:rPr>
+          <w:rFonts w:ascii="Times New Roman" w:cs="Times New Roman" w:eastAsia="Times New Roman" w:hAnsi="Times New Roman"/>
+          <w:b w:val="false"/>
+          <w:bCs w:val="false"/>
+          <w:i/>
+          <w:iCs/>
+          <w:color w:val="B25000"/>
+          <w:sz w:val="24"/>
+          <w:szCs w:val="24"/>
+        </w:rPr>
+        <w:t xml:space="preserve">Opérations choisies : addition sexagésimale : colonne des heures, colonne des minutes, échange à 60.</w:t>
       </w:r>
     </w:p>
     <w:p>
@@ -18937,6 +20805,66 @@
     </w:p>
     <w:p>
       <w:pPr>
+        <w:spacing w:after="50" w:line="300"/>
+        <w:ind w:left="360"/>
+        <w:jc w:val="left"/>
+      </w:pPr>
+      <w:r>
+        <w:rPr>
+          <w:rFonts w:ascii="Times New Roman" w:cs="Times New Roman" w:eastAsia="Times New Roman" w:hAnsi="Times New Roman"/>
+          <w:b w:val="false"/>
+          <w:bCs w:val="false"/>
+          <w:i/>
+          <w:iCs/>
+          <w:color w:val="C2185B"/>
+          <w:sz w:val="24"/>
+          <w:szCs w:val="24"/>
+        </w:rPr>
+        <w:t xml:space="preserve">Question cachée : Combien de « paquets » de … Ar tiennent dans le prix du vélo : l’épargne hebdomadaire est comme un paquet qu’on répète.</w:t>
+      </w:r>
+    </w:p>
+    <w:p>
+      <w:pPr>
+        <w:spacing w:after="50" w:line="300"/>
+        <w:ind w:left="360"/>
+        <w:jc w:val="left"/>
+      </w:pPr>
+      <w:r>
+        <w:rPr>
+          <w:rFonts w:ascii="Times New Roman" w:cs="Times New Roman" w:eastAsia="Times New Roman" w:hAnsi="Times New Roman"/>
+          <w:b w:val="false"/>
+          <w:bCs w:val="false"/>
+          <w:i/>
+          <w:iCs/>
+          <w:color w:val="1F4E79"/>
+          <w:sz w:val="24"/>
+          <w:szCs w:val="24"/>
+        </w:rPr>
+        <w:t xml:space="preserve">Mots-indices : « combien de semaines » → combien de fois → division (groupement).</w:t>
+      </w:r>
+    </w:p>
+    <w:p>
+      <w:pPr>
+        <w:spacing w:after="70" w:line="300"/>
+        <w:ind w:left="360"/>
+        <w:jc w:val="left"/>
+      </w:pPr>
+      <w:r>
+        <w:rPr>
+          <w:rFonts w:ascii="Times New Roman" w:cs="Times New Roman" w:eastAsia="Times New Roman" w:hAnsi="Times New Roman"/>
+          <w:b w:val="false"/>
+          <w:bCs w:val="false"/>
+          <w:i/>
+          <w:iCs/>
+          <w:color w:val="B25000"/>
+          <w:sz w:val="24"/>
+          <w:szCs w:val="24"/>
+        </w:rPr>
+        <w:t xml:space="preserve">Opérations choisies : division : on cherche combien de fois l’épargne entre dans le prix total.</w:t>
+      </w:r>
+    </w:p>
+    <w:p>
+      <w:pPr>
         <w:spacing w:after="60" w:line="300"/>
         <w:ind w:left="360"/>
         <w:jc w:val="left"/>
@@ -19032,6 +20960,66 @@
           <w:szCs w:val="24"/>
         </w:rPr>
         <w:t xml:space="preserve">Problème 2 — démarche :</w:t>
+      </w:r>
+    </w:p>
+    <w:p>
+      <w:pPr>
+        <w:spacing w:after="50" w:line="300"/>
+        <w:ind w:left="360"/>
+        <w:jc w:val="left"/>
+      </w:pPr>
+      <w:r>
+        <w:rPr>
+          <w:rFonts w:ascii="Times New Roman" w:cs="Times New Roman" w:eastAsia="Times New Roman" w:hAnsi="Times New Roman"/>
+          <w:b w:val="false"/>
+          <w:bCs w:val="false"/>
+          <w:i/>
+          <w:iCs/>
+          <w:color w:val="C2185B"/>
+          <w:sz w:val="24"/>
+          <w:szCs w:val="24"/>
+        </w:rPr>
+        <w:t xml:space="preserve">Question cachée : Deux questions bien séparées : d’abord les rangées (division), puis les bus (division avec reste — et il faut l’interpréter !).</w:t>
+      </w:r>
+    </w:p>
+    <w:p>
+      <w:pPr>
+        <w:spacing w:after="50" w:line="300"/>
+        <w:ind w:left="360"/>
+        <w:jc w:val="left"/>
+      </w:pPr>
+      <w:r>
+        <w:rPr>
+          <w:rFonts w:ascii="Times New Roman" w:cs="Times New Roman" w:eastAsia="Times New Roman" w:hAnsi="Times New Roman"/>
+          <w:b w:val="false"/>
+          <w:bCs w:val="false"/>
+          <w:i/>
+          <w:iCs/>
+          <w:color w:val="1F4E79"/>
+          <w:sz w:val="24"/>
+          <w:szCs w:val="24"/>
+        </w:rPr>
+        <w:t xml:space="preserve">Mots-indices : « en rangées de » → ÷ ; « et … enseignants » → + ; « bus de 30 places » → ÷ avec reste.</w:t>
+      </w:r>
+    </w:p>
+    <w:p>
+      <w:pPr>
+        <w:spacing w:after="70" w:line="300"/>
+        <w:ind w:left="360"/>
+        <w:jc w:val="left"/>
+      </w:pPr>
+      <w:r>
+        <w:rPr>
+          <w:rFonts w:ascii="Times New Roman" w:cs="Times New Roman" w:eastAsia="Times New Roman" w:hAnsi="Times New Roman"/>
+          <w:b w:val="false"/>
+          <w:bCs w:val="false"/>
+          <w:i/>
+          <w:iCs/>
+          <w:color w:val="B25000"/>
+          <w:sz w:val="24"/>
+          <w:szCs w:val="24"/>
+        </w:rPr>
+        <w:t xml:space="preserve">Opérations choisies : division, addition, puis division avec interprétation du reste : le reste impose un bus DE PLUS.</w:t>
       </w:r>
     </w:p>
     <w:p>
@@ -19278,6 +21266,66 @@
     </w:p>
     <w:p>
       <w:pPr>
+        <w:spacing w:after="50" w:line="300"/>
+        <w:ind w:left="360"/>
+        <w:jc w:val="left"/>
+      </w:pPr>
+      <w:r>
+        <w:rPr>
+          <w:rFonts w:ascii="Times New Roman" w:cs="Times New Roman" w:eastAsia="Times New Roman" w:hAnsi="Times New Roman"/>
+          <w:b w:val="false"/>
+          <w:bCs w:val="false"/>
+          <w:i/>
+          <w:iCs/>
+          <w:color w:val="C2185B"/>
+          <w:sz w:val="24"/>
+          <w:szCs w:val="24"/>
+        </w:rPr>
+        <w:t xml:space="preserve">Question cachée : Pour rendre la monnaie, il faut d’abord connaître le prix TOTAL des achats : le total est la question cachée.</w:t>
+      </w:r>
+    </w:p>
+    <w:p>
+      <w:pPr>
+        <w:spacing w:after="50" w:line="300"/>
+        <w:ind w:left="360"/>
+        <w:jc w:val="left"/>
+      </w:pPr>
+      <w:r>
+        <w:rPr>
+          <w:rFonts w:ascii="Times New Roman" w:cs="Times New Roman" w:eastAsia="Times New Roman" w:hAnsi="Times New Roman"/>
+          <w:b w:val="false"/>
+          <w:bCs w:val="false"/>
+          <w:i/>
+          <w:iCs/>
+          <w:color w:val="1F4E79"/>
+          <w:sz w:val="24"/>
+          <w:szCs w:val="24"/>
+        </w:rPr>
+        <w:t xml:space="preserve">Mots-indices : « à … Ar le kapoaka » (prix unitaire → ×) ; « et un savon » (réunion → +) ; « combien lui rend-on » (écart → −).</w:t>
+      </w:r>
+    </w:p>
+    <w:p>
+      <w:pPr>
+        <w:spacing w:after="70" w:line="300"/>
+        <w:ind w:left="360"/>
+        <w:jc w:val="left"/>
+      </w:pPr>
+      <w:r>
+        <w:rPr>
+          <w:rFonts w:ascii="Times New Roman" w:cs="Times New Roman" w:eastAsia="Times New Roman" w:hAnsi="Times New Roman"/>
+          <w:b w:val="false"/>
+          <w:bCs w:val="false"/>
+          <w:i/>
+          <w:iCs/>
+          <w:color w:val="B25000"/>
+          <w:sz w:val="24"/>
+          <w:szCs w:val="24"/>
+        </w:rPr>
+        <w:t xml:space="preserve">Opérations choisies : multiplication (prix du riz), puis addition (total), puis soustraction (monnaie rendue).</w:t>
+      </w:r>
+    </w:p>
+    <w:p>
+      <w:pPr>
         <w:spacing w:after="60" w:line="300"/>
         <w:ind w:left="360"/>
         <w:jc w:val="left"/>
@@ -19373,6 +21421,66 @@
           <w:szCs w:val="24"/>
         </w:rPr>
         <w:t xml:space="preserve">Problème 2 — démarche :</w:t>
+      </w:r>
+    </w:p>
+    <w:p>
+      <w:pPr>
+        <w:spacing w:after="50" w:line="300"/>
+        <w:ind w:left="360"/>
+        <w:jc w:val="left"/>
+      </w:pPr>
+      <w:r>
+        <w:rPr>
+          <w:rFonts w:ascii="Times New Roman" w:cs="Times New Roman" w:eastAsia="Times New Roman" w:hAnsi="Times New Roman"/>
+          <w:b w:val="false"/>
+          <w:bCs w:val="false"/>
+          <w:i/>
+          <w:iCs/>
+          <w:color w:val="C2185B"/>
+          <w:sz w:val="24"/>
+          <w:szCs w:val="24"/>
+        </w:rPr>
+        <w:t xml:space="preserve">Question cachée : On ne peut diviser que des grammes par des grammes : la conversion kg → g est la question cachée.</w:t>
+      </w:r>
+    </w:p>
+    <w:p>
+      <w:pPr>
+        <w:spacing w:after="50" w:line="300"/>
+        <w:ind w:left="360"/>
+        <w:jc w:val="left"/>
+      </w:pPr>
+      <w:r>
+        <w:rPr>
+          <w:rFonts w:ascii="Times New Roman" w:cs="Times New Roman" w:eastAsia="Times New Roman" w:hAnsi="Times New Roman"/>
+          <w:b w:val="false"/>
+          <w:bCs w:val="false"/>
+          <w:i/>
+          <w:iCs/>
+          <w:color w:val="1F4E79"/>
+          <w:sz w:val="24"/>
+          <w:szCs w:val="24"/>
+        </w:rPr>
+        <w:t xml:space="preserve">Mots-indices : « partage… en sachets de » → division ; « kg » et « g » dans le même énoncé → conversion d’abord.</w:t>
+      </w:r>
+    </w:p>
+    <w:p>
+      <w:pPr>
+        <w:spacing w:after="70" w:line="300"/>
+        <w:ind w:left="360"/>
+        <w:jc w:val="left"/>
+      </w:pPr>
+      <w:r>
+        <w:rPr>
+          <w:rFonts w:ascii="Times New Roman" w:cs="Times New Roman" w:eastAsia="Times New Roman" w:hAnsi="Times New Roman"/>
+          <w:b w:val="false"/>
+          <w:bCs w:val="false"/>
+          <w:i/>
+          <w:iCs/>
+          <w:color w:val="B25000"/>
+          <w:sz w:val="24"/>
+          <w:szCs w:val="24"/>
+        </w:rPr>
+        <w:t xml:space="preserve">Opérations choisies : conversion, puis division euclidienne : combien de paquets de … g dans … g, et que reste-t-il ?</w:t>
       </w:r>
     </w:p>
     <w:p>
@@ -19619,6 +21727,66 @@
     </w:p>
     <w:p>
       <w:pPr>
+        <w:spacing w:after="50" w:line="300"/>
+        <w:ind w:left="360"/>
+        <w:jc w:val="left"/>
+      </w:pPr>
+      <w:r>
+        <w:rPr>
+          <w:rFonts w:ascii="Times New Roman" w:cs="Times New Roman" w:eastAsia="Times New Roman" w:hAnsi="Times New Roman"/>
+          <w:b w:val="false"/>
+          <w:bCs w:val="false"/>
+          <w:i/>
+          <w:iCs/>
+          <w:color w:val="C2185B"/>
+          <w:sz w:val="24"/>
+          <w:szCs w:val="24"/>
+        </w:rPr>
+        <w:t xml:space="preserve">Question cachée : La consommation est donnée pour 100 km, on la cherche pour un autre trajet : c’est un tableau de proportionnalité.</w:t>
+      </w:r>
+    </w:p>
+    <w:p>
+      <w:pPr>
+        <w:spacing w:after="50" w:line="300"/>
+        <w:ind w:left="360"/>
+        <w:jc w:val="left"/>
+      </w:pPr>
+      <w:r>
+        <w:rPr>
+          <w:rFonts w:ascii="Times New Roman" w:cs="Times New Roman" w:eastAsia="Times New Roman" w:hAnsi="Times New Roman"/>
+          <w:b w:val="false"/>
+          <w:bCs w:val="false"/>
+          <w:i/>
+          <w:iCs/>
+          <w:color w:val="1F4E79"/>
+          <w:sz w:val="24"/>
+          <w:szCs w:val="24"/>
+        </w:rPr>
+        <w:t xml:space="preserve">Mots-indices : « … L pour 100 km… pour … km ? » → proportionnalité (produit en croix ou retour à l’unité).</w:t>
+      </w:r>
+    </w:p>
+    <w:p>
+      <w:pPr>
+        <w:spacing w:after="70" w:line="300"/>
+        <w:ind w:left="360"/>
+        <w:jc w:val="left"/>
+      </w:pPr>
+      <w:r>
+        <w:rPr>
+          <w:rFonts w:ascii="Times New Roman" w:cs="Times New Roman" w:eastAsia="Times New Roman" w:hAnsi="Times New Roman"/>
+          <w:b w:val="false"/>
+          <w:bCs w:val="false"/>
+          <w:i/>
+          <w:iCs/>
+          <w:color w:val="B25000"/>
+          <w:sz w:val="24"/>
+          <w:szCs w:val="24"/>
+        </w:rPr>
+        <w:t xml:space="preserve">Opérations choisies : multiplication et division par le coefficient : on raisonne par paquets de 100 km.</w:t>
+      </w:r>
+    </w:p>
+    <w:p>
+      <w:pPr>
         <w:spacing w:after="60" w:line="300"/>
         <w:ind w:left="360"/>
         <w:jc w:val="left"/>
@@ -19714,6 +21882,66 @@
           <w:szCs w:val="24"/>
         </w:rPr>
         <w:t xml:space="preserve">Problème 2 — démarche :</w:t>
+      </w:r>
+    </w:p>
+    <w:p>
+      <w:pPr>
+        <w:spacing w:after="50" w:line="300"/>
+        <w:ind w:left="360"/>
+        <w:jc w:val="left"/>
+      </w:pPr>
+      <w:r>
+        <w:rPr>
+          <w:rFonts w:ascii="Times New Roman" w:cs="Times New Roman" w:eastAsia="Times New Roman" w:hAnsi="Times New Roman"/>
+          <w:b w:val="false"/>
+          <w:bCs w:val="false"/>
+          <w:i/>
+          <w:iCs/>
+          <w:color w:val="C2185B"/>
+          <w:sz w:val="24"/>
+          <w:szCs w:val="24"/>
+        </w:rPr>
+        <w:t xml:space="preserve">Question cachée : Le grillage suit le TOUR du champ : le périmètre est la question cachée — impossible d’acheter des mètres sans connaître le tour !</w:t>
+      </w:r>
+    </w:p>
+    <w:p>
+      <w:pPr>
+        <w:spacing w:after="50" w:line="300"/>
+        <w:ind w:left="360"/>
+        <w:jc w:val="left"/>
+      </w:pPr>
+      <w:r>
+        <w:rPr>
+          <w:rFonts w:ascii="Times New Roman" w:cs="Times New Roman" w:eastAsia="Times New Roman" w:hAnsi="Times New Roman"/>
+          <w:b w:val="false"/>
+          <w:bCs w:val="false"/>
+          <w:i/>
+          <w:iCs/>
+          <w:color w:val="1F4E79"/>
+          <w:sz w:val="24"/>
+          <w:szCs w:val="24"/>
+        </w:rPr>
+        <w:t xml:space="preserve">Mots-indices : « clôturer » → le tour → périmètre ; « … Ar le mètre » → × ensuite.</w:t>
+      </w:r>
+    </w:p>
+    <w:p>
+      <w:pPr>
+        <w:spacing w:after="70" w:line="300"/>
+        <w:ind w:left="360"/>
+        <w:jc w:val="left"/>
+      </w:pPr>
+      <w:r>
+        <w:rPr>
+          <w:rFonts w:ascii="Times New Roman" w:cs="Times New Roman" w:eastAsia="Times New Roman" w:hAnsi="Times New Roman"/>
+          <w:b w:val="false"/>
+          <w:bCs w:val="false"/>
+          <w:i/>
+          <w:iCs/>
+          <w:color w:val="B25000"/>
+          <w:sz w:val="24"/>
+          <w:szCs w:val="24"/>
+        </w:rPr>
+        <w:t xml:space="preserve">Opérations choisies : périmètre (L + l) × 2, puis multiplication par le prix du mètre.</w:t>
       </w:r>
     </w:p>
     <w:p>
@@ -19967,6 +22195,66 @@
     </w:p>
     <w:p>
       <w:pPr>
+        <w:spacing w:after="50" w:line="300"/>
+        <w:ind w:left="360"/>
+        <w:jc w:val="left"/>
+      </w:pPr>
+      <w:r>
+        <w:rPr>
+          <w:rFonts w:ascii="Times New Roman" w:cs="Times New Roman" w:eastAsia="Times New Roman" w:hAnsi="Times New Roman"/>
+          <w:b w:val="false"/>
+          <w:bCs w:val="false"/>
+          <w:i/>
+          <w:iCs/>
+          <w:color w:val="C2185B"/>
+          <w:sz w:val="24"/>
+          <w:szCs w:val="24"/>
+        </w:rPr>
+        <w:t xml:space="preserve">Question cachée : Une dalle couvre exactement 1 m² : le nombre de dalles est donc l’AIRE de la salle.</w:t>
+      </w:r>
+    </w:p>
+    <w:p>
+      <w:pPr>
+        <w:spacing w:after="50" w:line="300"/>
+        <w:ind w:left="360"/>
+        <w:jc w:val="left"/>
+      </w:pPr>
+      <w:r>
+        <w:rPr>
+          <w:rFonts w:ascii="Times New Roman" w:cs="Times New Roman" w:eastAsia="Times New Roman" w:hAnsi="Times New Roman"/>
+          <w:b w:val="false"/>
+          <w:bCs w:val="false"/>
+          <w:i/>
+          <w:iCs/>
+          <w:color w:val="1F4E79"/>
+          <w:sz w:val="24"/>
+          <w:szCs w:val="24"/>
+        </w:rPr>
+        <w:t xml:space="preserve">Mots-indices : « carreler… dalles de 1 m² » → aire ; « pour quel prix total » → ×.</w:t>
+      </w:r>
+    </w:p>
+    <w:p>
+      <w:pPr>
+        <w:spacing w:after="70" w:line="300"/>
+        <w:ind w:left="360"/>
+        <w:jc w:val="left"/>
+      </w:pPr>
+      <w:r>
+        <w:rPr>
+          <w:rFonts w:ascii="Times New Roman" w:cs="Times New Roman" w:eastAsia="Times New Roman" w:hAnsi="Times New Roman"/>
+          <w:b w:val="false"/>
+          <w:bCs w:val="false"/>
+          <w:i/>
+          <w:iCs/>
+          <w:color w:val="B25000"/>
+          <w:sz w:val="24"/>
+          <w:szCs w:val="24"/>
+        </w:rPr>
+        <w:t xml:space="preserve">Opérations choisies : aire L × l, puis multiplication par le prix de la dalle.</w:t>
+      </w:r>
+    </w:p>
+    <w:p>
+      <w:pPr>
         <w:spacing w:after="60" w:line="300"/>
         <w:ind w:left="360"/>
         <w:jc w:val="left"/>
@@ -20066,22 +22354,22 @@
     </w:p>
     <w:p>
       <w:pPr>
-        <w:spacing w:after="60" w:line="300"/>
-        <w:ind w:left="360"/>
-        <w:jc w:val="left"/>
-      </w:pPr>
-      <w:r>
-        <w:rPr>
-          <w:rFonts w:ascii="Times New Roman" w:cs="Times New Roman" w:eastAsia="Times New Roman" w:hAnsi="Times New Roman"/>
-          <w:b w:val="false"/>
-          <w:bCs w:val="false"/>
-          <w:i w:val="false"/>
-          <w:iCs w:val="false"/>
-          <w:color w:val="000000"/>
-          <w:sz w:val="24"/>
-          <w:szCs w:val="24"/>
-        </w:rPr>
-        <w:t xml:space="preserve">Étape 1 — Quantité vendue : </w:t>
+        <w:spacing w:after="50" w:line="300"/>
+        <w:ind w:left="360"/>
+        <w:jc w:val="left"/>
+      </w:pPr>
+      <w:r>
+        <w:rPr>
+          <w:rFonts w:ascii="Times New Roman" w:cs="Times New Roman" w:eastAsia="Times New Roman" w:hAnsi="Times New Roman"/>
+          <w:b w:val="false"/>
+          <w:bCs w:val="false"/>
+          <w:i/>
+          <w:iCs/>
+          <w:color w:val="C2185B"/>
+          <w:sz w:val="24"/>
+          <w:szCs w:val="24"/>
+        </w:rPr>
+        <w:t xml:space="preserve">Question cachée : Vendre les </w:t>
       </w:r>
       <m:oMath>
         <m:f>
@@ -20102,59 +22390,39 @@
           <w:rFonts w:ascii="Times New Roman" w:cs="Times New Roman" w:eastAsia="Times New Roman" w:hAnsi="Times New Roman"/>
           <w:b w:val="false"/>
           <w:bCs w:val="false"/>
-          <w:i w:val="false"/>
-          <w:iCs w:val="false"/>
-          <w:color w:val="000000"/>
-          <w:sz w:val="24"/>
-          <w:szCs w:val="24"/>
-        </w:rPr>
-        <w:t xml:space="preserve">de 120 = (120 ÷ 4) × 3 = 30 × 3 = 90 kg.</w:t>
-      </w:r>
-    </w:p>
-    <w:p>
-      <w:pPr>
-        <w:spacing w:after="60" w:line="300"/>
-        <w:ind w:left="360"/>
-        <w:jc w:val="left"/>
-      </w:pPr>
-      <w:r>
-        <w:rPr>
-          <w:rFonts w:ascii="Times New Roman" w:cs="Times New Roman" w:eastAsia="Times New Roman" w:hAnsi="Times New Roman"/>
-          <w:b w:val="false"/>
-          <w:bCs w:val="false"/>
-          <w:i w:val="false"/>
-          <w:iCs w:val="false"/>
-          <w:color w:val="000000"/>
-          <w:sz w:val="24"/>
-          <w:szCs w:val="24"/>
-        </w:rPr>
-        <w:t xml:space="preserve">Étape 2 — Recette : 90 × 2 000 = 180 000 Ar.</w:t>
-      </w:r>
-    </w:p>
-    <w:p>
-      <w:pPr>
-        <w:spacing w:after="60" w:line="300"/>
-        <w:ind w:left="360"/>
-        <w:jc w:val="left"/>
-      </w:pPr>
-      <w:r>
-        <w:rPr>
-          <w:rFonts w:ascii="Times New Roman" w:cs="Times New Roman" w:eastAsia="Times New Roman" w:hAnsi="Times New Roman"/>
-          <w:b w:val="false"/>
-          <w:bCs w:val="false"/>
-          <w:i w:val="false"/>
-          <w:iCs w:val="false"/>
-          <w:color w:val="000000"/>
-          <w:sz w:val="24"/>
-          <w:szCs w:val="24"/>
-        </w:rPr>
-        <w:t xml:space="preserve">Étape 3 — Part gardée : 120 − 90 = 30 kg (c’est bien </w:t>
+          <w:i/>
+          <w:iCs/>
+          <w:color w:val="C2185B"/>
+          <w:sz w:val="24"/>
+          <w:szCs w:val="24"/>
+        </w:rPr>
+        <w:t xml:space="preserve">oblige à calculer D’ABORD cette quantité en kilos : c’est la question cachée.</w:t>
+      </w:r>
+    </w:p>
+    <w:p>
+      <w:pPr>
+        <w:spacing w:after="50" w:line="300"/>
+        <w:ind w:left="360"/>
+        <w:jc w:val="left"/>
+      </w:pPr>
+      <w:r>
+        <w:rPr>
+          <w:rFonts w:ascii="Times New Roman" w:cs="Times New Roman" w:eastAsia="Times New Roman" w:hAnsi="Times New Roman"/>
+          <w:b w:val="false"/>
+          <w:bCs w:val="false"/>
+          <w:i/>
+          <w:iCs/>
+          <w:color w:val="1F4E79"/>
+          <w:sz w:val="24"/>
+          <w:szCs w:val="24"/>
+        </w:rPr>
+        <w:t xml:space="preserve">Mots-indices : « les </w:t>
       </w:r>
       <m:oMath>
         <m:f>
           <m:num>
             <m:r>
-              <m:t>1</m:t>
+              <m:t>3</m:t>
             </m:r>
           </m:num>
           <m:den>
@@ -20169,6 +22437,140 @@
           <w:rFonts w:ascii="Times New Roman" w:cs="Times New Roman" w:eastAsia="Times New Roman" w:hAnsi="Times New Roman"/>
           <w:b w:val="false"/>
           <w:bCs w:val="false"/>
+          <w:i/>
+          <w:iCs/>
+          <w:color w:val="1F4E79"/>
+          <w:sz w:val="24"/>
+          <w:szCs w:val="24"/>
+        </w:rPr>
+        <w:t xml:space="preserve">de » → fraction de la récolte (÷ 4 puis × 3) ; « au kilo » → × par le prix.</w:t>
+      </w:r>
+    </w:p>
+    <w:p>
+      <w:pPr>
+        <w:spacing w:after="70" w:line="300"/>
+        <w:ind w:left="360"/>
+        <w:jc w:val="left"/>
+      </w:pPr>
+      <w:r>
+        <w:rPr>
+          <w:rFonts w:ascii="Times New Roman" w:cs="Times New Roman" w:eastAsia="Times New Roman" w:hAnsi="Times New Roman"/>
+          <w:b w:val="false"/>
+          <w:bCs w:val="false"/>
+          <w:i/>
+          <w:iCs/>
+          <w:color w:val="B25000"/>
+          <w:sz w:val="24"/>
+          <w:szCs w:val="24"/>
+        </w:rPr>
+        <w:t xml:space="preserve">Opérations choisies : fraction de la récolte, puis multiplication pour la recette, puis soustraction pour la part gardée.</w:t>
+      </w:r>
+    </w:p>
+    <w:p>
+      <w:pPr>
+        <w:spacing w:after="60" w:line="300"/>
+        <w:ind w:left="360"/>
+        <w:jc w:val="left"/>
+      </w:pPr>
+      <w:r>
+        <w:rPr>
+          <w:rFonts w:ascii="Times New Roman" w:cs="Times New Roman" w:eastAsia="Times New Roman" w:hAnsi="Times New Roman"/>
+          <w:b w:val="false"/>
+          <w:bCs w:val="false"/>
+          <w:i w:val="false"/>
+          <w:iCs w:val="false"/>
+          <w:color w:val="000000"/>
+          <w:sz w:val="24"/>
+          <w:szCs w:val="24"/>
+        </w:rPr>
+        <w:t xml:space="preserve">Étape 1 — Quantité vendue : </w:t>
+      </w:r>
+      <m:oMath>
+        <m:f>
+          <m:num>
+            <m:r>
+              <m:t>3</m:t>
+            </m:r>
+          </m:num>
+          <m:den>
+            <m:r>
+              <m:t>4</m:t>
+            </m:r>
+          </m:den>
+        </m:f>
+      </m:oMath>
+      <w:r>
+        <w:rPr>
+          <w:rFonts w:ascii="Times New Roman" w:cs="Times New Roman" w:eastAsia="Times New Roman" w:hAnsi="Times New Roman"/>
+          <w:b w:val="false"/>
+          <w:bCs w:val="false"/>
+          <w:i w:val="false"/>
+          <w:iCs w:val="false"/>
+          <w:color w:val="000000"/>
+          <w:sz w:val="24"/>
+          <w:szCs w:val="24"/>
+        </w:rPr>
+        <w:t xml:space="preserve">de 120 = (120 ÷ 4) × 3 = 30 × 3 = 90 kg.</w:t>
+      </w:r>
+    </w:p>
+    <w:p>
+      <w:pPr>
+        <w:spacing w:after="60" w:line="300"/>
+        <w:ind w:left="360"/>
+        <w:jc w:val="left"/>
+      </w:pPr>
+      <w:r>
+        <w:rPr>
+          <w:rFonts w:ascii="Times New Roman" w:cs="Times New Roman" w:eastAsia="Times New Roman" w:hAnsi="Times New Roman"/>
+          <w:b w:val="false"/>
+          <w:bCs w:val="false"/>
+          <w:i w:val="false"/>
+          <w:iCs w:val="false"/>
+          <w:color w:val="000000"/>
+          <w:sz w:val="24"/>
+          <w:szCs w:val="24"/>
+        </w:rPr>
+        <w:t xml:space="preserve">Étape 2 — Recette : 90 × 2 000 = 180 000 Ar.</w:t>
+      </w:r>
+    </w:p>
+    <w:p>
+      <w:pPr>
+        <w:spacing w:after="60" w:line="300"/>
+        <w:ind w:left="360"/>
+        <w:jc w:val="left"/>
+      </w:pPr>
+      <w:r>
+        <w:rPr>
+          <w:rFonts w:ascii="Times New Roman" w:cs="Times New Roman" w:eastAsia="Times New Roman" w:hAnsi="Times New Roman"/>
+          <w:b w:val="false"/>
+          <w:bCs w:val="false"/>
+          <w:i w:val="false"/>
+          <w:iCs w:val="false"/>
+          <w:color w:val="000000"/>
+          <w:sz w:val="24"/>
+          <w:szCs w:val="24"/>
+        </w:rPr>
+        <w:t xml:space="preserve">Étape 3 — Part gardée : 120 − 90 = 30 kg (c’est bien </w:t>
+      </w:r>
+      <m:oMath>
+        <m:f>
+          <m:num>
+            <m:r>
+              <m:t>1</m:t>
+            </m:r>
+          </m:num>
+          <m:den>
+            <m:r>
+              <m:t>4</m:t>
+            </m:r>
+          </m:den>
+        </m:f>
+      </m:oMath>
+      <w:r>
+        <w:rPr>
+          <w:rFonts w:ascii="Times New Roman" w:cs="Times New Roman" w:eastAsia="Times New Roman" w:hAnsi="Times New Roman"/>
+          <w:b w:val="false"/>
+          <w:bCs w:val="false"/>
           <w:i w:val="false"/>
           <w:iCs w:val="false"/>
           <w:color w:val="000000"/>
@@ -20362,6 +22764,66 @@
     </w:p>
     <w:p>
       <w:pPr>
+        <w:spacing w:after="50" w:line="300"/>
+        <w:ind w:left="360"/>
+        <w:jc w:val="left"/>
+      </w:pPr>
+      <w:r>
+        <w:rPr>
+          <w:rFonts w:ascii="Times New Roman" w:cs="Times New Roman" w:eastAsia="Times New Roman" w:hAnsi="Times New Roman"/>
+          <w:b w:val="false"/>
+          <w:bCs w:val="false"/>
+          <w:i/>
+          <w:iCs/>
+          <w:color w:val="C2185B"/>
+          <w:sz w:val="24"/>
+          <w:szCs w:val="24"/>
+        </w:rPr>
+        <w:t xml:space="preserve">Question cachée : Le prix du tissu d’abord, la monnaie ensuite : on ne rend pas la monnaie sans connaître le total.</w:t>
+      </w:r>
+    </w:p>
+    <w:p>
+      <w:pPr>
+        <w:spacing w:after="50" w:line="300"/>
+        <w:ind w:left="360"/>
+        <w:jc w:val="left"/>
+      </w:pPr>
+      <w:r>
+        <w:rPr>
+          <w:rFonts w:ascii="Times New Roman" w:cs="Times New Roman" w:eastAsia="Times New Roman" w:hAnsi="Times New Roman"/>
+          <w:b w:val="false"/>
+          <w:bCs w:val="false"/>
+          <w:i/>
+          <w:iCs/>
+          <w:color w:val="1F4E79"/>
+          <w:sz w:val="24"/>
+          <w:szCs w:val="24"/>
+        </w:rPr>
+        <w:t xml:space="preserve">Mots-indices : « … m à … Ar le mètre » (prix unitaire → ×) ; « combien lui rend-on » (écart → −).</w:t>
+      </w:r>
+    </w:p>
+    <w:p>
+      <w:pPr>
+        <w:spacing w:after="70" w:line="300"/>
+        <w:ind w:left="360"/>
+        <w:jc w:val="left"/>
+      </w:pPr>
+      <w:r>
+        <w:rPr>
+          <w:rFonts w:ascii="Times New Roman" w:cs="Times New Roman" w:eastAsia="Times New Roman" w:hAnsi="Times New Roman"/>
+          <w:b w:val="false"/>
+          <w:bCs w:val="false"/>
+          <w:i/>
+          <w:iCs/>
+          <w:color w:val="B25000"/>
+          <w:sz w:val="24"/>
+          <w:szCs w:val="24"/>
+        </w:rPr>
+        <w:t xml:space="preserve">Opérations choisies : multiplication à virgules, puis soustraction.</w:t>
+      </w:r>
+    </w:p>
+    <w:p>
+      <w:pPr>
         <w:spacing w:after="60" w:line="300"/>
         <w:ind w:left="360"/>
         <w:jc w:val="left"/>
@@ -20437,6 +22899,66 @@
           <w:szCs w:val="24"/>
         </w:rPr>
         <w:t xml:space="preserve">Problème 2 — démarche :</w:t>
+      </w:r>
+    </w:p>
+    <w:p>
+      <w:pPr>
+        <w:spacing w:after="50" w:line="300"/>
+        <w:ind w:left="360"/>
+        <w:jc w:val="left"/>
+      </w:pPr>
+      <w:r>
+        <w:rPr>
+          <w:rFonts w:ascii="Times New Roman" w:cs="Times New Roman" w:eastAsia="Times New Roman" w:hAnsi="Times New Roman"/>
+          <w:b w:val="false"/>
+          <w:bCs w:val="false"/>
+          <w:i/>
+          <w:iCs/>
+          <w:color w:val="C2185B"/>
+          <w:sz w:val="24"/>
+          <w:szCs w:val="24"/>
+        </w:rPr>
+        <w:t xml:space="preserve">Question cachée : On additionne les heures avec les heures et les minutes avec les minutes — et si les minutes dépassent 60, on échange contre 1 heure.</w:t>
+      </w:r>
+    </w:p>
+    <w:p>
+      <w:pPr>
+        <w:spacing w:after="50" w:line="300"/>
+        <w:ind w:left="360"/>
+        <w:jc w:val="left"/>
+      </w:pPr>
+      <w:r>
+        <w:rPr>
+          <w:rFonts w:ascii="Times New Roman" w:cs="Times New Roman" w:eastAsia="Times New Roman" w:hAnsi="Times New Roman"/>
+          <w:b w:val="false"/>
+          <w:bCs w:val="false"/>
+          <w:i/>
+          <w:iCs/>
+          <w:color w:val="1F4E79"/>
+          <w:sz w:val="24"/>
+          <w:szCs w:val="24"/>
+        </w:rPr>
+        <w:t xml:space="preserve">Mots-indices : « part à… le trajet dure… » → addition de durées (base 60).</w:t>
+      </w:r>
+    </w:p>
+    <w:p>
+      <w:pPr>
+        <w:spacing w:after="70" w:line="300"/>
+        <w:ind w:left="360"/>
+        <w:jc w:val="left"/>
+      </w:pPr>
+      <w:r>
+        <w:rPr>
+          <w:rFonts w:ascii="Times New Roman" w:cs="Times New Roman" w:eastAsia="Times New Roman" w:hAnsi="Times New Roman"/>
+          <w:b w:val="false"/>
+          <w:bCs w:val="false"/>
+          <w:i/>
+          <w:iCs/>
+          <w:color w:val="B25000"/>
+          <w:sz w:val="24"/>
+          <w:szCs w:val="24"/>
+        </w:rPr>
+        <w:t xml:space="preserve">Opérations choisies : addition sexagésimale : colonne des heures, colonne des minutes, échange à 60.</w:t>
       </w:r>
     </w:p>
     <w:p>
@@ -20683,6 +23205,66 @@
     </w:p>
     <w:p>
       <w:pPr>
+        <w:spacing w:after="50" w:line="300"/>
+        <w:ind w:left="360"/>
+        <w:jc w:val="left"/>
+      </w:pPr>
+      <w:r>
+        <w:rPr>
+          <w:rFonts w:ascii="Times New Roman" w:cs="Times New Roman" w:eastAsia="Times New Roman" w:hAnsi="Times New Roman"/>
+          <w:b w:val="false"/>
+          <w:bCs w:val="false"/>
+          <w:i/>
+          <w:iCs/>
+          <w:color w:val="C2185B"/>
+          <w:sz w:val="24"/>
+          <w:szCs w:val="24"/>
+        </w:rPr>
+        <w:t xml:space="preserve">Question cachée : Combien de « paquets » de … Ar tiennent dans le prix du vélo : l’épargne hebdomadaire est comme un paquet qu’on répète.</w:t>
+      </w:r>
+    </w:p>
+    <w:p>
+      <w:pPr>
+        <w:spacing w:after="50" w:line="300"/>
+        <w:ind w:left="360"/>
+        <w:jc w:val="left"/>
+      </w:pPr>
+      <w:r>
+        <w:rPr>
+          <w:rFonts w:ascii="Times New Roman" w:cs="Times New Roman" w:eastAsia="Times New Roman" w:hAnsi="Times New Roman"/>
+          <w:b w:val="false"/>
+          <w:bCs w:val="false"/>
+          <w:i/>
+          <w:iCs/>
+          <w:color w:val="1F4E79"/>
+          <w:sz w:val="24"/>
+          <w:szCs w:val="24"/>
+        </w:rPr>
+        <w:t xml:space="preserve">Mots-indices : « combien de semaines » → combien de fois → division (groupement).</w:t>
+      </w:r>
+    </w:p>
+    <w:p>
+      <w:pPr>
+        <w:spacing w:after="70" w:line="300"/>
+        <w:ind w:left="360"/>
+        <w:jc w:val="left"/>
+      </w:pPr>
+      <w:r>
+        <w:rPr>
+          <w:rFonts w:ascii="Times New Roman" w:cs="Times New Roman" w:eastAsia="Times New Roman" w:hAnsi="Times New Roman"/>
+          <w:b w:val="false"/>
+          <w:bCs w:val="false"/>
+          <w:i/>
+          <w:iCs/>
+          <w:color w:val="B25000"/>
+          <w:sz w:val="24"/>
+          <w:szCs w:val="24"/>
+        </w:rPr>
+        <w:t xml:space="preserve">Opérations choisies : division : on cherche combien de fois l’épargne entre dans le prix total.</w:t>
+      </w:r>
+    </w:p>
+    <w:p>
+      <w:pPr>
         <w:spacing w:after="60" w:line="300"/>
         <w:ind w:left="360"/>
         <w:jc w:val="left"/>
@@ -20778,6 +23360,66 @@
           <w:szCs w:val="24"/>
         </w:rPr>
         <w:t xml:space="preserve">Problème 2 — démarche :</w:t>
+      </w:r>
+    </w:p>
+    <w:p>
+      <w:pPr>
+        <w:spacing w:after="50" w:line="300"/>
+        <w:ind w:left="360"/>
+        <w:jc w:val="left"/>
+      </w:pPr>
+      <w:r>
+        <w:rPr>
+          <w:rFonts w:ascii="Times New Roman" w:cs="Times New Roman" w:eastAsia="Times New Roman" w:hAnsi="Times New Roman"/>
+          <w:b w:val="false"/>
+          <w:bCs w:val="false"/>
+          <w:i/>
+          <w:iCs/>
+          <w:color w:val="C2185B"/>
+          <w:sz w:val="24"/>
+          <w:szCs w:val="24"/>
+        </w:rPr>
+        <w:t xml:space="preserve">Question cachée : Deux questions bien séparées : d’abord les rangées (division), puis les bus (division avec reste — et il faut l’interpréter !).</w:t>
+      </w:r>
+    </w:p>
+    <w:p>
+      <w:pPr>
+        <w:spacing w:after="50" w:line="300"/>
+        <w:ind w:left="360"/>
+        <w:jc w:val="left"/>
+      </w:pPr>
+      <w:r>
+        <w:rPr>
+          <w:rFonts w:ascii="Times New Roman" w:cs="Times New Roman" w:eastAsia="Times New Roman" w:hAnsi="Times New Roman"/>
+          <w:b w:val="false"/>
+          <w:bCs w:val="false"/>
+          <w:i/>
+          <w:iCs/>
+          <w:color w:val="1F4E79"/>
+          <w:sz w:val="24"/>
+          <w:szCs w:val="24"/>
+        </w:rPr>
+        <w:t xml:space="preserve">Mots-indices : « en rangées de » → ÷ ; « et … enseignants » → + ; « bus de 30 places » → ÷ avec reste.</w:t>
+      </w:r>
+    </w:p>
+    <w:p>
+      <w:pPr>
+        <w:spacing w:after="70" w:line="300"/>
+        <w:ind w:left="360"/>
+        <w:jc w:val="left"/>
+      </w:pPr>
+      <w:r>
+        <w:rPr>
+          <w:rFonts w:ascii="Times New Roman" w:cs="Times New Roman" w:eastAsia="Times New Roman" w:hAnsi="Times New Roman"/>
+          <w:b w:val="false"/>
+          <w:bCs w:val="false"/>
+          <w:i/>
+          <w:iCs/>
+          <w:color w:val="B25000"/>
+          <w:sz w:val="24"/>
+          <w:szCs w:val="24"/>
+        </w:rPr>
+        <w:t xml:space="preserve">Opérations choisies : division, addition, puis division avec interprétation du reste : le reste impose un bus DE PLUS.</w:t>
       </w:r>
     </w:p>
     <w:p>
@@ -21024,6 +23666,66 @@
     </w:p>
     <w:p>
       <w:pPr>
+        <w:spacing w:after="50" w:line="300"/>
+        <w:ind w:left="360"/>
+        <w:jc w:val="left"/>
+      </w:pPr>
+      <w:r>
+        <w:rPr>
+          <w:rFonts w:ascii="Times New Roman" w:cs="Times New Roman" w:eastAsia="Times New Roman" w:hAnsi="Times New Roman"/>
+          <w:b w:val="false"/>
+          <w:bCs w:val="false"/>
+          <w:i/>
+          <w:iCs/>
+          <w:color w:val="C2185B"/>
+          <w:sz w:val="24"/>
+          <w:szCs w:val="24"/>
+        </w:rPr>
+        <w:t xml:space="preserve">Question cachée : Pour rendre la monnaie, il faut d’abord connaître le prix TOTAL des achats : le total est la question cachée.</w:t>
+      </w:r>
+    </w:p>
+    <w:p>
+      <w:pPr>
+        <w:spacing w:after="50" w:line="300"/>
+        <w:ind w:left="360"/>
+        <w:jc w:val="left"/>
+      </w:pPr>
+      <w:r>
+        <w:rPr>
+          <w:rFonts w:ascii="Times New Roman" w:cs="Times New Roman" w:eastAsia="Times New Roman" w:hAnsi="Times New Roman"/>
+          <w:b w:val="false"/>
+          <w:bCs w:val="false"/>
+          <w:i/>
+          <w:iCs/>
+          <w:color w:val="1F4E79"/>
+          <w:sz w:val="24"/>
+          <w:szCs w:val="24"/>
+        </w:rPr>
+        <w:t xml:space="preserve">Mots-indices : « à … Ar le kapoaka » (prix unitaire → ×) ; « et un savon » (réunion → +) ; « combien lui rend-on » (écart → −).</w:t>
+      </w:r>
+    </w:p>
+    <w:p>
+      <w:pPr>
+        <w:spacing w:after="70" w:line="300"/>
+        <w:ind w:left="360"/>
+        <w:jc w:val="left"/>
+      </w:pPr>
+      <w:r>
+        <w:rPr>
+          <w:rFonts w:ascii="Times New Roman" w:cs="Times New Roman" w:eastAsia="Times New Roman" w:hAnsi="Times New Roman"/>
+          <w:b w:val="false"/>
+          <w:bCs w:val="false"/>
+          <w:i/>
+          <w:iCs/>
+          <w:color w:val="B25000"/>
+          <w:sz w:val="24"/>
+          <w:szCs w:val="24"/>
+        </w:rPr>
+        <w:t xml:space="preserve">Opérations choisies : multiplication (prix du riz), puis addition (total), puis soustraction (monnaie rendue).</w:t>
+      </w:r>
+    </w:p>
+    <w:p>
+      <w:pPr>
         <w:spacing w:after="60" w:line="300"/>
         <w:ind w:left="360"/>
         <w:jc w:val="left"/>
@@ -21119,6 +23821,66 @@
           <w:szCs w:val="24"/>
         </w:rPr>
         <w:t xml:space="preserve">Problème 2 — démarche :</w:t>
+      </w:r>
+    </w:p>
+    <w:p>
+      <w:pPr>
+        <w:spacing w:after="50" w:line="300"/>
+        <w:ind w:left="360"/>
+        <w:jc w:val="left"/>
+      </w:pPr>
+      <w:r>
+        <w:rPr>
+          <w:rFonts w:ascii="Times New Roman" w:cs="Times New Roman" w:eastAsia="Times New Roman" w:hAnsi="Times New Roman"/>
+          <w:b w:val="false"/>
+          <w:bCs w:val="false"/>
+          <w:i/>
+          <w:iCs/>
+          <w:color w:val="C2185B"/>
+          <w:sz w:val="24"/>
+          <w:szCs w:val="24"/>
+        </w:rPr>
+        <w:t xml:space="preserve">Question cachée : On ne peut diviser que des grammes par des grammes : la conversion kg → g est la question cachée.</w:t>
+      </w:r>
+    </w:p>
+    <w:p>
+      <w:pPr>
+        <w:spacing w:after="50" w:line="300"/>
+        <w:ind w:left="360"/>
+        <w:jc w:val="left"/>
+      </w:pPr>
+      <w:r>
+        <w:rPr>
+          <w:rFonts w:ascii="Times New Roman" w:cs="Times New Roman" w:eastAsia="Times New Roman" w:hAnsi="Times New Roman"/>
+          <w:b w:val="false"/>
+          <w:bCs w:val="false"/>
+          <w:i/>
+          <w:iCs/>
+          <w:color w:val="1F4E79"/>
+          <w:sz w:val="24"/>
+          <w:szCs w:val="24"/>
+        </w:rPr>
+        <w:t xml:space="preserve">Mots-indices : « partage… en sachets de » → division ; « kg » et « g » dans le même énoncé → conversion d’abord.</w:t>
+      </w:r>
+    </w:p>
+    <w:p>
+      <w:pPr>
+        <w:spacing w:after="70" w:line="300"/>
+        <w:ind w:left="360"/>
+        <w:jc w:val="left"/>
+      </w:pPr>
+      <w:r>
+        <w:rPr>
+          <w:rFonts w:ascii="Times New Roman" w:cs="Times New Roman" w:eastAsia="Times New Roman" w:hAnsi="Times New Roman"/>
+          <w:b w:val="false"/>
+          <w:bCs w:val="false"/>
+          <w:i/>
+          <w:iCs/>
+          <w:color w:val="B25000"/>
+          <w:sz w:val="24"/>
+          <w:szCs w:val="24"/>
+        </w:rPr>
+        <w:t xml:space="preserve">Opérations choisies : conversion, puis division euclidienne : combien de paquets de … g dans … g, et que reste-t-il ?</w:t>
       </w:r>
     </w:p>
     <w:p>
@@ -21365,6 +24127,66 @@
     </w:p>
     <w:p>
       <w:pPr>
+        <w:spacing w:after="50" w:line="300"/>
+        <w:ind w:left="360"/>
+        <w:jc w:val="left"/>
+      </w:pPr>
+      <w:r>
+        <w:rPr>
+          <w:rFonts w:ascii="Times New Roman" w:cs="Times New Roman" w:eastAsia="Times New Roman" w:hAnsi="Times New Roman"/>
+          <w:b w:val="false"/>
+          <w:bCs w:val="false"/>
+          <w:i/>
+          <w:iCs/>
+          <w:color w:val="C2185B"/>
+          <w:sz w:val="24"/>
+          <w:szCs w:val="24"/>
+        </w:rPr>
+        <w:t xml:space="preserve">Question cachée : La consommation est donnée pour 100 km, on la cherche pour un autre trajet : c’est un tableau de proportionnalité.</w:t>
+      </w:r>
+    </w:p>
+    <w:p>
+      <w:pPr>
+        <w:spacing w:after="50" w:line="300"/>
+        <w:ind w:left="360"/>
+        <w:jc w:val="left"/>
+      </w:pPr>
+      <w:r>
+        <w:rPr>
+          <w:rFonts w:ascii="Times New Roman" w:cs="Times New Roman" w:eastAsia="Times New Roman" w:hAnsi="Times New Roman"/>
+          <w:b w:val="false"/>
+          <w:bCs w:val="false"/>
+          <w:i/>
+          <w:iCs/>
+          <w:color w:val="1F4E79"/>
+          <w:sz w:val="24"/>
+          <w:szCs w:val="24"/>
+        </w:rPr>
+        <w:t xml:space="preserve">Mots-indices : « … L pour 100 km… pour … km ? » → proportionnalité (produit en croix ou retour à l’unité).</w:t>
+      </w:r>
+    </w:p>
+    <w:p>
+      <w:pPr>
+        <w:spacing w:after="70" w:line="300"/>
+        <w:ind w:left="360"/>
+        <w:jc w:val="left"/>
+      </w:pPr>
+      <w:r>
+        <w:rPr>
+          <w:rFonts w:ascii="Times New Roman" w:cs="Times New Roman" w:eastAsia="Times New Roman" w:hAnsi="Times New Roman"/>
+          <w:b w:val="false"/>
+          <w:bCs w:val="false"/>
+          <w:i/>
+          <w:iCs/>
+          <w:color w:val="B25000"/>
+          <w:sz w:val="24"/>
+          <w:szCs w:val="24"/>
+        </w:rPr>
+        <w:t xml:space="preserve">Opérations choisies : multiplication et division par le coefficient : on raisonne par paquets de 100 km.</w:t>
+      </w:r>
+    </w:p>
+    <w:p>
+      <w:pPr>
         <w:spacing w:after="60" w:line="300"/>
         <w:ind w:left="360"/>
         <w:jc w:val="left"/>
@@ -21460,6 +24282,66 @@
           <w:szCs w:val="24"/>
         </w:rPr>
         <w:t xml:space="preserve">Problème 2 — démarche :</w:t>
+      </w:r>
+    </w:p>
+    <w:p>
+      <w:pPr>
+        <w:spacing w:after="50" w:line="300"/>
+        <w:ind w:left="360"/>
+        <w:jc w:val="left"/>
+      </w:pPr>
+      <w:r>
+        <w:rPr>
+          <w:rFonts w:ascii="Times New Roman" w:cs="Times New Roman" w:eastAsia="Times New Roman" w:hAnsi="Times New Roman"/>
+          <w:b w:val="false"/>
+          <w:bCs w:val="false"/>
+          <w:i/>
+          <w:iCs/>
+          <w:color w:val="C2185B"/>
+          <w:sz w:val="24"/>
+          <w:szCs w:val="24"/>
+        </w:rPr>
+        <w:t xml:space="preserve">Question cachée : Le grillage suit le TOUR du champ : le périmètre est la question cachée — impossible d’acheter des mètres sans connaître le tour !</w:t>
+      </w:r>
+    </w:p>
+    <w:p>
+      <w:pPr>
+        <w:spacing w:after="50" w:line="300"/>
+        <w:ind w:left="360"/>
+        <w:jc w:val="left"/>
+      </w:pPr>
+      <w:r>
+        <w:rPr>
+          <w:rFonts w:ascii="Times New Roman" w:cs="Times New Roman" w:eastAsia="Times New Roman" w:hAnsi="Times New Roman"/>
+          <w:b w:val="false"/>
+          <w:bCs w:val="false"/>
+          <w:i/>
+          <w:iCs/>
+          <w:color w:val="1F4E79"/>
+          <w:sz w:val="24"/>
+          <w:szCs w:val="24"/>
+        </w:rPr>
+        <w:t xml:space="preserve">Mots-indices : « clôturer » → le tour → périmètre ; « … Ar le mètre » → × ensuite.</w:t>
+      </w:r>
+    </w:p>
+    <w:p>
+      <w:pPr>
+        <w:spacing w:after="70" w:line="300"/>
+        <w:ind w:left="360"/>
+        <w:jc w:val="left"/>
+      </w:pPr>
+      <w:r>
+        <w:rPr>
+          <w:rFonts w:ascii="Times New Roman" w:cs="Times New Roman" w:eastAsia="Times New Roman" w:hAnsi="Times New Roman"/>
+          <w:b w:val="false"/>
+          <w:bCs w:val="false"/>
+          <w:i/>
+          <w:iCs/>
+          <w:color w:val="B25000"/>
+          <w:sz w:val="24"/>
+          <w:szCs w:val="24"/>
+        </w:rPr>
+        <w:t xml:space="preserve">Opérations choisies : périmètre (L + l) × 2, puis multiplication par le prix du mètre.</w:t>
       </w:r>
     </w:p>
     <w:p>
@@ -21713,6 +24595,66 @@
     </w:p>
     <w:p>
       <w:pPr>
+        <w:spacing w:after="50" w:line="300"/>
+        <w:ind w:left="360"/>
+        <w:jc w:val="left"/>
+      </w:pPr>
+      <w:r>
+        <w:rPr>
+          <w:rFonts w:ascii="Times New Roman" w:cs="Times New Roman" w:eastAsia="Times New Roman" w:hAnsi="Times New Roman"/>
+          <w:b w:val="false"/>
+          <w:bCs w:val="false"/>
+          <w:i/>
+          <w:iCs/>
+          <w:color w:val="C2185B"/>
+          <w:sz w:val="24"/>
+          <w:szCs w:val="24"/>
+        </w:rPr>
+        <w:t xml:space="preserve">Question cachée : Une dalle couvre exactement 1 m² : le nombre de dalles est donc l’AIRE de la salle.</w:t>
+      </w:r>
+    </w:p>
+    <w:p>
+      <w:pPr>
+        <w:spacing w:after="50" w:line="300"/>
+        <w:ind w:left="360"/>
+        <w:jc w:val="left"/>
+      </w:pPr>
+      <w:r>
+        <w:rPr>
+          <w:rFonts w:ascii="Times New Roman" w:cs="Times New Roman" w:eastAsia="Times New Roman" w:hAnsi="Times New Roman"/>
+          <w:b w:val="false"/>
+          <w:bCs w:val="false"/>
+          <w:i/>
+          <w:iCs/>
+          <w:color w:val="1F4E79"/>
+          <w:sz w:val="24"/>
+          <w:szCs w:val="24"/>
+        </w:rPr>
+        <w:t xml:space="preserve">Mots-indices : « carreler… dalles de 1 m² » → aire ; « pour quel prix total » → ×.</w:t>
+      </w:r>
+    </w:p>
+    <w:p>
+      <w:pPr>
+        <w:spacing w:after="70" w:line="300"/>
+        <w:ind w:left="360"/>
+        <w:jc w:val="left"/>
+      </w:pPr>
+      <w:r>
+        <w:rPr>
+          <w:rFonts w:ascii="Times New Roman" w:cs="Times New Roman" w:eastAsia="Times New Roman" w:hAnsi="Times New Roman"/>
+          <w:b w:val="false"/>
+          <w:bCs w:val="false"/>
+          <w:i/>
+          <w:iCs/>
+          <w:color w:val="B25000"/>
+          <w:sz w:val="24"/>
+          <w:szCs w:val="24"/>
+        </w:rPr>
+        <w:t xml:space="preserve">Opérations choisies : aire L × l, puis multiplication par le prix de la dalle.</w:t>
+      </w:r>
+    </w:p>
+    <w:p>
+      <w:pPr>
         <w:spacing w:after="60" w:line="300"/>
         <w:ind w:left="360"/>
         <w:jc w:val="left"/>
@@ -21812,22 +24754,22 @@
     </w:p>
     <w:p>
       <w:pPr>
-        <w:spacing w:after="60" w:line="300"/>
-        <w:ind w:left="360"/>
-        <w:jc w:val="left"/>
-      </w:pPr>
-      <w:r>
-        <w:rPr>
-          <w:rFonts w:ascii="Times New Roman" w:cs="Times New Roman" w:eastAsia="Times New Roman" w:hAnsi="Times New Roman"/>
-          <w:b w:val="false"/>
-          <w:bCs w:val="false"/>
-          <w:i w:val="false"/>
-          <w:iCs w:val="false"/>
-          <w:color w:val="000000"/>
-          <w:sz w:val="24"/>
-          <w:szCs w:val="24"/>
-        </w:rPr>
-        <w:t xml:space="preserve">Étape 1 — Quantité vendue : </w:t>
+        <w:spacing w:after="50" w:line="300"/>
+        <w:ind w:left="360"/>
+        <w:jc w:val="left"/>
+      </w:pPr>
+      <w:r>
+        <w:rPr>
+          <w:rFonts w:ascii="Times New Roman" w:cs="Times New Roman" w:eastAsia="Times New Roman" w:hAnsi="Times New Roman"/>
+          <w:b w:val="false"/>
+          <w:bCs w:val="false"/>
+          <w:i/>
+          <w:iCs/>
+          <w:color w:val="C2185B"/>
+          <w:sz w:val="24"/>
+          <w:szCs w:val="24"/>
+        </w:rPr>
+        <w:t xml:space="preserve">Question cachée : Vendre les </w:t>
       </w:r>
       <m:oMath>
         <m:f>
@@ -21848,59 +24790,39 @@
           <w:rFonts w:ascii="Times New Roman" w:cs="Times New Roman" w:eastAsia="Times New Roman" w:hAnsi="Times New Roman"/>
           <w:b w:val="false"/>
           <w:bCs w:val="false"/>
-          <w:i w:val="false"/>
-          <w:iCs w:val="false"/>
-          <w:color w:val="000000"/>
-          <w:sz w:val="24"/>
-          <w:szCs w:val="24"/>
-        </w:rPr>
-        <w:t xml:space="preserve">de 160 = (160 ÷ 4) × 3 = 40 × 3 = 120 kg.</w:t>
-      </w:r>
-    </w:p>
-    <w:p>
-      <w:pPr>
-        <w:spacing w:after="60" w:line="300"/>
-        <w:ind w:left="360"/>
-        <w:jc w:val="left"/>
-      </w:pPr>
-      <w:r>
-        <w:rPr>
-          <w:rFonts w:ascii="Times New Roman" w:cs="Times New Roman" w:eastAsia="Times New Roman" w:hAnsi="Times New Roman"/>
-          <w:b w:val="false"/>
-          <w:bCs w:val="false"/>
-          <w:i w:val="false"/>
-          <w:iCs w:val="false"/>
-          <w:color w:val="000000"/>
-          <w:sz w:val="24"/>
-          <w:szCs w:val="24"/>
-        </w:rPr>
-        <w:t xml:space="preserve">Étape 2 — Recette : 120 × 3 000 = 360 000 Ar.</w:t>
-      </w:r>
-    </w:p>
-    <w:p>
-      <w:pPr>
-        <w:spacing w:after="60" w:line="300"/>
-        <w:ind w:left="360"/>
-        <w:jc w:val="left"/>
-      </w:pPr>
-      <w:r>
-        <w:rPr>
-          <w:rFonts w:ascii="Times New Roman" w:cs="Times New Roman" w:eastAsia="Times New Roman" w:hAnsi="Times New Roman"/>
-          <w:b w:val="false"/>
-          <w:bCs w:val="false"/>
-          <w:i w:val="false"/>
-          <w:iCs w:val="false"/>
-          <w:color w:val="000000"/>
-          <w:sz w:val="24"/>
-          <w:szCs w:val="24"/>
-        </w:rPr>
-        <w:t xml:space="preserve">Étape 3 — Part gardée : 160 − 120 = 40 kg (c’est bien </w:t>
+          <w:i/>
+          <w:iCs/>
+          <w:color w:val="C2185B"/>
+          <w:sz w:val="24"/>
+          <w:szCs w:val="24"/>
+        </w:rPr>
+        <w:t xml:space="preserve">oblige à calculer D’ABORD cette quantité en kilos : c’est la question cachée.</w:t>
+      </w:r>
+    </w:p>
+    <w:p>
+      <w:pPr>
+        <w:spacing w:after="50" w:line="300"/>
+        <w:ind w:left="360"/>
+        <w:jc w:val="left"/>
+      </w:pPr>
+      <w:r>
+        <w:rPr>
+          <w:rFonts w:ascii="Times New Roman" w:cs="Times New Roman" w:eastAsia="Times New Roman" w:hAnsi="Times New Roman"/>
+          <w:b w:val="false"/>
+          <w:bCs w:val="false"/>
+          <w:i/>
+          <w:iCs/>
+          <w:color w:val="1F4E79"/>
+          <w:sz w:val="24"/>
+          <w:szCs w:val="24"/>
+        </w:rPr>
+        <w:t xml:space="preserve">Mots-indices : « les </w:t>
       </w:r>
       <m:oMath>
         <m:f>
           <m:num>
             <m:r>
-              <m:t>1</m:t>
+              <m:t>3</m:t>
             </m:r>
           </m:num>
           <m:den>
@@ -21915,6 +24837,140 @@
           <w:rFonts w:ascii="Times New Roman" w:cs="Times New Roman" w:eastAsia="Times New Roman" w:hAnsi="Times New Roman"/>
           <w:b w:val="false"/>
           <w:bCs w:val="false"/>
+          <w:i/>
+          <w:iCs/>
+          <w:color w:val="1F4E79"/>
+          <w:sz w:val="24"/>
+          <w:szCs w:val="24"/>
+        </w:rPr>
+        <w:t xml:space="preserve">de » → fraction de la récolte (÷ 4 puis × 3) ; « au kilo » → × par le prix.</w:t>
+      </w:r>
+    </w:p>
+    <w:p>
+      <w:pPr>
+        <w:spacing w:after="70" w:line="300"/>
+        <w:ind w:left="360"/>
+        <w:jc w:val="left"/>
+      </w:pPr>
+      <w:r>
+        <w:rPr>
+          <w:rFonts w:ascii="Times New Roman" w:cs="Times New Roman" w:eastAsia="Times New Roman" w:hAnsi="Times New Roman"/>
+          <w:b w:val="false"/>
+          <w:bCs w:val="false"/>
+          <w:i/>
+          <w:iCs/>
+          <w:color w:val="B25000"/>
+          <w:sz w:val="24"/>
+          <w:szCs w:val="24"/>
+        </w:rPr>
+        <w:t xml:space="preserve">Opérations choisies : fraction de la récolte, puis multiplication pour la recette, puis soustraction pour la part gardée.</w:t>
+      </w:r>
+    </w:p>
+    <w:p>
+      <w:pPr>
+        <w:spacing w:after="60" w:line="300"/>
+        <w:ind w:left="360"/>
+        <w:jc w:val="left"/>
+      </w:pPr>
+      <w:r>
+        <w:rPr>
+          <w:rFonts w:ascii="Times New Roman" w:cs="Times New Roman" w:eastAsia="Times New Roman" w:hAnsi="Times New Roman"/>
+          <w:b w:val="false"/>
+          <w:bCs w:val="false"/>
+          <w:i w:val="false"/>
+          <w:iCs w:val="false"/>
+          <w:color w:val="000000"/>
+          <w:sz w:val="24"/>
+          <w:szCs w:val="24"/>
+        </w:rPr>
+        <w:t xml:space="preserve">Étape 1 — Quantité vendue : </w:t>
+      </w:r>
+      <m:oMath>
+        <m:f>
+          <m:num>
+            <m:r>
+              <m:t>3</m:t>
+            </m:r>
+          </m:num>
+          <m:den>
+            <m:r>
+              <m:t>4</m:t>
+            </m:r>
+          </m:den>
+        </m:f>
+      </m:oMath>
+      <w:r>
+        <w:rPr>
+          <w:rFonts w:ascii="Times New Roman" w:cs="Times New Roman" w:eastAsia="Times New Roman" w:hAnsi="Times New Roman"/>
+          <w:b w:val="false"/>
+          <w:bCs w:val="false"/>
+          <w:i w:val="false"/>
+          <w:iCs w:val="false"/>
+          <w:color w:val="000000"/>
+          <w:sz w:val="24"/>
+          <w:szCs w:val="24"/>
+        </w:rPr>
+        <w:t xml:space="preserve">de 160 = (160 ÷ 4) × 3 = 40 × 3 = 120 kg.</w:t>
+      </w:r>
+    </w:p>
+    <w:p>
+      <w:pPr>
+        <w:spacing w:after="60" w:line="300"/>
+        <w:ind w:left="360"/>
+        <w:jc w:val="left"/>
+      </w:pPr>
+      <w:r>
+        <w:rPr>
+          <w:rFonts w:ascii="Times New Roman" w:cs="Times New Roman" w:eastAsia="Times New Roman" w:hAnsi="Times New Roman"/>
+          <w:b w:val="false"/>
+          <w:bCs w:val="false"/>
+          <w:i w:val="false"/>
+          <w:iCs w:val="false"/>
+          <w:color w:val="000000"/>
+          <w:sz w:val="24"/>
+          <w:szCs w:val="24"/>
+        </w:rPr>
+        <w:t xml:space="preserve">Étape 2 — Recette : 120 × 3 000 = 360 000 Ar.</w:t>
+      </w:r>
+    </w:p>
+    <w:p>
+      <w:pPr>
+        <w:spacing w:after="60" w:line="300"/>
+        <w:ind w:left="360"/>
+        <w:jc w:val="left"/>
+      </w:pPr>
+      <w:r>
+        <w:rPr>
+          <w:rFonts w:ascii="Times New Roman" w:cs="Times New Roman" w:eastAsia="Times New Roman" w:hAnsi="Times New Roman"/>
+          <w:b w:val="false"/>
+          <w:bCs w:val="false"/>
+          <w:i w:val="false"/>
+          <w:iCs w:val="false"/>
+          <w:color w:val="000000"/>
+          <w:sz w:val="24"/>
+          <w:szCs w:val="24"/>
+        </w:rPr>
+        <w:t xml:space="preserve">Étape 3 — Part gardée : 160 − 120 = 40 kg (c’est bien </w:t>
+      </w:r>
+      <m:oMath>
+        <m:f>
+          <m:num>
+            <m:r>
+              <m:t>1</m:t>
+            </m:r>
+          </m:num>
+          <m:den>
+            <m:r>
+              <m:t>4</m:t>
+            </m:r>
+          </m:den>
+        </m:f>
+      </m:oMath>
+      <w:r>
+        <w:rPr>
+          <w:rFonts w:ascii="Times New Roman" w:cs="Times New Roman" w:eastAsia="Times New Roman" w:hAnsi="Times New Roman"/>
+          <w:b w:val="false"/>
+          <w:bCs w:val="false"/>
           <w:i w:val="false"/>
           <w:iCs w:val="false"/>
           <w:color w:val="000000"/>
@@ -22108,6 +25164,66 @@
     </w:p>
     <w:p>
       <w:pPr>
+        <w:spacing w:after="50" w:line="300"/>
+        <w:ind w:left="360"/>
+        <w:jc w:val="left"/>
+      </w:pPr>
+      <w:r>
+        <w:rPr>
+          <w:rFonts w:ascii="Times New Roman" w:cs="Times New Roman" w:eastAsia="Times New Roman" w:hAnsi="Times New Roman"/>
+          <w:b w:val="false"/>
+          <w:bCs w:val="false"/>
+          <w:i/>
+          <w:iCs/>
+          <w:color w:val="C2185B"/>
+          <w:sz w:val="24"/>
+          <w:szCs w:val="24"/>
+        </w:rPr>
+        <w:t xml:space="preserve">Question cachée : Le prix du tissu d’abord, la monnaie ensuite : on ne rend pas la monnaie sans connaître le total.</w:t>
+      </w:r>
+    </w:p>
+    <w:p>
+      <w:pPr>
+        <w:spacing w:after="50" w:line="300"/>
+        <w:ind w:left="360"/>
+        <w:jc w:val="left"/>
+      </w:pPr>
+      <w:r>
+        <w:rPr>
+          <w:rFonts w:ascii="Times New Roman" w:cs="Times New Roman" w:eastAsia="Times New Roman" w:hAnsi="Times New Roman"/>
+          <w:b w:val="false"/>
+          <w:bCs w:val="false"/>
+          <w:i/>
+          <w:iCs/>
+          <w:color w:val="1F4E79"/>
+          <w:sz w:val="24"/>
+          <w:szCs w:val="24"/>
+        </w:rPr>
+        <w:t xml:space="preserve">Mots-indices : « … m à … Ar le mètre » (prix unitaire → ×) ; « combien lui rend-on » (écart → −).</w:t>
+      </w:r>
+    </w:p>
+    <w:p>
+      <w:pPr>
+        <w:spacing w:after="70" w:line="300"/>
+        <w:ind w:left="360"/>
+        <w:jc w:val="left"/>
+      </w:pPr>
+      <w:r>
+        <w:rPr>
+          <w:rFonts w:ascii="Times New Roman" w:cs="Times New Roman" w:eastAsia="Times New Roman" w:hAnsi="Times New Roman"/>
+          <w:b w:val="false"/>
+          <w:bCs w:val="false"/>
+          <w:i/>
+          <w:iCs/>
+          <w:color w:val="B25000"/>
+          <w:sz w:val="24"/>
+          <w:szCs w:val="24"/>
+        </w:rPr>
+        <w:t xml:space="preserve">Opérations choisies : multiplication à virgules, puis soustraction.</w:t>
+      </w:r>
+    </w:p>
+    <w:p>
+      <w:pPr>
         <w:spacing w:after="60" w:line="300"/>
         <w:ind w:left="360"/>
         <w:jc w:val="left"/>
@@ -22183,6 +25299,66 @@
           <w:szCs w:val="24"/>
         </w:rPr>
         <w:t xml:space="preserve">Problème 2 — démarche :</w:t>
+      </w:r>
+    </w:p>
+    <w:p>
+      <w:pPr>
+        <w:spacing w:after="50" w:line="300"/>
+        <w:ind w:left="360"/>
+        <w:jc w:val="left"/>
+      </w:pPr>
+      <w:r>
+        <w:rPr>
+          <w:rFonts w:ascii="Times New Roman" w:cs="Times New Roman" w:eastAsia="Times New Roman" w:hAnsi="Times New Roman"/>
+          <w:b w:val="false"/>
+          <w:bCs w:val="false"/>
+          <w:i/>
+          <w:iCs/>
+          <w:color w:val="C2185B"/>
+          <w:sz w:val="24"/>
+          <w:szCs w:val="24"/>
+        </w:rPr>
+        <w:t xml:space="preserve">Question cachée : On additionne les heures avec les heures et les minutes avec les minutes — et si les minutes dépassent 60, on échange contre 1 heure.</w:t>
+      </w:r>
+    </w:p>
+    <w:p>
+      <w:pPr>
+        <w:spacing w:after="50" w:line="300"/>
+        <w:ind w:left="360"/>
+        <w:jc w:val="left"/>
+      </w:pPr>
+      <w:r>
+        <w:rPr>
+          <w:rFonts w:ascii="Times New Roman" w:cs="Times New Roman" w:eastAsia="Times New Roman" w:hAnsi="Times New Roman"/>
+          <w:b w:val="false"/>
+          <w:bCs w:val="false"/>
+          <w:i/>
+          <w:iCs/>
+          <w:color w:val="1F4E79"/>
+          <w:sz w:val="24"/>
+          <w:szCs w:val="24"/>
+        </w:rPr>
+        <w:t xml:space="preserve">Mots-indices : « part à… le trajet dure… » → addition de durées (base 60).</w:t>
+      </w:r>
+    </w:p>
+    <w:p>
+      <w:pPr>
+        <w:spacing w:after="70" w:line="300"/>
+        <w:ind w:left="360"/>
+        <w:jc w:val="left"/>
+      </w:pPr>
+      <w:r>
+        <w:rPr>
+          <w:rFonts w:ascii="Times New Roman" w:cs="Times New Roman" w:eastAsia="Times New Roman" w:hAnsi="Times New Roman"/>
+          <w:b w:val="false"/>
+          <w:bCs w:val="false"/>
+          <w:i/>
+          <w:iCs/>
+          <w:color w:val="B25000"/>
+          <w:sz w:val="24"/>
+          <w:szCs w:val="24"/>
+        </w:rPr>
+        <w:t xml:space="preserve">Opérations choisies : addition sexagésimale : colonne des heures, colonne des minutes, échange à 60.</w:t>
       </w:r>
     </w:p>
     <w:p>
@@ -22429,6 +25605,66 @@
     </w:p>
     <w:p>
       <w:pPr>
+        <w:spacing w:after="50" w:line="300"/>
+        <w:ind w:left="360"/>
+        <w:jc w:val="left"/>
+      </w:pPr>
+      <w:r>
+        <w:rPr>
+          <w:rFonts w:ascii="Times New Roman" w:cs="Times New Roman" w:eastAsia="Times New Roman" w:hAnsi="Times New Roman"/>
+          <w:b w:val="false"/>
+          <w:bCs w:val="false"/>
+          <w:i/>
+          <w:iCs/>
+          <w:color w:val="C2185B"/>
+          <w:sz w:val="24"/>
+          <w:szCs w:val="24"/>
+        </w:rPr>
+        <w:t xml:space="preserve">Question cachée : Combien de « paquets » de … Ar tiennent dans le prix du vélo : l’épargne hebdomadaire est comme un paquet qu’on répète.</w:t>
+      </w:r>
+    </w:p>
+    <w:p>
+      <w:pPr>
+        <w:spacing w:after="50" w:line="300"/>
+        <w:ind w:left="360"/>
+        <w:jc w:val="left"/>
+      </w:pPr>
+      <w:r>
+        <w:rPr>
+          <w:rFonts w:ascii="Times New Roman" w:cs="Times New Roman" w:eastAsia="Times New Roman" w:hAnsi="Times New Roman"/>
+          <w:b w:val="false"/>
+          <w:bCs w:val="false"/>
+          <w:i/>
+          <w:iCs/>
+          <w:color w:val="1F4E79"/>
+          <w:sz w:val="24"/>
+          <w:szCs w:val="24"/>
+        </w:rPr>
+        <w:t xml:space="preserve">Mots-indices : « combien de semaines » → combien de fois → division (groupement).</w:t>
+      </w:r>
+    </w:p>
+    <w:p>
+      <w:pPr>
+        <w:spacing w:after="70" w:line="300"/>
+        <w:ind w:left="360"/>
+        <w:jc w:val="left"/>
+      </w:pPr>
+      <w:r>
+        <w:rPr>
+          <w:rFonts w:ascii="Times New Roman" w:cs="Times New Roman" w:eastAsia="Times New Roman" w:hAnsi="Times New Roman"/>
+          <w:b w:val="false"/>
+          <w:bCs w:val="false"/>
+          <w:i/>
+          <w:iCs/>
+          <w:color w:val="B25000"/>
+          <w:sz w:val="24"/>
+          <w:szCs w:val="24"/>
+        </w:rPr>
+        <w:t xml:space="preserve">Opérations choisies : division : on cherche combien de fois l’épargne entre dans le prix total.</w:t>
+      </w:r>
+    </w:p>
+    <w:p>
+      <w:pPr>
         <w:spacing w:after="60" w:line="300"/>
         <w:ind w:left="360"/>
         <w:jc w:val="left"/>
@@ -22524,6 +25760,66 @@
           <w:szCs w:val="24"/>
         </w:rPr>
         <w:t xml:space="preserve">Problème 2 — démarche :</w:t>
+      </w:r>
+    </w:p>
+    <w:p>
+      <w:pPr>
+        <w:spacing w:after="50" w:line="300"/>
+        <w:ind w:left="360"/>
+        <w:jc w:val="left"/>
+      </w:pPr>
+      <w:r>
+        <w:rPr>
+          <w:rFonts w:ascii="Times New Roman" w:cs="Times New Roman" w:eastAsia="Times New Roman" w:hAnsi="Times New Roman"/>
+          <w:b w:val="false"/>
+          <w:bCs w:val="false"/>
+          <w:i/>
+          <w:iCs/>
+          <w:color w:val="C2185B"/>
+          <w:sz w:val="24"/>
+          <w:szCs w:val="24"/>
+        </w:rPr>
+        <w:t xml:space="preserve">Question cachée : Deux questions bien séparées : d’abord les rangées (division), puis les bus (division avec reste — et il faut l’interpréter !).</w:t>
+      </w:r>
+    </w:p>
+    <w:p>
+      <w:pPr>
+        <w:spacing w:after="50" w:line="300"/>
+        <w:ind w:left="360"/>
+        <w:jc w:val="left"/>
+      </w:pPr>
+      <w:r>
+        <w:rPr>
+          <w:rFonts w:ascii="Times New Roman" w:cs="Times New Roman" w:eastAsia="Times New Roman" w:hAnsi="Times New Roman"/>
+          <w:b w:val="false"/>
+          <w:bCs w:val="false"/>
+          <w:i/>
+          <w:iCs/>
+          <w:color w:val="1F4E79"/>
+          <w:sz w:val="24"/>
+          <w:szCs w:val="24"/>
+        </w:rPr>
+        <w:t xml:space="preserve">Mots-indices : « en rangées de » → ÷ ; « et … enseignants » → + ; « bus de 30 places » → ÷ avec reste.</w:t>
+      </w:r>
+    </w:p>
+    <w:p>
+      <w:pPr>
+        <w:spacing w:after="70" w:line="300"/>
+        <w:ind w:left="360"/>
+        <w:jc w:val="left"/>
+      </w:pPr>
+      <w:r>
+        <w:rPr>
+          <w:rFonts w:ascii="Times New Roman" w:cs="Times New Roman" w:eastAsia="Times New Roman" w:hAnsi="Times New Roman"/>
+          <w:b w:val="false"/>
+          <w:bCs w:val="false"/>
+          <w:i/>
+          <w:iCs/>
+          <w:color w:val="B25000"/>
+          <w:sz w:val="24"/>
+          <w:szCs w:val="24"/>
+        </w:rPr>
+        <w:t xml:space="preserve">Opérations choisies : division, addition, puis division avec interprétation du reste : le reste impose un bus DE PLUS.</w:t>
       </w:r>
     </w:p>
     <w:p>
@@ -22770,6 +26066,66 @@
     </w:p>
     <w:p>
       <w:pPr>
+        <w:spacing w:after="50" w:line="300"/>
+        <w:ind w:left="360"/>
+        <w:jc w:val="left"/>
+      </w:pPr>
+      <w:r>
+        <w:rPr>
+          <w:rFonts w:ascii="Times New Roman" w:cs="Times New Roman" w:eastAsia="Times New Roman" w:hAnsi="Times New Roman"/>
+          <w:b w:val="false"/>
+          <w:bCs w:val="false"/>
+          <w:i/>
+          <w:iCs/>
+          <w:color w:val="C2185B"/>
+          <w:sz w:val="24"/>
+          <w:szCs w:val="24"/>
+        </w:rPr>
+        <w:t xml:space="preserve">Question cachée : Pour rendre la monnaie, il faut d’abord connaître le prix TOTAL des achats : le total est la question cachée.</w:t>
+      </w:r>
+    </w:p>
+    <w:p>
+      <w:pPr>
+        <w:spacing w:after="50" w:line="300"/>
+        <w:ind w:left="360"/>
+        <w:jc w:val="left"/>
+      </w:pPr>
+      <w:r>
+        <w:rPr>
+          <w:rFonts w:ascii="Times New Roman" w:cs="Times New Roman" w:eastAsia="Times New Roman" w:hAnsi="Times New Roman"/>
+          <w:b w:val="false"/>
+          <w:bCs w:val="false"/>
+          <w:i/>
+          <w:iCs/>
+          <w:color w:val="1F4E79"/>
+          <w:sz w:val="24"/>
+          <w:szCs w:val="24"/>
+        </w:rPr>
+        <w:t xml:space="preserve">Mots-indices : « à … Ar le kapoaka » (prix unitaire → ×) ; « et un savon » (réunion → +) ; « combien lui rend-on » (écart → −).</w:t>
+      </w:r>
+    </w:p>
+    <w:p>
+      <w:pPr>
+        <w:spacing w:after="70" w:line="300"/>
+        <w:ind w:left="360"/>
+        <w:jc w:val="left"/>
+      </w:pPr>
+      <w:r>
+        <w:rPr>
+          <w:rFonts w:ascii="Times New Roman" w:cs="Times New Roman" w:eastAsia="Times New Roman" w:hAnsi="Times New Roman"/>
+          <w:b w:val="false"/>
+          <w:bCs w:val="false"/>
+          <w:i/>
+          <w:iCs/>
+          <w:color w:val="B25000"/>
+          <w:sz w:val="24"/>
+          <w:szCs w:val="24"/>
+        </w:rPr>
+        <w:t xml:space="preserve">Opérations choisies : multiplication (prix du riz), puis addition (total), puis soustraction (monnaie rendue).</w:t>
+      </w:r>
+    </w:p>
+    <w:p>
+      <w:pPr>
         <w:spacing w:after="60" w:line="300"/>
         <w:ind w:left="360"/>
         <w:jc w:val="left"/>
@@ -22865,6 +26221,66 @@
           <w:szCs w:val="24"/>
         </w:rPr>
         <w:t xml:space="preserve">Problème 2 — démarche :</w:t>
+      </w:r>
+    </w:p>
+    <w:p>
+      <w:pPr>
+        <w:spacing w:after="50" w:line="300"/>
+        <w:ind w:left="360"/>
+        <w:jc w:val="left"/>
+      </w:pPr>
+      <w:r>
+        <w:rPr>
+          <w:rFonts w:ascii="Times New Roman" w:cs="Times New Roman" w:eastAsia="Times New Roman" w:hAnsi="Times New Roman"/>
+          <w:b w:val="false"/>
+          <w:bCs w:val="false"/>
+          <w:i/>
+          <w:iCs/>
+          <w:color w:val="C2185B"/>
+          <w:sz w:val="24"/>
+          <w:szCs w:val="24"/>
+        </w:rPr>
+        <w:t xml:space="preserve">Question cachée : On ne peut diviser que des grammes par des grammes : la conversion kg → g est la question cachée.</w:t>
+      </w:r>
+    </w:p>
+    <w:p>
+      <w:pPr>
+        <w:spacing w:after="50" w:line="300"/>
+        <w:ind w:left="360"/>
+        <w:jc w:val="left"/>
+      </w:pPr>
+      <w:r>
+        <w:rPr>
+          <w:rFonts w:ascii="Times New Roman" w:cs="Times New Roman" w:eastAsia="Times New Roman" w:hAnsi="Times New Roman"/>
+          <w:b w:val="false"/>
+          <w:bCs w:val="false"/>
+          <w:i/>
+          <w:iCs/>
+          <w:color w:val="1F4E79"/>
+          <w:sz w:val="24"/>
+          <w:szCs w:val="24"/>
+        </w:rPr>
+        <w:t xml:space="preserve">Mots-indices : « partage… en sachets de » → division ; « kg » et « g » dans le même énoncé → conversion d’abord.</w:t>
+      </w:r>
+    </w:p>
+    <w:p>
+      <w:pPr>
+        <w:spacing w:after="70" w:line="300"/>
+        <w:ind w:left="360"/>
+        <w:jc w:val="left"/>
+      </w:pPr>
+      <w:r>
+        <w:rPr>
+          <w:rFonts w:ascii="Times New Roman" w:cs="Times New Roman" w:eastAsia="Times New Roman" w:hAnsi="Times New Roman"/>
+          <w:b w:val="false"/>
+          <w:bCs w:val="false"/>
+          <w:i/>
+          <w:iCs/>
+          <w:color w:val="B25000"/>
+          <w:sz w:val="24"/>
+          <w:szCs w:val="24"/>
+        </w:rPr>
+        <w:t xml:space="preserve">Opérations choisies : conversion, puis division euclidienne : combien de paquets de … g dans … g, et que reste-t-il ?</w:t>
       </w:r>
     </w:p>
     <w:p>

--- a/manuel-math-t5/Manuel_Mathematiques_T5_EXAMENS.docx
+++ b/manuel-math-t5/Manuel_Mathematiques_T5_EXAMENS.docx
@@ -384,6 +384,52 @@
     </w:p>
     <w:p>
       <w:pPr>
+        <w:spacing w:after="100" w:before="80"/>
+        <w:jc w:val="center"/>
+      </w:pPr>
+      <w:r>
+        <w:drawing>
+          <wp:inline distT="0" distB="0" distL="0" distR="0">
+            <wp:extent cx="4476750" cy="2038350"/>
+            <wp:effectExtent t="0" r="0" b="0" l="0"/>
+            <wp:docPr id="1" name=""/>
+            <wp:cNvGraphicFramePr>
+              <a:graphicFrameLocks xmlns:a="http://schemas.openxmlformats.org/drawingml/2006/main" noChangeAspect="1"/>
+            </wp:cNvGraphicFramePr>
+            <a:graphic xmlns:a="http://schemas.openxmlformats.org/drawingml/2006/main">
+              <a:graphicData uri="http://schemas.openxmlformats.org/drawingml/2006/picture">
+                <pic:pic xmlns:pic="http://schemas.openxmlformats.org/drawingml/2006/picture">
+                  <pic:nvPicPr>
+                    <pic:cNvPr id="0" name="" descr=""/>
+                    <pic:cNvPicPr>
+                      <a:picLocks noChangeAspect="1" noChangeArrowheads="1"/>
+                    </pic:cNvPicPr>
+                  </pic:nvPicPr>
+                  <pic:blipFill>
+                    <a:blip r:embed="rId9" cstate="none"/>
+                    <a:srcRect/>
+                    <a:stretch>
+                      <a:fillRect/>
+                    </a:stretch>
+                  </pic:blipFill>
+                  <pic:spPr bwMode="auto">
+                    <a:xfrm>
+                      <a:off x="0" y="0"/>
+                      <a:ext cx="4476750" cy="2038350"/>
+                    </a:xfrm>
+                    <a:prstGeom prst="rect">
+                      <a:avLst/>
+                    </a:prstGeom>
+                  </pic:spPr>
+                </pic:pic>
+              </a:graphicData>
+            </a:graphic>
+          </wp:inline>
+        </w:drawing>
+      </w:r>
+    </w:p>
+    <w:p>
+      <w:pPr>
         <w:spacing w:after="60" w:line="300"/>
         <w:ind w:left="360"/>
         <w:jc w:val="left"/>
@@ -443,6 +489,52 @@
     </w:p>
     <w:p>
       <w:pPr>
+        <w:spacing w:after="100" w:before="80"/>
+        <w:jc w:val="center"/>
+      </w:pPr>
+      <w:r>
+        <w:drawing>
+          <wp:inline distT="0" distB="0" distL="0" distR="0">
+            <wp:extent cx="4476750" cy="2038350"/>
+            <wp:effectExtent t="0" r="0" b="0" l="0"/>
+            <wp:docPr id="2" name=""/>
+            <wp:cNvGraphicFramePr>
+              <a:graphicFrameLocks xmlns:a="http://schemas.openxmlformats.org/drawingml/2006/main" noChangeAspect="1"/>
+            </wp:cNvGraphicFramePr>
+            <a:graphic xmlns:a="http://schemas.openxmlformats.org/drawingml/2006/main">
+              <a:graphicData uri="http://schemas.openxmlformats.org/drawingml/2006/picture">
+                <pic:pic xmlns:pic="http://schemas.openxmlformats.org/drawingml/2006/picture">
+                  <pic:nvPicPr>
+                    <pic:cNvPr id="0" name="" descr=""/>
+                    <pic:cNvPicPr>
+                      <a:picLocks noChangeAspect="1" noChangeArrowheads="1"/>
+                    </pic:cNvPicPr>
+                  </pic:nvPicPr>
+                  <pic:blipFill>
+                    <a:blip r:embed="rId10" cstate="none"/>
+                    <a:srcRect/>
+                    <a:stretch>
+                      <a:fillRect/>
+                    </a:stretch>
+                  </pic:blipFill>
+                  <pic:spPr bwMode="auto">
+                    <a:xfrm>
+                      <a:off x="0" y="0"/>
+                      <a:ext cx="4476750" cy="2038350"/>
+                    </a:xfrm>
+                    <a:prstGeom prst="rect">
+                      <a:avLst/>
+                    </a:prstGeom>
+                  </pic:spPr>
+                </pic:pic>
+              </a:graphicData>
+            </a:graphic>
+          </wp:inline>
+        </w:drawing>
+      </w:r>
+    </w:p>
+    <w:p>
+      <w:pPr>
         <w:spacing w:after="60" w:line="300"/>
         <w:ind w:left="360"/>
         <w:jc w:val="left"/>
@@ -478,26 +570,6 @@
           <w:sz w:val="24"/>
           <w:szCs w:val="24"/>
         </w:rPr>
-        <w:t xml:space="preserve">368 204 − 159 817 = 208 387.</w:t>
-      </w:r>
-    </w:p>
-    <w:p>
-      <w:pPr>
-        <w:spacing w:after="60" w:line="300"/>
-        <w:ind w:left="360"/>
-        <w:jc w:val="left"/>
-      </w:pPr>
-      <w:r>
-        <w:rPr>
-          <w:rFonts w:ascii="Times New Roman" w:cs="Times New Roman" w:eastAsia="Times New Roman" w:hAnsi="Times New Roman"/>
-          <w:b w:val="false"/>
-          <w:bCs w:val="false"/>
-          <w:i w:val="false"/>
-          <w:iCs w:val="false"/>
-          <w:color w:val="000000"/>
-          <w:sz w:val="24"/>
-          <w:szCs w:val="24"/>
-        </w:rPr>
         <w:t xml:space="preserve">Vérification par l’addition : 208 387 + 159 817 = 368 204 ✓</w:t>
       </w:r>
     </w:p>
@@ -522,42 +594,48 @@
     </w:p>
     <w:p>
       <w:pPr>
-        <w:spacing w:after="60" w:line="300"/>
-        <w:ind w:left="360"/>
-        <w:jc w:val="left"/>
-      </w:pPr>
-      <w:r>
-        <w:rPr>
-          <w:rFonts w:ascii="Times New Roman" w:cs="Times New Roman" w:eastAsia="Times New Roman" w:hAnsi="Times New Roman"/>
-          <w:b w:val="false"/>
-          <w:bCs w:val="false"/>
-          <w:i w:val="false"/>
-          <w:iCs w:val="false"/>
-          <w:color w:val="000000"/>
-          <w:sz w:val="24"/>
-          <w:szCs w:val="24"/>
-        </w:rPr>
-        <w:t xml:space="preserve">On décompose le multiplicateur : 26 = 20 + 6.</w:t>
-      </w:r>
-    </w:p>
-    <w:p>
-      <w:pPr>
-        <w:spacing w:after="60" w:line="300"/>
-        <w:ind w:left="360"/>
-        <w:jc w:val="left"/>
-      </w:pPr>
-      <w:r>
-        <w:rPr>
-          <w:rFonts w:ascii="Times New Roman" w:cs="Times New Roman" w:eastAsia="Times New Roman" w:hAnsi="Times New Roman"/>
-          <w:b w:val="false"/>
-          <w:bCs w:val="false"/>
-          <w:i w:val="false"/>
-          <w:iCs w:val="false"/>
-          <w:color w:val="000000"/>
-          <w:sz w:val="24"/>
-          <w:szCs w:val="24"/>
-        </w:rPr>
-        <w:t xml:space="preserve">335 × 20 = 6 700  et  335 × 6 = 2 010.</w:t>
+        <w:spacing w:after="100" w:before="80"/>
+        <w:jc w:val="center"/>
+      </w:pPr>
+      <w:r>
+        <w:drawing>
+          <wp:inline distT="0" distB="0" distL="0" distR="0">
+            <wp:extent cx="4476750" cy="2533650"/>
+            <wp:effectExtent t="0" r="0" b="0" l="0"/>
+            <wp:docPr id="3" name=""/>
+            <wp:cNvGraphicFramePr>
+              <a:graphicFrameLocks xmlns:a="http://schemas.openxmlformats.org/drawingml/2006/main" noChangeAspect="1"/>
+            </wp:cNvGraphicFramePr>
+            <a:graphic xmlns:a="http://schemas.openxmlformats.org/drawingml/2006/main">
+              <a:graphicData uri="http://schemas.openxmlformats.org/drawingml/2006/picture">
+                <pic:pic xmlns:pic="http://schemas.openxmlformats.org/drawingml/2006/picture">
+                  <pic:nvPicPr>
+                    <pic:cNvPr id="0" name="" descr=""/>
+                    <pic:cNvPicPr>
+                      <a:picLocks noChangeAspect="1" noChangeArrowheads="1"/>
+                    </pic:cNvPicPr>
+                  </pic:nvPicPr>
+                  <pic:blipFill>
+                    <a:blip r:embed="rId11" cstate="none"/>
+                    <a:srcRect/>
+                    <a:stretch>
+                      <a:fillRect/>
+                    </a:stretch>
+                  </pic:blipFill>
+                  <pic:spPr bwMode="auto">
+                    <a:xfrm>
+                      <a:off x="0" y="0"/>
+                      <a:ext cx="4476750" cy="2533650"/>
+                    </a:xfrm>
+                    <a:prstGeom prst="rect">
+                      <a:avLst/>
+                    </a:prstGeom>
+                  </pic:spPr>
+                </pic:pic>
+              </a:graphicData>
+            </a:graphic>
+          </wp:inline>
+        </w:drawing>
       </w:r>
     </w:p>
     <w:p>
@@ -621,6 +699,52 @@
     </w:p>
     <w:p>
       <w:pPr>
+        <w:spacing w:after="100" w:before="80"/>
+        <w:jc w:val="center"/>
+      </w:pPr>
+      <w:r>
+        <w:drawing>
+          <wp:inline distT="0" distB="0" distL="0" distR="0">
+            <wp:extent cx="4476750" cy="2733675"/>
+            <wp:effectExtent t="0" r="0" b="0" l="0"/>
+            <wp:docPr id="4" name=""/>
+            <wp:cNvGraphicFramePr>
+              <a:graphicFrameLocks xmlns:a="http://schemas.openxmlformats.org/drawingml/2006/main" noChangeAspect="1"/>
+            </wp:cNvGraphicFramePr>
+            <a:graphic xmlns:a="http://schemas.openxmlformats.org/drawingml/2006/main">
+              <a:graphicData uri="http://schemas.openxmlformats.org/drawingml/2006/picture">
+                <pic:pic xmlns:pic="http://schemas.openxmlformats.org/drawingml/2006/picture">
+                  <pic:nvPicPr>
+                    <pic:cNvPr id="0" name="" descr=""/>
+                    <pic:cNvPicPr>
+                      <a:picLocks noChangeAspect="1" noChangeArrowheads="1"/>
+                    </pic:cNvPicPr>
+                  </pic:nvPicPr>
+                  <pic:blipFill>
+                    <a:blip r:embed="rId12" cstate="none"/>
+                    <a:srcRect/>
+                    <a:stretch>
+                      <a:fillRect/>
+                    </a:stretch>
+                  </pic:blipFill>
+                  <pic:spPr bwMode="auto">
+                    <a:xfrm>
+                      <a:off x="0" y="0"/>
+                      <a:ext cx="4476750" cy="2733675"/>
+                    </a:xfrm>
+                    <a:prstGeom prst="rect">
+                      <a:avLst/>
+                    </a:prstGeom>
+                  </pic:spPr>
+                </pic:pic>
+              </a:graphicData>
+            </a:graphic>
+          </wp:inline>
+        </w:drawing>
+      </w:r>
+    </w:p>
+    <w:p>
+      <w:pPr>
         <w:spacing w:after="60" w:line="300"/>
         <w:ind w:left="360"/>
         <w:jc w:val="left"/>
@@ -676,26 +800,6 @@
           <w:sz w:val="24"/>
           <w:szCs w:val="24"/>
         </w:rPr>
-        <w:t xml:space="preserve">Vérification : 12 × 66 + 1 = 792 + 1 = 793 ✓ (le reste 1 est bien plus petit que 12).</w:t>
-      </w:r>
-    </w:p>
-    <w:p>
-      <w:pPr>
-        <w:spacing w:after="60" w:line="300"/>
-        <w:ind w:left="360"/>
-        <w:jc w:val="left"/>
-      </w:pPr>
-      <w:r>
-        <w:rPr>
-          <w:rFonts w:ascii="Times New Roman" w:cs="Times New Roman" w:eastAsia="Times New Roman" w:hAnsi="Times New Roman"/>
-          <w:b w:val="false"/>
-          <w:bCs w:val="false"/>
-          <w:i w:val="false"/>
-          <w:iCs w:val="false"/>
-          <w:color w:val="000000"/>
-          <w:sz w:val="24"/>
-          <w:szCs w:val="24"/>
-        </w:rPr>
         <w:t xml:space="preserve">Croix de la preuve par 9 : H 3 × B 3 + reste 1 → 1, comme 793 → 1 ✓</w:t>
       </w:r>
     </w:p>
@@ -716,6 +820,52 @@
           <w:szCs w:val="24"/>
         </w:rPr>
         <w:t xml:space="preserve">5.</w:t>
+      </w:r>
+    </w:p>
+    <w:p>
+      <w:pPr>
+        <w:spacing w:after="100" w:before="80"/>
+        <w:jc w:val="center"/>
+      </w:pPr>
+      <w:r>
+        <w:drawing>
+          <wp:inline distT="0" distB="0" distL="0" distR="0">
+            <wp:extent cx="4476750" cy="2085975"/>
+            <wp:effectExtent t="0" r="0" b="0" l="0"/>
+            <wp:docPr id="5" name=""/>
+            <wp:cNvGraphicFramePr>
+              <a:graphicFrameLocks xmlns:a="http://schemas.openxmlformats.org/drawingml/2006/main" noChangeAspect="1"/>
+            </wp:cNvGraphicFramePr>
+            <a:graphic xmlns:a="http://schemas.openxmlformats.org/drawingml/2006/main">
+              <a:graphicData uri="http://schemas.openxmlformats.org/drawingml/2006/picture">
+                <pic:pic xmlns:pic="http://schemas.openxmlformats.org/drawingml/2006/picture">
+                  <pic:nvPicPr>
+                    <pic:cNvPr id="0" name="" descr=""/>
+                    <pic:cNvPicPr>
+                      <a:picLocks noChangeAspect="1" noChangeArrowheads="1"/>
+                    </pic:cNvPicPr>
+                  </pic:nvPicPr>
+                  <pic:blipFill>
+                    <a:blip r:embed="rId13" cstate="none"/>
+                    <a:srcRect/>
+                    <a:stretch>
+                      <a:fillRect/>
+                    </a:stretch>
+                  </pic:blipFill>
+                  <pic:spPr bwMode="auto">
+                    <a:xfrm>
+                      <a:off x="0" y="0"/>
+                      <a:ext cx="4476750" cy="2085975"/>
+                    </a:xfrm>
+                    <a:prstGeom prst="rect">
+                      <a:avLst/>
+                    </a:prstGeom>
+                  </pic:spPr>
+                </pic:pic>
+              </a:graphicData>
+            </a:graphic>
+          </wp:inline>
+        </w:drawing>
       </w:r>
     </w:p>
     <w:p>
@@ -894,6 +1044,52 @@
     </w:p>
     <w:p>
       <w:pPr>
+        <w:spacing w:after="100" w:before="80"/>
+        <w:jc w:val="center"/>
+      </w:pPr>
+      <w:r>
+        <w:drawing>
+          <wp:inline distT="0" distB="0" distL="0" distR="0">
+            <wp:extent cx="4476750" cy="2152650"/>
+            <wp:effectExtent t="0" r="0" b="0" l="0"/>
+            <wp:docPr id="6" name=""/>
+            <wp:cNvGraphicFramePr>
+              <a:graphicFrameLocks xmlns:a="http://schemas.openxmlformats.org/drawingml/2006/main" noChangeAspect="1"/>
+            </wp:cNvGraphicFramePr>
+            <a:graphic xmlns:a="http://schemas.openxmlformats.org/drawingml/2006/main">
+              <a:graphicData uri="http://schemas.openxmlformats.org/drawingml/2006/picture">
+                <pic:pic xmlns:pic="http://schemas.openxmlformats.org/drawingml/2006/picture">
+                  <pic:nvPicPr>
+                    <pic:cNvPr id="0" name="" descr=""/>
+                    <pic:cNvPicPr>
+                      <a:picLocks noChangeAspect="1" noChangeArrowheads="1"/>
+                    </pic:cNvPicPr>
+                  </pic:nvPicPr>
+                  <pic:blipFill>
+                    <a:blip r:embed="rId14" cstate="none"/>
+                    <a:srcRect/>
+                    <a:stretch>
+                      <a:fillRect/>
+                    </a:stretch>
+                  </pic:blipFill>
+                  <pic:spPr bwMode="auto">
+                    <a:xfrm>
+                      <a:off x="0" y="0"/>
+                      <a:ext cx="4476750" cy="2152650"/>
+                    </a:xfrm>
+                    <a:prstGeom prst="rect">
+                      <a:avLst/>
+                    </a:prstGeom>
+                  </pic:spPr>
+                </pic:pic>
+              </a:graphicData>
+            </a:graphic>
+          </wp:inline>
+        </w:drawing>
+      </w:r>
+    </w:p>
+    <w:p>
+      <w:pPr>
         <w:spacing w:after="60" w:line="300"/>
         <w:ind w:left="360"/>
         <w:jc w:val="left"/>
@@ -1192,6 +1388,52 @@
     </w:p>
     <w:p>
       <w:pPr>
+        <w:spacing w:after="100" w:before="80"/>
+        <w:jc w:val="center"/>
+      </w:pPr>
+      <w:r>
+        <w:drawing>
+          <wp:inline distT="0" distB="0" distL="0" distR="0">
+            <wp:extent cx="4476750" cy="2038350"/>
+            <wp:effectExtent t="0" r="0" b="0" l="0"/>
+            <wp:docPr id="7" name=""/>
+            <wp:cNvGraphicFramePr>
+              <a:graphicFrameLocks xmlns:a="http://schemas.openxmlformats.org/drawingml/2006/main" noChangeAspect="1"/>
+            </wp:cNvGraphicFramePr>
+            <a:graphic xmlns:a="http://schemas.openxmlformats.org/drawingml/2006/main">
+              <a:graphicData uri="http://schemas.openxmlformats.org/drawingml/2006/picture">
+                <pic:pic xmlns:pic="http://schemas.openxmlformats.org/drawingml/2006/picture">
+                  <pic:nvPicPr>
+                    <pic:cNvPr id="0" name="" descr=""/>
+                    <pic:cNvPicPr>
+                      <a:picLocks noChangeAspect="1" noChangeArrowheads="1"/>
+                    </pic:cNvPicPr>
+                  </pic:nvPicPr>
+                  <pic:blipFill>
+                    <a:blip r:embed="rId15" cstate="none"/>
+                    <a:srcRect/>
+                    <a:stretch>
+                      <a:fillRect/>
+                    </a:stretch>
+                  </pic:blipFill>
+                  <pic:spPr bwMode="auto">
+                    <a:xfrm>
+                      <a:off x="0" y="0"/>
+                      <a:ext cx="4476750" cy="2038350"/>
+                    </a:xfrm>
+                    <a:prstGeom prst="rect">
+                      <a:avLst/>
+                    </a:prstGeom>
+                  </pic:spPr>
+                </pic:pic>
+              </a:graphicData>
+            </a:graphic>
+          </wp:inline>
+        </w:drawing>
+      </w:r>
+    </w:p>
+    <w:p>
+      <w:pPr>
         <w:spacing w:after="60" w:line="300"/>
         <w:ind w:left="360"/>
         <w:jc w:val="left"/>
@@ -1251,6 +1493,52 @@
     </w:p>
     <w:p>
       <w:pPr>
+        <w:spacing w:after="100" w:before="80"/>
+        <w:jc w:val="center"/>
+      </w:pPr>
+      <w:r>
+        <w:drawing>
+          <wp:inline distT="0" distB="0" distL="0" distR="0">
+            <wp:extent cx="4476750" cy="2038350"/>
+            <wp:effectExtent t="0" r="0" b="0" l="0"/>
+            <wp:docPr id="8" name=""/>
+            <wp:cNvGraphicFramePr>
+              <a:graphicFrameLocks xmlns:a="http://schemas.openxmlformats.org/drawingml/2006/main" noChangeAspect="1"/>
+            </wp:cNvGraphicFramePr>
+            <a:graphic xmlns:a="http://schemas.openxmlformats.org/drawingml/2006/main">
+              <a:graphicData uri="http://schemas.openxmlformats.org/drawingml/2006/picture">
+                <pic:pic xmlns:pic="http://schemas.openxmlformats.org/drawingml/2006/picture">
+                  <pic:nvPicPr>
+                    <pic:cNvPr id="0" name="" descr=""/>
+                    <pic:cNvPicPr>
+                      <a:picLocks noChangeAspect="1" noChangeArrowheads="1"/>
+                    </pic:cNvPicPr>
+                  </pic:nvPicPr>
+                  <pic:blipFill>
+                    <a:blip r:embed="rId16" cstate="none"/>
+                    <a:srcRect/>
+                    <a:stretch>
+                      <a:fillRect/>
+                    </a:stretch>
+                  </pic:blipFill>
+                  <pic:spPr bwMode="auto">
+                    <a:xfrm>
+                      <a:off x="0" y="0"/>
+                      <a:ext cx="4476750" cy="2038350"/>
+                    </a:xfrm>
+                    <a:prstGeom prst="rect">
+                      <a:avLst/>
+                    </a:prstGeom>
+                  </pic:spPr>
+                </pic:pic>
+              </a:graphicData>
+            </a:graphic>
+          </wp:inline>
+        </w:drawing>
+      </w:r>
+    </w:p>
+    <w:p>
+      <w:pPr>
         <w:spacing w:after="60" w:line="300"/>
         <w:ind w:left="360"/>
         <w:jc w:val="left"/>
@@ -1286,26 +1574,6 @@
           <w:sz w:val="24"/>
           <w:szCs w:val="24"/>
         </w:rPr>
-        <w:t xml:space="preserve">901 937 − 828 336 = 73 601.</w:t>
-      </w:r>
-    </w:p>
-    <w:p>
-      <w:pPr>
-        <w:spacing w:after="60" w:line="300"/>
-        <w:ind w:left="360"/>
-        <w:jc w:val="left"/>
-      </w:pPr>
-      <w:r>
-        <w:rPr>
-          <w:rFonts w:ascii="Times New Roman" w:cs="Times New Roman" w:eastAsia="Times New Roman" w:hAnsi="Times New Roman"/>
-          <w:b w:val="false"/>
-          <w:bCs w:val="false"/>
-          <w:i w:val="false"/>
-          <w:iCs w:val="false"/>
-          <w:color w:val="000000"/>
-          <w:sz w:val="24"/>
-          <w:szCs w:val="24"/>
-        </w:rPr>
         <w:t xml:space="preserve">Vérification par l’addition : 73 601 + 828 336 = 901 937 ✓</w:t>
       </w:r>
     </w:p>
@@ -1330,42 +1598,48 @@
     </w:p>
     <w:p>
       <w:pPr>
-        <w:spacing w:after="60" w:line="300"/>
-        <w:ind w:left="360"/>
-        <w:jc w:val="left"/>
-      </w:pPr>
-      <w:r>
-        <w:rPr>
-          <w:rFonts w:ascii="Times New Roman" w:cs="Times New Roman" w:eastAsia="Times New Roman" w:hAnsi="Times New Roman"/>
-          <w:b w:val="false"/>
-          <w:bCs w:val="false"/>
-          <w:i w:val="false"/>
-          <w:iCs w:val="false"/>
-          <w:color w:val="000000"/>
-          <w:sz w:val="24"/>
-          <w:szCs w:val="24"/>
-        </w:rPr>
-        <w:t xml:space="preserve">On décompose le multiplicateur : 94 = 90 + 4.</w:t>
-      </w:r>
-    </w:p>
-    <w:p>
-      <w:pPr>
-        <w:spacing w:after="60" w:line="300"/>
-        <w:ind w:left="360"/>
-        <w:jc w:val="left"/>
-      </w:pPr>
-      <w:r>
-        <w:rPr>
-          <w:rFonts w:ascii="Times New Roman" w:cs="Times New Roman" w:eastAsia="Times New Roman" w:hAnsi="Times New Roman"/>
-          <w:b w:val="false"/>
-          <w:bCs w:val="false"/>
-          <w:i w:val="false"/>
-          <w:iCs w:val="false"/>
-          <w:color w:val="000000"/>
-          <w:sz w:val="24"/>
-          <w:szCs w:val="24"/>
-        </w:rPr>
-        <w:t xml:space="preserve">693 × 90 = 62 370  et  693 × 4 = 2 772.</w:t>
+        <w:spacing w:after="100" w:before="80"/>
+        <w:jc w:val="center"/>
+      </w:pPr>
+      <w:r>
+        <w:drawing>
+          <wp:inline distT="0" distB="0" distL="0" distR="0">
+            <wp:extent cx="4476750" cy="2533650"/>
+            <wp:effectExtent t="0" r="0" b="0" l="0"/>
+            <wp:docPr id="9" name=""/>
+            <wp:cNvGraphicFramePr>
+              <a:graphicFrameLocks xmlns:a="http://schemas.openxmlformats.org/drawingml/2006/main" noChangeAspect="1"/>
+            </wp:cNvGraphicFramePr>
+            <a:graphic xmlns:a="http://schemas.openxmlformats.org/drawingml/2006/main">
+              <a:graphicData uri="http://schemas.openxmlformats.org/drawingml/2006/picture">
+                <pic:pic xmlns:pic="http://schemas.openxmlformats.org/drawingml/2006/picture">
+                  <pic:nvPicPr>
+                    <pic:cNvPr id="0" name="" descr=""/>
+                    <pic:cNvPicPr>
+                      <a:picLocks noChangeAspect="1" noChangeArrowheads="1"/>
+                    </pic:cNvPicPr>
+                  </pic:nvPicPr>
+                  <pic:blipFill>
+                    <a:blip r:embed="rId17" cstate="none"/>
+                    <a:srcRect/>
+                    <a:stretch>
+                      <a:fillRect/>
+                    </a:stretch>
+                  </pic:blipFill>
+                  <pic:spPr bwMode="auto">
+                    <a:xfrm>
+                      <a:off x="0" y="0"/>
+                      <a:ext cx="4476750" cy="2533650"/>
+                    </a:xfrm>
+                    <a:prstGeom prst="rect">
+                      <a:avLst/>
+                    </a:prstGeom>
+                  </pic:spPr>
+                </pic:pic>
+              </a:graphicData>
+            </a:graphic>
+          </wp:inline>
+        </w:drawing>
       </w:r>
     </w:p>
     <w:p>
@@ -1429,6 +1703,52 @@
     </w:p>
     <w:p>
       <w:pPr>
+        <w:spacing w:after="100" w:before="80"/>
+        <w:jc w:val="center"/>
+      </w:pPr>
+      <w:r>
+        <w:drawing>
+          <wp:inline distT="0" distB="0" distL="0" distR="0">
+            <wp:extent cx="4476750" cy="3048000"/>
+            <wp:effectExtent t="0" r="0" b="0" l="0"/>
+            <wp:docPr id="10" name=""/>
+            <wp:cNvGraphicFramePr>
+              <a:graphicFrameLocks xmlns:a="http://schemas.openxmlformats.org/drawingml/2006/main" noChangeAspect="1"/>
+            </wp:cNvGraphicFramePr>
+            <a:graphic xmlns:a="http://schemas.openxmlformats.org/drawingml/2006/main">
+              <a:graphicData uri="http://schemas.openxmlformats.org/drawingml/2006/picture">
+                <pic:pic xmlns:pic="http://schemas.openxmlformats.org/drawingml/2006/picture">
+                  <pic:nvPicPr>
+                    <pic:cNvPr id="0" name="" descr=""/>
+                    <pic:cNvPicPr>
+                      <a:picLocks noChangeAspect="1" noChangeArrowheads="1"/>
+                    </pic:cNvPicPr>
+                  </pic:nvPicPr>
+                  <pic:blipFill>
+                    <a:blip r:embed="rId18" cstate="none"/>
+                    <a:srcRect/>
+                    <a:stretch>
+                      <a:fillRect/>
+                    </a:stretch>
+                  </pic:blipFill>
+                  <pic:spPr bwMode="auto">
+                    <a:xfrm>
+                      <a:off x="0" y="0"/>
+                      <a:ext cx="4476750" cy="3048000"/>
+                    </a:xfrm>
+                    <a:prstGeom prst="rect">
+                      <a:avLst/>
+                    </a:prstGeom>
+                  </pic:spPr>
+                </pic:pic>
+              </a:graphicData>
+            </a:graphic>
+          </wp:inline>
+        </w:drawing>
+      </w:r>
+    </w:p>
+    <w:p>
+      <w:pPr>
         <w:spacing w:after="60" w:line="300"/>
         <w:ind w:left="360"/>
         <w:jc w:val="left"/>
@@ -1484,26 +1804,6 @@
           <w:sz w:val="24"/>
           <w:szCs w:val="24"/>
         </w:rPr>
-        <w:t xml:space="preserve">Vérification : 24 × 64 + 15 = 1 536 + 15 = 1 551 ✓ (le reste 15 est bien plus petit que 24).</w:t>
-      </w:r>
-    </w:p>
-    <w:p>
-      <w:pPr>
-        <w:spacing w:after="60" w:line="300"/>
-        <w:ind w:left="360"/>
-        <w:jc w:val="left"/>
-      </w:pPr>
-      <w:r>
-        <w:rPr>
-          <w:rFonts w:ascii="Times New Roman" w:cs="Times New Roman" w:eastAsia="Times New Roman" w:hAnsi="Times New Roman"/>
-          <w:b w:val="false"/>
-          <w:bCs w:val="false"/>
-          <w:i w:val="false"/>
-          <w:iCs w:val="false"/>
-          <w:color w:val="000000"/>
-          <w:sz w:val="24"/>
-          <w:szCs w:val="24"/>
-        </w:rPr>
         <w:t xml:space="preserve">Croix de la preuve par 9 : H 6 × B 1 + reste 15 → 3, comme 1 551 → 3 ✓</w:t>
       </w:r>
     </w:p>
@@ -1524,6 +1824,52 @@
           <w:szCs w:val="24"/>
         </w:rPr>
         <w:t xml:space="preserve">5.</w:t>
+      </w:r>
+    </w:p>
+    <w:p>
+      <w:pPr>
+        <w:spacing w:after="100" w:before="80"/>
+        <w:jc w:val="center"/>
+      </w:pPr>
+      <w:r>
+        <w:drawing>
+          <wp:inline distT="0" distB="0" distL="0" distR="0">
+            <wp:extent cx="4476750" cy="2085975"/>
+            <wp:effectExtent t="0" r="0" b="0" l="0"/>
+            <wp:docPr id="11" name=""/>
+            <wp:cNvGraphicFramePr>
+              <a:graphicFrameLocks xmlns:a="http://schemas.openxmlformats.org/drawingml/2006/main" noChangeAspect="1"/>
+            </wp:cNvGraphicFramePr>
+            <a:graphic xmlns:a="http://schemas.openxmlformats.org/drawingml/2006/main">
+              <a:graphicData uri="http://schemas.openxmlformats.org/drawingml/2006/picture">
+                <pic:pic xmlns:pic="http://schemas.openxmlformats.org/drawingml/2006/picture">
+                  <pic:nvPicPr>
+                    <pic:cNvPr id="0" name="" descr=""/>
+                    <pic:cNvPicPr>
+                      <a:picLocks noChangeAspect="1" noChangeArrowheads="1"/>
+                    </pic:cNvPicPr>
+                  </pic:nvPicPr>
+                  <pic:blipFill>
+                    <a:blip r:embed="rId19" cstate="none"/>
+                    <a:srcRect/>
+                    <a:stretch>
+                      <a:fillRect/>
+                    </a:stretch>
+                  </pic:blipFill>
+                  <pic:spPr bwMode="auto">
+                    <a:xfrm>
+                      <a:off x="0" y="0"/>
+                      <a:ext cx="4476750" cy="2085975"/>
+                    </a:xfrm>
+                    <a:prstGeom prst="rect">
+                      <a:avLst/>
+                    </a:prstGeom>
+                  </pic:spPr>
+                </pic:pic>
+              </a:graphicData>
+            </a:graphic>
+          </wp:inline>
+        </w:drawing>
       </w:r>
     </w:p>
     <w:p>
@@ -1783,6 +2129,52 @@
     </w:p>
     <w:p>
       <w:pPr>
+        <w:spacing w:after="100" w:before="80"/>
+        <w:jc w:val="center"/>
+      </w:pPr>
+      <w:r>
+        <w:drawing>
+          <wp:inline distT="0" distB="0" distL="0" distR="0">
+            <wp:extent cx="4476750" cy="2152650"/>
+            <wp:effectExtent t="0" r="0" b="0" l="0"/>
+            <wp:docPr id="12" name=""/>
+            <wp:cNvGraphicFramePr>
+              <a:graphicFrameLocks xmlns:a="http://schemas.openxmlformats.org/drawingml/2006/main" noChangeAspect="1"/>
+            </wp:cNvGraphicFramePr>
+            <a:graphic xmlns:a="http://schemas.openxmlformats.org/drawingml/2006/main">
+              <a:graphicData uri="http://schemas.openxmlformats.org/drawingml/2006/picture">
+                <pic:pic xmlns:pic="http://schemas.openxmlformats.org/drawingml/2006/picture">
+                  <pic:nvPicPr>
+                    <pic:cNvPr id="0" name="" descr=""/>
+                    <pic:cNvPicPr>
+                      <a:picLocks noChangeAspect="1" noChangeArrowheads="1"/>
+                    </pic:cNvPicPr>
+                  </pic:nvPicPr>
+                  <pic:blipFill>
+                    <a:blip r:embed="rId20" cstate="none"/>
+                    <a:srcRect/>
+                    <a:stretch>
+                      <a:fillRect/>
+                    </a:stretch>
+                  </pic:blipFill>
+                  <pic:spPr bwMode="auto">
+                    <a:xfrm>
+                      <a:off x="0" y="0"/>
+                      <a:ext cx="4476750" cy="2152650"/>
+                    </a:xfrm>
+                    <a:prstGeom prst="rect">
+                      <a:avLst/>
+                    </a:prstGeom>
+                  </pic:spPr>
+                </pic:pic>
+              </a:graphicData>
+            </a:graphic>
+          </wp:inline>
+        </w:drawing>
+      </w:r>
+    </w:p>
+    <w:p>
+      <w:pPr>
         <w:spacing w:after="60" w:line="300"/>
         <w:ind w:left="360"/>
         <w:jc w:val="left"/>
@@ -2054,6 +2446,52 @@
     </w:p>
     <w:p>
       <w:pPr>
+        <w:spacing w:after="100" w:before="80"/>
+        <w:jc w:val="center"/>
+      </w:pPr>
+      <w:r>
+        <w:drawing>
+          <wp:inline distT="0" distB="0" distL="0" distR="0">
+            <wp:extent cx="4476750" cy="2038350"/>
+            <wp:effectExtent t="0" r="0" b="0" l="0"/>
+            <wp:docPr id="13" name=""/>
+            <wp:cNvGraphicFramePr>
+              <a:graphicFrameLocks xmlns:a="http://schemas.openxmlformats.org/drawingml/2006/main" noChangeAspect="1"/>
+            </wp:cNvGraphicFramePr>
+            <a:graphic xmlns:a="http://schemas.openxmlformats.org/drawingml/2006/main">
+              <a:graphicData uri="http://schemas.openxmlformats.org/drawingml/2006/picture">
+                <pic:pic xmlns:pic="http://schemas.openxmlformats.org/drawingml/2006/picture">
+                  <pic:nvPicPr>
+                    <pic:cNvPr id="0" name="" descr=""/>
+                    <pic:cNvPicPr>
+                      <a:picLocks noChangeAspect="1" noChangeArrowheads="1"/>
+                    </pic:cNvPicPr>
+                  </pic:nvPicPr>
+                  <pic:blipFill>
+                    <a:blip r:embed="rId21" cstate="none"/>
+                    <a:srcRect/>
+                    <a:stretch>
+                      <a:fillRect/>
+                    </a:stretch>
+                  </pic:blipFill>
+                  <pic:spPr bwMode="auto">
+                    <a:xfrm>
+                      <a:off x="0" y="0"/>
+                      <a:ext cx="4476750" cy="2038350"/>
+                    </a:xfrm>
+                    <a:prstGeom prst="rect">
+                      <a:avLst/>
+                    </a:prstGeom>
+                  </pic:spPr>
+                </pic:pic>
+              </a:graphicData>
+            </a:graphic>
+          </wp:inline>
+        </w:drawing>
+      </w:r>
+    </w:p>
+    <w:p>
+      <w:pPr>
         <w:spacing w:after="60" w:line="300"/>
         <w:ind w:left="360"/>
         <w:jc w:val="left"/>
@@ -2113,6 +2551,52 @@
     </w:p>
     <w:p>
       <w:pPr>
+        <w:spacing w:after="100" w:before="80"/>
+        <w:jc w:val="center"/>
+      </w:pPr>
+      <w:r>
+        <w:drawing>
+          <wp:inline distT="0" distB="0" distL="0" distR="0">
+            <wp:extent cx="4476750" cy="2038350"/>
+            <wp:effectExtent t="0" r="0" b="0" l="0"/>
+            <wp:docPr id="14" name=""/>
+            <wp:cNvGraphicFramePr>
+              <a:graphicFrameLocks xmlns:a="http://schemas.openxmlformats.org/drawingml/2006/main" noChangeAspect="1"/>
+            </wp:cNvGraphicFramePr>
+            <a:graphic xmlns:a="http://schemas.openxmlformats.org/drawingml/2006/main">
+              <a:graphicData uri="http://schemas.openxmlformats.org/drawingml/2006/picture">
+                <pic:pic xmlns:pic="http://schemas.openxmlformats.org/drawingml/2006/picture">
+                  <pic:nvPicPr>
+                    <pic:cNvPr id="0" name="" descr=""/>
+                    <pic:cNvPicPr>
+                      <a:picLocks noChangeAspect="1" noChangeArrowheads="1"/>
+                    </pic:cNvPicPr>
+                  </pic:nvPicPr>
+                  <pic:blipFill>
+                    <a:blip r:embed="rId22" cstate="none"/>
+                    <a:srcRect/>
+                    <a:stretch>
+                      <a:fillRect/>
+                    </a:stretch>
+                  </pic:blipFill>
+                  <pic:spPr bwMode="auto">
+                    <a:xfrm>
+                      <a:off x="0" y="0"/>
+                      <a:ext cx="4476750" cy="2038350"/>
+                    </a:xfrm>
+                    <a:prstGeom prst="rect">
+                      <a:avLst/>
+                    </a:prstGeom>
+                  </pic:spPr>
+                </pic:pic>
+              </a:graphicData>
+            </a:graphic>
+          </wp:inline>
+        </w:drawing>
+      </w:r>
+    </w:p>
+    <w:p>
+      <w:pPr>
         <w:spacing w:after="60" w:line="300"/>
         <w:ind w:left="360"/>
         <w:jc w:val="left"/>
@@ -2148,26 +2632,6 @@
           <w:sz w:val="24"/>
           <w:szCs w:val="24"/>
         </w:rPr>
-        <w:t xml:space="preserve">474 114 − 390 976 = 83 138.</w:t>
-      </w:r>
-    </w:p>
-    <w:p>
-      <w:pPr>
-        <w:spacing w:after="60" w:line="300"/>
-        <w:ind w:left="360"/>
-        <w:jc w:val="left"/>
-      </w:pPr>
-      <w:r>
-        <w:rPr>
-          <w:rFonts w:ascii="Times New Roman" w:cs="Times New Roman" w:eastAsia="Times New Roman" w:hAnsi="Times New Roman"/>
-          <w:b w:val="false"/>
-          <w:bCs w:val="false"/>
-          <w:i w:val="false"/>
-          <w:iCs w:val="false"/>
-          <w:color w:val="000000"/>
-          <w:sz w:val="24"/>
-          <w:szCs w:val="24"/>
-        </w:rPr>
         <w:t xml:space="preserve">Vérification par l’addition : 83 138 + 390 976 = 474 114 ✓</w:t>
       </w:r>
     </w:p>
@@ -2192,42 +2656,48 @@
     </w:p>
     <w:p>
       <w:pPr>
-        <w:spacing w:after="60" w:line="300"/>
-        <w:ind w:left="360"/>
-        <w:jc w:val="left"/>
-      </w:pPr>
-      <w:r>
-        <w:rPr>
-          <w:rFonts w:ascii="Times New Roman" w:cs="Times New Roman" w:eastAsia="Times New Roman" w:hAnsi="Times New Roman"/>
-          <w:b w:val="false"/>
-          <w:bCs w:val="false"/>
-          <w:i w:val="false"/>
-          <w:iCs w:val="false"/>
-          <w:color w:val="000000"/>
-          <w:sz w:val="24"/>
-          <w:szCs w:val="24"/>
-        </w:rPr>
-        <w:t xml:space="preserve">On décompose le multiplicateur : 73 = 70 + 3.</w:t>
-      </w:r>
-    </w:p>
-    <w:p>
-      <w:pPr>
-        <w:spacing w:after="60" w:line="300"/>
-        <w:ind w:left="360"/>
-        <w:jc w:val="left"/>
-      </w:pPr>
-      <w:r>
-        <w:rPr>
-          <w:rFonts w:ascii="Times New Roman" w:cs="Times New Roman" w:eastAsia="Times New Roman" w:hAnsi="Times New Roman"/>
-          <w:b w:val="false"/>
-          <w:bCs w:val="false"/>
-          <w:i w:val="false"/>
-          <w:iCs w:val="false"/>
-          <w:color w:val="000000"/>
-          <w:sz w:val="24"/>
-          <w:szCs w:val="24"/>
-        </w:rPr>
-        <w:t xml:space="preserve">881 × 70 = 61 670  et  881 × 3 = 2 643.</w:t>
+        <w:spacing w:after="100" w:before="80"/>
+        <w:jc w:val="center"/>
+      </w:pPr>
+      <w:r>
+        <w:drawing>
+          <wp:inline distT="0" distB="0" distL="0" distR="0">
+            <wp:extent cx="4476750" cy="2533650"/>
+            <wp:effectExtent t="0" r="0" b="0" l="0"/>
+            <wp:docPr id="15" name=""/>
+            <wp:cNvGraphicFramePr>
+              <a:graphicFrameLocks xmlns:a="http://schemas.openxmlformats.org/drawingml/2006/main" noChangeAspect="1"/>
+            </wp:cNvGraphicFramePr>
+            <a:graphic xmlns:a="http://schemas.openxmlformats.org/drawingml/2006/main">
+              <a:graphicData uri="http://schemas.openxmlformats.org/drawingml/2006/picture">
+                <pic:pic xmlns:pic="http://schemas.openxmlformats.org/drawingml/2006/picture">
+                  <pic:nvPicPr>
+                    <pic:cNvPr id="0" name="" descr=""/>
+                    <pic:cNvPicPr>
+                      <a:picLocks noChangeAspect="1" noChangeArrowheads="1"/>
+                    </pic:cNvPicPr>
+                  </pic:nvPicPr>
+                  <pic:blipFill>
+                    <a:blip r:embed="rId23" cstate="none"/>
+                    <a:srcRect/>
+                    <a:stretch>
+                      <a:fillRect/>
+                    </a:stretch>
+                  </pic:blipFill>
+                  <pic:spPr bwMode="auto">
+                    <a:xfrm>
+                      <a:off x="0" y="0"/>
+                      <a:ext cx="4476750" cy="2533650"/>
+                    </a:xfrm>
+                    <a:prstGeom prst="rect">
+                      <a:avLst/>
+                    </a:prstGeom>
+                  </pic:spPr>
+                </pic:pic>
+              </a:graphicData>
+            </a:graphic>
+          </wp:inline>
+        </w:drawing>
       </w:r>
     </w:p>
     <w:p>
@@ -2291,6 +2761,52 @@
     </w:p>
     <w:p>
       <w:pPr>
+        <w:spacing w:after="100" w:before="80"/>
+        <w:jc w:val="center"/>
+      </w:pPr>
+      <w:r>
+        <w:drawing>
+          <wp:inline distT="0" distB="0" distL="0" distR="0">
+            <wp:extent cx="4476750" cy="3048000"/>
+            <wp:effectExtent t="0" r="0" b="0" l="0"/>
+            <wp:docPr id="16" name=""/>
+            <wp:cNvGraphicFramePr>
+              <a:graphicFrameLocks xmlns:a="http://schemas.openxmlformats.org/drawingml/2006/main" noChangeAspect="1"/>
+            </wp:cNvGraphicFramePr>
+            <a:graphic xmlns:a="http://schemas.openxmlformats.org/drawingml/2006/main">
+              <a:graphicData uri="http://schemas.openxmlformats.org/drawingml/2006/picture">
+                <pic:pic xmlns:pic="http://schemas.openxmlformats.org/drawingml/2006/picture">
+                  <pic:nvPicPr>
+                    <pic:cNvPr id="0" name="" descr=""/>
+                    <pic:cNvPicPr>
+                      <a:picLocks noChangeAspect="1" noChangeArrowheads="1"/>
+                    </pic:cNvPicPr>
+                  </pic:nvPicPr>
+                  <pic:blipFill>
+                    <a:blip r:embed="rId24" cstate="none"/>
+                    <a:srcRect/>
+                    <a:stretch>
+                      <a:fillRect/>
+                    </a:stretch>
+                  </pic:blipFill>
+                  <pic:spPr bwMode="auto">
+                    <a:xfrm>
+                      <a:off x="0" y="0"/>
+                      <a:ext cx="4476750" cy="3048000"/>
+                    </a:xfrm>
+                    <a:prstGeom prst="rect">
+                      <a:avLst/>
+                    </a:prstGeom>
+                  </pic:spPr>
+                </pic:pic>
+              </a:graphicData>
+            </a:graphic>
+          </wp:inline>
+        </w:drawing>
+      </w:r>
+    </w:p>
+    <w:p>
+      <w:pPr>
         <w:spacing w:after="60" w:line="300"/>
         <w:ind w:left="360"/>
         <w:jc w:val="left"/>
@@ -2346,26 +2862,6 @@
           <w:sz w:val="24"/>
           <w:szCs w:val="24"/>
         </w:rPr>
-        <w:t xml:space="preserve">Vérification : 35 × 59 + 33 = 2 065 + 33 = 2 098 ✓ (le reste 33 est bien plus petit que 35).</w:t>
-      </w:r>
-    </w:p>
-    <w:p>
-      <w:pPr>
-        <w:spacing w:after="60" w:line="300"/>
-        <w:ind w:left="360"/>
-        <w:jc w:val="left"/>
-      </w:pPr>
-      <w:r>
-        <w:rPr>
-          <w:rFonts w:ascii="Times New Roman" w:cs="Times New Roman" w:eastAsia="Times New Roman" w:hAnsi="Times New Roman"/>
-          <w:b w:val="false"/>
-          <w:bCs w:val="false"/>
-          <w:i w:val="false"/>
-          <w:iCs w:val="false"/>
-          <w:color w:val="000000"/>
-          <w:sz w:val="24"/>
-          <w:szCs w:val="24"/>
-        </w:rPr>
         <w:t xml:space="preserve">Croix de la preuve par 9 : H 8 × B 5 + reste 33 → 1, comme 2 098 → 1 ✓</w:t>
       </w:r>
     </w:p>
@@ -2386,6 +2882,52 @@
           <w:szCs w:val="24"/>
         </w:rPr>
         <w:t xml:space="preserve">5.</w:t>
+      </w:r>
+    </w:p>
+    <w:p>
+      <w:pPr>
+        <w:spacing w:after="100" w:before="80"/>
+        <w:jc w:val="center"/>
+      </w:pPr>
+      <w:r>
+        <w:drawing>
+          <wp:inline distT="0" distB="0" distL="0" distR="0">
+            <wp:extent cx="4476750" cy="2085975"/>
+            <wp:effectExtent t="0" r="0" b="0" l="0"/>
+            <wp:docPr id="17" name=""/>
+            <wp:cNvGraphicFramePr>
+              <a:graphicFrameLocks xmlns:a="http://schemas.openxmlformats.org/drawingml/2006/main" noChangeAspect="1"/>
+            </wp:cNvGraphicFramePr>
+            <a:graphic xmlns:a="http://schemas.openxmlformats.org/drawingml/2006/main">
+              <a:graphicData uri="http://schemas.openxmlformats.org/drawingml/2006/picture">
+                <pic:pic xmlns:pic="http://schemas.openxmlformats.org/drawingml/2006/picture">
+                  <pic:nvPicPr>
+                    <pic:cNvPr id="0" name="" descr=""/>
+                    <pic:cNvPicPr>
+                      <a:picLocks noChangeAspect="1" noChangeArrowheads="1"/>
+                    </pic:cNvPicPr>
+                  </pic:nvPicPr>
+                  <pic:blipFill>
+                    <a:blip r:embed="rId25" cstate="none"/>
+                    <a:srcRect/>
+                    <a:stretch>
+                      <a:fillRect/>
+                    </a:stretch>
+                  </pic:blipFill>
+                  <pic:spPr bwMode="auto">
+                    <a:xfrm>
+                      <a:off x="0" y="0"/>
+                      <a:ext cx="4476750" cy="2085975"/>
+                    </a:xfrm>
+                    <a:prstGeom prst="rect">
+                      <a:avLst/>
+                    </a:prstGeom>
+                  </pic:spPr>
+                </pic:pic>
+              </a:graphicData>
+            </a:graphic>
+          </wp:inline>
+        </w:drawing>
       </w:r>
     </w:p>
     <w:p>
@@ -2584,6 +3126,52 @@
     </w:p>
     <w:p>
       <w:pPr>
+        <w:spacing w:after="100" w:before="80"/>
+        <w:jc w:val="center"/>
+      </w:pPr>
+      <w:r>
+        <w:drawing>
+          <wp:inline distT="0" distB="0" distL="0" distR="0">
+            <wp:extent cx="4476750" cy="2152650"/>
+            <wp:effectExtent t="0" r="0" b="0" l="0"/>
+            <wp:docPr id="18" name=""/>
+            <wp:cNvGraphicFramePr>
+              <a:graphicFrameLocks xmlns:a="http://schemas.openxmlformats.org/drawingml/2006/main" noChangeAspect="1"/>
+            </wp:cNvGraphicFramePr>
+            <a:graphic xmlns:a="http://schemas.openxmlformats.org/drawingml/2006/main">
+              <a:graphicData uri="http://schemas.openxmlformats.org/drawingml/2006/picture">
+                <pic:pic xmlns:pic="http://schemas.openxmlformats.org/drawingml/2006/picture">
+                  <pic:nvPicPr>
+                    <pic:cNvPr id="0" name="" descr=""/>
+                    <pic:cNvPicPr>
+                      <a:picLocks noChangeAspect="1" noChangeArrowheads="1"/>
+                    </pic:cNvPicPr>
+                  </pic:nvPicPr>
+                  <pic:blipFill>
+                    <a:blip r:embed="rId26" cstate="none"/>
+                    <a:srcRect/>
+                    <a:stretch>
+                      <a:fillRect/>
+                    </a:stretch>
+                  </pic:blipFill>
+                  <pic:spPr bwMode="auto">
+                    <a:xfrm>
+                      <a:off x="0" y="0"/>
+                      <a:ext cx="4476750" cy="2152650"/>
+                    </a:xfrm>
+                    <a:prstGeom prst="rect">
+                      <a:avLst/>
+                    </a:prstGeom>
+                  </pic:spPr>
+                </pic:pic>
+              </a:graphicData>
+            </a:graphic>
+          </wp:inline>
+        </w:drawing>
+      </w:r>
+    </w:p>
+    <w:p>
+      <w:pPr>
         <w:spacing w:after="60" w:line="300"/>
         <w:ind w:left="360"/>
         <w:jc w:val="left"/>
@@ -2882,6 +3470,52 @@
     </w:p>
     <w:p>
       <w:pPr>
+        <w:spacing w:after="100" w:before="80"/>
+        <w:jc w:val="center"/>
+      </w:pPr>
+      <w:r>
+        <w:drawing>
+          <wp:inline distT="0" distB="0" distL="0" distR="0">
+            <wp:extent cx="4476750" cy="2038350"/>
+            <wp:effectExtent t="0" r="0" b="0" l="0"/>
+            <wp:docPr id="19" name=""/>
+            <wp:cNvGraphicFramePr>
+              <a:graphicFrameLocks xmlns:a="http://schemas.openxmlformats.org/drawingml/2006/main" noChangeAspect="1"/>
+            </wp:cNvGraphicFramePr>
+            <a:graphic xmlns:a="http://schemas.openxmlformats.org/drawingml/2006/main">
+              <a:graphicData uri="http://schemas.openxmlformats.org/drawingml/2006/picture">
+                <pic:pic xmlns:pic="http://schemas.openxmlformats.org/drawingml/2006/picture">
+                  <pic:nvPicPr>
+                    <pic:cNvPr id="0" name="" descr=""/>
+                    <pic:cNvPicPr>
+                      <a:picLocks noChangeAspect="1" noChangeArrowheads="1"/>
+                    </pic:cNvPicPr>
+                  </pic:nvPicPr>
+                  <pic:blipFill>
+                    <a:blip r:embed="rId27" cstate="none"/>
+                    <a:srcRect/>
+                    <a:stretch>
+                      <a:fillRect/>
+                    </a:stretch>
+                  </pic:blipFill>
+                  <pic:spPr bwMode="auto">
+                    <a:xfrm>
+                      <a:off x="0" y="0"/>
+                      <a:ext cx="4476750" cy="2038350"/>
+                    </a:xfrm>
+                    <a:prstGeom prst="rect">
+                      <a:avLst/>
+                    </a:prstGeom>
+                  </pic:spPr>
+                </pic:pic>
+              </a:graphicData>
+            </a:graphic>
+          </wp:inline>
+        </w:drawing>
+      </w:r>
+    </w:p>
+    <w:p>
+      <w:pPr>
         <w:spacing w:after="60" w:line="300"/>
         <w:ind w:left="360"/>
         <w:jc w:val="left"/>
@@ -2941,6 +3575,52 @@
     </w:p>
     <w:p>
       <w:pPr>
+        <w:spacing w:after="100" w:before="80"/>
+        <w:jc w:val="center"/>
+      </w:pPr>
+      <w:r>
+        <w:drawing>
+          <wp:inline distT="0" distB="0" distL="0" distR="0">
+            <wp:extent cx="4476750" cy="2038350"/>
+            <wp:effectExtent t="0" r="0" b="0" l="0"/>
+            <wp:docPr id="20" name=""/>
+            <wp:cNvGraphicFramePr>
+              <a:graphicFrameLocks xmlns:a="http://schemas.openxmlformats.org/drawingml/2006/main" noChangeAspect="1"/>
+            </wp:cNvGraphicFramePr>
+            <a:graphic xmlns:a="http://schemas.openxmlformats.org/drawingml/2006/main">
+              <a:graphicData uri="http://schemas.openxmlformats.org/drawingml/2006/picture">
+                <pic:pic xmlns:pic="http://schemas.openxmlformats.org/drawingml/2006/picture">
+                  <pic:nvPicPr>
+                    <pic:cNvPr id="0" name="" descr=""/>
+                    <pic:cNvPicPr>
+                      <a:picLocks noChangeAspect="1" noChangeArrowheads="1"/>
+                    </pic:cNvPicPr>
+                  </pic:nvPicPr>
+                  <pic:blipFill>
+                    <a:blip r:embed="rId28" cstate="none"/>
+                    <a:srcRect/>
+                    <a:stretch>
+                      <a:fillRect/>
+                    </a:stretch>
+                  </pic:blipFill>
+                  <pic:spPr bwMode="auto">
+                    <a:xfrm>
+                      <a:off x="0" y="0"/>
+                      <a:ext cx="4476750" cy="2038350"/>
+                    </a:xfrm>
+                    <a:prstGeom prst="rect">
+                      <a:avLst/>
+                    </a:prstGeom>
+                  </pic:spPr>
+                </pic:pic>
+              </a:graphicData>
+            </a:graphic>
+          </wp:inline>
+        </w:drawing>
+      </w:r>
+    </w:p>
+    <w:p>
+      <w:pPr>
         <w:spacing w:after="60" w:line="300"/>
         <w:ind w:left="360"/>
         <w:jc w:val="left"/>
@@ -2976,26 +3656,6 @@
           <w:sz w:val="24"/>
           <w:szCs w:val="24"/>
         </w:rPr>
-        <w:t xml:space="preserve">941 247 − 404 890 = 536 357.</w:t>
-      </w:r>
-    </w:p>
-    <w:p>
-      <w:pPr>
-        <w:spacing w:after="60" w:line="300"/>
-        <w:ind w:left="360"/>
-        <w:jc w:val="left"/>
-      </w:pPr>
-      <w:r>
-        <w:rPr>
-          <w:rFonts w:ascii="Times New Roman" w:cs="Times New Roman" w:eastAsia="Times New Roman" w:hAnsi="Times New Roman"/>
-          <w:b w:val="false"/>
-          <w:bCs w:val="false"/>
-          <w:i w:val="false"/>
-          <w:iCs w:val="false"/>
-          <w:color w:val="000000"/>
-          <w:sz w:val="24"/>
-          <w:szCs w:val="24"/>
-        </w:rPr>
         <w:t xml:space="preserve">Vérification par l’addition : 536 357 + 404 890 = 941 247 ✓</w:t>
       </w:r>
     </w:p>
@@ -3020,42 +3680,48 @@
     </w:p>
     <w:p>
       <w:pPr>
-        <w:spacing w:after="60" w:line="300"/>
-        <w:ind w:left="360"/>
-        <w:jc w:val="left"/>
-      </w:pPr>
-      <w:r>
-        <w:rPr>
-          <w:rFonts w:ascii="Times New Roman" w:cs="Times New Roman" w:eastAsia="Times New Roman" w:hAnsi="Times New Roman"/>
-          <w:b w:val="false"/>
-          <w:bCs w:val="false"/>
-          <w:i w:val="false"/>
-          <w:iCs w:val="false"/>
-          <w:color w:val="000000"/>
-          <w:sz w:val="24"/>
-          <w:szCs w:val="24"/>
-        </w:rPr>
-        <w:t xml:space="preserve">On décompose le multiplicateur : 72 = 70 + 2.</w:t>
-      </w:r>
-    </w:p>
-    <w:p>
-      <w:pPr>
-        <w:spacing w:after="60" w:line="300"/>
-        <w:ind w:left="360"/>
-        <w:jc w:val="left"/>
-      </w:pPr>
-      <w:r>
-        <w:rPr>
-          <w:rFonts w:ascii="Times New Roman" w:cs="Times New Roman" w:eastAsia="Times New Roman" w:hAnsi="Times New Roman"/>
-          <w:b w:val="false"/>
-          <w:bCs w:val="false"/>
-          <w:i w:val="false"/>
-          <w:iCs w:val="false"/>
-          <w:color w:val="000000"/>
-          <w:sz w:val="24"/>
-          <w:szCs w:val="24"/>
-        </w:rPr>
-        <w:t xml:space="preserve">382 × 70 = 26 740  et  382 × 2 = 764.</w:t>
+        <w:spacing w:after="100" w:before="80"/>
+        <w:jc w:val="center"/>
+      </w:pPr>
+      <w:r>
+        <w:drawing>
+          <wp:inline distT="0" distB="0" distL="0" distR="0">
+            <wp:extent cx="4476750" cy="2533650"/>
+            <wp:effectExtent t="0" r="0" b="0" l="0"/>
+            <wp:docPr id="21" name=""/>
+            <wp:cNvGraphicFramePr>
+              <a:graphicFrameLocks xmlns:a="http://schemas.openxmlformats.org/drawingml/2006/main" noChangeAspect="1"/>
+            </wp:cNvGraphicFramePr>
+            <a:graphic xmlns:a="http://schemas.openxmlformats.org/drawingml/2006/main">
+              <a:graphicData uri="http://schemas.openxmlformats.org/drawingml/2006/picture">
+                <pic:pic xmlns:pic="http://schemas.openxmlformats.org/drawingml/2006/picture">
+                  <pic:nvPicPr>
+                    <pic:cNvPr id="0" name="" descr=""/>
+                    <pic:cNvPicPr>
+                      <a:picLocks noChangeAspect="1" noChangeArrowheads="1"/>
+                    </pic:cNvPicPr>
+                  </pic:nvPicPr>
+                  <pic:blipFill>
+                    <a:blip r:embed="rId29" cstate="none"/>
+                    <a:srcRect/>
+                    <a:stretch>
+                      <a:fillRect/>
+                    </a:stretch>
+                  </pic:blipFill>
+                  <pic:spPr bwMode="auto">
+                    <a:xfrm>
+                      <a:off x="0" y="0"/>
+                      <a:ext cx="4476750" cy="2533650"/>
+                    </a:xfrm>
+                    <a:prstGeom prst="rect">
+                      <a:avLst/>
+                    </a:prstGeom>
+                  </pic:spPr>
+                </pic:pic>
+              </a:graphicData>
+            </a:graphic>
+          </wp:inline>
+        </w:drawing>
       </w:r>
     </w:p>
     <w:p>
@@ -3119,6 +3785,52 @@
     </w:p>
     <w:p>
       <w:pPr>
+        <w:spacing w:after="100" w:before="80"/>
+        <w:jc w:val="center"/>
+      </w:pPr>
+      <w:r>
+        <w:drawing>
+          <wp:inline distT="0" distB="0" distL="0" distR="0">
+            <wp:extent cx="4476750" cy="3048000"/>
+            <wp:effectExtent t="0" r="0" b="0" l="0"/>
+            <wp:docPr id="22" name=""/>
+            <wp:cNvGraphicFramePr>
+              <a:graphicFrameLocks xmlns:a="http://schemas.openxmlformats.org/drawingml/2006/main" noChangeAspect="1"/>
+            </wp:cNvGraphicFramePr>
+            <a:graphic xmlns:a="http://schemas.openxmlformats.org/drawingml/2006/main">
+              <a:graphicData uri="http://schemas.openxmlformats.org/drawingml/2006/picture">
+                <pic:pic xmlns:pic="http://schemas.openxmlformats.org/drawingml/2006/picture">
+                  <pic:nvPicPr>
+                    <pic:cNvPr id="0" name="" descr=""/>
+                    <pic:cNvPicPr>
+                      <a:picLocks noChangeAspect="1" noChangeArrowheads="1"/>
+                    </pic:cNvPicPr>
+                  </pic:nvPicPr>
+                  <pic:blipFill>
+                    <a:blip r:embed="rId30" cstate="none"/>
+                    <a:srcRect/>
+                    <a:stretch>
+                      <a:fillRect/>
+                    </a:stretch>
+                  </pic:blipFill>
+                  <pic:spPr bwMode="auto">
+                    <a:xfrm>
+                      <a:off x="0" y="0"/>
+                      <a:ext cx="4476750" cy="3048000"/>
+                    </a:xfrm>
+                    <a:prstGeom prst="rect">
+                      <a:avLst/>
+                    </a:prstGeom>
+                  </pic:spPr>
+                </pic:pic>
+              </a:graphicData>
+            </a:graphic>
+          </wp:inline>
+        </w:drawing>
+      </w:r>
+    </w:p>
+    <w:p>
+      <w:pPr>
         <w:spacing w:after="60" w:line="300"/>
         <w:ind w:left="360"/>
         <w:jc w:val="left"/>
@@ -3174,26 +3886,6 @@
           <w:sz w:val="24"/>
           <w:szCs w:val="24"/>
         </w:rPr>
-        <w:t xml:space="preserve">Vérification : 42 × 31 + 41 = 1 302 + 41 = 1 343 ✓ (le reste 41 est bien plus petit que 42).</w:t>
-      </w:r>
-    </w:p>
-    <w:p>
-      <w:pPr>
-        <w:spacing w:after="60" w:line="300"/>
-        <w:ind w:left="360"/>
-        <w:jc w:val="left"/>
-      </w:pPr>
-      <w:r>
-        <w:rPr>
-          <w:rFonts w:ascii="Times New Roman" w:cs="Times New Roman" w:eastAsia="Times New Roman" w:hAnsi="Times New Roman"/>
-          <w:b w:val="false"/>
-          <w:bCs w:val="false"/>
-          <w:i w:val="false"/>
-          <w:iCs w:val="false"/>
-          <w:color w:val="000000"/>
-          <w:sz w:val="24"/>
-          <w:szCs w:val="24"/>
-        </w:rPr>
         <w:t xml:space="preserve">Croix de la preuve par 9 : H 6 × B 4 + reste 41 → 2, comme 1 343 → 2 ✓</w:t>
       </w:r>
     </w:p>
@@ -3214,6 +3906,52 @@
           <w:szCs w:val="24"/>
         </w:rPr>
         <w:t xml:space="preserve">5.</w:t>
+      </w:r>
+    </w:p>
+    <w:p>
+      <w:pPr>
+        <w:spacing w:after="100" w:before="80"/>
+        <w:jc w:val="center"/>
+      </w:pPr>
+      <w:r>
+        <w:drawing>
+          <wp:inline distT="0" distB="0" distL="0" distR="0">
+            <wp:extent cx="4476750" cy="2085975"/>
+            <wp:effectExtent t="0" r="0" b="0" l="0"/>
+            <wp:docPr id="23" name=""/>
+            <wp:cNvGraphicFramePr>
+              <a:graphicFrameLocks xmlns:a="http://schemas.openxmlformats.org/drawingml/2006/main" noChangeAspect="1"/>
+            </wp:cNvGraphicFramePr>
+            <a:graphic xmlns:a="http://schemas.openxmlformats.org/drawingml/2006/main">
+              <a:graphicData uri="http://schemas.openxmlformats.org/drawingml/2006/picture">
+                <pic:pic xmlns:pic="http://schemas.openxmlformats.org/drawingml/2006/picture">
+                  <pic:nvPicPr>
+                    <pic:cNvPr id="0" name="" descr=""/>
+                    <pic:cNvPicPr>
+                      <a:picLocks noChangeAspect="1" noChangeArrowheads="1"/>
+                    </pic:cNvPicPr>
+                  </pic:nvPicPr>
+                  <pic:blipFill>
+                    <a:blip r:embed="rId31" cstate="none"/>
+                    <a:srcRect/>
+                    <a:stretch>
+                      <a:fillRect/>
+                    </a:stretch>
+                  </pic:blipFill>
+                  <pic:spPr bwMode="auto">
+                    <a:xfrm>
+                      <a:off x="0" y="0"/>
+                      <a:ext cx="4476750" cy="2085975"/>
+                    </a:xfrm>
+                    <a:prstGeom prst="rect">
+                      <a:avLst/>
+                    </a:prstGeom>
+                  </pic:spPr>
+                </pic:pic>
+              </a:graphicData>
+            </a:graphic>
+          </wp:inline>
+        </w:drawing>
       </w:r>
     </w:p>
     <w:p>
@@ -3419,6 +4157,52 @@
     </w:p>
     <w:p>
       <w:pPr>
+        <w:spacing w:after="100" w:before="80"/>
+        <w:jc w:val="center"/>
+      </w:pPr>
+      <w:r>
+        <w:drawing>
+          <wp:inline distT="0" distB="0" distL="0" distR="0">
+            <wp:extent cx="4476750" cy="2152650"/>
+            <wp:effectExtent t="0" r="0" b="0" l="0"/>
+            <wp:docPr id="24" name=""/>
+            <wp:cNvGraphicFramePr>
+              <a:graphicFrameLocks xmlns:a="http://schemas.openxmlformats.org/drawingml/2006/main" noChangeAspect="1"/>
+            </wp:cNvGraphicFramePr>
+            <a:graphic xmlns:a="http://schemas.openxmlformats.org/drawingml/2006/main">
+              <a:graphicData uri="http://schemas.openxmlformats.org/drawingml/2006/picture">
+                <pic:pic xmlns:pic="http://schemas.openxmlformats.org/drawingml/2006/picture">
+                  <pic:nvPicPr>
+                    <pic:cNvPr id="0" name="" descr=""/>
+                    <pic:cNvPicPr>
+                      <a:picLocks noChangeAspect="1" noChangeArrowheads="1"/>
+                    </pic:cNvPicPr>
+                  </pic:nvPicPr>
+                  <pic:blipFill>
+                    <a:blip r:embed="rId32" cstate="none"/>
+                    <a:srcRect/>
+                    <a:stretch>
+                      <a:fillRect/>
+                    </a:stretch>
+                  </pic:blipFill>
+                  <pic:spPr bwMode="auto">
+                    <a:xfrm>
+                      <a:off x="0" y="0"/>
+                      <a:ext cx="4476750" cy="2152650"/>
+                    </a:xfrm>
+                    <a:prstGeom prst="rect">
+                      <a:avLst/>
+                    </a:prstGeom>
+                  </pic:spPr>
+                </pic:pic>
+              </a:graphicData>
+            </a:graphic>
+          </wp:inline>
+        </w:drawing>
+      </w:r>
+    </w:p>
+    <w:p>
+      <w:pPr>
         <w:spacing w:after="60" w:line="300"/>
         <w:ind w:left="360"/>
         <w:jc w:val="left"/>
@@ -3717,6 +4501,52 @@
     </w:p>
     <w:p>
       <w:pPr>
+        <w:spacing w:after="100" w:before="80"/>
+        <w:jc w:val="center"/>
+      </w:pPr>
+      <w:r>
+        <w:drawing>
+          <wp:inline distT="0" distB="0" distL="0" distR="0">
+            <wp:extent cx="4476750" cy="2038350"/>
+            <wp:effectExtent t="0" r="0" b="0" l="0"/>
+            <wp:docPr id="25" name=""/>
+            <wp:cNvGraphicFramePr>
+              <a:graphicFrameLocks xmlns:a="http://schemas.openxmlformats.org/drawingml/2006/main" noChangeAspect="1"/>
+            </wp:cNvGraphicFramePr>
+            <a:graphic xmlns:a="http://schemas.openxmlformats.org/drawingml/2006/main">
+              <a:graphicData uri="http://schemas.openxmlformats.org/drawingml/2006/picture">
+                <pic:pic xmlns:pic="http://schemas.openxmlformats.org/drawingml/2006/picture">
+                  <pic:nvPicPr>
+                    <pic:cNvPr id="0" name="" descr=""/>
+                    <pic:cNvPicPr>
+                      <a:picLocks noChangeAspect="1" noChangeArrowheads="1"/>
+                    </pic:cNvPicPr>
+                  </pic:nvPicPr>
+                  <pic:blipFill>
+                    <a:blip r:embed="rId33" cstate="none"/>
+                    <a:srcRect/>
+                    <a:stretch>
+                      <a:fillRect/>
+                    </a:stretch>
+                  </pic:blipFill>
+                  <pic:spPr bwMode="auto">
+                    <a:xfrm>
+                      <a:off x="0" y="0"/>
+                      <a:ext cx="4476750" cy="2038350"/>
+                    </a:xfrm>
+                    <a:prstGeom prst="rect">
+                      <a:avLst/>
+                    </a:prstGeom>
+                  </pic:spPr>
+                </pic:pic>
+              </a:graphicData>
+            </a:graphic>
+          </wp:inline>
+        </w:drawing>
+      </w:r>
+    </w:p>
+    <w:p>
+      <w:pPr>
         <w:spacing w:after="60" w:line="300"/>
         <w:ind w:left="360"/>
         <w:jc w:val="left"/>
@@ -3776,6 +4606,52 @@
     </w:p>
     <w:p>
       <w:pPr>
+        <w:spacing w:after="100" w:before="80"/>
+        <w:jc w:val="center"/>
+      </w:pPr>
+      <w:r>
+        <w:drawing>
+          <wp:inline distT="0" distB="0" distL="0" distR="0">
+            <wp:extent cx="4476750" cy="2038350"/>
+            <wp:effectExtent t="0" r="0" b="0" l="0"/>
+            <wp:docPr id="26" name=""/>
+            <wp:cNvGraphicFramePr>
+              <a:graphicFrameLocks xmlns:a="http://schemas.openxmlformats.org/drawingml/2006/main" noChangeAspect="1"/>
+            </wp:cNvGraphicFramePr>
+            <a:graphic xmlns:a="http://schemas.openxmlformats.org/drawingml/2006/main">
+              <a:graphicData uri="http://schemas.openxmlformats.org/drawingml/2006/picture">
+                <pic:pic xmlns:pic="http://schemas.openxmlformats.org/drawingml/2006/picture">
+                  <pic:nvPicPr>
+                    <pic:cNvPr id="0" name="" descr=""/>
+                    <pic:cNvPicPr>
+                      <a:picLocks noChangeAspect="1" noChangeArrowheads="1"/>
+                    </pic:cNvPicPr>
+                  </pic:nvPicPr>
+                  <pic:blipFill>
+                    <a:blip r:embed="rId34" cstate="none"/>
+                    <a:srcRect/>
+                    <a:stretch>
+                      <a:fillRect/>
+                    </a:stretch>
+                  </pic:blipFill>
+                  <pic:spPr bwMode="auto">
+                    <a:xfrm>
+                      <a:off x="0" y="0"/>
+                      <a:ext cx="4476750" cy="2038350"/>
+                    </a:xfrm>
+                    <a:prstGeom prst="rect">
+                      <a:avLst/>
+                    </a:prstGeom>
+                  </pic:spPr>
+                </pic:pic>
+              </a:graphicData>
+            </a:graphic>
+          </wp:inline>
+        </w:drawing>
+      </w:r>
+    </w:p>
+    <w:p>
+      <w:pPr>
         <w:spacing w:after="60" w:line="300"/>
         <w:ind w:left="360"/>
         <w:jc w:val="left"/>
@@ -3811,26 +4687,6 @@
           <w:sz w:val="24"/>
           <w:szCs w:val="24"/>
         </w:rPr>
-        <w:t xml:space="preserve">522 172 − 85 186 = 436 986.</w:t>
-      </w:r>
-    </w:p>
-    <w:p>
-      <w:pPr>
-        <w:spacing w:after="60" w:line="300"/>
-        <w:ind w:left="360"/>
-        <w:jc w:val="left"/>
-      </w:pPr>
-      <w:r>
-        <w:rPr>
-          <w:rFonts w:ascii="Times New Roman" w:cs="Times New Roman" w:eastAsia="Times New Roman" w:hAnsi="Times New Roman"/>
-          <w:b w:val="false"/>
-          <w:bCs w:val="false"/>
-          <w:i w:val="false"/>
-          <w:iCs w:val="false"/>
-          <w:color w:val="000000"/>
-          <w:sz w:val="24"/>
-          <w:szCs w:val="24"/>
-        </w:rPr>
         <w:t xml:space="preserve">Vérification par l’addition : 436 986 + 85 186 = 522 172 ✓</w:t>
       </w:r>
     </w:p>
@@ -3855,42 +4711,48 @@
     </w:p>
     <w:p>
       <w:pPr>
-        <w:spacing w:after="60" w:line="300"/>
-        <w:ind w:left="360"/>
-        <w:jc w:val="left"/>
-      </w:pPr>
-      <w:r>
-        <w:rPr>
-          <w:rFonts w:ascii="Times New Roman" w:cs="Times New Roman" w:eastAsia="Times New Roman" w:hAnsi="Times New Roman"/>
-          <w:b w:val="false"/>
-          <w:bCs w:val="false"/>
-          <w:i w:val="false"/>
-          <w:iCs w:val="false"/>
-          <w:color w:val="000000"/>
-          <w:sz w:val="24"/>
-          <w:szCs w:val="24"/>
-        </w:rPr>
-        <w:t xml:space="preserve">On décompose le multiplicateur : 77 = 70 + 7.</w:t>
-      </w:r>
-    </w:p>
-    <w:p>
-      <w:pPr>
-        <w:spacing w:after="60" w:line="300"/>
-        <w:ind w:left="360"/>
-        <w:jc w:val="left"/>
-      </w:pPr>
-      <w:r>
-        <w:rPr>
-          <w:rFonts w:ascii="Times New Roman" w:cs="Times New Roman" w:eastAsia="Times New Roman" w:hAnsi="Times New Roman"/>
-          <w:b w:val="false"/>
-          <w:bCs w:val="false"/>
-          <w:i w:val="false"/>
-          <w:iCs w:val="false"/>
-          <w:color w:val="000000"/>
-          <w:sz w:val="24"/>
-          <w:szCs w:val="24"/>
-        </w:rPr>
-        <w:t xml:space="preserve">648 × 70 = 45 360  et  648 × 7 = 4 536.</w:t>
+        <w:spacing w:after="100" w:before="80"/>
+        <w:jc w:val="center"/>
+      </w:pPr>
+      <w:r>
+        <w:drawing>
+          <wp:inline distT="0" distB="0" distL="0" distR="0">
+            <wp:extent cx="4476750" cy="2533650"/>
+            <wp:effectExtent t="0" r="0" b="0" l="0"/>
+            <wp:docPr id="27" name=""/>
+            <wp:cNvGraphicFramePr>
+              <a:graphicFrameLocks xmlns:a="http://schemas.openxmlformats.org/drawingml/2006/main" noChangeAspect="1"/>
+            </wp:cNvGraphicFramePr>
+            <a:graphic xmlns:a="http://schemas.openxmlformats.org/drawingml/2006/main">
+              <a:graphicData uri="http://schemas.openxmlformats.org/drawingml/2006/picture">
+                <pic:pic xmlns:pic="http://schemas.openxmlformats.org/drawingml/2006/picture">
+                  <pic:nvPicPr>
+                    <pic:cNvPr id="0" name="" descr=""/>
+                    <pic:cNvPicPr>
+                      <a:picLocks noChangeAspect="1" noChangeArrowheads="1"/>
+                    </pic:cNvPicPr>
+                  </pic:nvPicPr>
+                  <pic:blipFill>
+                    <a:blip r:embed="rId35" cstate="none"/>
+                    <a:srcRect/>
+                    <a:stretch>
+                      <a:fillRect/>
+                    </a:stretch>
+                  </pic:blipFill>
+                  <pic:spPr bwMode="auto">
+                    <a:xfrm>
+                      <a:off x="0" y="0"/>
+                      <a:ext cx="4476750" cy="2533650"/>
+                    </a:xfrm>
+                    <a:prstGeom prst="rect">
+                      <a:avLst/>
+                    </a:prstGeom>
+                  </pic:spPr>
+                </pic:pic>
+              </a:graphicData>
+            </a:graphic>
+          </wp:inline>
+        </w:drawing>
       </w:r>
     </w:p>
     <w:p>
@@ -3954,6 +4816,52 @@
     </w:p>
     <w:p>
       <w:pPr>
+        <w:spacing w:after="100" w:before="80"/>
+        <w:jc w:val="center"/>
+      </w:pPr>
+      <w:r>
+        <w:drawing>
+          <wp:inline distT="0" distB="0" distL="0" distR="0">
+            <wp:extent cx="4476750" cy="2733675"/>
+            <wp:effectExtent t="0" r="0" b="0" l="0"/>
+            <wp:docPr id="28" name=""/>
+            <wp:cNvGraphicFramePr>
+              <a:graphicFrameLocks xmlns:a="http://schemas.openxmlformats.org/drawingml/2006/main" noChangeAspect="1"/>
+            </wp:cNvGraphicFramePr>
+            <a:graphic xmlns:a="http://schemas.openxmlformats.org/drawingml/2006/main">
+              <a:graphicData uri="http://schemas.openxmlformats.org/drawingml/2006/picture">
+                <pic:pic xmlns:pic="http://schemas.openxmlformats.org/drawingml/2006/picture">
+                  <pic:nvPicPr>
+                    <pic:cNvPr id="0" name="" descr=""/>
+                    <pic:cNvPicPr>
+                      <a:picLocks noChangeAspect="1" noChangeArrowheads="1"/>
+                    </pic:cNvPicPr>
+                  </pic:nvPicPr>
+                  <pic:blipFill>
+                    <a:blip r:embed="rId36" cstate="none"/>
+                    <a:srcRect/>
+                    <a:stretch>
+                      <a:fillRect/>
+                    </a:stretch>
+                  </pic:blipFill>
+                  <pic:spPr bwMode="auto">
+                    <a:xfrm>
+                      <a:off x="0" y="0"/>
+                      <a:ext cx="4476750" cy="2733675"/>
+                    </a:xfrm>
+                    <a:prstGeom prst="rect">
+                      <a:avLst/>
+                    </a:prstGeom>
+                  </pic:spPr>
+                </pic:pic>
+              </a:graphicData>
+            </a:graphic>
+          </wp:inline>
+        </w:drawing>
+      </w:r>
+    </w:p>
+    <w:p>
+      <w:pPr>
         <w:spacing w:after="60" w:line="300"/>
         <w:ind w:left="360"/>
         <w:jc w:val="left"/>
@@ -4009,26 +4917,6 @@
           <w:sz w:val="24"/>
           <w:szCs w:val="24"/>
         </w:rPr>
-        <w:t xml:space="preserve">Vérification : 22 × 42 + 10 = 924 + 10 = 934 ✓ (le reste 10 est bien plus petit que 22).</w:t>
-      </w:r>
-    </w:p>
-    <w:p>
-      <w:pPr>
-        <w:spacing w:after="60" w:line="300"/>
-        <w:ind w:left="360"/>
-        <w:jc w:val="left"/>
-      </w:pPr>
-      <w:r>
-        <w:rPr>
-          <w:rFonts w:ascii="Times New Roman" w:cs="Times New Roman" w:eastAsia="Times New Roman" w:hAnsi="Times New Roman"/>
-          <w:b w:val="false"/>
-          <w:bCs w:val="false"/>
-          <w:i w:val="false"/>
-          <w:iCs w:val="false"/>
-          <w:color w:val="000000"/>
-          <w:sz w:val="24"/>
-          <w:szCs w:val="24"/>
-        </w:rPr>
         <w:t xml:space="preserve">Croix de la preuve par 9 : H 4 × B 6 + reste 10 → 7, comme 934 → 7 ✓</w:t>
       </w:r>
     </w:p>
@@ -4049,6 +4937,52 @@
           <w:szCs w:val="24"/>
         </w:rPr>
         <w:t xml:space="preserve">5.</w:t>
+      </w:r>
+    </w:p>
+    <w:p>
+      <w:pPr>
+        <w:spacing w:after="100" w:before="80"/>
+        <w:jc w:val="center"/>
+      </w:pPr>
+      <w:r>
+        <w:drawing>
+          <wp:inline distT="0" distB="0" distL="0" distR="0">
+            <wp:extent cx="4476750" cy="2085975"/>
+            <wp:effectExtent t="0" r="0" b="0" l="0"/>
+            <wp:docPr id="29" name=""/>
+            <wp:cNvGraphicFramePr>
+              <a:graphicFrameLocks xmlns:a="http://schemas.openxmlformats.org/drawingml/2006/main" noChangeAspect="1"/>
+            </wp:cNvGraphicFramePr>
+            <a:graphic xmlns:a="http://schemas.openxmlformats.org/drawingml/2006/main">
+              <a:graphicData uri="http://schemas.openxmlformats.org/drawingml/2006/picture">
+                <pic:pic xmlns:pic="http://schemas.openxmlformats.org/drawingml/2006/picture">
+                  <pic:nvPicPr>
+                    <pic:cNvPr id="0" name="" descr=""/>
+                    <pic:cNvPicPr>
+                      <a:picLocks noChangeAspect="1" noChangeArrowheads="1"/>
+                    </pic:cNvPicPr>
+                  </pic:nvPicPr>
+                  <pic:blipFill>
+                    <a:blip r:embed="rId37" cstate="none"/>
+                    <a:srcRect/>
+                    <a:stretch>
+                      <a:fillRect/>
+                    </a:stretch>
+                  </pic:blipFill>
+                  <pic:spPr bwMode="auto">
+                    <a:xfrm>
+                      <a:off x="0" y="0"/>
+                      <a:ext cx="4476750" cy="2085975"/>
+                    </a:xfrm>
+                    <a:prstGeom prst="rect">
+                      <a:avLst/>
+                    </a:prstGeom>
+                  </pic:spPr>
+                </pic:pic>
+              </a:graphicData>
+            </a:graphic>
+          </wp:inline>
+        </w:drawing>
       </w:r>
     </w:p>
     <w:p>
@@ -4227,6 +5161,52 @@
     </w:p>
     <w:p>
       <w:pPr>
+        <w:spacing w:after="100" w:before="80"/>
+        <w:jc w:val="center"/>
+      </w:pPr>
+      <w:r>
+        <w:drawing>
+          <wp:inline distT="0" distB="0" distL="0" distR="0">
+            <wp:extent cx="4476750" cy="2152650"/>
+            <wp:effectExtent t="0" r="0" b="0" l="0"/>
+            <wp:docPr id="30" name=""/>
+            <wp:cNvGraphicFramePr>
+              <a:graphicFrameLocks xmlns:a="http://schemas.openxmlformats.org/drawingml/2006/main" noChangeAspect="1"/>
+            </wp:cNvGraphicFramePr>
+            <a:graphic xmlns:a="http://schemas.openxmlformats.org/drawingml/2006/main">
+              <a:graphicData uri="http://schemas.openxmlformats.org/drawingml/2006/picture">
+                <pic:pic xmlns:pic="http://schemas.openxmlformats.org/drawingml/2006/picture">
+                  <pic:nvPicPr>
+                    <pic:cNvPr id="0" name="" descr=""/>
+                    <pic:cNvPicPr>
+                      <a:picLocks noChangeAspect="1" noChangeArrowheads="1"/>
+                    </pic:cNvPicPr>
+                  </pic:nvPicPr>
+                  <pic:blipFill>
+                    <a:blip r:embed="rId38" cstate="none"/>
+                    <a:srcRect/>
+                    <a:stretch>
+                      <a:fillRect/>
+                    </a:stretch>
+                  </pic:blipFill>
+                  <pic:spPr bwMode="auto">
+                    <a:xfrm>
+                      <a:off x="0" y="0"/>
+                      <a:ext cx="4476750" cy="2152650"/>
+                    </a:xfrm>
+                    <a:prstGeom prst="rect">
+                      <a:avLst/>
+                    </a:prstGeom>
+                  </pic:spPr>
+                </pic:pic>
+              </a:graphicData>
+            </a:graphic>
+          </wp:inline>
+        </w:drawing>
+      </w:r>
+    </w:p>
+    <w:p>
+      <w:pPr>
         <w:spacing w:after="60" w:line="300"/>
         <w:ind w:left="360"/>
         <w:jc w:val="left"/>
@@ -4525,6 +5505,52 @@
     </w:p>
     <w:p>
       <w:pPr>
+        <w:spacing w:after="100" w:before="80"/>
+        <w:jc w:val="center"/>
+      </w:pPr>
+      <w:r>
+        <w:drawing>
+          <wp:inline distT="0" distB="0" distL="0" distR="0">
+            <wp:extent cx="4476750" cy="2038350"/>
+            <wp:effectExtent t="0" r="0" b="0" l="0"/>
+            <wp:docPr id="31" name=""/>
+            <wp:cNvGraphicFramePr>
+              <a:graphicFrameLocks xmlns:a="http://schemas.openxmlformats.org/drawingml/2006/main" noChangeAspect="1"/>
+            </wp:cNvGraphicFramePr>
+            <a:graphic xmlns:a="http://schemas.openxmlformats.org/drawingml/2006/main">
+              <a:graphicData uri="http://schemas.openxmlformats.org/drawingml/2006/picture">
+                <pic:pic xmlns:pic="http://schemas.openxmlformats.org/drawingml/2006/picture">
+                  <pic:nvPicPr>
+                    <pic:cNvPr id="0" name="" descr=""/>
+                    <pic:cNvPicPr>
+                      <a:picLocks noChangeAspect="1" noChangeArrowheads="1"/>
+                    </pic:cNvPicPr>
+                  </pic:nvPicPr>
+                  <pic:blipFill>
+                    <a:blip r:embed="rId39" cstate="none"/>
+                    <a:srcRect/>
+                    <a:stretch>
+                      <a:fillRect/>
+                    </a:stretch>
+                  </pic:blipFill>
+                  <pic:spPr bwMode="auto">
+                    <a:xfrm>
+                      <a:off x="0" y="0"/>
+                      <a:ext cx="4476750" cy="2038350"/>
+                    </a:xfrm>
+                    <a:prstGeom prst="rect">
+                      <a:avLst/>
+                    </a:prstGeom>
+                  </pic:spPr>
+                </pic:pic>
+              </a:graphicData>
+            </a:graphic>
+          </wp:inline>
+        </w:drawing>
+      </w:r>
+    </w:p>
+    <w:p>
+      <w:pPr>
         <w:spacing w:after="60" w:line="300"/>
         <w:ind w:left="360"/>
         <w:jc w:val="left"/>
@@ -4584,6 +5610,52 @@
     </w:p>
     <w:p>
       <w:pPr>
+        <w:spacing w:after="100" w:before="80"/>
+        <w:jc w:val="center"/>
+      </w:pPr>
+      <w:r>
+        <w:drawing>
+          <wp:inline distT="0" distB="0" distL="0" distR="0">
+            <wp:extent cx="4476750" cy="2038350"/>
+            <wp:effectExtent t="0" r="0" b="0" l="0"/>
+            <wp:docPr id="32" name=""/>
+            <wp:cNvGraphicFramePr>
+              <a:graphicFrameLocks xmlns:a="http://schemas.openxmlformats.org/drawingml/2006/main" noChangeAspect="1"/>
+            </wp:cNvGraphicFramePr>
+            <a:graphic xmlns:a="http://schemas.openxmlformats.org/drawingml/2006/main">
+              <a:graphicData uri="http://schemas.openxmlformats.org/drawingml/2006/picture">
+                <pic:pic xmlns:pic="http://schemas.openxmlformats.org/drawingml/2006/picture">
+                  <pic:nvPicPr>
+                    <pic:cNvPr id="0" name="" descr=""/>
+                    <pic:cNvPicPr>
+                      <a:picLocks noChangeAspect="1" noChangeArrowheads="1"/>
+                    </pic:cNvPicPr>
+                  </pic:nvPicPr>
+                  <pic:blipFill>
+                    <a:blip r:embed="rId40" cstate="none"/>
+                    <a:srcRect/>
+                    <a:stretch>
+                      <a:fillRect/>
+                    </a:stretch>
+                  </pic:blipFill>
+                  <pic:spPr bwMode="auto">
+                    <a:xfrm>
+                      <a:off x="0" y="0"/>
+                      <a:ext cx="4476750" cy="2038350"/>
+                    </a:xfrm>
+                    <a:prstGeom prst="rect">
+                      <a:avLst/>
+                    </a:prstGeom>
+                  </pic:spPr>
+                </pic:pic>
+              </a:graphicData>
+            </a:graphic>
+          </wp:inline>
+        </w:drawing>
+      </w:r>
+    </w:p>
+    <w:p>
+      <w:pPr>
         <w:spacing w:after="60" w:line="300"/>
         <w:ind w:left="360"/>
         <w:jc w:val="left"/>
@@ -4619,26 +5691,6 @@
           <w:sz w:val="24"/>
           <w:szCs w:val="24"/>
         </w:rPr>
-        <w:t xml:space="preserve">672 400 − 85 109 = 587 291.</w:t>
-      </w:r>
-    </w:p>
-    <w:p>
-      <w:pPr>
-        <w:spacing w:after="60" w:line="300"/>
-        <w:ind w:left="360"/>
-        <w:jc w:val="left"/>
-      </w:pPr>
-      <w:r>
-        <w:rPr>
-          <w:rFonts w:ascii="Times New Roman" w:cs="Times New Roman" w:eastAsia="Times New Roman" w:hAnsi="Times New Roman"/>
-          <w:b w:val="false"/>
-          <w:bCs w:val="false"/>
-          <w:i w:val="false"/>
-          <w:iCs w:val="false"/>
-          <w:color w:val="000000"/>
-          <w:sz w:val="24"/>
-          <w:szCs w:val="24"/>
-        </w:rPr>
         <w:t xml:space="preserve">Vérification par l’addition : 587 291 + 85 109 = 672 400 ✓</w:t>
       </w:r>
     </w:p>
@@ -4663,42 +5715,48 @@
     </w:p>
     <w:p>
       <w:pPr>
-        <w:spacing w:after="60" w:line="300"/>
-        <w:ind w:left="360"/>
-        <w:jc w:val="left"/>
-      </w:pPr>
-      <w:r>
-        <w:rPr>
-          <w:rFonts w:ascii="Times New Roman" w:cs="Times New Roman" w:eastAsia="Times New Roman" w:hAnsi="Times New Roman"/>
-          <w:b w:val="false"/>
-          <w:bCs w:val="false"/>
-          <w:i w:val="false"/>
-          <w:iCs w:val="false"/>
-          <w:color w:val="000000"/>
-          <w:sz w:val="24"/>
-          <w:szCs w:val="24"/>
-        </w:rPr>
-        <w:t xml:space="preserve">On décompose le multiplicateur : 85 = 80 + 5.</w:t>
-      </w:r>
-    </w:p>
-    <w:p>
-      <w:pPr>
-        <w:spacing w:after="60" w:line="300"/>
-        <w:ind w:left="360"/>
-        <w:jc w:val="left"/>
-      </w:pPr>
-      <w:r>
-        <w:rPr>
-          <w:rFonts w:ascii="Times New Roman" w:cs="Times New Roman" w:eastAsia="Times New Roman" w:hAnsi="Times New Roman"/>
-          <w:b w:val="false"/>
-          <w:bCs w:val="false"/>
-          <w:i w:val="false"/>
-          <w:iCs w:val="false"/>
-          <w:color w:val="000000"/>
-          <w:sz w:val="24"/>
-          <w:szCs w:val="24"/>
-        </w:rPr>
-        <w:t xml:space="preserve">899 × 80 = 71 920  et  899 × 5 = 4 495.</w:t>
+        <w:spacing w:after="100" w:before="80"/>
+        <w:jc w:val="center"/>
+      </w:pPr>
+      <w:r>
+        <w:drawing>
+          <wp:inline distT="0" distB="0" distL="0" distR="0">
+            <wp:extent cx="4476750" cy="2533650"/>
+            <wp:effectExtent t="0" r="0" b="0" l="0"/>
+            <wp:docPr id="33" name=""/>
+            <wp:cNvGraphicFramePr>
+              <a:graphicFrameLocks xmlns:a="http://schemas.openxmlformats.org/drawingml/2006/main" noChangeAspect="1"/>
+            </wp:cNvGraphicFramePr>
+            <a:graphic xmlns:a="http://schemas.openxmlformats.org/drawingml/2006/main">
+              <a:graphicData uri="http://schemas.openxmlformats.org/drawingml/2006/picture">
+                <pic:pic xmlns:pic="http://schemas.openxmlformats.org/drawingml/2006/picture">
+                  <pic:nvPicPr>
+                    <pic:cNvPr id="0" name="" descr=""/>
+                    <pic:cNvPicPr>
+                      <a:picLocks noChangeAspect="1" noChangeArrowheads="1"/>
+                    </pic:cNvPicPr>
+                  </pic:nvPicPr>
+                  <pic:blipFill>
+                    <a:blip r:embed="rId41" cstate="none"/>
+                    <a:srcRect/>
+                    <a:stretch>
+                      <a:fillRect/>
+                    </a:stretch>
+                  </pic:blipFill>
+                  <pic:spPr bwMode="auto">
+                    <a:xfrm>
+                      <a:off x="0" y="0"/>
+                      <a:ext cx="4476750" cy="2533650"/>
+                    </a:xfrm>
+                    <a:prstGeom prst="rect">
+                      <a:avLst/>
+                    </a:prstGeom>
+                  </pic:spPr>
+                </pic:pic>
+              </a:graphicData>
+            </a:graphic>
+          </wp:inline>
+        </w:drawing>
       </w:r>
     </w:p>
     <w:p>
@@ -4762,6 +5820,52 @@
     </w:p>
     <w:p>
       <w:pPr>
+        <w:spacing w:after="100" w:before="80"/>
+        <w:jc w:val="center"/>
+      </w:pPr>
+      <w:r>
+        <w:drawing>
+          <wp:inline distT="0" distB="0" distL="0" distR="0">
+            <wp:extent cx="4476750" cy="3048000"/>
+            <wp:effectExtent t="0" r="0" b="0" l="0"/>
+            <wp:docPr id="34" name=""/>
+            <wp:cNvGraphicFramePr>
+              <a:graphicFrameLocks xmlns:a="http://schemas.openxmlformats.org/drawingml/2006/main" noChangeAspect="1"/>
+            </wp:cNvGraphicFramePr>
+            <a:graphic xmlns:a="http://schemas.openxmlformats.org/drawingml/2006/main">
+              <a:graphicData uri="http://schemas.openxmlformats.org/drawingml/2006/picture">
+                <pic:pic xmlns:pic="http://schemas.openxmlformats.org/drawingml/2006/picture">
+                  <pic:nvPicPr>
+                    <pic:cNvPr id="0" name="" descr=""/>
+                    <pic:cNvPicPr>
+                      <a:picLocks noChangeAspect="1" noChangeArrowheads="1"/>
+                    </pic:cNvPicPr>
+                  </pic:nvPicPr>
+                  <pic:blipFill>
+                    <a:blip r:embed="rId42" cstate="none"/>
+                    <a:srcRect/>
+                    <a:stretch>
+                      <a:fillRect/>
+                    </a:stretch>
+                  </pic:blipFill>
+                  <pic:spPr bwMode="auto">
+                    <a:xfrm>
+                      <a:off x="0" y="0"/>
+                      <a:ext cx="4476750" cy="3048000"/>
+                    </a:xfrm>
+                    <a:prstGeom prst="rect">
+                      <a:avLst/>
+                    </a:prstGeom>
+                  </pic:spPr>
+                </pic:pic>
+              </a:graphicData>
+            </a:graphic>
+          </wp:inline>
+        </w:drawing>
+      </w:r>
+    </w:p>
+    <w:p>
+      <w:pPr>
         <w:spacing w:after="60" w:line="300"/>
         <w:ind w:left="360"/>
         <w:jc w:val="left"/>
@@ -4817,26 +5921,6 @@
           <w:sz w:val="24"/>
           <w:szCs w:val="24"/>
         </w:rPr>
-        <w:t xml:space="preserve">Vérification : 39 × 78 + 37 = 3 042 + 37 = 3 079 ✓ (le reste 37 est bien plus petit que 39).</w:t>
-      </w:r>
-    </w:p>
-    <w:p>
-      <w:pPr>
-        <w:spacing w:after="60" w:line="300"/>
-        <w:ind w:left="360"/>
-        <w:jc w:val="left"/>
-      </w:pPr>
-      <w:r>
-        <w:rPr>
-          <w:rFonts w:ascii="Times New Roman" w:cs="Times New Roman" w:eastAsia="Times New Roman" w:hAnsi="Times New Roman"/>
-          <w:b w:val="false"/>
-          <w:bCs w:val="false"/>
-          <w:i w:val="false"/>
-          <w:iCs w:val="false"/>
-          <w:color w:val="000000"/>
-          <w:sz w:val="24"/>
-          <w:szCs w:val="24"/>
-        </w:rPr>
         <w:t xml:space="preserve">Croix de la preuve par 9 : H 3 × B 6 + reste 37 → 1, comme 3 079 → 1 ✓</w:t>
       </w:r>
     </w:p>
@@ -4857,6 +5941,52 @@
           <w:szCs w:val="24"/>
         </w:rPr>
         <w:t xml:space="preserve">5.</w:t>
+      </w:r>
+    </w:p>
+    <w:p>
+      <w:pPr>
+        <w:spacing w:after="100" w:before="80"/>
+        <w:jc w:val="center"/>
+      </w:pPr>
+      <w:r>
+        <w:drawing>
+          <wp:inline distT="0" distB="0" distL="0" distR="0">
+            <wp:extent cx="4476750" cy="2085975"/>
+            <wp:effectExtent t="0" r="0" b="0" l="0"/>
+            <wp:docPr id="35" name=""/>
+            <wp:cNvGraphicFramePr>
+              <a:graphicFrameLocks xmlns:a="http://schemas.openxmlformats.org/drawingml/2006/main" noChangeAspect="1"/>
+            </wp:cNvGraphicFramePr>
+            <a:graphic xmlns:a="http://schemas.openxmlformats.org/drawingml/2006/main">
+              <a:graphicData uri="http://schemas.openxmlformats.org/drawingml/2006/picture">
+                <pic:pic xmlns:pic="http://schemas.openxmlformats.org/drawingml/2006/picture">
+                  <pic:nvPicPr>
+                    <pic:cNvPr id="0" name="" descr=""/>
+                    <pic:cNvPicPr>
+                      <a:picLocks noChangeAspect="1" noChangeArrowheads="1"/>
+                    </pic:cNvPicPr>
+                  </pic:nvPicPr>
+                  <pic:blipFill>
+                    <a:blip r:embed="rId43" cstate="none"/>
+                    <a:srcRect/>
+                    <a:stretch>
+                      <a:fillRect/>
+                    </a:stretch>
+                  </pic:blipFill>
+                  <pic:spPr bwMode="auto">
+                    <a:xfrm>
+                      <a:off x="0" y="0"/>
+                      <a:ext cx="4476750" cy="2085975"/>
+                    </a:xfrm>
+                    <a:prstGeom prst="rect">
+                      <a:avLst/>
+                    </a:prstGeom>
+                  </pic:spPr>
+                </pic:pic>
+              </a:graphicData>
+            </a:graphic>
+          </wp:inline>
+        </w:drawing>
       </w:r>
     </w:p>
     <w:p>
@@ -5116,6 +6246,52 @@
     </w:p>
     <w:p>
       <w:pPr>
+        <w:spacing w:after="100" w:before="80"/>
+        <w:jc w:val="center"/>
+      </w:pPr>
+      <w:r>
+        <w:drawing>
+          <wp:inline distT="0" distB="0" distL="0" distR="0">
+            <wp:extent cx="4476750" cy="2152650"/>
+            <wp:effectExtent t="0" r="0" b="0" l="0"/>
+            <wp:docPr id="36" name=""/>
+            <wp:cNvGraphicFramePr>
+              <a:graphicFrameLocks xmlns:a="http://schemas.openxmlformats.org/drawingml/2006/main" noChangeAspect="1"/>
+            </wp:cNvGraphicFramePr>
+            <a:graphic xmlns:a="http://schemas.openxmlformats.org/drawingml/2006/main">
+              <a:graphicData uri="http://schemas.openxmlformats.org/drawingml/2006/picture">
+                <pic:pic xmlns:pic="http://schemas.openxmlformats.org/drawingml/2006/picture">
+                  <pic:nvPicPr>
+                    <pic:cNvPr id="0" name="" descr=""/>
+                    <pic:cNvPicPr>
+                      <a:picLocks noChangeAspect="1" noChangeArrowheads="1"/>
+                    </pic:cNvPicPr>
+                  </pic:nvPicPr>
+                  <pic:blipFill>
+                    <a:blip r:embed="rId44" cstate="none"/>
+                    <a:srcRect/>
+                    <a:stretch>
+                      <a:fillRect/>
+                    </a:stretch>
+                  </pic:blipFill>
+                  <pic:spPr bwMode="auto">
+                    <a:xfrm>
+                      <a:off x="0" y="0"/>
+                      <a:ext cx="4476750" cy="2152650"/>
+                    </a:xfrm>
+                    <a:prstGeom prst="rect">
+                      <a:avLst/>
+                    </a:prstGeom>
+                  </pic:spPr>
+                </pic:pic>
+              </a:graphicData>
+            </a:graphic>
+          </wp:inline>
+        </w:drawing>
+      </w:r>
+    </w:p>
+    <w:p>
+      <w:pPr>
         <w:spacing w:after="60" w:line="300"/>
         <w:ind w:left="360"/>
         <w:jc w:val="left"/>
@@ -5387,6 +6563,52 @@
     </w:p>
     <w:p>
       <w:pPr>
+        <w:spacing w:after="100" w:before="80"/>
+        <w:jc w:val="center"/>
+      </w:pPr>
+      <w:r>
+        <w:drawing>
+          <wp:inline distT="0" distB="0" distL="0" distR="0">
+            <wp:extent cx="4476750" cy="2038350"/>
+            <wp:effectExtent t="0" r="0" b="0" l="0"/>
+            <wp:docPr id="37" name=""/>
+            <wp:cNvGraphicFramePr>
+              <a:graphicFrameLocks xmlns:a="http://schemas.openxmlformats.org/drawingml/2006/main" noChangeAspect="1"/>
+            </wp:cNvGraphicFramePr>
+            <a:graphic xmlns:a="http://schemas.openxmlformats.org/drawingml/2006/main">
+              <a:graphicData uri="http://schemas.openxmlformats.org/drawingml/2006/picture">
+                <pic:pic xmlns:pic="http://schemas.openxmlformats.org/drawingml/2006/picture">
+                  <pic:nvPicPr>
+                    <pic:cNvPr id="0" name="" descr=""/>
+                    <pic:cNvPicPr>
+                      <a:picLocks noChangeAspect="1" noChangeArrowheads="1"/>
+                    </pic:cNvPicPr>
+                  </pic:nvPicPr>
+                  <pic:blipFill>
+                    <a:blip r:embed="rId45" cstate="none"/>
+                    <a:srcRect/>
+                    <a:stretch>
+                      <a:fillRect/>
+                    </a:stretch>
+                  </pic:blipFill>
+                  <pic:spPr bwMode="auto">
+                    <a:xfrm>
+                      <a:off x="0" y="0"/>
+                      <a:ext cx="4476750" cy="2038350"/>
+                    </a:xfrm>
+                    <a:prstGeom prst="rect">
+                      <a:avLst/>
+                    </a:prstGeom>
+                  </pic:spPr>
+                </pic:pic>
+              </a:graphicData>
+            </a:graphic>
+          </wp:inline>
+        </w:drawing>
+      </w:r>
+    </w:p>
+    <w:p>
+      <w:pPr>
         <w:spacing w:after="60" w:line="300"/>
         <w:ind w:left="360"/>
         <w:jc w:val="left"/>
@@ -5446,6 +6668,52 @@
     </w:p>
     <w:p>
       <w:pPr>
+        <w:spacing w:after="100" w:before="80"/>
+        <w:jc w:val="center"/>
+      </w:pPr>
+      <w:r>
+        <w:drawing>
+          <wp:inline distT="0" distB="0" distL="0" distR="0">
+            <wp:extent cx="4476750" cy="2038350"/>
+            <wp:effectExtent t="0" r="0" b="0" l="0"/>
+            <wp:docPr id="38" name=""/>
+            <wp:cNvGraphicFramePr>
+              <a:graphicFrameLocks xmlns:a="http://schemas.openxmlformats.org/drawingml/2006/main" noChangeAspect="1"/>
+            </wp:cNvGraphicFramePr>
+            <a:graphic xmlns:a="http://schemas.openxmlformats.org/drawingml/2006/main">
+              <a:graphicData uri="http://schemas.openxmlformats.org/drawingml/2006/picture">
+                <pic:pic xmlns:pic="http://schemas.openxmlformats.org/drawingml/2006/picture">
+                  <pic:nvPicPr>
+                    <pic:cNvPr id="0" name="" descr=""/>
+                    <pic:cNvPicPr>
+                      <a:picLocks noChangeAspect="1" noChangeArrowheads="1"/>
+                    </pic:cNvPicPr>
+                  </pic:nvPicPr>
+                  <pic:blipFill>
+                    <a:blip r:embed="rId46" cstate="none"/>
+                    <a:srcRect/>
+                    <a:stretch>
+                      <a:fillRect/>
+                    </a:stretch>
+                  </pic:blipFill>
+                  <pic:spPr bwMode="auto">
+                    <a:xfrm>
+                      <a:off x="0" y="0"/>
+                      <a:ext cx="4476750" cy="2038350"/>
+                    </a:xfrm>
+                    <a:prstGeom prst="rect">
+                      <a:avLst/>
+                    </a:prstGeom>
+                  </pic:spPr>
+                </pic:pic>
+              </a:graphicData>
+            </a:graphic>
+          </wp:inline>
+        </w:drawing>
+      </w:r>
+    </w:p>
+    <w:p>
+      <w:pPr>
         <w:spacing w:after="60" w:line="300"/>
         <w:ind w:left="360"/>
         <w:jc w:val="left"/>
@@ -5481,26 +6749,6 @@
           <w:sz w:val="24"/>
           <w:szCs w:val="24"/>
         </w:rPr>
-        <w:t xml:space="preserve">849 948 − 712 314 = 137 634.</w:t>
-      </w:r>
-    </w:p>
-    <w:p>
-      <w:pPr>
-        <w:spacing w:after="60" w:line="300"/>
-        <w:ind w:left="360"/>
-        <w:jc w:val="left"/>
-      </w:pPr>
-      <w:r>
-        <w:rPr>
-          <w:rFonts w:ascii="Times New Roman" w:cs="Times New Roman" w:eastAsia="Times New Roman" w:hAnsi="Times New Roman"/>
-          <w:b w:val="false"/>
-          <w:bCs w:val="false"/>
-          <w:i w:val="false"/>
-          <w:iCs w:val="false"/>
-          <w:color w:val="000000"/>
-          <w:sz w:val="24"/>
-          <w:szCs w:val="24"/>
-        </w:rPr>
         <w:t xml:space="preserve">Vérification par l’addition : 137 634 + 712 314 = 849 948 ✓</w:t>
       </w:r>
     </w:p>
@@ -5525,42 +6773,48 @@
     </w:p>
     <w:p>
       <w:pPr>
-        <w:spacing w:after="60" w:line="300"/>
-        <w:ind w:left="360"/>
-        <w:jc w:val="left"/>
-      </w:pPr>
-      <w:r>
-        <w:rPr>
-          <w:rFonts w:ascii="Times New Roman" w:cs="Times New Roman" w:eastAsia="Times New Roman" w:hAnsi="Times New Roman"/>
-          <w:b w:val="false"/>
-          <w:bCs w:val="false"/>
-          <w:i w:val="false"/>
-          <w:iCs w:val="false"/>
-          <w:color w:val="000000"/>
-          <w:sz w:val="24"/>
-          <w:szCs w:val="24"/>
-        </w:rPr>
-        <w:t xml:space="preserve">On décompose le multiplicateur : 32 = 30 + 2.</w:t>
-      </w:r>
-    </w:p>
-    <w:p>
-      <w:pPr>
-        <w:spacing w:after="60" w:line="300"/>
-        <w:ind w:left="360"/>
-        <w:jc w:val="left"/>
-      </w:pPr>
-      <w:r>
-        <w:rPr>
-          <w:rFonts w:ascii="Times New Roman" w:cs="Times New Roman" w:eastAsia="Times New Roman" w:hAnsi="Times New Roman"/>
-          <w:b w:val="false"/>
-          <w:bCs w:val="false"/>
-          <w:i w:val="false"/>
-          <w:iCs w:val="false"/>
-          <w:color w:val="000000"/>
-          <w:sz w:val="24"/>
-          <w:szCs w:val="24"/>
-        </w:rPr>
-        <w:t xml:space="preserve">283 × 30 = 8 490  et  283 × 2 = 566.</w:t>
+        <w:spacing w:after="100" w:before="80"/>
+        <w:jc w:val="center"/>
+      </w:pPr>
+      <w:r>
+        <w:drawing>
+          <wp:inline distT="0" distB="0" distL="0" distR="0">
+            <wp:extent cx="4476750" cy="2533650"/>
+            <wp:effectExtent t="0" r="0" b="0" l="0"/>
+            <wp:docPr id="39" name=""/>
+            <wp:cNvGraphicFramePr>
+              <a:graphicFrameLocks xmlns:a="http://schemas.openxmlformats.org/drawingml/2006/main" noChangeAspect="1"/>
+            </wp:cNvGraphicFramePr>
+            <a:graphic xmlns:a="http://schemas.openxmlformats.org/drawingml/2006/main">
+              <a:graphicData uri="http://schemas.openxmlformats.org/drawingml/2006/picture">
+                <pic:pic xmlns:pic="http://schemas.openxmlformats.org/drawingml/2006/picture">
+                  <pic:nvPicPr>
+                    <pic:cNvPr id="0" name="" descr=""/>
+                    <pic:cNvPicPr>
+                      <a:picLocks noChangeAspect="1" noChangeArrowheads="1"/>
+                    </pic:cNvPicPr>
+                  </pic:nvPicPr>
+                  <pic:blipFill>
+                    <a:blip r:embed="rId47" cstate="none"/>
+                    <a:srcRect/>
+                    <a:stretch>
+                      <a:fillRect/>
+                    </a:stretch>
+                  </pic:blipFill>
+                  <pic:spPr bwMode="auto">
+                    <a:xfrm>
+                      <a:off x="0" y="0"/>
+                      <a:ext cx="4476750" cy="2533650"/>
+                    </a:xfrm>
+                    <a:prstGeom prst="rect">
+                      <a:avLst/>
+                    </a:prstGeom>
+                  </pic:spPr>
+                </pic:pic>
+              </a:graphicData>
+            </a:graphic>
+          </wp:inline>
+        </w:drawing>
       </w:r>
     </w:p>
     <w:p>
@@ -5624,6 +6878,52 @@
     </w:p>
     <w:p>
       <w:pPr>
+        <w:spacing w:after="100" w:before="80"/>
+        <w:jc w:val="center"/>
+      </w:pPr>
+      <w:r>
+        <w:drawing>
+          <wp:inline distT="0" distB="0" distL="0" distR="0">
+            <wp:extent cx="4476750" cy="2733675"/>
+            <wp:effectExtent t="0" r="0" b="0" l="0"/>
+            <wp:docPr id="40" name=""/>
+            <wp:cNvGraphicFramePr>
+              <a:graphicFrameLocks xmlns:a="http://schemas.openxmlformats.org/drawingml/2006/main" noChangeAspect="1"/>
+            </wp:cNvGraphicFramePr>
+            <a:graphic xmlns:a="http://schemas.openxmlformats.org/drawingml/2006/main">
+              <a:graphicData uri="http://schemas.openxmlformats.org/drawingml/2006/picture">
+                <pic:pic xmlns:pic="http://schemas.openxmlformats.org/drawingml/2006/picture">
+                  <pic:nvPicPr>
+                    <pic:cNvPr id="0" name="" descr=""/>
+                    <pic:cNvPicPr>
+                      <a:picLocks noChangeAspect="1" noChangeArrowheads="1"/>
+                    </pic:cNvPicPr>
+                  </pic:nvPicPr>
+                  <pic:blipFill>
+                    <a:blip r:embed="rId48" cstate="none"/>
+                    <a:srcRect/>
+                    <a:stretch>
+                      <a:fillRect/>
+                    </a:stretch>
+                  </pic:blipFill>
+                  <pic:spPr bwMode="auto">
+                    <a:xfrm>
+                      <a:off x="0" y="0"/>
+                      <a:ext cx="4476750" cy="2733675"/>
+                    </a:xfrm>
+                    <a:prstGeom prst="rect">
+                      <a:avLst/>
+                    </a:prstGeom>
+                  </pic:spPr>
+                </pic:pic>
+              </a:graphicData>
+            </a:graphic>
+          </wp:inline>
+        </w:drawing>
+      </w:r>
+    </w:p>
+    <w:p>
+      <w:pPr>
         <w:spacing w:after="60" w:line="300"/>
         <w:ind w:left="360"/>
         <w:jc w:val="left"/>
@@ -5679,26 +6979,6 @@
           <w:sz w:val="24"/>
           <w:szCs w:val="24"/>
         </w:rPr>
-        <w:t xml:space="preserve">Vérification : 20 × 43 + 11 = 860 + 11 = 871 ✓ (le reste 11 est bien plus petit que 20).</w:t>
-      </w:r>
-    </w:p>
-    <w:p>
-      <w:pPr>
-        <w:spacing w:after="60" w:line="300"/>
-        <w:ind w:left="360"/>
-        <w:jc w:val="left"/>
-      </w:pPr>
-      <w:r>
-        <w:rPr>
-          <w:rFonts w:ascii="Times New Roman" w:cs="Times New Roman" w:eastAsia="Times New Roman" w:hAnsi="Times New Roman"/>
-          <w:b w:val="false"/>
-          <w:bCs w:val="false"/>
-          <w:i w:val="false"/>
-          <w:iCs w:val="false"/>
-          <w:color w:val="000000"/>
-          <w:sz w:val="24"/>
-          <w:szCs w:val="24"/>
-        </w:rPr>
         <w:t xml:space="preserve">Croix de la preuve par 9 : H 2 × B 7 + reste 11 → 7, comme 871 → 7 ✓</w:t>
       </w:r>
     </w:p>
@@ -5719,6 +6999,52 @@
           <w:szCs w:val="24"/>
         </w:rPr>
         <w:t xml:space="preserve">5.</w:t>
+      </w:r>
+    </w:p>
+    <w:p>
+      <w:pPr>
+        <w:spacing w:after="100" w:before="80"/>
+        <w:jc w:val="center"/>
+      </w:pPr>
+      <w:r>
+        <w:drawing>
+          <wp:inline distT="0" distB="0" distL="0" distR="0">
+            <wp:extent cx="4476750" cy="2085975"/>
+            <wp:effectExtent t="0" r="0" b="0" l="0"/>
+            <wp:docPr id="41" name=""/>
+            <wp:cNvGraphicFramePr>
+              <a:graphicFrameLocks xmlns:a="http://schemas.openxmlformats.org/drawingml/2006/main" noChangeAspect="1"/>
+            </wp:cNvGraphicFramePr>
+            <a:graphic xmlns:a="http://schemas.openxmlformats.org/drawingml/2006/main">
+              <a:graphicData uri="http://schemas.openxmlformats.org/drawingml/2006/picture">
+                <pic:pic xmlns:pic="http://schemas.openxmlformats.org/drawingml/2006/picture">
+                  <pic:nvPicPr>
+                    <pic:cNvPr id="0" name="" descr=""/>
+                    <pic:cNvPicPr>
+                      <a:picLocks noChangeAspect="1" noChangeArrowheads="1"/>
+                    </pic:cNvPicPr>
+                  </pic:nvPicPr>
+                  <pic:blipFill>
+                    <a:blip r:embed="rId49" cstate="none"/>
+                    <a:srcRect/>
+                    <a:stretch>
+                      <a:fillRect/>
+                    </a:stretch>
+                  </pic:blipFill>
+                  <pic:spPr bwMode="auto">
+                    <a:xfrm>
+                      <a:off x="0" y="0"/>
+                      <a:ext cx="4476750" cy="2085975"/>
+                    </a:xfrm>
+                    <a:prstGeom prst="rect">
+                      <a:avLst/>
+                    </a:prstGeom>
+                  </pic:spPr>
+                </pic:pic>
+              </a:graphicData>
+            </a:graphic>
+          </wp:inline>
+        </w:drawing>
       </w:r>
     </w:p>
     <w:p>
@@ -5917,6 +7243,52 @@
     </w:p>
     <w:p>
       <w:pPr>
+        <w:spacing w:after="100" w:before="80"/>
+        <w:jc w:val="center"/>
+      </w:pPr>
+      <w:r>
+        <w:drawing>
+          <wp:inline distT="0" distB="0" distL="0" distR="0">
+            <wp:extent cx="4476750" cy="2152650"/>
+            <wp:effectExtent t="0" r="0" b="0" l="0"/>
+            <wp:docPr id="42" name=""/>
+            <wp:cNvGraphicFramePr>
+              <a:graphicFrameLocks xmlns:a="http://schemas.openxmlformats.org/drawingml/2006/main" noChangeAspect="1"/>
+            </wp:cNvGraphicFramePr>
+            <a:graphic xmlns:a="http://schemas.openxmlformats.org/drawingml/2006/main">
+              <a:graphicData uri="http://schemas.openxmlformats.org/drawingml/2006/picture">
+                <pic:pic xmlns:pic="http://schemas.openxmlformats.org/drawingml/2006/picture">
+                  <pic:nvPicPr>
+                    <pic:cNvPr id="0" name="" descr=""/>
+                    <pic:cNvPicPr>
+                      <a:picLocks noChangeAspect="1" noChangeArrowheads="1"/>
+                    </pic:cNvPicPr>
+                  </pic:nvPicPr>
+                  <pic:blipFill>
+                    <a:blip r:embed="rId50" cstate="none"/>
+                    <a:srcRect/>
+                    <a:stretch>
+                      <a:fillRect/>
+                    </a:stretch>
+                  </pic:blipFill>
+                  <pic:spPr bwMode="auto">
+                    <a:xfrm>
+                      <a:off x="0" y="0"/>
+                      <a:ext cx="4476750" cy="2152650"/>
+                    </a:xfrm>
+                    <a:prstGeom prst="rect">
+                      <a:avLst/>
+                    </a:prstGeom>
+                  </pic:spPr>
+                </pic:pic>
+              </a:graphicData>
+            </a:graphic>
+          </wp:inline>
+        </w:drawing>
+      </w:r>
+    </w:p>
+    <w:p>
+      <w:pPr>
         <w:spacing w:after="60" w:line="300"/>
         <w:ind w:left="360"/>
         <w:jc w:val="left"/>
@@ -6215,6 +7587,52 @@
     </w:p>
     <w:p>
       <w:pPr>
+        <w:spacing w:after="100" w:before="80"/>
+        <w:jc w:val="center"/>
+      </w:pPr>
+      <w:r>
+        <w:drawing>
+          <wp:inline distT="0" distB="0" distL="0" distR="0">
+            <wp:extent cx="4476750" cy="2038350"/>
+            <wp:effectExtent t="0" r="0" b="0" l="0"/>
+            <wp:docPr id="43" name=""/>
+            <wp:cNvGraphicFramePr>
+              <a:graphicFrameLocks xmlns:a="http://schemas.openxmlformats.org/drawingml/2006/main" noChangeAspect="1"/>
+            </wp:cNvGraphicFramePr>
+            <a:graphic xmlns:a="http://schemas.openxmlformats.org/drawingml/2006/main">
+              <a:graphicData uri="http://schemas.openxmlformats.org/drawingml/2006/picture">
+                <pic:pic xmlns:pic="http://schemas.openxmlformats.org/drawingml/2006/picture">
+                  <pic:nvPicPr>
+                    <pic:cNvPr id="0" name="" descr=""/>
+                    <pic:cNvPicPr>
+                      <a:picLocks noChangeAspect="1" noChangeArrowheads="1"/>
+                    </pic:cNvPicPr>
+                  </pic:nvPicPr>
+                  <pic:blipFill>
+                    <a:blip r:embed="rId51" cstate="none"/>
+                    <a:srcRect/>
+                    <a:stretch>
+                      <a:fillRect/>
+                    </a:stretch>
+                  </pic:blipFill>
+                  <pic:spPr bwMode="auto">
+                    <a:xfrm>
+                      <a:off x="0" y="0"/>
+                      <a:ext cx="4476750" cy="2038350"/>
+                    </a:xfrm>
+                    <a:prstGeom prst="rect">
+                      <a:avLst/>
+                    </a:prstGeom>
+                  </pic:spPr>
+                </pic:pic>
+              </a:graphicData>
+            </a:graphic>
+          </wp:inline>
+        </w:drawing>
+      </w:r>
+    </w:p>
+    <w:p>
+      <w:pPr>
         <w:spacing w:after="60" w:line="300"/>
         <w:ind w:left="360"/>
         <w:jc w:val="left"/>
@@ -6274,6 +7692,52 @@
     </w:p>
     <w:p>
       <w:pPr>
+        <w:spacing w:after="100" w:before="80"/>
+        <w:jc w:val="center"/>
+      </w:pPr>
+      <w:r>
+        <w:drawing>
+          <wp:inline distT="0" distB="0" distL="0" distR="0">
+            <wp:extent cx="4476750" cy="2038350"/>
+            <wp:effectExtent t="0" r="0" b="0" l="0"/>
+            <wp:docPr id="44" name=""/>
+            <wp:cNvGraphicFramePr>
+              <a:graphicFrameLocks xmlns:a="http://schemas.openxmlformats.org/drawingml/2006/main" noChangeAspect="1"/>
+            </wp:cNvGraphicFramePr>
+            <a:graphic xmlns:a="http://schemas.openxmlformats.org/drawingml/2006/main">
+              <a:graphicData uri="http://schemas.openxmlformats.org/drawingml/2006/picture">
+                <pic:pic xmlns:pic="http://schemas.openxmlformats.org/drawingml/2006/picture">
+                  <pic:nvPicPr>
+                    <pic:cNvPr id="0" name="" descr=""/>
+                    <pic:cNvPicPr>
+                      <a:picLocks noChangeAspect="1" noChangeArrowheads="1"/>
+                    </pic:cNvPicPr>
+                  </pic:nvPicPr>
+                  <pic:blipFill>
+                    <a:blip r:embed="rId52" cstate="none"/>
+                    <a:srcRect/>
+                    <a:stretch>
+                      <a:fillRect/>
+                    </a:stretch>
+                  </pic:blipFill>
+                  <pic:spPr bwMode="auto">
+                    <a:xfrm>
+                      <a:off x="0" y="0"/>
+                      <a:ext cx="4476750" cy="2038350"/>
+                    </a:xfrm>
+                    <a:prstGeom prst="rect">
+                      <a:avLst/>
+                    </a:prstGeom>
+                  </pic:spPr>
+                </pic:pic>
+              </a:graphicData>
+            </a:graphic>
+          </wp:inline>
+        </w:drawing>
+      </w:r>
+    </w:p>
+    <w:p>
+      <w:pPr>
         <w:spacing w:after="60" w:line="300"/>
         <w:ind w:left="360"/>
         <w:jc w:val="left"/>
@@ -6309,26 +7773,6 @@
           <w:sz w:val="24"/>
           <w:szCs w:val="24"/>
         </w:rPr>
-        <w:t xml:space="preserve">708 613 − 469 207 = 239 406.</w:t>
-      </w:r>
-    </w:p>
-    <w:p>
-      <w:pPr>
-        <w:spacing w:after="60" w:line="300"/>
-        <w:ind w:left="360"/>
-        <w:jc w:val="left"/>
-      </w:pPr>
-      <w:r>
-        <w:rPr>
-          <w:rFonts w:ascii="Times New Roman" w:cs="Times New Roman" w:eastAsia="Times New Roman" w:hAnsi="Times New Roman"/>
-          <w:b w:val="false"/>
-          <w:bCs w:val="false"/>
-          <w:i w:val="false"/>
-          <w:iCs w:val="false"/>
-          <w:color w:val="000000"/>
-          <w:sz w:val="24"/>
-          <w:szCs w:val="24"/>
-        </w:rPr>
         <w:t xml:space="preserve">Vérification par l’addition : 239 406 + 469 207 = 708 613 ✓</w:t>
       </w:r>
     </w:p>
@@ -6353,42 +7797,48 @@
     </w:p>
     <w:p>
       <w:pPr>
-        <w:spacing w:after="60" w:line="300"/>
-        <w:ind w:left="360"/>
-        <w:jc w:val="left"/>
-      </w:pPr>
-      <w:r>
-        <w:rPr>
-          <w:rFonts w:ascii="Times New Roman" w:cs="Times New Roman" w:eastAsia="Times New Roman" w:hAnsi="Times New Roman"/>
-          <w:b w:val="false"/>
-          <w:bCs w:val="false"/>
-          <w:i w:val="false"/>
-          <w:iCs w:val="false"/>
-          <w:color w:val="000000"/>
-          <w:sz w:val="24"/>
-          <w:szCs w:val="24"/>
-        </w:rPr>
-        <w:t xml:space="preserve">On décompose le multiplicateur : 41 = 40 + 1.</w:t>
-      </w:r>
-    </w:p>
-    <w:p>
-      <w:pPr>
-        <w:spacing w:after="60" w:line="300"/>
-        <w:ind w:left="360"/>
-        <w:jc w:val="left"/>
-      </w:pPr>
-      <w:r>
-        <w:rPr>
-          <w:rFonts w:ascii="Times New Roman" w:cs="Times New Roman" w:eastAsia="Times New Roman" w:hAnsi="Times New Roman"/>
-          <w:b w:val="false"/>
-          <w:bCs w:val="false"/>
-          <w:i w:val="false"/>
-          <w:iCs w:val="false"/>
-          <w:color w:val="000000"/>
-          <w:sz w:val="24"/>
-          <w:szCs w:val="24"/>
-        </w:rPr>
-        <w:t xml:space="preserve">807 × 40 = 32 280  et  807 × 1 = 807.</w:t>
+        <w:spacing w:after="100" w:before="80"/>
+        <w:jc w:val="center"/>
+      </w:pPr>
+      <w:r>
+        <w:drawing>
+          <wp:inline distT="0" distB="0" distL="0" distR="0">
+            <wp:extent cx="4476750" cy="2533650"/>
+            <wp:effectExtent t="0" r="0" b="0" l="0"/>
+            <wp:docPr id="45" name=""/>
+            <wp:cNvGraphicFramePr>
+              <a:graphicFrameLocks xmlns:a="http://schemas.openxmlformats.org/drawingml/2006/main" noChangeAspect="1"/>
+            </wp:cNvGraphicFramePr>
+            <a:graphic xmlns:a="http://schemas.openxmlformats.org/drawingml/2006/main">
+              <a:graphicData uri="http://schemas.openxmlformats.org/drawingml/2006/picture">
+                <pic:pic xmlns:pic="http://schemas.openxmlformats.org/drawingml/2006/picture">
+                  <pic:nvPicPr>
+                    <pic:cNvPr id="0" name="" descr=""/>
+                    <pic:cNvPicPr>
+                      <a:picLocks noChangeAspect="1" noChangeArrowheads="1"/>
+                    </pic:cNvPicPr>
+                  </pic:nvPicPr>
+                  <pic:blipFill>
+                    <a:blip r:embed="rId53" cstate="none"/>
+                    <a:srcRect/>
+                    <a:stretch>
+                      <a:fillRect/>
+                    </a:stretch>
+                  </pic:blipFill>
+                  <pic:spPr bwMode="auto">
+                    <a:xfrm>
+                      <a:off x="0" y="0"/>
+                      <a:ext cx="4476750" cy="2533650"/>
+                    </a:xfrm>
+                    <a:prstGeom prst="rect">
+                      <a:avLst/>
+                    </a:prstGeom>
+                  </pic:spPr>
+                </pic:pic>
+              </a:graphicData>
+            </a:graphic>
+          </wp:inline>
+        </w:drawing>
       </w:r>
     </w:p>
     <w:p>
@@ -6452,6 +7902,52 @@
     </w:p>
     <w:p>
       <w:pPr>
+        <w:spacing w:after="100" w:before="80"/>
+        <w:jc w:val="center"/>
+      </w:pPr>
+      <w:r>
+        <w:drawing>
+          <wp:inline distT="0" distB="0" distL="0" distR="0">
+            <wp:extent cx="4476750" cy="3048000"/>
+            <wp:effectExtent t="0" r="0" b="0" l="0"/>
+            <wp:docPr id="46" name=""/>
+            <wp:cNvGraphicFramePr>
+              <a:graphicFrameLocks xmlns:a="http://schemas.openxmlformats.org/drawingml/2006/main" noChangeAspect="1"/>
+            </wp:cNvGraphicFramePr>
+            <a:graphic xmlns:a="http://schemas.openxmlformats.org/drawingml/2006/main">
+              <a:graphicData uri="http://schemas.openxmlformats.org/drawingml/2006/picture">
+                <pic:pic xmlns:pic="http://schemas.openxmlformats.org/drawingml/2006/picture">
+                  <pic:nvPicPr>
+                    <pic:cNvPr id="0" name="" descr=""/>
+                    <pic:cNvPicPr>
+                      <a:picLocks noChangeAspect="1" noChangeArrowheads="1"/>
+                    </pic:cNvPicPr>
+                  </pic:nvPicPr>
+                  <pic:blipFill>
+                    <a:blip r:embed="rId54" cstate="none"/>
+                    <a:srcRect/>
+                    <a:stretch>
+                      <a:fillRect/>
+                    </a:stretch>
+                  </pic:blipFill>
+                  <pic:spPr bwMode="auto">
+                    <a:xfrm>
+                      <a:off x="0" y="0"/>
+                      <a:ext cx="4476750" cy="3048000"/>
+                    </a:xfrm>
+                    <a:prstGeom prst="rect">
+                      <a:avLst/>
+                    </a:prstGeom>
+                  </pic:spPr>
+                </pic:pic>
+              </a:graphicData>
+            </a:graphic>
+          </wp:inline>
+        </w:drawing>
+      </w:r>
+    </w:p>
+    <w:p>
+      <w:pPr>
         <w:spacing w:after="60" w:line="300"/>
         <w:ind w:left="360"/>
         <w:jc w:val="left"/>
@@ -6507,26 +8003,6 @@
           <w:sz w:val="24"/>
           <w:szCs w:val="24"/>
         </w:rPr>
-        <w:t xml:space="preserve">Vérification : 42 × 77 + 2 = 3 234 + 2 = 3 236 ✓ (le reste 2 est bien plus petit que 42).</w:t>
-      </w:r>
-    </w:p>
-    <w:p>
-      <w:pPr>
-        <w:spacing w:after="60" w:line="300"/>
-        <w:ind w:left="360"/>
-        <w:jc w:val="left"/>
-      </w:pPr>
-      <w:r>
-        <w:rPr>
-          <w:rFonts w:ascii="Times New Roman" w:cs="Times New Roman" w:eastAsia="Times New Roman" w:hAnsi="Times New Roman"/>
-          <w:b w:val="false"/>
-          <w:bCs w:val="false"/>
-          <w:i w:val="false"/>
-          <w:iCs w:val="false"/>
-          <w:color w:val="000000"/>
-          <w:sz w:val="24"/>
-          <w:szCs w:val="24"/>
-        </w:rPr>
         <w:t xml:space="preserve">Croix de la preuve par 9 : H 6 × B 5 + reste 2 → 5, comme 3 236 → 5 ✓</w:t>
       </w:r>
     </w:p>
@@ -6547,6 +8023,52 @@
           <w:szCs w:val="24"/>
         </w:rPr>
         <w:t xml:space="preserve">5.</w:t>
+      </w:r>
+    </w:p>
+    <w:p>
+      <w:pPr>
+        <w:spacing w:after="100" w:before="80"/>
+        <w:jc w:val="center"/>
+      </w:pPr>
+      <w:r>
+        <w:drawing>
+          <wp:inline distT="0" distB="0" distL="0" distR="0">
+            <wp:extent cx="4476750" cy="2085975"/>
+            <wp:effectExtent t="0" r="0" b="0" l="0"/>
+            <wp:docPr id="47" name=""/>
+            <wp:cNvGraphicFramePr>
+              <a:graphicFrameLocks xmlns:a="http://schemas.openxmlformats.org/drawingml/2006/main" noChangeAspect="1"/>
+            </wp:cNvGraphicFramePr>
+            <a:graphic xmlns:a="http://schemas.openxmlformats.org/drawingml/2006/main">
+              <a:graphicData uri="http://schemas.openxmlformats.org/drawingml/2006/picture">
+                <pic:pic xmlns:pic="http://schemas.openxmlformats.org/drawingml/2006/picture">
+                  <pic:nvPicPr>
+                    <pic:cNvPr id="0" name="" descr=""/>
+                    <pic:cNvPicPr>
+                      <a:picLocks noChangeAspect="1" noChangeArrowheads="1"/>
+                    </pic:cNvPicPr>
+                  </pic:nvPicPr>
+                  <pic:blipFill>
+                    <a:blip r:embed="rId55" cstate="none"/>
+                    <a:srcRect/>
+                    <a:stretch>
+                      <a:fillRect/>
+                    </a:stretch>
+                  </pic:blipFill>
+                  <pic:spPr bwMode="auto">
+                    <a:xfrm>
+                      <a:off x="0" y="0"/>
+                      <a:ext cx="4476750" cy="2085975"/>
+                    </a:xfrm>
+                    <a:prstGeom prst="rect">
+                      <a:avLst/>
+                    </a:prstGeom>
+                  </pic:spPr>
+                </pic:pic>
+              </a:graphicData>
+            </a:graphic>
+          </wp:inline>
+        </w:drawing>
       </w:r>
     </w:p>
     <w:p>
@@ -6752,6 +8274,52 @@
     </w:p>
     <w:p>
       <w:pPr>
+        <w:spacing w:after="100" w:before="80"/>
+        <w:jc w:val="center"/>
+      </w:pPr>
+      <w:r>
+        <w:drawing>
+          <wp:inline distT="0" distB="0" distL="0" distR="0">
+            <wp:extent cx="4476750" cy="1876425"/>
+            <wp:effectExtent t="0" r="0" b="0" l="0"/>
+            <wp:docPr id="48" name=""/>
+            <wp:cNvGraphicFramePr>
+              <a:graphicFrameLocks xmlns:a="http://schemas.openxmlformats.org/drawingml/2006/main" noChangeAspect="1"/>
+            </wp:cNvGraphicFramePr>
+            <a:graphic xmlns:a="http://schemas.openxmlformats.org/drawingml/2006/main">
+              <a:graphicData uri="http://schemas.openxmlformats.org/drawingml/2006/picture">
+                <pic:pic xmlns:pic="http://schemas.openxmlformats.org/drawingml/2006/picture">
+                  <pic:nvPicPr>
+                    <pic:cNvPr id="0" name="" descr=""/>
+                    <pic:cNvPicPr>
+                      <a:picLocks noChangeAspect="1" noChangeArrowheads="1"/>
+                    </pic:cNvPicPr>
+                  </pic:nvPicPr>
+                  <pic:blipFill>
+                    <a:blip r:embed="rId56" cstate="none"/>
+                    <a:srcRect/>
+                    <a:stretch>
+                      <a:fillRect/>
+                    </a:stretch>
+                  </pic:blipFill>
+                  <pic:spPr bwMode="auto">
+                    <a:xfrm>
+                      <a:off x="0" y="0"/>
+                      <a:ext cx="4476750" cy="1876425"/>
+                    </a:xfrm>
+                    <a:prstGeom prst="rect">
+                      <a:avLst/>
+                    </a:prstGeom>
+                  </pic:spPr>
+                </pic:pic>
+              </a:graphicData>
+            </a:graphic>
+          </wp:inline>
+        </w:drawing>
+      </w:r>
+    </w:p>
+    <w:p>
+      <w:pPr>
         <w:spacing w:after="60" w:line="300"/>
         <w:ind w:left="360"/>
         <w:jc w:val="left"/>
@@ -7050,6 +8618,52 @@
     </w:p>
     <w:p>
       <w:pPr>
+        <w:spacing w:after="100" w:before="80"/>
+        <w:jc w:val="center"/>
+      </w:pPr>
+      <w:r>
+        <w:drawing>
+          <wp:inline distT="0" distB="0" distL="0" distR="0">
+            <wp:extent cx="4476750" cy="2038350"/>
+            <wp:effectExtent t="0" r="0" b="0" l="0"/>
+            <wp:docPr id="49" name=""/>
+            <wp:cNvGraphicFramePr>
+              <a:graphicFrameLocks xmlns:a="http://schemas.openxmlformats.org/drawingml/2006/main" noChangeAspect="1"/>
+            </wp:cNvGraphicFramePr>
+            <a:graphic xmlns:a="http://schemas.openxmlformats.org/drawingml/2006/main">
+              <a:graphicData uri="http://schemas.openxmlformats.org/drawingml/2006/picture">
+                <pic:pic xmlns:pic="http://schemas.openxmlformats.org/drawingml/2006/picture">
+                  <pic:nvPicPr>
+                    <pic:cNvPr id="0" name="" descr=""/>
+                    <pic:cNvPicPr>
+                      <a:picLocks noChangeAspect="1" noChangeArrowheads="1"/>
+                    </pic:cNvPicPr>
+                  </pic:nvPicPr>
+                  <pic:blipFill>
+                    <a:blip r:embed="rId57" cstate="none"/>
+                    <a:srcRect/>
+                    <a:stretch>
+                      <a:fillRect/>
+                    </a:stretch>
+                  </pic:blipFill>
+                  <pic:spPr bwMode="auto">
+                    <a:xfrm>
+                      <a:off x="0" y="0"/>
+                      <a:ext cx="4476750" cy="2038350"/>
+                    </a:xfrm>
+                    <a:prstGeom prst="rect">
+                      <a:avLst/>
+                    </a:prstGeom>
+                  </pic:spPr>
+                </pic:pic>
+              </a:graphicData>
+            </a:graphic>
+          </wp:inline>
+        </w:drawing>
+      </w:r>
+    </w:p>
+    <w:p>
+      <w:pPr>
         <w:spacing w:after="60" w:line="300"/>
         <w:ind w:left="360"/>
         <w:jc w:val="left"/>
@@ -7109,6 +8723,52 @@
     </w:p>
     <w:p>
       <w:pPr>
+        <w:spacing w:after="100" w:before="80"/>
+        <w:jc w:val="center"/>
+      </w:pPr>
+      <w:r>
+        <w:drawing>
+          <wp:inline distT="0" distB="0" distL="0" distR="0">
+            <wp:extent cx="4476750" cy="2038350"/>
+            <wp:effectExtent t="0" r="0" b="0" l="0"/>
+            <wp:docPr id="50" name=""/>
+            <wp:cNvGraphicFramePr>
+              <a:graphicFrameLocks xmlns:a="http://schemas.openxmlformats.org/drawingml/2006/main" noChangeAspect="1"/>
+            </wp:cNvGraphicFramePr>
+            <a:graphic xmlns:a="http://schemas.openxmlformats.org/drawingml/2006/main">
+              <a:graphicData uri="http://schemas.openxmlformats.org/drawingml/2006/picture">
+                <pic:pic xmlns:pic="http://schemas.openxmlformats.org/drawingml/2006/picture">
+                  <pic:nvPicPr>
+                    <pic:cNvPr id="0" name="" descr=""/>
+                    <pic:cNvPicPr>
+                      <a:picLocks noChangeAspect="1" noChangeArrowheads="1"/>
+                    </pic:cNvPicPr>
+                  </pic:nvPicPr>
+                  <pic:blipFill>
+                    <a:blip r:embed="rId58" cstate="none"/>
+                    <a:srcRect/>
+                    <a:stretch>
+                      <a:fillRect/>
+                    </a:stretch>
+                  </pic:blipFill>
+                  <pic:spPr bwMode="auto">
+                    <a:xfrm>
+                      <a:off x="0" y="0"/>
+                      <a:ext cx="4476750" cy="2038350"/>
+                    </a:xfrm>
+                    <a:prstGeom prst="rect">
+                      <a:avLst/>
+                    </a:prstGeom>
+                  </pic:spPr>
+                </pic:pic>
+              </a:graphicData>
+            </a:graphic>
+          </wp:inline>
+        </w:drawing>
+      </w:r>
+    </w:p>
+    <w:p>
+      <w:pPr>
         <w:spacing w:after="60" w:line="300"/>
         <w:ind w:left="360"/>
         <w:jc w:val="left"/>
@@ -7144,26 +8804,6 @@
           <w:sz w:val="24"/>
           <w:szCs w:val="24"/>
         </w:rPr>
-        <w:t xml:space="preserve">667 446 − 595 333 = 72 113.</w:t>
-      </w:r>
-    </w:p>
-    <w:p>
-      <w:pPr>
-        <w:spacing w:after="60" w:line="300"/>
-        <w:ind w:left="360"/>
-        <w:jc w:val="left"/>
-      </w:pPr>
-      <w:r>
-        <w:rPr>
-          <w:rFonts w:ascii="Times New Roman" w:cs="Times New Roman" w:eastAsia="Times New Roman" w:hAnsi="Times New Roman"/>
-          <w:b w:val="false"/>
-          <w:bCs w:val="false"/>
-          <w:i w:val="false"/>
-          <w:iCs w:val="false"/>
-          <w:color w:val="000000"/>
-          <w:sz w:val="24"/>
-          <w:szCs w:val="24"/>
-        </w:rPr>
         <w:t xml:space="preserve">Vérification par l’addition : 72 113 + 595 333 = 667 446 ✓</w:t>
       </w:r>
     </w:p>
@@ -7188,42 +8828,48 @@
     </w:p>
     <w:p>
       <w:pPr>
-        <w:spacing w:after="60" w:line="300"/>
-        <w:ind w:left="360"/>
-        <w:jc w:val="left"/>
-      </w:pPr>
-      <w:r>
-        <w:rPr>
-          <w:rFonts w:ascii="Times New Roman" w:cs="Times New Roman" w:eastAsia="Times New Roman" w:hAnsi="Times New Roman"/>
-          <w:b w:val="false"/>
-          <w:bCs w:val="false"/>
-          <w:i w:val="false"/>
-          <w:iCs w:val="false"/>
-          <w:color w:val="000000"/>
-          <w:sz w:val="24"/>
-          <w:szCs w:val="24"/>
-        </w:rPr>
-        <w:t xml:space="preserve">On décompose le multiplicateur : 51 = 50 + 1.</w:t>
-      </w:r>
-    </w:p>
-    <w:p>
-      <w:pPr>
-        <w:spacing w:after="60" w:line="300"/>
-        <w:ind w:left="360"/>
-        <w:jc w:val="left"/>
-      </w:pPr>
-      <w:r>
-        <w:rPr>
-          <w:rFonts w:ascii="Times New Roman" w:cs="Times New Roman" w:eastAsia="Times New Roman" w:hAnsi="Times New Roman"/>
-          <w:b w:val="false"/>
-          <w:bCs w:val="false"/>
-          <w:i w:val="false"/>
-          <w:iCs w:val="false"/>
-          <w:color w:val="000000"/>
-          <w:sz w:val="24"/>
-          <w:szCs w:val="24"/>
-        </w:rPr>
-        <w:t xml:space="preserve">428 × 50 = 21 400  et  428 × 1 = 428.</w:t>
+        <w:spacing w:after="100" w:before="80"/>
+        <w:jc w:val="center"/>
+      </w:pPr>
+      <w:r>
+        <w:drawing>
+          <wp:inline distT="0" distB="0" distL="0" distR="0">
+            <wp:extent cx="4476750" cy="2533650"/>
+            <wp:effectExtent t="0" r="0" b="0" l="0"/>
+            <wp:docPr id="51" name=""/>
+            <wp:cNvGraphicFramePr>
+              <a:graphicFrameLocks xmlns:a="http://schemas.openxmlformats.org/drawingml/2006/main" noChangeAspect="1"/>
+            </wp:cNvGraphicFramePr>
+            <a:graphic xmlns:a="http://schemas.openxmlformats.org/drawingml/2006/main">
+              <a:graphicData uri="http://schemas.openxmlformats.org/drawingml/2006/picture">
+                <pic:pic xmlns:pic="http://schemas.openxmlformats.org/drawingml/2006/picture">
+                  <pic:nvPicPr>
+                    <pic:cNvPr id="0" name="" descr=""/>
+                    <pic:cNvPicPr>
+                      <a:picLocks noChangeAspect="1" noChangeArrowheads="1"/>
+                    </pic:cNvPicPr>
+                  </pic:nvPicPr>
+                  <pic:blipFill>
+                    <a:blip r:embed="rId59" cstate="none"/>
+                    <a:srcRect/>
+                    <a:stretch>
+                      <a:fillRect/>
+                    </a:stretch>
+                  </pic:blipFill>
+                  <pic:spPr bwMode="auto">
+                    <a:xfrm>
+                      <a:off x="0" y="0"/>
+                      <a:ext cx="4476750" cy="2533650"/>
+                    </a:xfrm>
+                    <a:prstGeom prst="rect">
+                      <a:avLst/>
+                    </a:prstGeom>
+                  </pic:spPr>
+                </pic:pic>
+              </a:graphicData>
+            </a:graphic>
+          </wp:inline>
+        </w:drawing>
       </w:r>
     </w:p>
     <w:p>
@@ -7287,6 +8933,52 @@
     </w:p>
     <w:p>
       <w:pPr>
+        <w:spacing w:after="100" w:before="80"/>
+        <w:jc w:val="center"/>
+      </w:pPr>
+      <w:r>
+        <w:drawing>
+          <wp:inline distT="0" distB="0" distL="0" distR="0">
+            <wp:extent cx="4476750" cy="3048000"/>
+            <wp:effectExtent t="0" r="0" b="0" l="0"/>
+            <wp:docPr id="52" name=""/>
+            <wp:cNvGraphicFramePr>
+              <a:graphicFrameLocks xmlns:a="http://schemas.openxmlformats.org/drawingml/2006/main" noChangeAspect="1"/>
+            </wp:cNvGraphicFramePr>
+            <a:graphic xmlns:a="http://schemas.openxmlformats.org/drawingml/2006/main">
+              <a:graphicData uri="http://schemas.openxmlformats.org/drawingml/2006/picture">
+                <pic:pic xmlns:pic="http://schemas.openxmlformats.org/drawingml/2006/picture">
+                  <pic:nvPicPr>
+                    <pic:cNvPr id="0" name="" descr=""/>
+                    <pic:cNvPicPr>
+                      <a:picLocks noChangeAspect="1" noChangeArrowheads="1"/>
+                    </pic:cNvPicPr>
+                  </pic:nvPicPr>
+                  <pic:blipFill>
+                    <a:blip r:embed="rId60" cstate="none"/>
+                    <a:srcRect/>
+                    <a:stretch>
+                      <a:fillRect/>
+                    </a:stretch>
+                  </pic:blipFill>
+                  <pic:spPr bwMode="auto">
+                    <a:xfrm>
+                      <a:off x="0" y="0"/>
+                      <a:ext cx="4476750" cy="3048000"/>
+                    </a:xfrm>
+                    <a:prstGeom prst="rect">
+                      <a:avLst/>
+                    </a:prstGeom>
+                  </pic:spPr>
+                </pic:pic>
+              </a:graphicData>
+            </a:graphic>
+          </wp:inline>
+        </w:drawing>
+      </w:r>
+    </w:p>
+    <w:p>
+      <w:pPr>
         <w:spacing w:after="60" w:line="300"/>
         <w:ind w:left="360"/>
         <w:jc w:val="left"/>
@@ -7342,26 +9034,6 @@
           <w:sz w:val="24"/>
           <w:szCs w:val="24"/>
         </w:rPr>
-        <w:t xml:space="preserve">Vérification : 38 × 32 + 30 = 1 216 + 30 = 1 246 ✓ (le reste 30 est bien plus petit que 38).</w:t>
-      </w:r>
-    </w:p>
-    <w:p>
-      <w:pPr>
-        <w:spacing w:after="60" w:line="300"/>
-        <w:ind w:left="360"/>
-        <w:jc w:val="left"/>
-      </w:pPr>
-      <w:r>
-        <w:rPr>
-          <w:rFonts w:ascii="Times New Roman" w:cs="Times New Roman" w:eastAsia="Times New Roman" w:hAnsi="Times New Roman"/>
-          <w:b w:val="false"/>
-          <w:bCs w:val="false"/>
-          <w:i w:val="false"/>
-          <w:iCs w:val="false"/>
-          <w:color w:val="000000"/>
-          <w:sz w:val="24"/>
-          <w:szCs w:val="24"/>
-        </w:rPr>
         <w:t xml:space="preserve">Croix de la preuve par 9 : H 2 × B 5 + reste 30 → 4, comme 1 246 → 4 ✓</w:t>
       </w:r>
     </w:p>
@@ -7382,6 +9054,52 @@
           <w:szCs w:val="24"/>
         </w:rPr>
         <w:t xml:space="preserve">5.</w:t>
+      </w:r>
+    </w:p>
+    <w:p>
+      <w:pPr>
+        <w:spacing w:after="100" w:before="80"/>
+        <w:jc w:val="center"/>
+      </w:pPr>
+      <w:r>
+        <w:drawing>
+          <wp:inline distT="0" distB="0" distL="0" distR="0">
+            <wp:extent cx="4476750" cy="2085975"/>
+            <wp:effectExtent t="0" r="0" b="0" l="0"/>
+            <wp:docPr id="53" name=""/>
+            <wp:cNvGraphicFramePr>
+              <a:graphicFrameLocks xmlns:a="http://schemas.openxmlformats.org/drawingml/2006/main" noChangeAspect="1"/>
+            </wp:cNvGraphicFramePr>
+            <a:graphic xmlns:a="http://schemas.openxmlformats.org/drawingml/2006/main">
+              <a:graphicData uri="http://schemas.openxmlformats.org/drawingml/2006/picture">
+                <pic:pic xmlns:pic="http://schemas.openxmlformats.org/drawingml/2006/picture">
+                  <pic:nvPicPr>
+                    <pic:cNvPr id="0" name="" descr=""/>
+                    <pic:cNvPicPr>
+                      <a:picLocks noChangeAspect="1" noChangeArrowheads="1"/>
+                    </pic:cNvPicPr>
+                  </pic:nvPicPr>
+                  <pic:blipFill>
+                    <a:blip r:embed="rId61" cstate="none"/>
+                    <a:srcRect/>
+                    <a:stretch>
+                      <a:fillRect/>
+                    </a:stretch>
+                  </pic:blipFill>
+                  <pic:spPr bwMode="auto">
+                    <a:xfrm>
+                      <a:off x="0" y="0"/>
+                      <a:ext cx="4476750" cy="2085975"/>
+                    </a:xfrm>
+                    <a:prstGeom prst="rect">
+                      <a:avLst/>
+                    </a:prstGeom>
+                  </pic:spPr>
+                </pic:pic>
+              </a:graphicData>
+            </a:graphic>
+          </wp:inline>
+        </w:drawing>
       </w:r>
     </w:p>
     <w:p>
@@ -7560,6 +9278,52 @@
     </w:p>
     <w:p>
       <w:pPr>
+        <w:spacing w:after="100" w:before="80"/>
+        <w:jc w:val="center"/>
+      </w:pPr>
+      <w:r>
+        <w:drawing>
+          <wp:inline distT="0" distB="0" distL="0" distR="0">
+            <wp:extent cx="4476750" cy="1876425"/>
+            <wp:effectExtent t="0" r="0" b="0" l="0"/>
+            <wp:docPr id="54" name=""/>
+            <wp:cNvGraphicFramePr>
+              <a:graphicFrameLocks xmlns:a="http://schemas.openxmlformats.org/drawingml/2006/main" noChangeAspect="1"/>
+            </wp:cNvGraphicFramePr>
+            <a:graphic xmlns:a="http://schemas.openxmlformats.org/drawingml/2006/main">
+              <a:graphicData uri="http://schemas.openxmlformats.org/drawingml/2006/picture">
+                <pic:pic xmlns:pic="http://schemas.openxmlformats.org/drawingml/2006/picture">
+                  <pic:nvPicPr>
+                    <pic:cNvPr id="0" name="" descr=""/>
+                    <pic:cNvPicPr>
+                      <a:picLocks noChangeAspect="1" noChangeArrowheads="1"/>
+                    </pic:cNvPicPr>
+                  </pic:nvPicPr>
+                  <pic:blipFill>
+                    <a:blip r:embed="rId62" cstate="none"/>
+                    <a:srcRect/>
+                    <a:stretch>
+                      <a:fillRect/>
+                    </a:stretch>
+                  </pic:blipFill>
+                  <pic:spPr bwMode="auto">
+                    <a:xfrm>
+                      <a:off x="0" y="0"/>
+                      <a:ext cx="4476750" cy="1876425"/>
+                    </a:xfrm>
+                    <a:prstGeom prst="rect">
+                      <a:avLst/>
+                    </a:prstGeom>
+                  </pic:spPr>
+                </pic:pic>
+              </a:graphicData>
+            </a:graphic>
+          </wp:inline>
+        </w:drawing>
+      </w:r>
+    </w:p>
+    <w:p>
+      <w:pPr>
         <w:spacing w:after="60" w:line="300"/>
         <w:ind w:left="360"/>
         <w:jc w:val="left"/>
@@ -7858,6 +9622,52 @@
     </w:p>
     <w:p>
       <w:pPr>
+        <w:spacing w:after="100" w:before="80"/>
+        <w:jc w:val="center"/>
+      </w:pPr>
+      <w:r>
+        <w:drawing>
+          <wp:inline distT="0" distB="0" distL="0" distR="0">
+            <wp:extent cx="4476750" cy="2038350"/>
+            <wp:effectExtent t="0" r="0" b="0" l="0"/>
+            <wp:docPr id="55" name=""/>
+            <wp:cNvGraphicFramePr>
+              <a:graphicFrameLocks xmlns:a="http://schemas.openxmlformats.org/drawingml/2006/main" noChangeAspect="1"/>
+            </wp:cNvGraphicFramePr>
+            <a:graphic xmlns:a="http://schemas.openxmlformats.org/drawingml/2006/main">
+              <a:graphicData uri="http://schemas.openxmlformats.org/drawingml/2006/picture">
+                <pic:pic xmlns:pic="http://schemas.openxmlformats.org/drawingml/2006/picture">
+                  <pic:nvPicPr>
+                    <pic:cNvPr id="0" name="" descr=""/>
+                    <pic:cNvPicPr>
+                      <a:picLocks noChangeAspect="1" noChangeArrowheads="1"/>
+                    </pic:cNvPicPr>
+                  </pic:nvPicPr>
+                  <pic:blipFill>
+                    <a:blip r:embed="rId63" cstate="none"/>
+                    <a:srcRect/>
+                    <a:stretch>
+                      <a:fillRect/>
+                    </a:stretch>
+                  </pic:blipFill>
+                  <pic:spPr bwMode="auto">
+                    <a:xfrm>
+                      <a:off x="0" y="0"/>
+                      <a:ext cx="4476750" cy="2038350"/>
+                    </a:xfrm>
+                    <a:prstGeom prst="rect">
+                      <a:avLst/>
+                    </a:prstGeom>
+                  </pic:spPr>
+                </pic:pic>
+              </a:graphicData>
+            </a:graphic>
+          </wp:inline>
+        </w:drawing>
+      </w:r>
+    </w:p>
+    <w:p>
+      <w:pPr>
         <w:spacing w:after="60" w:line="300"/>
         <w:ind w:left="360"/>
         <w:jc w:val="left"/>
@@ -7917,6 +9727,52 @@
     </w:p>
     <w:p>
       <w:pPr>
+        <w:spacing w:after="100" w:before="80"/>
+        <w:jc w:val="center"/>
+      </w:pPr>
+      <w:r>
+        <w:drawing>
+          <wp:inline distT="0" distB="0" distL="0" distR="0">
+            <wp:extent cx="4476750" cy="2038350"/>
+            <wp:effectExtent t="0" r="0" b="0" l="0"/>
+            <wp:docPr id="56" name=""/>
+            <wp:cNvGraphicFramePr>
+              <a:graphicFrameLocks xmlns:a="http://schemas.openxmlformats.org/drawingml/2006/main" noChangeAspect="1"/>
+            </wp:cNvGraphicFramePr>
+            <a:graphic xmlns:a="http://schemas.openxmlformats.org/drawingml/2006/main">
+              <a:graphicData uri="http://schemas.openxmlformats.org/drawingml/2006/picture">
+                <pic:pic xmlns:pic="http://schemas.openxmlformats.org/drawingml/2006/picture">
+                  <pic:nvPicPr>
+                    <pic:cNvPr id="0" name="" descr=""/>
+                    <pic:cNvPicPr>
+                      <a:picLocks noChangeAspect="1" noChangeArrowheads="1"/>
+                    </pic:cNvPicPr>
+                  </pic:nvPicPr>
+                  <pic:blipFill>
+                    <a:blip r:embed="rId64" cstate="none"/>
+                    <a:srcRect/>
+                    <a:stretch>
+                      <a:fillRect/>
+                    </a:stretch>
+                  </pic:blipFill>
+                  <pic:spPr bwMode="auto">
+                    <a:xfrm>
+                      <a:off x="0" y="0"/>
+                      <a:ext cx="4476750" cy="2038350"/>
+                    </a:xfrm>
+                    <a:prstGeom prst="rect">
+                      <a:avLst/>
+                    </a:prstGeom>
+                  </pic:spPr>
+                </pic:pic>
+              </a:graphicData>
+            </a:graphic>
+          </wp:inline>
+        </w:drawing>
+      </w:r>
+    </w:p>
+    <w:p>
+      <w:pPr>
         <w:spacing w:after="60" w:line="300"/>
         <w:ind w:left="360"/>
         <w:jc w:val="left"/>
@@ -7952,26 +9808,6 @@
           <w:sz w:val="24"/>
           <w:szCs w:val="24"/>
         </w:rPr>
-        <w:t xml:space="preserve">587 404 − 65 203 = 522 201.</w:t>
-      </w:r>
-    </w:p>
-    <w:p>
-      <w:pPr>
-        <w:spacing w:after="60" w:line="300"/>
-        <w:ind w:left="360"/>
-        <w:jc w:val="left"/>
-      </w:pPr>
-      <w:r>
-        <w:rPr>
-          <w:rFonts w:ascii="Times New Roman" w:cs="Times New Roman" w:eastAsia="Times New Roman" w:hAnsi="Times New Roman"/>
-          <w:b w:val="false"/>
-          <w:bCs w:val="false"/>
-          <w:i w:val="false"/>
-          <w:iCs w:val="false"/>
-          <w:color w:val="000000"/>
-          <w:sz w:val="24"/>
-          <w:szCs w:val="24"/>
-        </w:rPr>
         <w:t xml:space="preserve">Vérification par l’addition : 522 201 + 65 203 = 587 404 ✓</w:t>
       </w:r>
     </w:p>
@@ -7996,42 +9832,48 @@
     </w:p>
     <w:p>
       <w:pPr>
-        <w:spacing w:after="60" w:line="300"/>
-        <w:ind w:left="360"/>
-        <w:jc w:val="left"/>
-      </w:pPr>
-      <w:r>
-        <w:rPr>
-          <w:rFonts w:ascii="Times New Roman" w:cs="Times New Roman" w:eastAsia="Times New Roman" w:hAnsi="Times New Roman"/>
-          <w:b w:val="false"/>
-          <w:bCs w:val="false"/>
-          <w:i w:val="false"/>
-          <w:iCs w:val="false"/>
-          <w:color w:val="000000"/>
-          <w:sz w:val="24"/>
-          <w:szCs w:val="24"/>
-        </w:rPr>
-        <w:t xml:space="preserve">On décompose le multiplicateur : 90 = 90 + 0.</w:t>
-      </w:r>
-    </w:p>
-    <w:p>
-      <w:pPr>
-        <w:spacing w:after="60" w:line="300"/>
-        <w:ind w:left="360"/>
-        <w:jc w:val="left"/>
-      </w:pPr>
-      <w:r>
-        <w:rPr>
-          <w:rFonts w:ascii="Times New Roman" w:cs="Times New Roman" w:eastAsia="Times New Roman" w:hAnsi="Times New Roman"/>
-          <w:b w:val="false"/>
-          <w:bCs w:val="false"/>
-          <w:i w:val="false"/>
-          <w:iCs w:val="false"/>
-          <w:color w:val="000000"/>
-          <w:sz w:val="24"/>
-          <w:szCs w:val="24"/>
-        </w:rPr>
-        <w:t xml:space="preserve">733 × 90 = 65 970  et  733 × 0 = 0.</w:t>
+        <w:spacing w:after="100" w:before="80"/>
+        <w:jc w:val="center"/>
+      </w:pPr>
+      <w:r>
+        <w:drawing>
+          <wp:inline distT="0" distB="0" distL="0" distR="0">
+            <wp:extent cx="4476750" cy="2533650"/>
+            <wp:effectExtent t="0" r="0" b="0" l="0"/>
+            <wp:docPr id="57" name=""/>
+            <wp:cNvGraphicFramePr>
+              <a:graphicFrameLocks xmlns:a="http://schemas.openxmlformats.org/drawingml/2006/main" noChangeAspect="1"/>
+            </wp:cNvGraphicFramePr>
+            <a:graphic xmlns:a="http://schemas.openxmlformats.org/drawingml/2006/main">
+              <a:graphicData uri="http://schemas.openxmlformats.org/drawingml/2006/picture">
+                <pic:pic xmlns:pic="http://schemas.openxmlformats.org/drawingml/2006/picture">
+                  <pic:nvPicPr>
+                    <pic:cNvPr id="0" name="" descr=""/>
+                    <pic:cNvPicPr>
+                      <a:picLocks noChangeAspect="1" noChangeArrowheads="1"/>
+                    </pic:cNvPicPr>
+                  </pic:nvPicPr>
+                  <pic:blipFill>
+                    <a:blip r:embed="rId65" cstate="none"/>
+                    <a:srcRect/>
+                    <a:stretch>
+                      <a:fillRect/>
+                    </a:stretch>
+                  </pic:blipFill>
+                  <pic:spPr bwMode="auto">
+                    <a:xfrm>
+                      <a:off x="0" y="0"/>
+                      <a:ext cx="4476750" cy="2533650"/>
+                    </a:xfrm>
+                    <a:prstGeom prst="rect">
+                      <a:avLst/>
+                    </a:prstGeom>
+                  </pic:spPr>
+                </pic:pic>
+              </a:graphicData>
+            </a:graphic>
+          </wp:inline>
+        </w:drawing>
       </w:r>
     </w:p>
     <w:p>
@@ -8095,6 +9937,52 @@
     </w:p>
     <w:p>
       <w:pPr>
+        <w:spacing w:after="100" w:before="80"/>
+        <w:jc w:val="center"/>
+      </w:pPr>
+      <w:r>
+        <w:drawing>
+          <wp:inline distT="0" distB="0" distL="0" distR="0">
+            <wp:extent cx="4476750" cy="2733675"/>
+            <wp:effectExtent t="0" r="0" b="0" l="0"/>
+            <wp:docPr id="58" name=""/>
+            <wp:cNvGraphicFramePr>
+              <a:graphicFrameLocks xmlns:a="http://schemas.openxmlformats.org/drawingml/2006/main" noChangeAspect="1"/>
+            </wp:cNvGraphicFramePr>
+            <a:graphic xmlns:a="http://schemas.openxmlformats.org/drawingml/2006/main">
+              <a:graphicData uri="http://schemas.openxmlformats.org/drawingml/2006/picture">
+                <pic:pic xmlns:pic="http://schemas.openxmlformats.org/drawingml/2006/picture">
+                  <pic:nvPicPr>
+                    <pic:cNvPr id="0" name="" descr=""/>
+                    <pic:cNvPicPr>
+                      <a:picLocks noChangeAspect="1" noChangeArrowheads="1"/>
+                    </pic:cNvPicPr>
+                  </pic:nvPicPr>
+                  <pic:blipFill>
+                    <a:blip r:embed="rId66" cstate="none"/>
+                    <a:srcRect/>
+                    <a:stretch>
+                      <a:fillRect/>
+                    </a:stretch>
+                  </pic:blipFill>
+                  <pic:spPr bwMode="auto">
+                    <a:xfrm>
+                      <a:off x="0" y="0"/>
+                      <a:ext cx="4476750" cy="2733675"/>
+                    </a:xfrm>
+                    <a:prstGeom prst="rect">
+                      <a:avLst/>
+                    </a:prstGeom>
+                  </pic:spPr>
+                </pic:pic>
+              </a:graphicData>
+            </a:graphic>
+          </wp:inline>
+        </w:drawing>
+      </w:r>
+    </w:p>
+    <w:p>
+      <w:pPr>
         <w:spacing w:after="60" w:line="300"/>
         <w:ind w:left="360"/>
         <w:jc w:val="left"/>
@@ -8150,26 +10038,6 @@
           <w:sz w:val="24"/>
           <w:szCs w:val="24"/>
         </w:rPr>
-        <w:t xml:space="preserve">Vérification : 16 × 47 + 8 = 752 + 8 = 760 ✓ (le reste 8 est bien plus petit que 16).</w:t>
-      </w:r>
-    </w:p>
-    <w:p>
-      <w:pPr>
-        <w:spacing w:after="60" w:line="300"/>
-        <w:ind w:left="360"/>
-        <w:jc w:val="left"/>
-      </w:pPr>
-      <w:r>
-        <w:rPr>
-          <w:rFonts w:ascii="Times New Roman" w:cs="Times New Roman" w:eastAsia="Times New Roman" w:hAnsi="Times New Roman"/>
-          <w:b w:val="false"/>
-          <w:bCs w:val="false"/>
-          <w:i w:val="false"/>
-          <w:iCs w:val="false"/>
-          <w:color w:val="000000"/>
-          <w:sz w:val="24"/>
-          <w:szCs w:val="24"/>
-        </w:rPr>
         <w:t xml:space="preserve">Croix de la preuve par 9 : H 7 × B 2 + reste 8 → 4, comme 760 → 4 ✓</w:t>
       </w:r>
     </w:p>
@@ -8190,6 +10058,52 @@
           <w:szCs w:val="24"/>
         </w:rPr>
         <w:t xml:space="preserve">5.</w:t>
+      </w:r>
+    </w:p>
+    <w:p>
+      <w:pPr>
+        <w:spacing w:after="100" w:before="80"/>
+        <w:jc w:val="center"/>
+      </w:pPr>
+      <w:r>
+        <w:drawing>
+          <wp:inline distT="0" distB="0" distL="0" distR="0">
+            <wp:extent cx="4476750" cy="2085975"/>
+            <wp:effectExtent t="0" r="0" b="0" l="0"/>
+            <wp:docPr id="59" name=""/>
+            <wp:cNvGraphicFramePr>
+              <a:graphicFrameLocks xmlns:a="http://schemas.openxmlformats.org/drawingml/2006/main" noChangeAspect="1"/>
+            </wp:cNvGraphicFramePr>
+            <a:graphic xmlns:a="http://schemas.openxmlformats.org/drawingml/2006/main">
+              <a:graphicData uri="http://schemas.openxmlformats.org/drawingml/2006/picture">
+                <pic:pic xmlns:pic="http://schemas.openxmlformats.org/drawingml/2006/picture">
+                  <pic:nvPicPr>
+                    <pic:cNvPr id="0" name="" descr=""/>
+                    <pic:cNvPicPr>
+                      <a:picLocks noChangeAspect="1" noChangeArrowheads="1"/>
+                    </pic:cNvPicPr>
+                  </pic:nvPicPr>
+                  <pic:blipFill>
+                    <a:blip r:embed="rId67" cstate="none"/>
+                    <a:srcRect/>
+                    <a:stretch>
+                      <a:fillRect/>
+                    </a:stretch>
+                  </pic:blipFill>
+                  <pic:spPr bwMode="auto">
+                    <a:xfrm>
+                      <a:off x="0" y="0"/>
+                      <a:ext cx="4476750" cy="2085975"/>
+                    </a:xfrm>
+                    <a:prstGeom prst="rect">
+                      <a:avLst/>
+                    </a:prstGeom>
+                  </pic:spPr>
+                </pic:pic>
+              </a:graphicData>
+            </a:graphic>
+          </wp:inline>
+        </w:drawing>
       </w:r>
     </w:p>
     <w:p>
@@ -8449,6 +10363,52 @@
     </w:p>
     <w:p>
       <w:pPr>
+        <w:spacing w:after="100" w:before="80"/>
+        <w:jc w:val="center"/>
+      </w:pPr>
+      <w:r>
+        <w:drawing>
+          <wp:inline distT="0" distB="0" distL="0" distR="0">
+            <wp:extent cx="4476750" cy="1876425"/>
+            <wp:effectExtent t="0" r="0" b="0" l="0"/>
+            <wp:docPr id="60" name=""/>
+            <wp:cNvGraphicFramePr>
+              <a:graphicFrameLocks xmlns:a="http://schemas.openxmlformats.org/drawingml/2006/main" noChangeAspect="1"/>
+            </wp:cNvGraphicFramePr>
+            <a:graphic xmlns:a="http://schemas.openxmlformats.org/drawingml/2006/main">
+              <a:graphicData uri="http://schemas.openxmlformats.org/drawingml/2006/picture">
+                <pic:pic xmlns:pic="http://schemas.openxmlformats.org/drawingml/2006/picture">
+                  <pic:nvPicPr>
+                    <pic:cNvPr id="0" name="" descr=""/>
+                    <pic:cNvPicPr>
+                      <a:picLocks noChangeAspect="1" noChangeArrowheads="1"/>
+                    </pic:cNvPicPr>
+                  </pic:nvPicPr>
+                  <pic:blipFill>
+                    <a:blip r:embed="rId68" cstate="none"/>
+                    <a:srcRect/>
+                    <a:stretch>
+                      <a:fillRect/>
+                    </a:stretch>
+                  </pic:blipFill>
+                  <pic:spPr bwMode="auto">
+                    <a:xfrm>
+                      <a:off x="0" y="0"/>
+                      <a:ext cx="4476750" cy="1876425"/>
+                    </a:xfrm>
+                    <a:prstGeom prst="rect">
+                      <a:avLst/>
+                    </a:prstGeom>
+                  </pic:spPr>
+                </pic:pic>
+              </a:graphicData>
+            </a:graphic>
+          </wp:inline>
+        </w:drawing>
+      </w:r>
+    </w:p>
+    <w:p>
+      <w:pPr>
         <w:spacing w:after="60" w:line="300"/>
         <w:ind w:left="360"/>
         <w:jc w:val="left"/>
@@ -8720,6 +10680,52 @@
     </w:p>
     <w:p>
       <w:pPr>
+        <w:spacing w:after="100" w:before="80"/>
+        <w:jc w:val="center"/>
+      </w:pPr>
+      <w:r>
+        <w:drawing>
+          <wp:inline distT="0" distB="0" distL="0" distR="0">
+            <wp:extent cx="4476750" cy="2038350"/>
+            <wp:effectExtent t="0" r="0" b="0" l="0"/>
+            <wp:docPr id="61" name=""/>
+            <wp:cNvGraphicFramePr>
+              <a:graphicFrameLocks xmlns:a="http://schemas.openxmlformats.org/drawingml/2006/main" noChangeAspect="1"/>
+            </wp:cNvGraphicFramePr>
+            <a:graphic xmlns:a="http://schemas.openxmlformats.org/drawingml/2006/main">
+              <a:graphicData uri="http://schemas.openxmlformats.org/drawingml/2006/picture">
+                <pic:pic xmlns:pic="http://schemas.openxmlformats.org/drawingml/2006/picture">
+                  <pic:nvPicPr>
+                    <pic:cNvPr id="0" name="" descr=""/>
+                    <pic:cNvPicPr>
+                      <a:picLocks noChangeAspect="1" noChangeArrowheads="1"/>
+                    </pic:cNvPicPr>
+                  </pic:nvPicPr>
+                  <pic:blipFill>
+                    <a:blip r:embed="rId69" cstate="none"/>
+                    <a:srcRect/>
+                    <a:stretch>
+                      <a:fillRect/>
+                    </a:stretch>
+                  </pic:blipFill>
+                  <pic:spPr bwMode="auto">
+                    <a:xfrm>
+                      <a:off x="0" y="0"/>
+                      <a:ext cx="4476750" cy="2038350"/>
+                    </a:xfrm>
+                    <a:prstGeom prst="rect">
+                      <a:avLst/>
+                    </a:prstGeom>
+                  </pic:spPr>
+                </pic:pic>
+              </a:graphicData>
+            </a:graphic>
+          </wp:inline>
+        </w:drawing>
+      </w:r>
+    </w:p>
+    <w:p>
+      <w:pPr>
         <w:spacing w:after="60" w:line="300"/>
         <w:ind w:left="360"/>
         <w:jc w:val="left"/>
@@ -8779,6 +10785,52 @@
     </w:p>
     <w:p>
       <w:pPr>
+        <w:spacing w:after="100" w:before="80"/>
+        <w:jc w:val="center"/>
+      </w:pPr>
+      <w:r>
+        <w:drawing>
+          <wp:inline distT="0" distB="0" distL="0" distR="0">
+            <wp:extent cx="4476750" cy="2038350"/>
+            <wp:effectExtent t="0" r="0" b="0" l="0"/>
+            <wp:docPr id="62" name=""/>
+            <wp:cNvGraphicFramePr>
+              <a:graphicFrameLocks xmlns:a="http://schemas.openxmlformats.org/drawingml/2006/main" noChangeAspect="1"/>
+            </wp:cNvGraphicFramePr>
+            <a:graphic xmlns:a="http://schemas.openxmlformats.org/drawingml/2006/main">
+              <a:graphicData uri="http://schemas.openxmlformats.org/drawingml/2006/picture">
+                <pic:pic xmlns:pic="http://schemas.openxmlformats.org/drawingml/2006/picture">
+                  <pic:nvPicPr>
+                    <pic:cNvPr id="0" name="" descr=""/>
+                    <pic:cNvPicPr>
+                      <a:picLocks noChangeAspect="1" noChangeArrowheads="1"/>
+                    </pic:cNvPicPr>
+                  </pic:nvPicPr>
+                  <pic:blipFill>
+                    <a:blip r:embed="rId70" cstate="none"/>
+                    <a:srcRect/>
+                    <a:stretch>
+                      <a:fillRect/>
+                    </a:stretch>
+                  </pic:blipFill>
+                  <pic:spPr bwMode="auto">
+                    <a:xfrm>
+                      <a:off x="0" y="0"/>
+                      <a:ext cx="4476750" cy="2038350"/>
+                    </a:xfrm>
+                    <a:prstGeom prst="rect">
+                      <a:avLst/>
+                    </a:prstGeom>
+                  </pic:spPr>
+                </pic:pic>
+              </a:graphicData>
+            </a:graphic>
+          </wp:inline>
+        </w:drawing>
+      </w:r>
+    </w:p>
+    <w:p>
+      <w:pPr>
         <w:spacing w:after="60" w:line="300"/>
         <w:ind w:left="360"/>
         <w:jc w:val="left"/>
@@ -8814,26 +10866,6 @@
           <w:sz w:val="24"/>
           <w:szCs w:val="24"/>
         </w:rPr>
-        <w:t xml:space="preserve">385 429 − 126 570 = 258 859.</w:t>
-      </w:r>
-    </w:p>
-    <w:p>
-      <w:pPr>
-        <w:spacing w:after="60" w:line="300"/>
-        <w:ind w:left="360"/>
-        <w:jc w:val="left"/>
-      </w:pPr>
-      <w:r>
-        <w:rPr>
-          <w:rFonts w:ascii="Times New Roman" w:cs="Times New Roman" w:eastAsia="Times New Roman" w:hAnsi="Times New Roman"/>
-          <w:b w:val="false"/>
-          <w:bCs w:val="false"/>
-          <w:i w:val="false"/>
-          <w:iCs w:val="false"/>
-          <w:color w:val="000000"/>
-          <w:sz w:val="24"/>
-          <w:szCs w:val="24"/>
-        </w:rPr>
         <w:t xml:space="preserve">Vérification par l’addition : 258 859 + 126 570 = 385 429 ✓</w:t>
       </w:r>
     </w:p>
@@ -8858,42 +10890,48 @@
     </w:p>
     <w:p>
       <w:pPr>
-        <w:spacing w:after="60" w:line="300"/>
-        <w:ind w:left="360"/>
-        <w:jc w:val="left"/>
-      </w:pPr>
-      <w:r>
-        <w:rPr>
-          <w:rFonts w:ascii="Times New Roman" w:cs="Times New Roman" w:eastAsia="Times New Roman" w:hAnsi="Times New Roman"/>
-          <w:b w:val="false"/>
-          <w:bCs w:val="false"/>
-          <w:i w:val="false"/>
-          <w:iCs w:val="false"/>
-          <w:color w:val="000000"/>
-          <w:sz w:val="24"/>
-          <w:szCs w:val="24"/>
-        </w:rPr>
-        <w:t xml:space="preserve">On décompose le multiplicateur : 54 = 50 + 4.</w:t>
-      </w:r>
-    </w:p>
-    <w:p>
-      <w:pPr>
-        <w:spacing w:after="60" w:line="300"/>
-        <w:ind w:left="360"/>
-        <w:jc w:val="left"/>
-      </w:pPr>
-      <w:r>
-        <w:rPr>
-          <w:rFonts w:ascii="Times New Roman" w:cs="Times New Roman" w:eastAsia="Times New Roman" w:hAnsi="Times New Roman"/>
-          <w:b w:val="false"/>
-          <w:bCs w:val="false"/>
-          <w:i w:val="false"/>
-          <w:iCs w:val="false"/>
-          <w:color w:val="000000"/>
-          <w:sz w:val="24"/>
-          <w:szCs w:val="24"/>
-        </w:rPr>
-        <w:t xml:space="preserve">902 × 50 = 45 100  et  902 × 4 = 3 608.</w:t>
+        <w:spacing w:after="100" w:before="80"/>
+        <w:jc w:val="center"/>
+      </w:pPr>
+      <w:r>
+        <w:drawing>
+          <wp:inline distT="0" distB="0" distL="0" distR="0">
+            <wp:extent cx="4476750" cy="2533650"/>
+            <wp:effectExtent t="0" r="0" b="0" l="0"/>
+            <wp:docPr id="63" name=""/>
+            <wp:cNvGraphicFramePr>
+              <a:graphicFrameLocks xmlns:a="http://schemas.openxmlformats.org/drawingml/2006/main" noChangeAspect="1"/>
+            </wp:cNvGraphicFramePr>
+            <a:graphic xmlns:a="http://schemas.openxmlformats.org/drawingml/2006/main">
+              <a:graphicData uri="http://schemas.openxmlformats.org/drawingml/2006/picture">
+                <pic:pic xmlns:pic="http://schemas.openxmlformats.org/drawingml/2006/picture">
+                  <pic:nvPicPr>
+                    <pic:cNvPr id="0" name="" descr=""/>
+                    <pic:cNvPicPr>
+                      <a:picLocks noChangeAspect="1" noChangeArrowheads="1"/>
+                    </pic:cNvPicPr>
+                  </pic:nvPicPr>
+                  <pic:blipFill>
+                    <a:blip r:embed="rId71" cstate="none"/>
+                    <a:srcRect/>
+                    <a:stretch>
+                      <a:fillRect/>
+                    </a:stretch>
+                  </pic:blipFill>
+                  <pic:spPr bwMode="auto">
+                    <a:xfrm>
+                      <a:off x="0" y="0"/>
+                      <a:ext cx="4476750" cy="2533650"/>
+                    </a:xfrm>
+                    <a:prstGeom prst="rect">
+                      <a:avLst/>
+                    </a:prstGeom>
+                  </pic:spPr>
+                </pic:pic>
+              </a:graphicData>
+            </a:graphic>
+          </wp:inline>
+        </w:drawing>
       </w:r>
     </w:p>
     <w:p>
@@ -8957,6 +10995,52 @@
     </w:p>
     <w:p>
       <w:pPr>
+        <w:spacing w:after="100" w:before="80"/>
+        <w:jc w:val="center"/>
+      </w:pPr>
+      <w:r>
+        <w:drawing>
+          <wp:inline distT="0" distB="0" distL="0" distR="0">
+            <wp:extent cx="4476750" cy="3048000"/>
+            <wp:effectExtent t="0" r="0" b="0" l="0"/>
+            <wp:docPr id="64" name=""/>
+            <wp:cNvGraphicFramePr>
+              <a:graphicFrameLocks xmlns:a="http://schemas.openxmlformats.org/drawingml/2006/main" noChangeAspect="1"/>
+            </wp:cNvGraphicFramePr>
+            <a:graphic xmlns:a="http://schemas.openxmlformats.org/drawingml/2006/main">
+              <a:graphicData uri="http://schemas.openxmlformats.org/drawingml/2006/picture">
+                <pic:pic xmlns:pic="http://schemas.openxmlformats.org/drawingml/2006/picture">
+                  <pic:nvPicPr>
+                    <pic:cNvPr id="0" name="" descr=""/>
+                    <pic:cNvPicPr>
+                      <a:picLocks noChangeAspect="1" noChangeArrowheads="1"/>
+                    </pic:cNvPicPr>
+                  </pic:nvPicPr>
+                  <pic:blipFill>
+                    <a:blip r:embed="rId72" cstate="none"/>
+                    <a:srcRect/>
+                    <a:stretch>
+                      <a:fillRect/>
+                    </a:stretch>
+                  </pic:blipFill>
+                  <pic:spPr bwMode="auto">
+                    <a:xfrm>
+                      <a:off x="0" y="0"/>
+                      <a:ext cx="4476750" cy="3048000"/>
+                    </a:xfrm>
+                    <a:prstGeom prst="rect">
+                      <a:avLst/>
+                    </a:prstGeom>
+                  </pic:spPr>
+                </pic:pic>
+              </a:graphicData>
+            </a:graphic>
+          </wp:inline>
+        </w:drawing>
+      </w:r>
+    </w:p>
+    <w:p>
+      <w:pPr>
         <w:spacing w:after="60" w:line="300"/>
         <w:ind w:left="360"/>
         <w:jc w:val="left"/>
@@ -9012,26 +11096,6 @@
           <w:sz w:val="24"/>
           <w:szCs w:val="24"/>
         </w:rPr>
-        <w:t xml:space="preserve">Vérification : 24 × 88 + 19 = 2 112 + 19 = 2 131 ✓ (le reste 19 est bien plus petit que 24).</w:t>
-      </w:r>
-    </w:p>
-    <w:p>
-      <w:pPr>
-        <w:spacing w:after="60" w:line="300"/>
-        <w:ind w:left="360"/>
-        <w:jc w:val="left"/>
-      </w:pPr>
-      <w:r>
-        <w:rPr>
-          <w:rFonts w:ascii="Times New Roman" w:cs="Times New Roman" w:eastAsia="Times New Roman" w:hAnsi="Times New Roman"/>
-          <w:b w:val="false"/>
-          <w:bCs w:val="false"/>
-          <w:i w:val="false"/>
-          <w:iCs w:val="false"/>
-          <w:color w:val="000000"/>
-          <w:sz w:val="24"/>
-          <w:szCs w:val="24"/>
-        </w:rPr>
         <w:t xml:space="preserve">Croix de la preuve par 9 : H 6 × B 7 + reste 19 → 7, comme 2 131 → 7 ✓</w:t>
       </w:r>
     </w:p>
@@ -9052,6 +11116,52 @@
           <w:szCs w:val="24"/>
         </w:rPr>
         <w:t xml:space="preserve">5.</w:t>
+      </w:r>
+    </w:p>
+    <w:p>
+      <w:pPr>
+        <w:spacing w:after="100" w:before="80"/>
+        <w:jc w:val="center"/>
+      </w:pPr>
+      <w:r>
+        <w:drawing>
+          <wp:inline distT="0" distB="0" distL="0" distR="0">
+            <wp:extent cx="4476750" cy="2085975"/>
+            <wp:effectExtent t="0" r="0" b="0" l="0"/>
+            <wp:docPr id="65" name=""/>
+            <wp:cNvGraphicFramePr>
+              <a:graphicFrameLocks xmlns:a="http://schemas.openxmlformats.org/drawingml/2006/main" noChangeAspect="1"/>
+            </wp:cNvGraphicFramePr>
+            <a:graphic xmlns:a="http://schemas.openxmlformats.org/drawingml/2006/main">
+              <a:graphicData uri="http://schemas.openxmlformats.org/drawingml/2006/picture">
+                <pic:pic xmlns:pic="http://schemas.openxmlformats.org/drawingml/2006/picture">
+                  <pic:nvPicPr>
+                    <pic:cNvPr id="0" name="" descr=""/>
+                    <pic:cNvPicPr>
+                      <a:picLocks noChangeAspect="1" noChangeArrowheads="1"/>
+                    </pic:cNvPicPr>
+                  </pic:nvPicPr>
+                  <pic:blipFill>
+                    <a:blip r:embed="rId73" cstate="none"/>
+                    <a:srcRect/>
+                    <a:stretch>
+                      <a:fillRect/>
+                    </a:stretch>
+                  </pic:blipFill>
+                  <pic:spPr bwMode="auto">
+                    <a:xfrm>
+                      <a:off x="0" y="0"/>
+                      <a:ext cx="4476750" cy="2085975"/>
+                    </a:xfrm>
+                    <a:prstGeom prst="rect">
+                      <a:avLst/>
+                    </a:prstGeom>
+                  </pic:spPr>
+                </pic:pic>
+              </a:graphicData>
+            </a:graphic>
+          </wp:inline>
+        </w:drawing>
       </w:r>
     </w:p>
     <w:p>
@@ -9250,6 +11360,52 @@
     </w:p>
     <w:p>
       <w:pPr>
+        <w:spacing w:after="100" w:before="80"/>
+        <w:jc w:val="center"/>
+      </w:pPr>
+      <w:r>
+        <w:drawing>
+          <wp:inline distT="0" distB="0" distL="0" distR="0">
+            <wp:extent cx="4476750" cy="1876425"/>
+            <wp:effectExtent t="0" r="0" b="0" l="0"/>
+            <wp:docPr id="66" name=""/>
+            <wp:cNvGraphicFramePr>
+              <a:graphicFrameLocks xmlns:a="http://schemas.openxmlformats.org/drawingml/2006/main" noChangeAspect="1"/>
+            </wp:cNvGraphicFramePr>
+            <a:graphic xmlns:a="http://schemas.openxmlformats.org/drawingml/2006/main">
+              <a:graphicData uri="http://schemas.openxmlformats.org/drawingml/2006/picture">
+                <pic:pic xmlns:pic="http://schemas.openxmlformats.org/drawingml/2006/picture">
+                  <pic:nvPicPr>
+                    <pic:cNvPr id="0" name="" descr=""/>
+                    <pic:cNvPicPr>
+                      <a:picLocks noChangeAspect="1" noChangeArrowheads="1"/>
+                    </pic:cNvPicPr>
+                  </pic:nvPicPr>
+                  <pic:blipFill>
+                    <a:blip r:embed="rId74" cstate="none"/>
+                    <a:srcRect/>
+                    <a:stretch>
+                      <a:fillRect/>
+                    </a:stretch>
+                  </pic:blipFill>
+                  <pic:spPr bwMode="auto">
+                    <a:xfrm>
+                      <a:off x="0" y="0"/>
+                      <a:ext cx="4476750" cy="1876425"/>
+                    </a:xfrm>
+                    <a:prstGeom prst="rect">
+                      <a:avLst/>
+                    </a:prstGeom>
+                  </pic:spPr>
+                </pic:pic>
+              </a:graphicData>
+            </a:graphic>
+          </wp:inline>
+        </w:drawing>
+      </w:r>
+    </w:p>
+    <w:p>
+      <w:pPr>
         <w:spacing w:after="60" w:line="300"/>
         <w:ind w:left="360"/>
         <w:jc w:val="left"/>
@@ -9548,6 +11704,52 @@
     </w:p>
     <w:p>
       <w:pPr>
+        <w:spacing w:after="100" w:before="80"/>
+        <w:jc w:val="center"/>
+      </w:pPr>
+      <w:r>
+        <w:drawing>
+          <wp:inline distT="0" distB="0" distL="0" distR="0">
+            <wp:extent cx="4476750" cy="2038350"/>
+            <wp:effectExtent t="0" r="0" b="0" l="0"/>
+            <wp:docPr id="67" name=""/>
+            <wp:cNvGraphicFramePr>
+              <a:graphicFrameLocks xmlns:a="http://schemas.openxmlformats.org/drawingml/2006/main" noChangeAspect="1"/>
+            </wp:cNvGraphicFramePr>
+            <a:graphic xmlns:a="http://schemas.openxmlformats.org/drawingml/2006/main">
+              <a:graphicData uri="http://schemas.openxmlformats.org/drawingml/2006/picture">
+                <pic:pic xmlns:pic="http://schemas.openxmlformats.org/drawingml/2006/picture">
+                  <pic:nvPicPr>
+                    <pic:cNvPr id="0" name="" descr=""/>
+                    <pic:cNvPicPr>
+                      <a:picLocks noChangeAspect="1" noChangeArrowheads="1"/>
+                    </pic:cNvPicPr>
+                  </pic:nvPicPr>
+                  <pic:blipFill>
+                    <a:blip r:embed="rId75" cstate="none"/>
+                    <a:srcRect/>
+                    <a:stretch>
+                      <a:fillRect/>
+                    </a:stretch>
+                  </pic:blipFill>
+                  <pic:spPr bwMode="auto">
+                    <a:xfrm>
+                      <a:off x="0" y="0"/>
+                      <a:ext cx="4476750" cy="2038350"/>
+                    </a:xfrm>
+                    <a:prstGeom prst="rect">
+                      <a:avLst/>
+                    </a:prstGeom>
+                  </pic:spPr>
+                </pic:pic>
+              </a:graphicData>
+            </a:graphic>
+          </wp:inline>
+        </w:drawing>
+      </w:r>
+    </w:p>
+    <w:p>
+      <w:pPr>
         <w:spacing w:after="60" w:line="300"/>
         <w:ind w:left="360"/>
         <w:jc w:val="left"/>
@@ -9607,6 +11809,52 @@
     </w:p>
     <w:p>
       <w:pPr>
+        <w:spacing w:after="100" w:before="80"/>
+        <w:jc w:val="center"/>
+      </w:pPr>
+      <w:r>
+        <w:drawing>
+          <wp:inline distT="0" distB="0" distL="0" distR="0">
+            <wp:extent cx="4476750" cy="2038350"/>
+            <wp:effectExtent t="0" r="0" b="0" l="0"/>
+            <wp:docPr id="68" name=""/>
+            <wp:cNvGraphicFramePr>
+              <a:graphicFrameLocks xmlns:a="http://schemas.openxmlformats.org/drawingml/2006/main" noChangeAspect="1"/>
+            </wp:cNvGraphicFramePr>
+            <a:graphic xmlns:a="http://schemas.openxmlformats.org/drawingml/2006/main">
+              <a:graphicData uri="http://schemas.openxmlformats.org/drawingml/2006/picture">
+                <pic:pic xmlns:pic="http://schemas.openxmlformats.org/drawingml/2006/picture">
+                  <pic:nvPicPr>
+                    <pic:cNvPr id="0" name="" descr=""/>
+                    <pic:cNvPicPr>
+                      <a:picLocks noChangeAspect="1" noChangeArrowheads="1"/>
+                    </pic:cNvPicPr>
+                  </pic:nvPicPr>
+                  <pic:blipFill>
+                    <a:blip r:embed="rId76" cstate="none"/>
+                    <a:srcRect/>
+                    <a:stretch>
+                      <a:fillRect/>
+                    </a:stretch>
+                  </pic:blipFill>
+                  <pic:spPr bwMode="auto">
+                    <a:xfrm>
+                      <a:off x="0" y="0"/>
+                      <a:ext cx="4476750" cy="2038350"/>
+                    </a:xfrm>
+                    <a:prstGeom prst="rect">
+                      <a:avLst/>
+                    </a:prstGeom>
+                  </pic:spPr>
+                </pic:pic>
+              </a:graphicData>
+            </a:graphic>
+          </wp:inline>
+        </w:drawing>
+      </w:r>
+    </w:p>
+    <w:p>
+      <w:pPr>
         <w:spacing w:after="60" w:line="300"/>
         <w:ind w:left="360"/>
         <w:jc w:val="left"/>
@@ -9642,26 +11890,6 @@
           <w:sz w:val="24"/>
           <w:szCs w:val="24"/>
         </w:rPr>
-        <w:t xml:space="preserve">504 827 − 363 680 = 141 147.</w:t>
-      </w:r>
-    </w:p>
-    <w:p>
-      <w:pPr>
-        <w:spacing w:after="60" w:line="300"/>
-        <w:ind w:left="360"/>
-        <w:jc w:val="left"/>
-      </w:pPr>
-      <w:r>
-        <w:rPr>
-          <w:rFonts w:ascii="Times New Roman" w:cs="Times New Roman" w:eastAsia="Times New Roman" w:hAnsi="Times New Roman"/>
-          <w:b w:val="false"/>
-          <w:bCs w:val="false"/>
-          <w:i w:val="false"/>
-          <w:iCs w:val="false"/>
-          <w:color w:val="000000"/>
-          <w:sz w:val="24"/>
-          <w:szCs w:val="24"/>
-        </w:rPr>
         <w:t xml:space="preserve">Vérification par l’addition : 141 147 + 363 680 = 504 827 ✓</w:t>
       </w:r>
     </w:p>
@@ -9686,42 +11914,48 @@
     </w:p>
     <w:p>
       <w:pPr>
-        <w:spacing w:after="60" w:line="300"/>
-        <w:ind w:left="360"/>
-        <w:jc w:val="left"/>
-      </w:pPr>
-      <w:r>
-        <w:rPr>
-          <w:rFonts w:ascii="Times New Roman" w:cs="Times New Roman" w:eastAsia="Times New Roman" w:hAnsi="Times New Roman"/>
-          <w:b w:val="false"/>
-          <w:bCs w:val="false"/>
-          <w:i w:val="false"/>
-          <w:iCs w:val="false"/>
-          <w:color w:val="000000"/>
-          <w:sz w:val="24"/>
-          <w:szCs w:val="24"/>
-        </w:rPr>
-        <w:t xml:space="preserve">On décompose le multiplicateur : 87 = 80 + 7.</w:t>
-      </w:r>
-    </w:p>
-    <w:p>
-      <w:pPr>
-        <w:spacing w:after="60" w:line="300"/>
-        <w:ind w:left="360"/>
-        <w:jc w:val="left"/>
-      </w:pPr>
-      <w:r>
-        <w:rPr>
-          <w:rFonts w:ascii="Times New Roman" w:cs="Times New Roman" w:eastAsia="Times New Roman" w:hAnsi="Times New Roman"/>
-          <w:b w:val="false"/>
-          <w:bCs w:val="false"/>
-          <w:i w:val="false"/>
-          <w:iCs w:val="false"/>
-          <w:color w:val="000000"/>
-          <w:sz w:val="24"/>
-          <w:szCs w:val="24"/>
-        </w:rPr>
-        <w:t xml:space="preserve">957 × 80 = 76 560  et  957 × 7 = 6 699.</w:t>
+        <w:spacing w:after="100" w:before="80"/>
+        <w:jc w:val="center"/>
+      </w:pPr>
+      <w:r>
+        <w:drawing>
+          <wp:inline distT="0" distB="0" distL="0" distR="0">
+            <wp:extent cx="4476750" cy="2533650"/>
+            <wp:effectExtent t="0" r="0" b="0" l="0"/>
+            <wp:docPr id="69" name=""/>
+            <wp:cNvGraphicFramePr>
+              <a:graphicFrameLocks xmlns:a="http://schemas.openxmlformats.org/drawingml/2006/main" noChangeAspect="1"/>
+            </wp:cNvGraphicFramePr>
+            <a:graphic xmlns:a="http://schemas.openxmlformats.org/drawingml/2006/main">
+              <a:graphicData uri="http://schemas.openxmlformats.org/drawingml/2006/picture">
+                <pic:pic xmlns:pic="http://schemas.openxmlformats.org/drawingml/2006/picture">
+                  <pic:nvPicPr>
+                    <pic:cNvPr id="0" name="" descr=""/>
+                    <pic:cNvPicPr>
+                      <a:picLocks noChangeAspect="1" noChangeArrowheads="1"/>
+                    </pic:cNvPicPr>
+                  </pic:nvPicPr>
+                  <pic:blipFill>
+                    <a:blip r:embed="rId77" cstate="none"/>
+                    <a:srcRect/>
+                    <a:stretch>
+                      <a:fillRect/>
+                    </a:stretch>
+                  </pic:blipFill>
+                  <pic:spPr bwMode="auto">
+                    <a:xfrm>
+                      <a:off x="0" y="0"/>
+                      <a:ext cx="4476750" cy="2533650"/>
+                    </a:xfrm>
+                    <a:prstGeom prst="rect">
+                      <a:avLst/>
+                    </a:prstGeom>
+                  </pic:spPr>
+                </pic:pic>
+              </a:graphicData>
+            </a:graphic>
+          </wp:inline>
+        </w:drawing>
       </w:r>
     </w:p>
     <w:p>
@@ -9785,6 +12019,52 @@
     </w:p>
     <w:p>
       <w:pPr>
+        <w:spacing w:after="100" w:before="80"/>
+        <w:jc w:val="center"/>
+      </w:pPr>
+      <w:r>
+        <w:drawing>
+          <wp:inline distT="0" distB="0" distL="0" distR="0">
+            <wp:extent cx="4476750" cy="2733675"/>
+            <wp:effectExtent t="0" r="0" b="0" l="0"/>
+            <wp:docPr id="70" name=""/>
+            <wp:cNvGraphicFramePr>
+              <a:graphicFrameLocks xmlns:a="http://schemas.openxmlformats.org/drawingml/2006/main" noChangeAspect="1"/>
+            </wp:cNvGraphicFramePr>
+            <a:graphic xmlns:a="http://schemas.openxmlformats.org/drawingml/2006/main">
+              <a:graphicData uri="http://schemas.openxmlformats.org/drawingml/2006/picture">
+                <pic:pic xmlns:pic="http://schemas.openxmlformats.org/drawingml/2006/picture">
+                  <pic:nvPicPr>
+                    <pic:cNvPr id="0" name="" descr=""/>
+                    <pic:cNvPicPr>
+                      <a:picLocks noChangeAspect="1" noChangeArrowheads="1"/>
+                    </pic:cNvPicPr>
+                  </pic:nvPicPr>
+                  <pic:blipFill>
+                    <a:blip r:embed="rId78" cstate="none"/>
+                    <a:srcRect/>
+                    <a:stretch>
+                      <a:fillRect/>
+                    </a:stretch>
+                  </pic:blipFill>
+                  <pic:spPr bwMode="auto">
+                    <a:xfrm>
+                      <a:off x="0" y="0"/>
+                      <a:ext cx="4476750" cy="2733675"/>
+                    </a:xfrm>
+                    <a:prstGeom prst="rect">
+                      <a:avLst/>
+                    </a:prstGeom>
+                  </pic:spPr>
+                </pic:pic>
+              </a:graphicData>
+            </a:graphic>
+          </wp:inline>
+        </w:drawing>
+      </w:r>
+    </w:p>
+    <w:p>
+      <w:pPr>
         <w:spacing w:after="60" w:line="300"/>
         <w:ind w:left="360"/>
         <w:jc w:val="left"/>
@@ -9840,26 +12120,6 @@
           <w:sz w:val="24"/>
           <w:szCs w:val="24"/>
         </w:rPr>
-        <w:t xml:space="preserve">Vérification : 20 × 38 + 14 = 760 + 14 = 774 ✓ (le reste 14 est bien plus petit que 20).</w:t>
-      </w:r>
-    </w:p>
-    <w:p>
-      <w:pPr>
-        <w:spacing w:after="60" w:line="300"/>
-        <w:ind w:left="360"/>
-        <w:jc w:val="left"/>
-      </w:pPr>
-      <w:r>
-        <w:rPr>
-          <w:rFonts w:ascii="Times New Roman" w:cs="Times New Roman" w:eastAsia="Times New Roman" w:hAnsi="Times New Roman"/>
-          <w:b w:val="false"/>
-          <w:bCs w:val="false"/>
-          <w:i w:val="false"/>
-          <w:iCs w:val="false"/>
-          <w:color w:val="000000"/>
-          <w:sz w:val="24"/>
-          <w:szCs w:val="24"/>
-        </w:rPr>
         <w:t xml:space="preserve">Croix de la preuve par 9 : H 2 × B 2 + reste 14 → 9, comme 774 → 9 ✓</w:t>
       </w:r>
     </w:p>
@@ -9880,6 +12140,52 @@
           <w:szCs w:val="24"/>
         </w:rPr>
         <w:t xml:space="preserve">5.</w:t>
+      </w:r>
+    </w:p>
+    <w:p>
+      <w:pPr>
+        <w:spacing w:after="100" w:before="80"/>
+        <w:jc w:val="center"/>
+      </w:pPr>
+      <w:r>
+        <w:drawing>
+          <wp:inline distT="0" distB="0" distL="0" distR="0">
+            <wp:extent cx="4476750" cy="2085975"/>
+            <wp:effectExtent t="0" r="0" b="0" l="0"/>
+            <wp:docPr id="71" name=""/>
+            <wp:cNvGraphicFramePr>
+              <a:graphicFrameLocks xmlns:a="http://schemas.openxmlformats.org/drawingml/2006/main" noChangeAspect="1"/>
+            </wp:cNvGraphicFramePr>
+            <a:graphic xmlns:a="http://schemas.openxmlformats.org/drawingml/2006/main">
+              <a:graphicData uri="http://schemas.openxmlformats.org/drawingml/2006/picture">
+                <pic:pic xmlns:pic="http://schemas.openxmlformats.org/drawingml/2006/picture">
+                  <pic:nvPicPr>
+                    <pic:cNvPr id="0" name="" descr=""/>
+                    <pic:cNvPicPr>
+                      <a:picLocks noChangeAspect="1" noChangeArrowheads="1"/>
+                    </pic:cNvPicPr>
+                  </pic:nvPicPr>
+                  <pic:blipFill>
+                    <a:blip r:embed="rId79" cstate="none"/>
+                    <a:srcRect/>
+                    <a:stretch>
+                      <a:fillRect/>
+                    </a:stretch>
+                  </pic:blipFill>
+                  <pic:spPr bwMode="auto">
+                    <a:xfrm>
+                      <a:off x="0" y="0"/>
+                      <a:ext cx="4476750" cy="2085975"/>
+                    </a:xfrm>
+                    <a:prstGeom prst="rect">
+                      <a:avLst/>
+                    </a:prstGeom>
+                  </pic:spPr>
+                </pic:pic>
+              </a:graphicData>
+            </a:graphic>
+          </wp:inline>
+        </w:drawing>
       </w:r>
     </w:p>
     <w:p>
@@ -10085,6 +12391,52 @@
     </w:p>
     <w:p>
       <w:pPr>
+        <w:spacing w:after="100" w:before="80"/>
+        <w:jc w:val="center"/>
+      </w:pPr>
+      <w:r>
+        <w:drawing>
+          <wp:inline distT="0" distB="0" distL="0" distR="0">
+            <wp:extent cx="4476750" cy="1876425"/>
+            <wp:effectExtent t="0" r="0" b="0" l="0"/>
+            <wp:docPr id="72" name=""/>
+            <wp:cNvGraphicFramePr>
+              <a:graphicFrameLocks xmlns:a="http://schemas.openxmlformats.org/drawingml/2006/main" noChangeAspect="1"/>
+            </wp:cNvGraphicFramePr>
+            <a:graphic xmlns:a="http://schemas.openxmlformats.org/drawingml/2006/main">
+              <a:graphicData uri="http://schemas.openxmlformats.org/drawingml/2006/picture">
+                <pic:pic xmlns:pic="http://schemas.openxmlformats.org/drawingml/2006/picture">
+                  <pic:nvPicPr>
+                    <pic:cNvPr id="0" name="" descr=""/>
+                    <pic:cNvPicPr>
+                      <a:picLocks noChangeAspect="1" noChangeArrowheads="1"/>
+                    </pic:cNvPicPr>
+                  </pic:nvPicPr>
+                  <pic:blipFill>
+                    <a:blip r:embed="rId80" cstate="none"/>
+                    <a:srcRect/>
+                    <a:stretch>
+                      <a:fillRect/>
+                    </a:stretch>
+                  </pic:blipFill>
+                  <pic:spPr bwMode="auto">
+                    <a:xfrm>
+                      <a:off x="0" y="0"/>
+                      <a:ext cx="4476750" cy="1876425"/>
+                    </a:xfrm>
+                    <a:prstGeom prst="rect">
+                      <a:avLst/>
+                    </a:prstGeom>
+                  </pic:spPr>
+                </pic:pic>
+              </a:graphicData>
+            </a:graphic>
+          </wp:inline>
+        </w:drawing>
+      </w:r>
+    </w:p>
+    <w:p>
+      <w:pPr>
         <w:spacing w:after="60" w:line="300"/>
         <w:ind w:left="360"/>
         <w:jc w:val="left"/>
@@ -10383,6 +12735,52 @@
     </w:p>
     <w:p>
       <w:pPr>
+        <w:spacing w:after="100" w:before="80"/>
+        <w:jc w:val="center"/>
+      </w:pPr>
+      <w:r>
+        <w:drawing>
+          <wp:inline distT="0" distB="0" distL="0" distR="0">
+            <wp:extent cx="4476750" cy="2038350"/>
+            <wp:effectExtent t="0" r="0" b="0" l="0"/>
+            <wp:docPr id="73" name=""/>
+            <wp:cNvGraphicFramePr>
+              <a:graphicFrameLocks xmlns:a="http://schemas.openxmlformats.org/drawingml/2006/main" noChangeAspect="1"/>
+            </wp:cNvGraphicFramePr>
+            <a:graphic xmlns:a="http://schemas.openxmlformats.org/drawingml/2006/main">
+              <a:graphicData uri="http://schemas.openxmlformats.org/drawingml/2006/picture">
+                <pic:pic xmlns:pic="http://schemas.openxmlformats.org/drawingml/2006/picture">
+                  <pic:nvPicPr>
+                    <pic:cNvPr id="0" name="" descr=""/>
+                    <pic:cNvPicPr>
+                      <a:picLocks noChangeAspect="1" noChangeArrowheads="1"/>
+                    </pic:cNvPicPr>
+                  </pic:nvPicPr>
+                  <pic:blipFill>
+                    <a:blip r:embed="rId81" cstate="none"/>
+                    <a:srcRect/>
+                    <a:stretch>
+                      <a:fillRect/>
+                    </a:stretch>
+                  </pic:blipFill>
+                  <pic:spPr bwMode="auto">
+                    <a:xfrm>
+                      <a:off x="0" y="0"/>
+                      <a:ext cx="4476750" cy="2038350"/>
+                    </a:xfrm>
+                    <a:prstGeom prst="rect">
+                      <a:avLst/>
+                    </a:prstGeom>
+                  </pic:spPr>
+                </pic:pic>
+              </a:graphicData>
+            </a:graphic>
+          </wp:inline>
+        </w:drawing>
+      </w:r>
+    </w:p>
+    <w:p>
+      <w:pPr>
         <w:spacing w:after="60" w:line="300"/>
         <w:ind w:left="360"/>
         <w:jc w:val="left"/>
@@ -10442,6 +12840,52 @@
     </w:p>
     <w:p>
       <w:pPr>
+        <w:spacing w:after="100" w:before="80"/>
+        <w:jc w:val="center"/>
+      </w:pPr>
+      <w:r>
+        <w:drawing>
+          <wp:inline distT="0" distB="0" distL="0" distR="0">
+            <wp:extent cx="4476750" cy="2038350"/>
+            <wp:effectExtent t="0" r="0" b="0" l="0"/>
+            <wp:docPr id="74" name=""/>
+            <wp:cNvGraphicFramePr>
+              <a:graphicFrameLocks xmlns:a="http://schemas.openxmlformats.org/drawingml/2006/main" noChangeAspect="1"/>
+            </wp:cNvGraphicFramePr>
+            <a:graphic xmlns:a="http://schemas.openxmlformats.org/drawingml/2006/main">
+              <a:graphicData uri="http://schemas.openxmlformats.org/drawingml/2006/picture">
+                <pic:pic xmlns:pic="http://schemas.openxmlformats.org/drawingml/2006/picture">
+                  <pic:nvPicPr>
+                    <pic:cNvPr id="0" name="" descr=""/>
+                    <pic:cNvPicPr>
+                      <a:picLocks noChangeAspect="1" noChangeArrowheads="1"/>
+                    </pic:cNvPicPr>
+                  </pic:nvPicPr>
+                  <pic:blipFill>
+                    <a:blip r:embed="rId82" cstate="none"/>
+                    <a:srcRect/>
+                    <a:stretch>
+                      <a:fillRect/>
+                    </a:stretch>
+                  </pic:blipFill>
+                  <pic:spPr bwMode="auto">
+                    <a:xfrm>
+                      <a:off x="0" y="0"/>
+                      <a:ext cx="4476750" cy="2038350"/>
+                    </a:xfrm>
+                    <a:prstGeom prst="rect">
+                      <a:avLst/>
+                    </a:prstGeom>
+                  </pic:spPr>
+                </pic:pic>
+              </a:graphicData>
+            </a:graphic>
+          </wp:inline>
+        </w:drawing>
+      </w:r>
+    </w:p>
+    <w:p>
+      <w:pPr>
         <w:spacing w:after="60" w:line="300"/>
         <w:ind w:left="360"/>
         <w:jc w:val="left"/>
@@ -10477,26 +12921,6 @@
           <w:sz w:val="24"/>
           <w:szCs w:val="24"/>
         </w:rPr>
-        <w:t xml:space="preserve">420 669 − 113 824 = 306 845.</w:t>
-      </w:r>
-    </w:p>
-    <w:p>
-      <w:pPr>
-        <w:spacing w:after="60" w:line="300"/>
-        <w:ind w:left="360"/>
-        <w:jc w:val="left"/>
-      </w:pPr>
-      <w:r>
-        <w:rPr>
-          <w:rFonts w:ascii="Times New Roman" w:cs="Times New Roman" w:eastAsia="Times New Roman" w:hAnsi="Times New Roman"/>
-          <w:b w:val="false"/>
-          <w:bCs w:val="false"/>
-          <w:i w:val="false"/>
-          <w:iCs w:val="false"/>
-          <w:color w:val="000000"/>
-          <w:sz w:val="24"/>
-          <w:szCs w:val="24"/>
-        </w:rPr>
         <w:t xml:space="preserve">Vérification par l’addition : 306 845 + 113 824 = 420 669 ✓</w:t>
       </w:r>
     </w:p>
@@ -10521,42 +12945,48 @@
     </w:p>
     <w:p>
       <w:pPr>
-        <w:spacing w:after="60" w:line="300"/>
-        <w:ind w:left="360"/>
-        <w:jc w:val="left"/>
-      </w:pPr>
-      <w:r>
-        <w:rPr>
-          <w:rFonts w:ascii="Times New Roman" w:cs="Times New Roman" w:eastAsia="Times New Roman" w:hAnsi="Times New Roman"/>
-          <w:b w:val="false"/>
-          <w:bCs w:val="false"/>
-          <w:i w:val="false"/>
-          <w:iCs w:val="false"/>
-          <w:color w:val="000000"/>
-          <w:sz w:val="24"/>
-          <w:szCs w:val="24"/>
-        </w:rPr>
-        <w:t xml:space="preserve">On décompose le multiplicateur : 96 = 90 + 6.</w:t>
-      </w:r>
-    </w:p>
-    <w:p>
-      <w:pPr>
-        <w:spacing w:after="60" w:line="300"/>
-        <w:ind w:left="360"/>
-        <w:jc w:val="left"/>
-      </w:pPr>
-      <w:r>
-        <w:rPr>
-          <w:rFonts w:ascii="Times New Roman" w:cs="Times New Roman" w:eastAsia="Times New Roman" w:hAnsi="Times New Roman"/>
-          <w:b w:val="false"/>
-          <w:bCs w:val="false"/>
-          <w:i w:val="false"/>
-          <w:iCs w:val="false"/>
-          <w:color w:val="000000"/>
-          <w:sz w:val="24"/>
-          <w:szCs w:val="24"/>
-        </w:rPr>
-        <w:t xml:space="preserve">381 × 90 = 34 290  et  381 × 6 = 2 286.</w:t>
+        <w:spacing w:after="100" w:before="80"/>
+        <w:jc w:val="center"/>
+      </w:pPr>
+      <w:r>
+        <w:drawing>
+          <wp:inline distT="0" distB="0" distL="0" distR="0">
+            <wp:extent cx="4476750" cy="2533650"/>
+            <wp:effectExtent t="0" r="0" b="0" l="0"/>
+            <wp:docPr id="75" name=""/>
+            <wp:cNvGraphicFramePr>
+              <a:graphicFrameLocks xmlns:a="http://schemas.openxmlformats.org/drawingml/2006/main" noChangeAspect="1"/>
+            </wp:cNvGraphicFramePr>
+            <a:graphic xmlns:a="http://schemas.openxmlformats.org/drawingml/2006/main">
+              <a:graphicData uri="http://schemas.openxmlformats.org/drawingml/2006/picture">
+                <pic:pic xmlns:pic="http://schemas.openxmlformats.org/drawingml/2006/picture">
+                  <pic:nvPicPr>
+                    <pic:cNvPr id="0" name="" descr=""/>
+                    <pic:cNvPicPr>
+                      <a:picLocks noChangeAspect="1" noChangeArrowheads="1"/>
+                    </pic:cNvPicPr>
+                  </pic:nvPicPr>
+                  <pic:blipFill>
+                    <a:blip r:embed="rId83" cstate="none"/>
+                    <a:srcRect/>
+                    <a:stretch>
+                      <a:fillRect/>
+                    </a:stretch>
+                  </pic:blipFill>
+                  <pic:spPr bwMode="auto">
+                    <a:xfrm>
+                      <a:off x="0" y="0"/>
+                      <a:ext cx="4476750" cy="2533650"/>
+                    </a:xfrm>
+                    <a:prstGeom prst="rect">
+                      <a:avLst/>
+                    </a:prstGeom>
+                  </pic:spPr>
+                </pic:pic>
+              </a:graphicData>
+            </a:graphic>
+          </wp:inline>
+        </w:drawing>
       </w:r>
     </w:p>
     <w:p>
@@ -10620,6 +13050,52 @@
     </w:p>
     <w:p>
       <w:pPr>
+        <w:spacing w:after="100" w:before="80"/>
+        <w:jc w:val="center"/>
+      </w:pPr>
+      <w:r>
+        <w:drawing>
+          <wp:inline distT="0" distB="0" distL="0" distR="0">
+            <wp:extent cx="4476750" cy="2733675"/>
+            <wp:effectExtent t="0" r="0" b="0" l="0"/>
+            <wp:docPr id="76" name=""/>
+            <wp:cNvGraphicFramePr>
+              <a:graphicFrameLocks xmlns:a="http://schemas.openxmlformats.org/drawingml/2006/main" noChangeAspect="1"/>
+            </wp:cNvGraphicFramePr>
+            <a:graphic xmlns:a="http://schemas.openxmlformats.org/drawingml/2006/main">
+              <a:graphicData uri="http://schemas.openxmlformats.org/drawingml/2006/picture">
+                <pic:pic xmlns:pic="http://schemas.openxmlformats.org/drawingml/2006/picture">
+                  <pic:nvPicPr>
+                    <pic:cNvPr id="0" name="" descr=""/>
+                    <pic:cNvPicPr>
+                      <a:picLocks noChangeAspect="1" noChangeArrowheads="1"/>
+                    </pic:cNvPicPr>
+                  </pic:nvPicPr>
+                  <pic:blipFill>
+                    <a:blip r:embed="rId84" cstate="none"/>
+                    <a:srcRect/>
+                    <a:stretch>
+                      <a:fillRect/>
+                    </a:stretch>
+                  </pic:blipFill>
+                  <pic:spPr bwMode="auto">
+                    <a:xfrm>
+                      <a:off x="0" y="0"/>
+                      <a:ext cx="4476750" cy="2733675"/>
+                    </a:xfrm>
+                    <a:prstGeom prst="rect">
+                      <a:avLst/>
+                    </a:prstGeom>
+                  </pic:spPr>
+                </pic:pic>
+              </a:graphicData>
+            </a:graphic>
+          </wp:inline>
+        </w:drawing>
+      </w:r>
+    </w:p>
+    <w:p>
+      <w:pPr>
         <w:spacing w:after="60" w:line="300"/>
         <w:ind w:left="360"/>
         <w:jc w:val="left"/>
@@ -10675,26 +13151,6 @@
           <w:sz w:val="24"/>
           <w:szCs w:val="24"/>
         </w:rPr>
-        <w:t xml:space="preserve">Vérification : 15 × 60 + 14 = 900 + 14 = 914 ✓ (le reste 14 est bien plus petit que 15).</w:t>
-      </w:r>
-    </w:p>
-    <w:p>
-      <w:pPr>
-        <w:spacing w:after="60" w:line="300"/>
-        <w:ind w:left="360"/>
-        <w:jc w:val="left"/>
-      </w:pPr>
-      <w:r>
-        <w:rPr>
-          <w:rFonts w:ascii="Times New Roman" w:cs="Times New Roman" w:eastAsia="Times New Roman" w:hAnsi="Times New Roman"/>
-          <w:b w:val="false"/>
-          <w:bCs w:val="false"/>
-          <w:i w:val="false"/>
-          <w:iCs w:val="false"/>
-          <w:color w:val="000000"/>
-          <w:sz w:val="24"/>
-          <w:szCs w:val="24"/>
-        </w:rPr>
         <w:t xml:space="preserve">Croix de la preuve par 9 : H 6 × B 6 + reste 14 → 5, comme 914 → 5 ✓</w:t>
       </w:r>
     </w:p>
@@ -10715,6 +13171,52 @@
           <w:szCs w:val="24"/>
         </w:rPr>
         <w:t xml:space="preserve">5.</w:t>
+      </w:r>
+    </w:p>
+    <w:p>
+      <w:pPr>
+        <w:spacing w:after="100" w:before="80"/>
+        <w:jc w:val="center"/>
+      </w:pPr>
+      <w:r>
+        <w:drawing>
+          <wp:inline distT="0" distB="0" distL="0" distR="0">
+            <wp:extent cx="4476750" cy="2085975"/>
+            <wp:effectExtent t="0" r="0" b="0" l="0"/>
+            <wp:docPr id="77" name=""/>
+            <wp:cNvGraphicFramePr>
+              <a:graphicFrameLocks xmlns:a="http://schemas.openxmlformats.org/drawingml/2006/main" noChangeAspect="1"/>
+            </wp:cNvGraphicFramePr>
+            <a:graphic xmlns:a="http://schemas.openxmlformats.org/drawingml/2006/main">
+              <a:graphicData uri="http://schemas.openxmlformats.org/drawingml/2006/picture">
+                <pic:pic xmlns:pic="http://schemas.openxmlformats.org/drawingml/2006/picture">
+                  <pic:nvPicPr>
+                    <pic:cNvPr id="0" name="" descr=""/>
+                    <pic:cNvPicPr>
+                      <a:picLocks noChangeAspect="1" noChangeArrowheads="1"/>
+                    </pic:cNvPicPr>
+                  </pic:nvPicPr>
+                  <pic:blipFill>
+                    <a:blip r:embed="rId85" cstate="none"/>
+                    <a:srcRect/>
+                    <a:stretch>
+                      <a:fillRect/>
+                    </a:stretch>
+                  </pic:blipFill>
+                  <pic:spPr bwMode="auto">
+                    <a:xfrm>
+                      <a:off x="0" y="0"/>
+                      <a:ext cx="4476750" cy="2085975"/>
+                    </a:xfrm>
+                    <a:prstGeom prst="rect">
+                      <a:avLst/>
+                    </a:prstGeom>
+                  </pic:spPr>
+                </pic:pic>
+              </a:graphicData>
+            </a:graphic>
+          </wp:inline>
+        </w:drawing>
       </w:r>
     </w:p>
     <w:p>
@@ -10893,6 +13395,52 @@
     </w:p>
     <w:p>
       <w:pPr>
+        <w:spacing w:after="100" w:before="80"/>
+        <w:jc w:val="center"/>
+      </w:pPr>
+      <w:r>
+        <w:drawing>
+          <wp:inline distT="0" distB="0" distL="0" distR="0">
+            <wp:extent cx="4476750" cy="1876425"/>
+            <wp:effectExtent t="0" r="0" b="0" l="0"/>
+            <wp:docPr id="78" name=""/>
+            <wp:cNvGraphicFramePr>
+              <a:graphicFrameLocks xmlns:a="http://schemas.openxmlformats.org/drawingml/2006/main" noChangeAspect="1"/>
+            </wp:cNvGraphicFramePr>
+            <a:graphic xmlns:a="http://schemas.openxmlformats.org/drawingml/2006/main">
+              <a:graphicData uri="http://schemas.openxmlformats.org/drawingml/2006/picture">
+                <pic:pic xmlns:pic="http://schemas.openxmlformats.org/drawingml/2006/picture">
+                  <pic:nvPicPr>
+                    <pic:cNvPr id="0" name="" descr=""/>
+                    <pic:cNvPicPr>
+                      <a:picLocks noChangeAspect="1" noChangeArrowheads="1"/>
+                    </pic:cNvPicPr>
+                  </pic:nvPicPr>
+                  <pic:blipFill>
+                    <a:blip r:embed="rId86" cstate="none"/>
+                    <a:srcRect/>
+                    <a:stretch>
+                      <a:fillRect/>
+                    </a:stretch>
+                  </pic:blipFill>
+                  <pic:spPr bwMode="auto">
+                    <a:xfrm>
+                      <a:off x="0" y="0"/>
+                      <a:ext cx="4476750" cy="1876425"/>
+                    </a:xfrm>
+                    <a:prstGeom prst="rect">
+                      <a:avLst/>
+                    </a:prstGeom>
+                  </pic:spPr>
+                </pic:pic>
+              </a:graphicData>
+            </a:graphic>
+          </wp:inline>
+        </w:drawing>
+      </w:r>
+    </w:p>
+    <w:p>
+      <w:pPr>
         <w:spacing w:after="60" w:line="300"/>
         <w:ind w:left="360"/>
         <w:jc w:val="left"/>
@@ -11191,6 +13739,52 @@
     </w:p>
     <w:p>
       <w:pPr>
+        <w:spacing w:after="100" w:before="80"/>
+        <w:jc w:val="center"/>
+      </w:pPr>
+      <w:r>
+        <w:drawing>
+          <wp:inline distT="0" distB="0" distL="0" distR="0">
+            <wp:extent cx="4476750" cy="2038350"/>
+            <wp:effectExtent t="0" r="0" b="0" l="0"/>
+            <wp:docPr id="79" name=""/>
+            <wp:cNvGraphicFramePr>
+              <a:graphicFrameLocks xmlns:a="http://schemas.openxmlformats.org/drawingml/2006/main" noChangeAspect="1"/>
+            </wp:cNvGraphicFramePr>
+            <a:graphic xmlns:a="http://schemas.openxmlformats.org/drawingml/2006/main">
+              <a:graphicData uri="http://schemas.openxmlformats.org/drawingml/2006/picture">
+                <pic:pic xmlns:pic="http://schemas.openxmlformats.org/drawingml/2006/picture">
+                  <pic:nvPicPr>
+                    <pic:cNvPr id="0" name="" descr=""/>
+                    <pic:cNvPicPr>
+                      <a:picLocks noChangeAspect="1" noChangeArrowheads="1"/>
+                    </pic:cNvPicPr>
+                  </pic:nvPicPr>
+                  <pic:blipFill>
+                    <a:blip r:embed="rId87" cstate="none"/>
+                    <a:srcRect/>
+                    <a:stretch>
+                      <a:fillRect/>
+                    </a:stretch>
+                  </pic:blipFill>
+                  <pic:spPr bwMode="auto">
+                    <a:xfrm>
+                      <a:off x="0" y="0"/>
+                      <a:ext cx="4476750" cy="2038350"/>
+                    </a:xfrm>
+                    <a:prstGeom prst="rect">
+                      <a:avLst/>
+                    </a:prstGeom>
+                  </pic:spPr>
+                </pic:pic>
+              </a:graphicData>
+            </a:graphic>
+          </wp:inline>
+        </w:drawing>
+      </w:r>
+    </w:p>
+    <w:p>
+      <w:pPr>
         <w:spacing w:after="60" w:line="300"/>
         <w:ind w:left="360"/>
         <w:jc w:val="left"/>
@@ -11250,6 +13844,52 @@
     </w:p>
     <w:p>
       <w:pPr>
+        <w:spacing w:after="100" w:before="80"/>
+        <w:jc w:val="center"/>
+      </w:pPr>
+      <w:r>
+        <w:drawing>
+          <wp:inline distT="0" distB="0" distL="0" distR="0">
+            <wp:extent cx="4476750" cy="2038350"/>
+            <wp:effectExtent t="0" r="0" b="0" l="0"/>
+            <wp:docPr id="80" name=""/>
+            <wp:cNvGraphicFramePr>
+              <a:graphicFrameLocks xmlns:a="http://schemas.openxmlformats.org/drawingml/2006/main" noChangeAspect="1"/>
+            </wp:cNvGraphicFramePr>
+            <a:graphic xmlns:a="http://schemas.openxmlformats.org/drawingml/2006/main">
+              <a:graphicData uri="http://schemas.openxmlformats.org/drawingml/2006/picture">
+                <pic:pic xmlns:pic="http://schemas.openxmlformats.org/drawingml/2006/picture">
+                  <pic:nvPicPr>
+                    <pic:cNvPr id="0" name="" descr=""/>
+                    <pic:cNvPicPr>
+                      <a:picLocks noChangeAspect="1" noChangeArrowheads="1"/>
+                    </pic:cNvPicPr>
+                  </pic:nvPicPr>
+                  <pic:blipFill>
+                    <a:blip r:embed="rId88" cstate="none"/>
+                    <a:srcRect/>
+                    <a:stretch>
+                      <a:fillRect/>
+                    </a:stretch>
+                  </pic:blipFill>
+                  <pic:spPr bwMode="auto">
+                    <a:xfrm>
+                      <a:off x="0" y="0"/>
+                      <a:ext cx="4476750" cy="2038350"/>
+                    </a:xfrm>
+                    <a:prstGeom prst="rect">
+                      <a:avLst/>
+                    </a:prstGeom>
+                  </pic:spPr>
+                </pic:pic>
+              </a:graphicData>
+            </a:graphic>
+          </wp:inline>
+        </w:drawing>
+      </w:r>
+    </w:p>
+    <w:p>
+      <w:pPr>
         <w:spacing w:after="60" w:line="300"/>
         <w:ind w:left="360"/>
         <w:jc w:val="left"/>
@@ -11285,26 +13925,6 @@
           <w:sz w:val="24"/>
           <w:szCs w:val="24"/>
         </w:rPr>
-        <w:t xml:space="preserve">736 320 − 571 854 = 164 466.</w:t>
-      </w:r>
-    </w:p>
-    <w:p>
-      <w:pPr>
-        <w:spacing w:after="60" w:line="300"/>
-        <w:ind w:left="360"/>
-        <w:jc w:val="left"/>
-      </w:pPr>
-      <w:r>
-        <w:rPr>
-          <w:rFonts w:ascii="Times New Roman" w:cs="Times New Roman" w:eastAsia="Times New Roman" w:hAnsi="Times New Roman"/>
-          <w:b w:val="false"/>
-          <w:bCs w:val="false"/>
-          <w:i w:val="false"/>
-          <w:iCs w:val="false"/>
-          <w:color w:val="000000"/>
-          <w:sz w:val="24"/>
-          <w:szCs w:val="24"/>
-        </w:rPr>
         <w:t xml:space="preserve">Vérification par l’addition : 164 466 + 571 854 = 736 320 ✓</w:t>
       </w:r>
     </w:p>
@@ -11329,42 +13949,48 @@
     </w:p>
     <w:p>
       <w:pPr>
-        <w:spacing w:after="60" w:line="300"/>
-        <w:ind w:left="360"/>
-        <w:jc w:val="left"/>
-      </w:pPr>
-      <w:r>
-        <w:rPr>
-          <w:rFonts w:ascii="Times New Roman" w:cs="Times New Roman" w:eastAsia="Times New Roman" w:hAnsi="Times New Roman"/>
-          <w:b w:val="false"/>
-          <w:bCs w:val="false"/>
-          <w:i w:val="false"/>
-          <w:iCs w:val="false"/>
-          <w:color w:val="000000"/>
-          <w:sz w:val="24"/>
-          <w:szCs w:val="24"/>
-        </w:rPr>
-        <w:t xml:space="preserve">On décompose le multiplicateur : 80 = 80 + 0.</w:t>
-      </w:r>
-    </w:p>
-    <w:p>
-      <w:pPr>
-        <w:spacing w:after="60" w:line="300"/>
-        <w:ind w:left="360"/>
-        <w:jc w:val="left"/>
-      </w:pPr>
-      <w:r>
-        <w:rPr>
-          <w:rFonts w:ascii="Times New Roman" w:cs="Times New Roman" w:eastAsia="Times New Roman" w:hAnsi="Times New Roman"/>
-          <w:b w:val="false"/>
-          <w:bCs w:val="false"/>
-          <w:i w:val="false"/>
-          <w:iCs w:val="false"/>
-          <w:color w:val="000000"/>
-          <w:sz w:val="24"/>
-          <w:szCs w:val="24"/>
-        </w:rPr>
-        <w:t xml:space="preserve">262 × 80 = 20 960  et  262 × 0 = 0.</w:t>
+        <w:spacing w:after="100" w:before="80"/>
+        <w:jc w:val="center"/>
+      </w:pPr>
+      <w:r>
+        <w:drawing>
+          <wp:inline distT="0" distB="0" distL="0" distR="0">
+            <wp:extent cx="4476750" cy="2533650"/>
+            <wp:effectExtent t="0" r="0" b="0" l="0"/>
+            <wp:docPr id="81" name=""/>
+            <wp:cNvGraphicFramePr>
+              <a:graphicFrameLocks xmlns:a="http://schemas.openxmlformats.org/drawingml/2006/main" noChangeAspect="1"/>
+            </wp:cNvGraphicFramePr>
+            <a:graphic xmlns:a="http://schemas.openxmlformats.org/drawingml/2006/main">
+              <a:graphicData uri="http://schemas.openxmlformats.org/drawingml/2006/picture">
+                <pic:pic xmlns:pic="http://schemas.openxmlformats.org/drawingml/2006/picture">
+                  <pic:nvPicPr>
+                    <pic:cNvPr id="0" name="" descr=""/>
+                    <pic:cNvPicPr>
+                      <a:picLocks noChangeAspect="1" noChangeArrowheads="1"/>
+                    </pic:cNvPicPr>
+                  </pic:nvPicPr>
+                  <pic:blipFill>
+                    <a:blip r:embed="rId89" cstate="none"/>
+                    <a:srcRect/>
+                    <a:stretch>
+                      <a:fillRect/>
+                    </a:stretch>
+                  </pic:blipFill>
+                  <pic:spPr bwMode="auto">
+                    <a:xfrm>
+                      <a:off x="0" y="0"/>
+                      <a:ext cx="4476750" cy="2533650"/>
+                    </a:xfrm>
+                    <a:prstGeom prst="rect">
+                      <a:avLst/>
+                    </a:prstGeom>
+                  </pic:spPr>
+                </pic:pic>
+              </a:graphicData>
+            </a:graphic>
+          </wp:inline>
+        </w:drawing>
       </w:r>
     </w:p>
     <w:p>
@@ -11428,6 +14054,52 @@
     </w:p>
     <w:p>
       <w:pPr>
+        <w:spacing w:after="100" w:before="80"/>
+        <w:jc w:val="center"/>
+      </w:pPr>
+      <w:r>
+        <w:drawing>
+          <wp:inline distT="0" distB="0" distL="0" distR="0">
+            <wp:extent cx="4476750" cy="3048000"/>
+            <wp:effectExtent t="0" r="0" b="0" l="0"/>
+            <wp:docPr id="82" name=""/>
+            <wp:cNvGraphicFramePr>
+              <a:graphicFrameLocks xmlns:a="http://schemas.openxmlformats.org/drawingml/2006/main" noChangeAspect="1"/>
+            </wp:cNvGraphicFramePr>
+            <a:graphic xmlns:a="http://schemas.openxmlformats.org/drawingml/2006/main">
+              <a:graphicData uri="http://schemas.openxmlformats.org/drawingml/2006/picture">
+                <pic:pic xmlns:pic="http://schemas.openxmlformats.org/drawingml/2006/picture">
+                  <pic:nvPicPr>
+                    <pic:cNvPr id="0" name="" descr=""/>
+                    <pic:cNvPicPr>
+                      <a:picLocks noChangeAspect="1" noChangeArrowheads="1"/>
+                    </pic:cNvPicPr>
+                  </pic:nvPicPr>
+                  <pic:blipFill>
+                    <a:blip r:embed="rId90" cstate="none"/>
+                    <a:srcRect/>
+                    <a:stretch>
+                      <a:fillRect/>
+                    </a:stretch>
+                  </pic:blipFill>
+                  <pic:spPr bwMode="auto">
+                    <a:xfrm>
+                      <a:off x="0" y="0"/>
+                      <a:ext cx="4476750" cy="3048000"/>
+                    </a:xfrm>
+                    <a:prstGeom prst="rect">
+                      <a:avLst/>
+                    </a:prstGeom>
+                  </pic:spPr>
+                </pic:pic>
+              </a:graphicData>
+            </a:graphic>
+          </wp:inline>
+        </w:drawing>
+      </w:r>
+    </w:p>
+    <w:p>
+      <w:pPr>
         <w:spacing w:after="60" w:line="300"/>
         <w:ind w:left="360"/>
         <w:jc w:val="left"/>
@@ -11483,26 +14155,6 @@
           <w:sz w:val="24"/>
           <w:szCs w:val="24"/>
         </w:rPr>
-        <w:t xml:space="preserve">Vérification : 20 × 94 + 11 = 1 880 + 11 = 1 891 ✓ (le reste 11 est bien plus petit que 20).</w:t>
-      </w:r>
-    </w:p>
-    <w:p>
-      <w:pPr>
-        <w:spacing w:after="60" w:line="300"/>
-        <w:ind w:left="360"/>
-        <w:jc w:val="left"/>
-      </w:pPr>
-      <w:r>
-        <w:rPr>
-          <w:rFonts w:ascii="Times New Roman" w:cs="Times New Roman" w:eastAsia="Times New Roman" w:hAnsi="Times New Roman"/>
-          <w:b w:val="false"/>
-          <w:bCs w:val="false"/>
-          <w:i w:val="false"/>
-          <w:iCs w:val="false"/>
-          <w:color w:val="000000"/>
-          <w:sz w:val="24"/>
-          <w:szCs w:val="24"/>
-        </w:rPr>
         <w:t xml:space="preserve">Croix de la preuve par 9 : H 2 × B 4 + reste 11 → 1, comme 1 891 → 1 ✓</w:t>
       </w:r>
     </w:p>
@@ -11523,6 +14175,52 @@
           <w:szCs w:val="24"/>
         </w:rPr>
         <w:t xml:space="preserve">5.</w:t>
+      </w:r>
+    </w:p>
+    <w:p>
+      <w:pPr>
+        <w:spacing w:after="100" w:before="80"/>
+        <w:jc w:val="center"/>
+      </w:pPr>
+      <w:r>
+        <w:drawing>
+          <wp:inline distT="0" distB="0" distL="0" distR="0">
+            <wp:extent cx="4476750" cy="2085975"/>
+            <wp:effectExtent t="0" r="0" b="0" l="0"/>
+            <wp:docPr id="83" name=""/>
+            <wp:cNvGraphicFramePr>
+              <a:graphicFrameLocks xmlns:a="http://schemas.openxmlformats.org/drawingml/2006/main" noChangeAspect="1"/>
+            </wp:cNvGraphicFramePr>
+            <a:graphic xmlns:a="http://schemas.openxmlformats.org/drawingml/2006/main">
+              <a:graphicData uri="http://schemas.openxmlformats.org/drawingml/2006/picture">
+                <pic:pic xmlns:pic="http://schemas.openxmlformats.org/drawingml/2006/picture">
+                  <pic:nvPicPr>
+                    <pic:cNvPr id="0" name="" descr=""/>
+                    <pic:cNvPicPr>
+                      <a:picLocks noChangeAspect="1" noChangeArrowheads="1"/>
+                    </pic:cNvPicPr>
+                  </pic:nvPicPr>
+                  <pic:blipFill>
+                    <a:blip r:embed="rId91" cstate="none"/>
+                    <a:srcRect/>
+                    <a:stretch>
+                      <a:fillRect/>
+                    </a:stretch>
+                  </pic:blipFill>
+                  <pic:spPr bwMode="auto">
+                    <a:xfrm>
+                      <a:off x="0" y="0"/>
+                      <a:ext cx="4476750" cy="2085975"/>
+                    </a:xfrm>
+                    <a:prstGeom prst="rect">
+                      <a:avLst/>
+                    </a:prstGeom>
+                  </pic:spPr>
+                </pic:pic>
+              </a:graphicData>
+            </a:graphic>
+          </wp:inline>
+        </w:drawing>
       </w:r>
     </w:p>
     <w:p>
@@ -11782,6 +14480,52 @@
     </w:p>
     <w:p>
       <w:pPr>
+        <w:spacing w:after="100" w:before="80"/>
+        <w:jc w:val="center"/>
+      </w:pPr>
+      <w:r>
+        <w:drawing>
+          <wp:inline distT="0" distB="0" distL="0" distR="0">
+            <wp:extent cx="4476750" cy="1876425"/>
+            <wp:effectExtent t="0" r="0" b="0" l="0"/>
+            <wp:docPr id="84" name=""/>
+            <wp:cNvGraphicFramePr>
+              <a:graphicFrameLocks xmlns:a="http://schemas.openxmlformats.org/drawingml/2006/main" noChangeAspect="1"/>
+            </wp:cNvGraphicFramePr>
+            <a:graphic xmlns:a="http://schemas.openxmlformats.org/drawingml/2006/main">
+              <a:graphicData uri="http://schemas.openxmlformats.org/drawingml/2006/picture">
+                <pic:pic xmlns:pic="http://schemas.openxmlformats.org/drawingml/2006/picture">
+                  <pic:nvPicPr>
+                    <pic:cNvPr id="0" name="" descr=""/>
+                    <pic:cNvPicPr>
+                      <a:picLocks noChangeAspect="1" noChangeArrowheads="1"/>
+                    </pic:cNvPicPr>
+                  </pic:nvPicPr>
+                  <pic:blipFill>
+                    <a:blip r:embed="rId92" cstate="none"/>
+                    <a:srcRect/>
+                    <a:stretch>
+                      <a:fillRect/>
+                    </a:stretch>
+                  </pic:blipFill>
+                  <pic:spPr bwMode="auto">
+                    <a:xfrm>
+                      <a:off x="0" y="0"/>
+                      <a:ext cx="4476750" cy="1876425"/>
+                    </a:xfrm>
+                    <a:prstGeom prst="rect">
+                      <a:avLst/>
+                    </a:prstGeom>
+                  </pic:spPr>
+                </pic:pic>
+              </a:graphicData>
+            </a:graphic>
+          </wp:inline>
+        </w:drawing>
+      </w:r>
+    </w:p>
+    <w:p>
+      <w:pPr>
         <w:spacing w:after="60" w:line="300"/>
         <w:ind w:left="360"/>
         <w:jc w:val="left"/>
@@ -12053,6 +14797,52 @@
     </w:p>
     <w:p>
       <w:pPr>
+        <w:spacing w:after="100" w:before="80"/>
+        <w:jc w:val="center"/>
+      </w:pPr>
+      <w:r>
+        <w:drawing>
+          <wp:inline distT="0" distB="0" distL="0" distR="0">
+            <wp:extent cx="4476750" cy="2038350"/>
+            <wp:effectExtent t="0" r="0" b="0" l="0"/>
+            <wp:docPr id="85" name=""/>
+            <wp:cNvGraphicFramePr>
+              <a:graphicFrameLocks xmlns:a="http://schemas.openxmlformats.org/drawingml/2006/main" noChangeAspect="1"/>
+            </wp:cNvGraphicFramePr>
+            <a:graphic xmlns:a="http://schemas.openxmlformats.org/drawingml/2006/main">
+              <a:graphicData uri="http://schemas.openxmlformats.org/drawingml/2006/picture">
+                <pic:pic xmlns:pic="http://schemas.openxmlformats.org/drawingml/2006/picture">
+                  <pic:nvPicPr>
+                    <pic:cNvPr id="0" name="" descr=""/>
+                    <pic:cNvPicPr>
+                      <a:picLocks noChangeAspect="1" noChangeArrowheads="1"/>
+                    </pic:cNvPicPr>
+                  </pic:nvPicPr>
+                  <pic:blipFill>
+                    <a:blip r:embed="rId93" cstate="none"/>
+                    <a:srcRect/>
+                    <a:stretch>
+                      <a:fillRect/>
+                    </a:stretch>
+                  </pic:blipFill>
+                  <pic:spPr bwMode="auto">
+                    <a:xfrm>
+                      <a:off x="0" y="0"/>
+                      <a:ext cx="4476750" cy="2038350"/>
+                    </a:xfrm>
+                    <a:prstGeom prst="rect">
+                      <a:avLst/>
+                    </a:prstGeom>
+                  </pic:spPr>
+                </pic:pic>
+              </a:graphicData>
+            </a:graphic>
+          </wp:inline>
+        </w:drawing>
+      </w:r>
+    </w:p>
+    <w:p>
+      <w:pPr>
         <w:spacing w:after="60" w:line="300"/>
         <w:ind w:left="360"/>
         <w:jc w:val="left"/>
@@ -12112,6 +14902,52 @@
     </w:p>
     <w:p>
       <w:pPr>
+        <w:spacing w:after="100" w:before="80"/>
+        <w:jc w:val="center"/>
+      </w:pPr>
+      <w:r>
+        <w:drawing>
+          <wp:inline distT="0" distB="0" distL="0" distR="0">
+            <wp:extent cx="4476750" cy="2038350"/>
+            <wp:effectExtent t="0" r="0" b="0" l="0"/>
+            <wp:docPr id="86" name=""/>
+            <wp:cNvGraphicFramePr>
+              <a:graphicFrameLocks xmlns:a="http://schemas.openxmlformats.org/drawingml/2006/main" noChangeAspect="1"/>
+            </wp:cNvGraphicFramePr>
+            <a:graphic xmlns:a="http://schemas.openxmlformats.org/drawingml/2006/main">
+              <a:graphicData uri="http://schemas.openxmlformats.org/drawingml/2006/picture">
+                <pic:pic xmlns:pic="http://schemas.openxmlformats.org/drawingml/2006/picture">
+                  <pic:nvPicPr>
+                    <pic:cNvPr id="0" name="" descr=""/>
+                    <pic:cNvPicPr>
+                      <a:picLocks noChangeAspect="1" noChangeArrowheads="1"/>
+                    </pic:cNvPicPr>
+                  </pic:nvPicPr>
+                  <pic:blipFill>
+                    <a:blip r:embed="rId94" cstate="none"/>
+                    <a:srcRect/>
+                    <a:stretch>
+                      <a:fillRect/>
+                    </a:stretch>
+                  </pic:blipFill>
+                  <pic:spPr bwMode="auto">
+                    <a:xfrm>
+                      <a:off x="0" y="0"/>
+                      <a:ext cx="4476750" cy="2038350"/>
+                    </a:xfrm>
+                    <a:prstGeom prst="rect">
+                      <a:avLst/>
+                    </a:prstGeom>
+                  </pic:spPr>
+                </pic:pic>
+              </a:graphicData>
+            </a:graphic>
+          </wp:inline>
+        </w:drawing>
+      </w:r>
+    </w:p>
+    <w:p>
+      <w:pPr>
         <w:spacing w:after="60" w:line="300"/>
         <w:ind w:left="360"/>
         <w:jc w:val="left"/>
@@ -12147,26 +14983,6 @@
           <w:sz w:val="24"/>
           <w:szCs w:val="24"/>
         </w:rPr>
-        <w:t xml:space="preserve">818 638 − 331 464 = 487 174.</w:t>
-      </w:r>
-    </w:p>
-    <w:p>
-      <w:pPr>
-        <w:spacing w:after="60" w:line="300"/>
-        <w:ind w:left="360"/>
-        <w:jc w:val="left"/>
-      </w:pPr>
-      <w:r>
-        <w:rPr>
-          <w:rFonts w:ascii="Times New Roman" w:cs="Times New Roman" w:eastAsia="Times New Roman" w:hAnsi="Times New Roman"/>
-          <w:b w:val="false"/>
-          <w:bCs w:val="false"/>
-          <w:i w:val="false"/>
-          <w:iCs w:val="false"/>
-          <w:color w:val="000000"/>
-          <w:sz w:val="24"/>
-          <w:szCs w:val="24"/>
-        </w:rPr>
         <w:t xml:space="preserve">Vérification par l’addition : 487 174 + 331 464 = 818 638 ✓</w:t>
       </w:r>
     </w:p>
@@ -12191,42 +15007,48 @@
     </w:p>
     <w:p>
       <w:pPr>
-        <w:spacing w:after="60" w:line="300"/>
-        <w:ind w:left="360"/>
-        <w:jc w:val="left"/>
-      </w:pPr>
-      <w:r>
-        <w:rPr>
-          <w:rFonts w:ascii="Times New Roman" w:cs="Times New Roman" w:eastAsia="Times New Roman" w:hAnsi="Times New Roman"/>
-          <w:b w:val="false"/>
-          <w:bCs w:val="false"/>
-          <w:i w:val="false"/>
-          <w:iCs w:val="false"/>
-          <w:color w:val="000000"/>
-          <w:sz w:val="24"/>
-          <w:szCs w:val="24"/>
-        </w:rPr>
-        <w:t xml:space="preserve">On décompose le multiplicateur : 94 = 90 + 4.</w:t>
-      </w:r>
-    </w:p>
-    <w:p>
-      <w:pPr>
-        <w:spacing w:after="60" w:line="300"/>
-        <w:ind w:left="360"/>
-        <w:jc w:val="left"/>
-      </w:pPr>
-      <w:r>
-        <w:rPr>
-          <w:rFonts w:ascii="Times New Roman" w:cs="Times New Roman" w:eastAsia="Times New Roman" w:hAnsi="Times New Roman"/>
-          <w:b w:val="false"/>
-          <w:bCs w:val="false"/>
-          <w:i w:val="false"/>
-          <w:iCs w:val="false"/>
-          <w:color w:val="000000"/>
-          <w:sz w:val="24"/>
-          <w:szCs w:val="24"/>
-        </w:rPr>
-        <w:t xml:space="preserve">889 × 90 = 80 010  et  889 × 4 = 3 556.</w:t>
+        <w:spacing w:after="100" w:before="80"/>
+        <w:jc w:val="center"/>
+      </w:pPr>
+      <w:r>
+        <w:drawing>
+          <wp:inline distT="0" distB="0" distL="0" distR="0">
+            <wp:extent cx="4476750" cy="2533650"/>
+            <wp:effectExtent t="0" r="0" b="0" l="0"/>
+            <wp:docPr id="87" name=""/>
+            <wp:cNvGraphicFramePr>
+              <a:graphicFrameLocks xmlns:a="http://schemas.openxmlformats.org/drawingml/2006/main" noChangeAspect="1"/>
+            </wp:cNvGraphicFramePr>
+            <a:graphic xmlns:a="http://schemas.openxmlformats.org/drawingml/2006/main">
+              <a:graphicData uri="http://schemas.openxmlformats.org/drawingml/2006/picture">
+                <pic:pic xmlns:pic="http://schemas.openxmlformats.org/drawingml/2006/picture">
+                  <pic:nvPicPr>
+                    <pic:cNvPr id="0" name="" descr=""/>
+                    <pic:cNvPicPr>
+                      <a:picLocks noChangeAspect="1" noChangeArrowheads="1"/>
+                    </pic:cNvPicPr>
+                  </pic:nvPicPr>
+                  <pic:blipFill>
+                    <a:blip r:embed="rId95" cstate="none"/>
+                    <a:srcRect/>
+                    <a:stretch>
+                      <a:fillRect/>
+                    </a:stretch>
+                  </pic:blipFill>
+                  <pic:spPr bwMode="auto">
+                    <a:xfrm>
+                      <a:off x="0" y="0"/>
+                      <a:ext cx="4476750" cy="2533650"/>
+                    </a:xfrm>
+                    <a:prstGeom prst="rect">
+                      <a:avLst/>
+                    </a:prstGeom>
+                  </pic:spPr>
+                </pic:pic>
+              </a:graphicData>
+            </a:graphic>
+          </wp:inline>
+        </w:drawing>
       </w:r>
     </w:p>
     <w:p>
@@ -12290,6 +15112,52 @@
     </w:p>
     <w:p>
       <w:pPr>
+        <w:spacing w:after="100" w:before="80"/>
+        <w:jc w:val="center"/>
+      </w:pPr>
+      <w:r>
+        <w:drawing>
+          <wp:inline distT="0" distB="0" distL="0" distR="0">
+            <wp:extent cx="4476750" cy="3048000"/>
+            <wp:effectExtent t="0" r="0" b="0" l="0"/>
+            <wp:docPr id="88" name=""/>
+            <wp:cNvGraphicFramePr>
+              <a:graphicFrameLocks xmlns:a="http://schemas.openxmlformats.org/drawingml/2006/main" noChangeAspect="1"/>
+            </wp:cNvGraphicFramePr>
+            <a:graphic xmlns:a="http://schemas.openxmlformats.org/drawingml/2006/main">
+              <a:graphicData uri="http://schemas.openxmlformats.org/drawingml/2006/picture">
+                <pic:pic xmlns:pic="http://schemas.openxmlformats.org/drawingml/2006/picture">
+                  <pic:nvPicPr>
+                    <pic:cNvPr id="0" name="" descr=""/>
+                    <pic:cNvPicPr>
+                      <a:picLocks noChangeAspect="1" noChangeArrowheads="1"/>
+                    </pic:cNvPicPr>
+                  </pic:nvPicPr>
+                  <pic:blipFill>
+                    <a:blip r:embed="rId96" cstate="none"/>
+                    <a:srcRect/>
+                    <a:stretch>
+                      <a:fillRect/>
+                    </a:stretch>
+                  </pic:blipFill>
+                  <pic:spPr bwMode="auto">
+                    <a:xfrm>
+                      <a:off x="0" y="0"/>
+                      <a:ext cx="4476750" cy="3048000"/>
+                    </a:xfrm>
+                    <a:prstGeom prst="rect">
+                      <a:avLst/>
+                    </a:prstGeom>
+                  </pic:spPr>
+                </pic:pic>
+              </a:graphicData>
+            </a:graphic>
+          </wp:inline>
+        </w:drawing>
+      </w:r>
+    </w:p>
+    <w:p>
+      <w:pPr>
         <w:spacing w:after="60" w:line="300"/>
         <w:ind w:left="360"/>
         <w:jc w:val="left"/>
@@ -12345,26 +15213,6 @@
           <w:sz w:val="24"/>
           <w:szCs w:val="24"/>
         </w:rPr>
-        <w:t xml:space="preserve">Vérification : 18 × 75 + 7 = 1 350 + 7 = 1 357 ✓ (le reste 7 est bien plus petit que 18).</w:t>
-      </w:r>
-    </w:p>
-    <w:p>
-      <w:pPr>
-        <w:spacing w:after="60" w:line="300"/>
-        <w:ind w:left="360"/>
-        <w:jc w:val="left"/>
-      </w:pPr>
-      <w:r>
-        <w:rPr>
-          <w:rFonts w:ascii="Times New Roman" w:cs="Times New Roman" w:eastAsia="Times New Roman" w:hAnsi="Times New Roman"/>
-          <w:b w:val="false"/>
-          <w:bCs w:val="false"/>
-          <w:i w:val="false"/>
-          <w:iCs w:val="false"/>
-          <w:color w:val="000000"/>
-          <w:sz w:val="24"/>
-          <w:szCs w:val="24"/>
-        </w:rPr>
         <w:t xml:space="preserve">Croix de la preuve par 9 : H 9 × B 3 + reste 7 → 7, comme 1 357 → 7 ✓</w:t>
       </w:r>
     </w:p>
@@ -12385,6 +15233,52 @@
           <w:szCs w:val="24"/>
         </w:rPr>
         <w:t xml:space="preserve">5.</w:t>
+      </w:r>
+    </w:p>
+    <w:p>
+      <w:pPr>
+        <w:spacing w:after="100" w:before="80"/>
+        <w:jc w:val="center"/>
+      </w:pPr>
+      <w:r>
+        <w:drawing>
+          <wp:inline distT="0" distB="0" distL="0" distR="0">
+            <wp:extent cx="4476750" cy="2085975"/>
+            <wp:effectExtent t="0" r="0" b="0" l="0"/>
+            <wp:docPr id="89" name=""/>
+            <wp:cNvGraphicFramePr>
+              <a:graphicFrameLocks xmlns:a="http://schemas.openxmlformats.org/drawingml/2006/main" noChangeAspect="1"/>
+            </wp:cNvGraphicFramePr>
+            <a:graphic xmlns:a="http://schemas.openxmlformats.org/drawingml/2006/main">
+              <a:graphicData uri="http://schemas.openxmlformats.org/drawingml/2006/picture">
+                <pic:pic xmlns:pic="http://schemas.openxmlformats.org/drawingml/2006/picture">
+                  <pic:nvPicPr>
+                    <pic:cNvPr id="0" name="" descr=""/>
+                    <pic:cNvPicPr>
+                      <a:picLocks noChangeAspect="1" noChangeArrowheads="1"/>
+                    </pic:cNvPicPr>
+                  </pic:nvPicPr>
+                  <pic:blipFill>
+                    <a:blip r:embed="rId97" cstate="none"/>
+                    <a:srcRect/>
+                    <a:stretch>
+                      <a:fillRect/>
+                    </a:stretch>
+                  </pic:blipFill>
+                  <pic:spPr bwMode="auto">
+                    <a:xfrm>
+                      <a:off x="0" y="0"/>
+                      <a:ext cx="4476750" cy="2085975"/>
+                    </a:xfrm>
+                    <a:prstGeom prst="rect">
+                      <a:avLst/>
+                    </a:prstGeom>
+                  </pic:spPr>
+                </pic:pic>
+              </a:graphicData>
+            </a:graphic>
+          </wp:inline>
+        </w:drawing>
       </w:r>
     </w:p>
     <w:p>
@@ -12583,6 +15477,52 @@
     </w:p>
     <w:p>
       <w:pPr>
+        <w:spacing w:after="100" w:before="80"/>
+        <w:jc w:val="center"/>
+      </w:pPr>
+      <w:r>
+        <w:drawing>
+          <wp:inline distT="0" distB="0" distL="0" distR="0">
+            <wp:extent cx="4476750" cy="1876425"/>
+            <wp:effectExtent t="0" r="0" b="0" l="0"/>
+            <wp:docPr id="90" name=""/>
+            <wp:cNvGraphicFramePr>
+              <a:graphicFrameLocks xmlns:a="http://schemas.openxmlformats.org/drawingml/2006/main" noChangeAspect="1"/>
+            </wp:cNvGraphicFramePr>
+            <a:graphic xmlns:a="http://schemas.openxmlformats.org/drawingml/2006/main">
+              <a:graphicData uri="http://schemas.openxmlformats.org/drawingml/2006/picture">
+                <pic:pic xmlns:pic="http://schemas.openxmlformats.org/drawingml/2006/picture">
+                  <pic:nvPicPr>
+                    <pic:cNvPr id="0" name="" descr=""/>
+                    <pic:cNvPicPr>
+                      <a:picLocks noChangeAspect="1" noChangeArrowheads="1"/>
+                    </pic:cNvPicPr>
+                  </pic:nvPicPr>
+                  <pic:blipFill>
+                    <a:blip r:embed="rId98" cstate="none"/>
+                    <a:srcRect/>
+                    <a:stretch>
+                      <a:fillRect/>
+                    </a:stretch>
+                  </pic:blipFill>
+                  <pic:spPr bwMode="auto">
+                    <a:xfrm>
+                      <a:off x="0" y="0"/>
+                      <a:ext cx="4476750" cy="1876425"/>
+                    </a:xfrm>
+                    <a:prstGeom prst="rect">
+                      <a:avLst/>
+                    </a:prstGeom>
+                  </pic:spPr>
+                </pic:pic>
+              </a:graphicData>
+            </a:graphic>
+          </wp:inline>
+        </w:drawing>
+      </w:r>
+    </w:p>
+    <w:p>
+      <w:pPr>
         <w:spacing w:after="60" w:line="300"/>
         <w:ind w:left="360"/>
         <w:jc w:val="left"/>
@@ -12881,6 +15821,52 @@
     </w:p>
     <w:p>
       <w:pPr>
+        <w:spacing w:after="100" w:before="80"/>
+        <w:jc w:val="center"/>
+      </w:pPr>
+      <w:r>
+        <w:drawing>
+          <wp:inline distT="0" distB="0" distL="0" distR="0">
+            <wp:extent cx="4476750" cy="2038350"/>
+            <wp:effectExtent t="0" r="0" b="0" l="0"/>
+            <wp:docPr id="91" name=""/>
+            <wp:cNvGraphicFramePr>
+              <a:graphicFrameLocks xmlns:a="http://schemas.openxmlformats.org/drawingml/2006/main" noChangeAspect="1"/>
+            </wp:cNvGraphicFramePr>
+            <a:graphic xmlns:a="http://schemas.openxmlformats.org/drawingml/2006/main">
+              <a:graphicData uri="http://schemas.openxmlformats.org/drawingml/2006/picture">
+                <pic:pic xmlns:pic="http://schemas.openxmlformats.org/drawingml/2006/picture">
+                  <pic:nvPicPr>
+                    <pic:cNvPr id="0" name="" descr=""/>
+                    <pic:cNvPicPr>
+                      <a:picLocks noChangeAspect="1" noChangeArrowheads="1"/>
+                    </pic:cNvPicPr>
+                  </pic:nvPicPr>
+                  <pic:blipFill>
+                    <a:blip r:embed="rId99" cstate="none"/>
+                    <a:srcRect/>
+                    <a:stretch>
+                      <a:fillRect/>
+                    </a:stretch>
+                  </pic:blipFill>
+                  <pic:spPr bwMode="auto">
+                    <a:xfrm>
+                      <a:off x="0" y="0"/>
+                      <a:ext cx="4476750" cy="2038350"/>
+                    </a:xfrm>
+                    <a:prstGeom prst="rect">
+                      <a:avLst/>
+                    </a:prstGeom>
+                  </pic:spPr>
+                </pic:pic>
+              </a:graphicData>
+            </a:graphic>
+          </wp:inline>
+        </w:drawing>
+      </w:r>
+    </w:p>
+    <w:p>
+      <w:pPr>
         <w:spacing w:after="60" w:line="300"/>
         <w:ind w:left="360"/>
         <w:jc w:val="left"/>
@@ -12940,6 +15926,52 @@
     </w:p>
     <w:p>
       <w:pPr>
+        <w:spacing w:after="100" w:before="80"/>
+        <w:jc w:val="center"/>
+      </w:pPr>
+      <w:r>
+        <w:drawing>
+          <wp:inline distT="0" distB="0" distL="0" distR="0">
+            <wp:extent cx="4476750" cy="2038350"/>
+            <wp:effectExtent t="0" r="0" b="0" l="0"/>
+            <wp:docPr id="92" name=""/>
+            <wp:cNvGraphicFramePr>
+              <a:graphicFrameLocks xmlns:a="http://schemas.openxmlformats.org/drawingml/2006/main" noChangeAspect="1"/>
+            </wp:cNvGraphicFramePr>
+            <a:graphic xmlns:a="http://schemas.openxmlformats.org/drawingml/2006/main">
+              <a:graphicData uri="http://schemas.openxmlformats.org/drawingml/2006/picture">
+                <pic:pic xmlns:pic="http://schemas.openxmlformats.org/drawingml/2006/picture">
+                  <pic:nvPicPr>
+                    <pic:cNvPr id="0" name="" descr=""/>
+                    <pic:cNvPicPr>
+                      <a:picLocks noChangeAspect="1" noChangeArrowheads="1"/>
+                    </pic:cNvPicPr>
+                  </pic:nvPicPr>
+                  <pic:blipFill>
+                    <a:blip r:embed="rId100" cstate="none"/>
+                    <a:srcRect/>
+                    <a:stretch>
+                      <a:fillRect/>
+                    </a:stretch>
+                  </pic:blipFill>
+                  <pic:spPr bwMode="auto">
+                    <a:xfrm>
+                      <a:off x="0" y="0"/>
+                      <a:ext cx="4476750" cy="2038350"/>
+                    </a:xfrm>
+                    <a:prstGeom prst="rect">
+                      <a:avLst/>
+                    </a:prstGeom>
+                  </pic:spPr>
+                </pic:pic>
+              </a:graphicData>
+            </a:graphic>
+          </wp:inline>
+        </w:drawing>
+      </w:r>
+    </w:p>
+    <w:p>
+      <w:pPr>
         <w:spacing w:after="60" w:line="300"/>
         <w:ind w:left="360"/>
         <w:jc w:val="left"/>
@@ -12975,26 +16007,6 @@
           <w:sz w:val="24"/>
           <w:szCs w:val="24"/>
         </w:rPr>
-        <w:t xml:space="preserve">412 955 − 228 491 = 184 464.</w:t>
-      </w:r>
-    </w:p>
-    <w:p>
-      <w:pPr>
-        <w:spacing w:after="60" w:line="300"/>
-        <w:ind w:left="360"/>
-        <w:jc w:val="left"/>
-      </w:pPr>
-      <w:r>
-        <w:rPr>
-          <w:rFonts w:ascii="Times New Roman" w:cs="Times New Roman" w:eastAsia="Times New Roman" w:hAnsi="Times New Roman"/>
-          <w:b w:val="false"/>
-          <w:bCs w:val="false"/>
-          <w:i w:val="false"/>
-          <w:iCs w:val="false"/>
-          <w:color w:val="000000"/>
-          <w:sz w:val="24"/>
-          <w:szCs w:val="24"/>
-        </w:rPr>
         <w:t xml:space="preserve">Vérification par l’addition : 184 464 + 228 491 = 412 955 ✓</w:t>
       </w:r>
     </w:p>
@@ -13019,42 +16031,48 @@
     </w:p>
     <w:p>
       <w:pPr>
-        <w:spacing w:after="60" w:line="300"/>
-        <w:ind w:left="360"/>
-        <w:jc w:val="left"/>
-      </w:pPr>
-      <w:r>
-        <w:rPr>
-          <w:rFonts w:ascii="Times New Roman" w:cs="Times New Roman" w:eastAsia="Times New Roman" w:hAnsi="Times New Roman"/>
-          <w:b w:val="false"/>
-          <w:bCs w:val="false"/>
-          <w:i w:val="false"/>
-          <w:iCs w:val="false"/>
-          <w:color w:val="000000"/>
-          <w:sz w:val="24"/>
-          <w:szCs w:val="24"/>
-        </w:rPr>
-        <w:t xml:space="preserve">On décompose le multiplicateur : 89 = 80 + 9.</w:t>
-      </w:r>
-    </w:p>
-    <w:p>
-      <w:pPr>
-        <w:spacing w:after="60" w:line="300"/>
-        <w:ind w:left="360"/>
-        <w:jc w:val="left"/>
-      </w:pPr>
-      <w:r>
-        <w:rPr>
-          <w:rFonts w:ascii="Times New Roman" w:cs="Times New Roman" w:eastAsia="Times New Roman" w:hAnsi="Times New Roman"/>
-          <w:b w:val="false"/>
-          <w:bCs w:val="false"/>
-          <w:i w:val="false"/>
-          <w:iCs w:val="false"/>
-          <w:color w:val="000000"/>
-          <w:sz w:val="24"/>
-          <w:szCs w:val="24"/>
-        </w:rPr>
-        <w:t xml:space="preserve">448 × 80 = 35 840  et  448 × 9 = 4 032.</w:t>
+        <w:spacing w:after="100" w:before="80"/>
+        <w:jc w:val="center"/>
+      </w:pPr>
+      <w:r>
+        <w:drawing>
+          <wp:inline distT="0" distB="0" distL="0" distR="0">
+            <wp:extent cx="4476750" cy="2533650"/>
+            <wp:effectExtent t="0" r="0" b="0" l="0"/>
+            <wp:docPr id="93" name=""/>
+            <wp:cNvGraphicFramePr>
+              <a:graphicFrameLocks xmlns:a="http://schemas.openxmlformats.org/drawingml/2006/main" noChangeAspect="1"/>
+            </wp:cNvGraphicFramePr>
+            <a:graphic xmlns:a="http://schemas.openxmlformats.org/drawingml/2006/main">
+              <a:graphicData uri="http://schemas.openxmlformats.org/drawingml/2006/picture">
+                <pic:pic xmlns:pic="http://schemas.openxmlformats.org/drawingml/2006/picture">
+                  <pic:nvPicPr>
+                    <pic:cNvPr id="0" name="" descr=""/>
+                    <pic:cNvPicPr>
+                      <a:picLocks noChangeAspect="1" noChangeArrowheads="1"/>
+                    </pic:cNvPicPr>
+                  </pic:nvPicPr>
+                  <pic:blipFill>
+                    <a:blip r:embed="rId101" cstate="none"/>
+                    <a:srcRect/>
+                    <a:stretch>
+                      <a:fillRect/>
+                    </a:stretch>
+                  </pic:blipFill>
+                  <pic:spPr bwMode="auto">
+                    <a:xfrm>
+                      <a:off x="0" y="0"/>
+                      <a:ext cx="4476750" cy="2533650"/>
+                    </a:xfrm>
+                    <a:prstGeom prst="rect">
+                      <a:avLst/>
+                    </a:prstGeom>
+                  </pic:spPr>
+                </pic:pic>
+              </a:graphicData>
+            </a:graphic>
+          </wp:inline>
+        </w:drawing>
       </w:r>
     </w:p>
     <w:p>
@@ -13118,6 +16136,52 @@
     </w:p>
     <w:p>
       <w:pPr>
+        <w:spacing w:after="100" w:before="80"/>
+        <w:jc w:val="center"/>
+      </w:pPr>
+      <w:r>
+        <w:drawing>
+          <wp:inline distT="0" distB="0" distL="0" distR="0">
+            <wp:extent cx="4476750" cy="2733675"/>
+            <wp:effectExtent t="0" r="0" b="0" l="0"/>
+            <wp:docPr id="94" name=""/>
+            <wp:cNvGraphicFramePr>
+              <a:graphicFrameLocks xmlns:a="http://schemas.openxmlformats.org/drawingml/2006/main" noChangeAspect="1"/>
+            </wp:cNvGraphicFramePr>
+            <a:graphic xmlns:a="http://schemas.openxmlformats.org/drawingml/2006/main">
+              <a:graphicData uri="http://schemas.openxmlformats.org/drawingml/2006/picture">
+                <pic:pic xmlns:pic="http://schemas.openxmlformats.org/drawingml/2006/picture">
+                  <pic:nvPicPr>
+                    <pic:cNvPr id="0" name="" descr=""/>
+                    <pic:cNvPicPr>
+                      <a:picLocks noChangeAspect="1" noChangeArrowheads="1"/>
+                    </pic:cNvPicPr>
+                  </pic:nvPicPr>
+                  <pic:blipFill>
+                    <a:blip r:embed="rId102" cstate="none"/>
+                    <a:srcRect/>
+                    <a:stretch>
+                      <a:fillRect/>
+                    </a:stretch>
+                  </pic:blipFill>
+                  <pic:spPr bwMode="auto">
+                    <a:xfrm>
+                      <a:off x="0" y="0"/>
+                      <a:ext cx="4476750" cy="2733675"/>
+                    </a:xfrm>
+                    <a:prstGeom prst="rect">
+                      <a:avLst/>
+                    </a:prstGeom>
+                  </pic:spPr>
+                </pic:pic>
+              </a:graphicData>
+            </a:graphic>
+          </wp:inline>
+        </w:drawing>
+      </w:r>
+    </w:p>
+    <w:p>
+      <w:pPr>
         <w:spacing w:after="60" w:line="300"/>
         <w:ind w:left="360"/>
         <w:jc w:val="left"/>
@@ -13173,26 +16237,6 @@
           <w:sz w:val="24"/>
           <w:szCs w:val="24"/>
         </w:rPr>
-        <w:t xml:space="preserve">Vérification : 15 × 37 + 11 = 555 + 11 = 566 ✓ (le reste 11 est bien plus petit que 15).</w:t>
-      </w:r>
-    </w:p>
-    <w:p>
-      <w:pPr>
-        <w:spacing w:after="60" w:line="300"/>
-        <w:ind w:left="360"/>
-        <w:jc w:val="left"/>
-      </w:pPr>
-      <w:r>
-        <w:rPr>
-          <w:rFonts w:ascii="Times New Roman" w:cs="Times New Roman" w:eastAsia="Times New Roman" w:hAnsi="Times New Roman"/>
-          <w:b w:val="false"/>
-          <w:bCs w:val="false"/>
-          <w:i w:val="false"/>
-          <w:iCs w:val="false"/>
-          <w:color w:val="000000"/>
-          <w:sz w:val="24"/>
-          <w:szCs w:val="24"/>
-        </w:rPr>
         <w:t xml:space="preserve">Croix de la preuve par 9 : H 6 × B 1 + reste 11 → 8, comme 566 → 8 ✓</w:t>
       </w:r>
     </w:p>
@@ -13213,6 +16257,52 @@
           <w:szCs w:val="24"/>
         </w:rPr>
         <w:t xml:space="preserve">5.</w:t>
+      </w:r>
+    </w:p>
+    <w:p>
+      <w:pPr>
+        <w:spacing w:after="100" w:before="80"/>
+        <w:jc w:val="center"/>
+      </w:pPr>
+      <w:r>
+        <w:drawing>
+          <wp:inline distT="0" distB="0" distL="0" distR="0">
+            <wp:extent cx="4476750" cy="2085975"/>
+            <wp:effectExtent t="0" r="0" b="0" l="0"/>
+            <wp:docPr id="95" name=""/>
+            <wp:cNvGraphicFramePr>
+              <a:graphicFrameLocks xmlns:a="http://schemas.openxmlformats.org/drawingml/2006/main" noChangeAspect="1"/>
+            </wp:cNvGraphicFramePr>
+            <a:graphic xmlns:a="http://schemas.openxmlformats.org/drawingml/2006/main">
+              <a:graphicData uri="http://schemas.openxmlformats.org/drawingml/2006/picture">
+                <pic:pic xmlns:pic="http://schemas.openxmlformats.org/drawingml/2006/picture">
+                  <pic:nvPicPr>
+                    <pic:cNvPr id="0" name="" descr=""/>
+                    <pic:cNvPicPr>
+                      <a:picLocks noChangeAspect="1" noChangeArrowheads="1"/>
+                    </pic:cNvPicPr>
+                  </pic:nvPicPr>
+                  <pic:blipFill>
+                    <a:blip r:embed="rId103" cstate="none"/>
+                    <a:srcRect/>
+                    <a:stretch>
+                      <a:fillRect/>
+                    </a:stretch>
+                  </pic:blipFill>
+                  <pic:spPr bwMode="auto">
+                    <a:xfrm>
+                      <a:off x="0" y="0"/>
+                      <a:ext cx="4476750" cy="2085975"/>
+                    </a:xfrm>
+                    <a:prstGeom prst="rect">
+                      <a:avLst/>
+                    </a:prstGeom>
+                  </pic:spPr>
+                </pic:pic>
+              </a:graphicData>
+            </a:graphic>
+          </wp:inline>
+        </w:drawing>
       </w:r>
     </w:p>
     <w:p>
@@ -13344,6 +16434,52 @@
     </w:p>
     <w:p>
       <w:pPr>
+        <w:spacing w:after="100" w:before="80"/>
+        <w:jc w:val="center"/>
+      </w:pPr>
+      <w:r>
+        <w:drawing>
+          <wp:inline distT="0" distB="0" distL="0" distR="0">
+            <wp:extent cx="4476750" cy="2152650"/>
+            <wp:effectExtent t="0" r="0" b="0" l="0"/>
+            <wp:docPr id="96" name=""/>
+            <wp:cNvGraphicFramePr>
+              <a:graphicFrameLocks xmlns:a="http://schemas.openxmlformats.org/drawingml/2006/main" noChangeAspect="1"/>
+            </wp:cNvGraphicFramePr>
+            <a:graphic xmlns:a="http://schemas.openxmlformats.org/drawingml/2006/main">
+              <a:graphicData uri="http://schemas.openxmlformats.org/drawingml/2006/picture">
+                <pic:pic xmlns:pic="http://schemas.openxmlformats.org/drawingml/2006/picture">
+                  <pic:nvPicPr>
+                    <pic:cNvPr id="0" name="" descr=""/>
+                    <pic:cNvPicPr>
+                      <a:picLocks noChangeAspect="1" noChangeArrowheads="1"/>
+                    </pic:cNvPicPr>
+                  </pic:nvPicPr>
+                  <pic:blipFill>
+                    <a:blip r:embed="rId104" cstate="none"/>
+                    <a:srcRect/>
+                    <a:stretch>
+                      <a:fillRect/>
+                    </a:stretch>
+                  </pic:blipFill>
+                  <pic:spPr bwMode="auto">
+                    <a:xfrm>
+                      <a:off x="0" y="0"/>
+                      <a:ext cx="4476750" cy="2152650"/>
+                    </a:xfrm>
+                    <a:prstGeom prst="rect">
+                      <a:avLst/>
+                    </a:prstGeom>
+                  </pic:spPr>
+                </pic:pic>
+              </a:graphicData>
+            </a:graphic>
+          </wp:inline>
+        </w:drawing>
+      </w:r>
+    </w:p>
+    <w:p>
+      <w:pPr>
         <w:spacing w:after="60" w:line="300"/>
         <w:ind w:left="360"/>
         <w:jc w:val="left"/>
@@ -13642,6 +16778,52 @@
     </w:p>
     <w:p>
       <w:pPr>
+        <w:spacing w:after="100" w:before="80"/>
+        <w:jc w:val="center"/>
+      </w:pPr>
+      <w:r>
+        <w:drawing>
+          <wp:inline distT="0" distB="0" distL="0" distR="0">
+            <wp:extent cx="4476750" cy="2038350"/>
+            <wp:effectExtent t="0" r="0" b="0" l="0"/>
+            <wp:docPr id="97" name=""/>
+            <wp:cNvGraphicFramePr>
+              <a:graphicFrameLocks xmlns:a="http://schemas.openxmlformats.org/drawingml/2006/main" noChangeAspect="1"/>
+            </wp:cNvGraphicFramePr>
+            <a:graphic xmlns:a="http://schemas.openxmlformats.org/drawingml/2006/main">
+              <a:graphicData uri="http://schemas.openxmlformats.org/drawingml/2006/picture">
+                <pic:pic xmlns:pic="http://schemas.openxmlformats.org/drawingml/2006/picture">
+                  <pic:nvPicPr>
+                    <pic:cNvPr id="0" name="" descr=""/>
+                    <pic:cNvPicPr>
+                      <a:picLocks noChangeAspect="1" noChangeArrowheads="1"/>
+                    </pic:cNvPicPr>
+                  </pic:nvPicPr>
+                  <pic:blipFill>
+                    <a:blip r:embed="rId105" cstate="none"/>
+                    <a:srcRect/>
+                    <a:stretch>
+                      <a:fillRect/>
+                    </a:stretch>
+                  </pic:blipFill>
+                  <pic:spPr bwMode="auto">
+                    <a:xfrm>
+                      <a:off x="0" y="0"/>
+                      <a:ext cx="4476750" cy="2038350"/>
+                    </a:xfrm>
+                    <a:prstGeom prst="rect">
+                      <a:avLst/>
+                    </a:prstGeom>
+                  </pic:spPr>
+                </pic:pic>
+              </a:graphicData>
+            </a:graphic>
+          </wp:inline>
+        </w:drawing>
+      </w:r>
+    </w:p>
+    <w:p>
+      <w:pPr>
         <w:spacing w:after="60" w:line="300"/>
         <w:ind w:left="360"/>
         <w:jc w:val="left"/>
@@ -13701,6 +16883,52 @@
     </w:p>
     <w:p>
       <w:pPr>
+        <w:spacing w:after="100" w:before="80"/>
+        <w:jc w:val="center"/>
+      </w:pPr>
+      <w:r>
+        <w:drawing>
+          <wp:inline distT="0" distB="0" distL="0" distR="0">
+            <wp:extent cx="4476750" cy="2038350"/>
+            <wp:effectExtent t="0" r="0" b="0" l="0"/>
+            <wp:docPr id="98" name=""/>
+            <wp:cNvGraphicFramePr>
+              <a:graphicFrameLocks xmlns:a="http://schemas.openxmlformats.org/drawingml/2006/main" noChangeAspect="1"/>
+            </wp:cNvGraphicFramePr>
+            <a:graphic xmlns:a="http://schemas.openxmlformats.org/drawingml/2006/main">
+              <a:graphicData uri="http://schemas.openxmlformats.org/drawingml/2006/picture">
+                <pic:pic xmlns:pic="http://schemas.openxmlformats.org/drawingml/2006/picture">
+                  <pic:nvPicPr>
+                    <pic:cNvPr id="0" name="" descr=""/>
+                    <pic:cNvPicPr>
+                      <a:picLocks noChangeAspect="1" noChangeArrowheads="1"/>
+                    </pic:cNvPicPr>
+                  </pic:nvPicPr>
+                  <pic:blipFill>
+                    <a:blip r:embed="rId106" cstate="none"/>
+                    <a:srcRect/>
+                    <a:stretch>
+                      <a:fillRect/>
+                    </a:stretch>
+                  </pic:blipFill>
+                  <pic:spPr bwMode="auto">
+                    <a:xfrm>
+                      <a:off x="0" y="0"/>
+                      <a:ext cx="4476750" cy="2038350"/>
+                    </a:xfrm>
+                    <a:prstGeom prst="rect">
+                      <a:avLst/>
+                    </a:prstGeom>
+                  </pic:spPr>
+                </pic:pic>
+              </a:graphicData>
+            </a:graphic>
+          </wp:inline>
+        </w:drawing>
+      </w:r>
+    </w:p>
+    <w:p>
+      <w:pPr>
         <w:spacing w:after="60" w:line="300"/>
         <w:ind w:left="360"/>
         <w:jc w:val="left"/>
@@ -13736,26 +16964,6 @@
           <w:sz w:val="24"/>
           <w:szCs w:val="24"/>
         </w:rPr>
-        <w:t xml:space="preserve">592 444 − 510 356 = 82 088.</w:t>
-      </w:r>
-    </w:p>
-    <w:p>
-      <w:pPr>
-        <w:spacing w:after="60" w:line="300"/>
-        <w:ind w:left="360"/>
-        <w:jc w:val="left"/>
-      </w:pPr>
-      <w:r>
-        <w:rPr>
-          <w:rFonts w:ascii="Times New Roman" w:cs="Times New Roman" w:eastAsia="Times New Roman" w:hAnsi="Times New Roman"/>
-          <w:b w:val="false"/>
-          <w:bCs w:val="false"/>
-          <w:i w:val="false"/>
-          <w:iCs w:val="false"/>
-          <w:color w:val="000000"/>
-          <w:sz w:val="24"/>
-          <w:szCs w:val="24"/>
-        </w:rPr>
         <w:t xml:space="preserve">Vérification par l’addition : 82 088 + 510 356 = 592 444 ✓</w:t>
       </w:r>
     </w:p>
@@ -13780,42 +16988,48 @@
     </w:p>
     <w:p>
       <w:pPr>
-        <w:spacing w:after="60" w:line="300"/>
-        <w:ind w:left="360"/>
-        <w:jc w:val="left"/>
-      </w:pPr>
-      <w:r>
-        <w:rPr>
-          <w:rFonts w:ascii="Times New Roman" w:cs="Times New Roman" w:eastAsia="Times New Roman" w:hAnsi="Times New Roman"/>
-          <w:b w:val="false"/>
-          <w:bCs w:val="false"/>
-          <w:i w:val="false"/>
-          <w:iCs w:val="false"/>
-          <w:color w:val="000000"/>
-          <w:sz w:val="24"/>
-          <w:szCs w:val="24"/>
-        </w:rPr>
-        <w:t xml:space="preserve">On décompose le multiplicateur : 65 = 60 + 5.</w:t>
-      </w:r>
-    </w:p>
-    <w:p>
-      <w:pPr>
-        <w:spacing w:after="60" w:line="300"/>
-        <w:ind w:left="360"/>
-        <w:jc w:val="left"/>
-      </w:pPr>
-      <w:r>
-        <w:rPr>
-          <w:rFonts w:ascii="Times New Roman" w:cs="Times New Roman" w:eastAsia="Times New Roman" w:hAnsi="Times New Roman"/>
-          <w:b w:val="false"/>
-          <w:bCs w:val="false"/>
-          <w:i w:val="false"/>
-          <w:iCs w:val="false"/>
-          <w:color w:val="000000"/>
-          <w:sz w:val="24"/>
-          <w:szCs w:val="24"/>
-        </w:rPr>
-        <w:t xml:space="preserve">334 × 60 = 20 040  et  334 × 5 = 1 670.</w:t>
+        <w:spacing w:after="100" w:before="80"/>
+        <w:jc w:val="center"/>
+      </w:pPr>
+      <w:r>
+        <w:drawing>
+          <wp:inline distT="0" distB="0" distL="0" distR="0">
+            <wp:extent cx="4476750" cy="2533650"/>
+            <wp:effectExtent t="0" r="0" b="0" l="0"/>
+            <wp:docPr id="99" name=""/>
+            <wp:cNvGraphicFramePr>
+              <a:graphicFrameLocks xmlns:a="http://schemas.openxmlformats.org/drawingml/2006/main" noChangeAspect="1"/>
+            </wp:cNvGraphicFramePr>
+            <a:graphic xmlns:a="http://schemas.openxmlformats.org/drawingml/2006/main">
+              <a:graphicData uri="http://schemas.openxmlformats.org/drawingml/2006/picture">
+                <pic:pic xmlns:pic="http://schemas.openxmlformats.org/drawingml/2006/picture">
+                  <pic:nvPicPr>
+                    <pic:cNvPr id="0" name="" descr=""/>
+                    <pic:cNvPicPr>
+                      <a:picLocks noChangeAspect="1" noChangeArrowheads="1"/>
+                    </pic:cNvPicPr>
+                  </pic:nvPicPr>
+                  <pic:blipFill>
+                    <a:blip r:embed="rId107" cstate="none"/>
+                    <a:srcRect/>
+                    <a:stretch>
+                      <a:fillRect/>
+                    </a:stretch>
+                  </pic:blipFill>
+                  <pic:spPr bwMode="auto">
+                    <a:xfrm>
+                      <a:off x="0" y="0"/>
+                      <a:ext cx="4476750" cy="2533650"/>
+                    </a:xfrm>
+                    <a:prstGeom prst="rect">
+                      <a:avLst/>
+                    </a:prstGeom>
+                  </pic:spPr>
+                </pic:pic>
+              </a:graphicData>
+            </a:graphic>
+          </wp:inline>
+        </w:drawing>
       </w:r>
     </w:p>
     <w:p>
@@ -13879,6 +17093,52 @@
     </w:p>
     <w:p>
       <w:pPr>
+        <w:spacing w:after="100" w:before="80"/>
+        <w:jc w:val="center"/>
+      </w:pPr>
+      <w:r>
+        <w:drawing>
+          <wp:inline distT="0" distB="0" distL="0" distR="0">
+            <wp:extent cx="4476750" cy="3048000"/>
+            <wp:effectExtent t="0" r="0" b="0" l="0"/>
+            <wp:docPr id="100" name=""/>
+            <wp:cNvGraphicFramePr>
+              <a:graphicFrameLocks xmlns:a="http://schemas.openxmlformats.org/drawingml/2006/main" noChangeAspect="1"/>
+            </wp:cNvGraphicFramePr>
+            <a:graphic xmlns:a="http://schemas.openxmlformats.org/drawingml/2006/main">
+              <a:graphicData uri="http://schemas.openxmlformats.org/drawingml/2006/picture">
+                <pic:pic xmlns:pic="http://schemas.openxmlformats.org/drawingml/2006/picture">
+                  <pic:nvPicPr>
+                    <pic:cNvPr id="0" name="" descr=""/>
+                    <pic:cNvPicPr>
+                      <a:picLocks noChangeAspect="1" noChangeArrowheads="1"/>
+                    </pic:cNvPicPr>
+                  </pic:nvPicPr>
+                  <pic:blipFill>
+                    <a:blip r:embed="rId108" cstate="none"/>
+                    <a:srcRect/>
+                    <a:stretch>
+                      <a:fillRect/>
+                    </a:stretch>
+                  </pic:blipFill>
+                  <pic:spPr bwMode="auto">
+                    <a:xfrm>
+                      <a:off x="0" y="0"/>
+                      <a:ext cx="4476750" cy="3048000"/>
+                    </a:xfrm>
+                    <a:prstGeom prst="rect">
+                      <a:avLst/>
+                    </a:prstGeom>
+                  </pic:spPr>
+                </pic:pic>
+              </a:graphicData>
+            </a:graphic>
+          </wp:inline>
+        </w:drawing>
+      </w:r>
+    </w:p>
+    <w:p>
+      <w:pPr>
         <w:spacing w:after="60" w:line="300"/>
         <w:ind w:left="360"/>
         <w:jc w:val="left"/>
@@ -13934,26 +17194,6 @@
           <w:sz w:val="24"/>
           <w:szCs w:val="24"/>
         </w:rPr>
-        <w:t xml:space="preserve">Vérification : 45 × 23 + 18 = 1 035 + 18 = 1 053 ✓ (le reste 18 est bien plus petit que 45).</w:t>
-      </w:r>
-    </w:p>
-    <w:p>
-      <w:pPr>
-        <w:spacing w:after="60" w:line="300"/>
-        <w:ind w:left="360"/>
-        <w:jc w:val="left"/>
-      </w:pPr>
-      <w:r>
-        <w:rPr>
-          <w:rFonts w:ascii="Times New Roman" w:cs="Times New Roman" w:eastAsia="Times New Roman" w:hAnsi="Times New Roman"/>
-          <w:b w:val="false"/>
-          <w:bCs w:val="false"/>
-          <w:i w:val="false"/>
-          <w:iCs w:val="false"/>
-          <w:color w:val="000000"/>
-          <w:sz w:val="24"/>
-          <w:szCs w:val="24"/>
-        </w:rPr>
         <w:t xml:space="preserve">Croix de la preuve par 9 : H 9 × B 5 + reste 18 → 9, comme 1 053 → 9 ✓</w:t>
       </w:r>
     </w:p>
@@ -13974,6 +17214,52 @@
           <w:szCs w:val="24"/>
         </w:rPr>
         <w:t xml:space="preserve">5.</w:t>
+      </w:r>
+    </w:p>
+    <w:p>
+      <w:pPr>
+        <w:spacing w:after="100" w:before="80"/>
+        <w:jc w:val="center"/>
+      </w:pPr>
+      <w:r>
+        <w:drawing>
+          <wp:inline distT="0" distB="0" distL="0" distR="0">
+            <wp:extent cx="4476750" cy="2085975"/>
+            <wp:effectExtent t="0" r="0" b="0" l="0"/>
+            <wp:docPr id="101" name=""/>
+            <wp:cNvGraphicFramePr>
+              <a:graphicFrameLocks xmlns:a="http://schemas.openxmlformats.org/drawingml/2006/main" noChangeAspect="1"/>
+            </wp:cNvGraphicFramePr>
+            <a:graphic xmlns:a="http://schemas.openxmlformats.org/drawingml/2006/main">
+              <a:graphicData uri="http://schemas.openxmlformats.org/drawingml/2006/picture">
+                <pic:pic xmlns:pic="http://schemas.openxmlformats.org/drawingml/2006/picture">
+                  <pic:nvPicPr>
+                    <pic:cNvPr id="0" name="" descr=""/>
+                    <pic:cNvPicPr>
+                      <a:picLocks noChangeAspect="1" noChangeArrowheads="1"/>
+                    </pic:cNvPicPr>
+                  </pic:nvPicPr>
+                  <pic:blipFill>
+                    <a:blip r:embed="rId109" cstate="none"/>
+                    <a:srcRect/>
+                    <a:stretch>
+                      <a:fillRect/>
+                    </a:stretch>
+                  </pic:blipFill>
+                  <pic:spPr bwMode="auto">
+                    <a:xfrm>
+                      <a:off x="0" y="0"/>
+                      <a:ext cx="4476750" cy="2085975"/>
+                    </a:xfrm>
+                    <a:prstGeom prst="rect">
+                      <a:avLst/>
+                    </a:prstGeom>
+                  </pic:spPr>
+                </pic:pic>
+              </a:graphicData>
+            </a:graphic>
+          </wp:inline>
+        </w:drawing>
       </w:r>
     </w:p>
     <w:p>
@@ -14152,6 +17438,52 @@
     </w:p>
     <w:p>
       <w:pPr>
+        <w:spacing w:after="100" w:before="80"/>
+        <w:jc w:val="center"/>
+      </w:pPr>
+      <w:r>
+        <w:drawing>
+          <wp:inline distT="0" distB="0" distL="0" distR="0">
+            <wp:extent cx="4476750" cy="2152650"/>
+            <wp:effectExtent t="0" r="0" b="0" l="0"/>
+            <wp:docPr id="102" name=""/>
+            <wp:cNvGraphicFramePr>
+              <a:graphicFrameLocks xmlns:a="http://schemas.openxmlformats.org/drawingml/2006/main" noChangeAspect="1"/>
+            </wp:cNvGraphicFramePr>
+            <a:graphic xmlns:a="http://schemas.openxmlformats.org/drawingml/2006/main">
+              <a:graphicData uri="http://schemas.openxmlformats.org/drawingml/2006/picture">
+                <pic:pic xmlns:pic="http://schemas.openxmlformats.org/drawingml/2006/picture">
+                  <pic:nvPicPr>
+                    <pic:cNvPr id="0" name="" descr=""/>
+                    <pic:cNvPicPr>
+                      <a:picLocks noChangeAspect="1" noChangeArrowheads="1"/>
+                    </pic:cNvPicPr>
+                  </pic:nvPicPr>
+                  <pic:blipFill>
+                    <a:blip r:embed="rId110" cstate="none"/>
+                    <a:srcRect/>
+                    <a:stretch>
+                      <a:fillRect/>
+                    </a:stretch>
+                  </pic:blipFill>
+                  <pic:spPr bwMode="auto">
+                    <a:xfrm>
+                      <a:off x="0" y="0"/>
+                      <a:ext cx="4476750" cy="2152650"/>
+                    </a:xfrm>
+                    <a:prstGeom prst="rect">
+                      <a:avLst/>
+                    </a:prstGeom>
+                  </pic:spPr>
+                </pic:pic>
+              </a:graphicData>
+            </a:graphic>
+          </wp:inline>
+        </w:drawing>
+      </w:r>
+    </w:p>
+    <w:p>
+      <w:pPr>
         <w:spacing w:after="60" w:line="300"/>
         <w:ind w:left="360"/>
         <w:jc w:val="left"/>
@@ -14450,6 +17782,52 @@
     </w:p>
     <w:p>
       <w:pPr>
+        <w:spacing w:after="100" w:before="80"/>
+        <w:jc w:val="center"/>
+      </w:pPr>
+      <w:r>
+        <w:drawing>
+          <wp:inline distT="0" distB="0" distL="0" distR="0">
+            <wp:extent cx="4476750" cy="2038350"/>
+            <wp:effectExtent t="0" r="0" b="0" l="0"/>
+            <wp:docPr id="103" name=""/>
+            <wp:cNvGraphicFramePr>
+              <a:graphicFrameLocks xmlns:a="http://schemas.openxmlformats.org/drawingml/2006/main" noChangeAspect="1"/>
+            </wp:cNvGraphicFramePr>
+            <a:graphic xmlns:a="http://schemas.openxmlformats.org/drawingml/2006/main">
+              <a:graphicData uri="http://schemas.openxmlformats.org/drawingml/2006/picture">
+                <pic:pic xmlns:pic="http://schemas.openxmlformats.org/drawingml/2006/picture">
+                  <pic:nvPicPr>
+                    <pic:cNvPr id="0" name="" descr=""/>
+                    <pic:cNvPicPr>
+                      <a:picLocks noChangeAspect="1" noChangeArrowheads="1"/>
+                    </pic:cNvPicPr>
+                  </pic:nvPicPr>
+                  <pic:blipFill>
+                    <a:blip r:embed="rId111" cstate="none"/>
+                    <a:srcRect/>
+                    <a:stretch>
+                      <a:fillRect/>
+                    </a:stretch>
+                  </pic:blipFill>
+                  <pic:spPr bwMode="auto">
+                    <a:xfrm>
+                      <a:off x="0" y="0"/>
+                      <a:ext cx="4476750" cy="2038350"/>
+                    </a:xfrm>
+                    <a:prstGeom prst="rect">
+                      <a:avLst/>
+                    </a:prstGeom>
+                  </pic:spPr>
+                </pic:pic>
+              </a:graphicData>
+            </a:graphic>
+          </wp:inline>
+        </w:drawing>
+      </w:r>
+    </w:p>
+    <w:p>
+      <w:pPr>
         <w:spacing w:after="60" w:line="300"/>
         <w:ind w:left="360"/>
         <w:jc w:val="left"/>
@@ -14509,6 +17887,52 @@
     </w:p>
     <w:p>
       <w:pPr>
+        <w:spacing w:after="100" w:before="80"/>
+        <w:jc w:val="center"/>
+      </w:pPr>
+      <w:r>
+        <w:drawing>
+          <wp:inline distT="0" distB="0" distL="0" distR="0">
+            <wp:extent cx="4476750" cy="2038350"/>
+            <wp:effectExtent t="0" r="0" b="0" l="0"/>
+            <wp:docPr id="104" name=""/>
+            <wp:cNvGraphicFramePr>
+              <a:graphicFrameLocks xmlns:a="http://schemas.openxmlformats.org/drawingml/2006/main" noChangeAspect="1"/>
+            </wp:cNvGraphicFramePr>
+            <a:graphic xmlns:a="http://schemas.openxmlformats.org/drawingml/2006/main">
+              <a:graphicData uri="http://schemas.openxmlformats.org/drawingml/2006/picture">
+                <pic:pic xmlns:pic="http://schemas.openxmlformats.org/drawingml/2006/picture">
+                  <pic:nvPicPr>
+                    <pic:cNvPr id="0" name="" descr=""/>
+                    <pic:cNvPicPr>
+                      <a:picLocks noChangeAspect="1" noChangeArrowheads="1"/>
+                    </pic:cNvPicPr>
+                  </pic:nvPicPr>
+                  <pic:blipFill>
+                    <a:blip r:embed="rId112" cstate="none"/>
+                    <a:srcRect/>
+                    <a:stretch>
+                      <a:fillRect/>
+                    </a:stretch>
+                  </pic:blipFill>
+                  <pic:spPr bwMode="auto">
+                    <a:xfrm>
+                      <a:off x="0" y="0"/>
+                      <a:ext cx="4476750" cy="2038350"/>
+                    </a:xfrm>
+                    <a:prstGeom prst="rect">
+                      <a:avLst/>
+                    </a:prstGeom>
+                  </pic:spPr>
+                </pic:pic>
+              </a:graphicData>
+            </a:graphic>
+          </wp:inline>
+        </w:drawing>
+      </w:r>
+    </w:p>
+    <w:p>
+      <w:pPr>
         <w:spacing w:after="60" w:line="300"/>
         <w:ind w:left="360"/>
         <w:jc w:val="left"/>
@@ -14544,26 +17968,6 @@
           <w:sz w:val="24"/>
           <w:szCs w:val="24"/>
         </w:rPr>
-        <w:t xml:space="preserve">542 491 − 276 667 = 265 824.</w:t>
-      </w:r>
-    </w:p>
-    <w:p>
-      <w:pPr>
-        <w:spacing w:after="60" w:line="300"/>
-        <w:ind w:left="360"/>
-        <w:jc w:val="left"/>
-      </w:pPr>
-      <w:r>
-        <w:rPr>
-          <w:rFonts w:ascii="Times New Roman" w:cs="Times New Roman" w:eastAsia="Times New Roman" w:hAnsi="Times New Roman"/>
-          <w:b w:val="false"/>
-          <w:bCs w:val="false"/>
-          <w:i w:val="false"/>
-          <w:iCs w:val="false"/>
-          <w:color w:val="000000"/>
-          <w:sz w:val="24"/>
-          <w:szCs w:val="24"/>
-        </w:rPr>
         <w:t xml:space="preserve">Vérification par l’addition : 265 824 + 276 667 = 542 491 ✓</w:t>
       </w:r>
     </w:p>
@@ -14588,42 +17992,48 @@
     </w:p>
     <w:p>
       <w:pPr>
-        <w:spacing w:after="60" w:line="300"/>
-        <w:ind w:left="360"/>
-        <w:jc w:val="left"/>
-      </w:pPr>
-      <w:r>
-        <w:rPr>
-          <w:rFonts w:ascii="Times New Roman" w:cs="Times New Roman" w:eastAsia="Times New Roman" w:hAnsi="Times New Roman"/>
-          <w:b w:val="false"/>
-          <w:bCs w:val="false"/>
-          <w:i w:val="false"/>
-          <w:iCs w:val="false"/>
-          <w:color w:val="000000"/>
-          <w:sz w:val="24"/>
-          <w:szCs w:val="24"/>
-        </w:rPr>
-        <w:t xml:space="preserve">On décompose le multiplicateur : 79 = 70 + 9.</w:t>
-      </w:r>
-    </w:p>
-    <w:p>
-      <w:pPr>
-        <w:spacing w:after="60" w:line="300"/>
-        <w:ind w:left="360"/>
-        <w:jc w:val="left"/>
-      </w:pPr>
-      <w:r>
-        <w:rPr>
-          <w:rFonts w:ascii="Times New Roman" w:cs="Times New Roman" w:eastAsia="Times New Roman" w:hAnsi="Times New Roman"/>
-          <w:b w:val="false"/>
-          <w:bCs w:val="false"/>
-          <w:i w:val="false"/>
-          <w:iCs w:val="false"/>
-          <w:color w:val="000000"/>
-          <w:sz w:val="24"/>
-          <w:szCs w:val="24"/>
-        </w:rPr>
-        <w:t xml:space="preserve">628 × 70 = 43 960  et  628 × 9 = 5 652.</w:t>
+        <w:spacing w:after="100" w:before="80"/>
+        <w:jc w:val="center"/>
+      </w:pPr>
+      <w:r>
+        <w:drawing>
+          <wp:inline distT="0" distB="0" distL="0" distR="0">
+            <wp:extent cx="4476750" cy="2533650"/>
+            <wp:effectExtent t="0" r="0" b="0" l="0"/>
+            <wp:docPr id="105" name=""/>
+            <wp:cNvGraphicFramePr>
+              <a:graphicFrameLocks xmlns:a="http://schemas.openxmlformats.org/drawingml/2006/main" noChangeAspect="1"/>
+            </wp:cNvGraphicFramePr>
+            <a:graphic xmlns:a="http://schemas.openxmlformats.org/drawingml/2006/main">
+              <a:graphicData uri="http://schemas.openxmlformats.org/drawingml/2006/picture">
+                <pic:pic xmlns:pic="http://schemas.openxmlformats.org/drawingml/2006/picture">
+                  <pic:nvPicPr>
+                    <pic:cNvPr id="0" name="" descr=""/>
+                    <pic:cNvPicPr>
+                      <a:picLocks noChangeAspect="1" noChangeArrowheads="1"/>
+                    </pic:cNvPicPr>
+                  </pic:nvPicPr>
+                  <pic:blipFill>
+                    <a:blip r:embed="rId113" cstate="none"/>
+                    <a:srcRect/>
+                    <a:stretch>
+                      <a:fillRect/>
+                    </a:stretch>
+                  </pic:blipFill>
+                  <pic:spPr bwMode="auto">
+                    <a:xfrm>
+                      <a:off x="0" y="0"/>
+                      <a:ext cx="4476750" cy="2533650"/>
+                    </a:xfrm>
+                    <a:prstGeom prst="rect">
+                      <a:avLst/>
+                    </a:prstGeom>
+                  </pic:spPr>
+                </pic:pic>
+              </a:graphicData>
+            </a:graphic>
+          </wp:inline>
+        </w:drawing>
       </w:r>
     </w:p>
     <w:p>
@@ -14687,6 +18097,52 @@
     </w:p>
     <w:p>
       <w:pPr>
+        <w:spacing w:after="100" w:before="80"/>
+        <w:jc w:val="center"/>
+      </w:pPr>
+      <w:r>
+        <w:drawing>
+          <wp:inline distT="0" distB="0" distL="0" distR="0">
+            <wp:extent cx="4476750" cy="3048000"/>
+            <wp:effectExtent t="0" r="0" b="0" l="0"/>
+            <wp:docPr id="106" name=""/>
+            <wp:cNvGraphicFramePr>
+              <a:graphicFrameLocks xmlns:a="http://schemas.openxmlformats.org/drawingml/2006/main" noChangeAspect="1"/>
+            </wp:cNvGraphicFramePr>
+            <a:graphic xmlns:a="http://schemas.openxmlformats.org/drawingml/2006/main">
+              <a:graphicData uri="http://schemas.openxmlformats.org/drawingml/2006/picture">
+                <pic:pic xmlns:pic="http://schemas.openxmlformats.org/drawingml/2006/picture">
+                  <pic:nvPicPr>
+                    <pic:cNvPr id="0" name="" descr=""/>
+                    <pic:cNvPicPr>
+                      <a:picLocks noChangeAspect="1" noChangeArrowheads="1"/>
+                    </pic:cNvPicPr>
+                  </pic:nvPicPr>
+                  <pic:blipFill>
+                    <a:blip r:embed="rId114" cstate="none"/>
+                    <a:srcRect/>
+                    <a:stretch>
+                      <a:fillRect/>
+                    </a:stretch>
+                  </pic:blipFill>
+                  <pic:spPr bwMode="auto">
+                    <a:xfrm>
+                      <a:off x="0" y="0"/>
+                      <a:ext cx="4476750" cy="3048000"/>
+                    </a:xfrm>
+                    <a:prstGeom prst="rect">
+                      <a:avLst/>
+                    </a:prstGeom>
+                  </pic:spPr>
+                </pic:pic>
+              </a:graphicData>
+            </a:graphic>
+          </wp:inline>
+        </w:drawing>
+      </w:r>
+    </w:p>
+    <w:p>
+      <w:pPr>
         <w:spacing w:after="60" w:line="300"/>
         <w:ind w:left="360"/>
         <w:jc w:val="left"/>
@@ -14742,26 +18198,6 @@
           <w:sz w:val="24"/>
           <w:szCs w:val="24"/>
         </w:rPr>
-        <w:t xml:space="preserve">Vérification : 35 × 41 + 7 = 1 435 + 7 = 1 442 ✓ (le reste 7 est bien plus petit que 35).</w:t>
-      </w:r>
-    </w:p>
-    <w:p>
-      <w:pPr>
-        <w:spacing w:after="60" w:line="300"/>
-        <w:ind w:left="360"/>
-        <w:jc w:val="left"/>
-      </w:pPr>
-      <w:r>
-        <w:rPr>
-          <w:rFonts w:ascii="Times New Roman" w:cs="Times New Roman" w:eastAsia="Times New Roman" w:hAnsi="Times New Roman"/>
-          <w:b w:val="false"/>
-          <w:bCs w:val="false"/>
-          <w:i w:val="false"/>
-          <w:iCs w:val="false"/>
-          <w:color w:val="000000"/>
-          <w:sz w:val="24"/>
-          <w:szCs w:val="24"/>
-        </w:rPr>
         <w:t xml:space="preserve">Croix de la preuve par 9 : H 8 × B 5 + reste 7 → 2, comme 1 442 → 2 ✓</w:t>
       </w:r>
     </w:p>
@@ -14782,6 +18218,52 @@
           <w:szCs w:val="24"/>
         </w:rPr>
         <w:t xml:space="preserve">5.</w:t>
+      </w:r>
+    </w:p>
+    <w:p>
+      <w:pPr>
+        <w:spacing w:after="100" w:before="80"/>
+        <w:jc w:val="center"/>
+      </w:pPr>
+      <w:r>
+        <w:drawing>
+          <wp:inline distT="0" distB="0" distL="0" distR="0">
+            <wp:extent cx="4476750" cy="2085975"/>
+            <wp:effectExtent t="0" r="0" b="0" l="0"/>
+            <wp:docPr id="107" name=""/>
+            <wp:cNvGraphicFramePr>
+              <a:graphicFrameLocks xmlns:a="http://schemas.openxmlformats.org/drawingml/2006/main" noChangeAspect="1"/>
+            </wp:cNvGraphicFramePr>
+            <a:graphic xmlns:a="http://schemas.openxmlformats.org/drawingml/2006/main">
+              <a:graphicData uri="http://schemas.openxmlformats.org/drawingml/2006/picture">
+                <pic:pic xmlns:pic="http://schemas.openxmlformats.org/drawingml/2006/picture">
+                  <pic:nvPicPr>
+                    <pic:cNvPr id="0" name="" descr=""/>
+                    <pic:cNvPicPr>
+                      <a:picLocks noChangeAspect="1" noChangeArrowheads="1"/>
+                    </pic:cNvPicPr>
+                  </pic:nvPicPr>
+                  <pic:blipFill>
+                    <a:blip r:embed="rId115" cstate="none"/>
+                    <a:srcRect/>
+                    <a:stretch>
+                      <a:fillRect/>
+                    </a:stretch>
+                  </pic:blipFill>
+                  <pic:spPr bwMode="auto">
+                    <a:xfrm>
+                      <a:off x="0" y="0"/>
+                      <a:ext cx="4476750" cy="2085975"/>
+                    </a:xfrm>
+                    <a:prstGeom prst="rect">
+                      <a:avLst/>
+                    </a:prstGeom>
+                  </pic:spPr>
+                </pic:pic>
+              </a:graphicData>
+            </a:graphic>
+          </wp:inline>
+        </w:drawing>
       </w:r>
     </w:p>
     <w:p>
@@ -15041,6 +18523,52 @@
     </w:p>
     <w:p>
       <w:pPr>
+        <w:spacing w:after="100" w:before="80"/>
+        <w:jc w:val="center"/>
+      </w:pPr>
+      <w:r>
+        <w:drawing>
+          <wp:inline distT="0" distB="0" distL="0" distR="0">
+            <wp:extent cx="4476750" cy="2152650"/>
+            <wp:effectExtent t="0" r="0" b="0" l="0"/>
+            <wp:docPr id="108" name=""/>
+            <wp:cNvGraphicFramePr>
+              <a:graphicFrameLocks xmlns:a="http://schemas.openxmlformats.org/drawingml/2006/main" noChangeAspect="1"/>
+            </wp:cNvGraphicFramePr>
+            <a:graphic xmlns:a="http://schemas.openxmlformats.org/drawingml/2006/main">
+              <a:graphicData uri="http://schemas.openxmlformats.org/drawingml/2006/picture">
+                <pic:pic xmlns:pic="http://schemas.openxmlformats.org/drawingml/2006/picture">
+                  <pic:nvPicPr>
+                    <pic:cNvPr id="0" name="" descr=""/>
+                    <pic:cNvPicPr>
+                      <a:picLocks noChangeAspect="1" noChangeArrowheads="1"/>
+                    </pic:cNvPicPr>
+                  </pic:nvPicPr>
+                  <pic:blipFill>
+                    <a:blip r:embed="rId116" cstate="none"/>
+                    <a:srcRect/>
+                    <a:stretch>
+                      <a:fillRect/>
+                    </a:stretch>
+                  </pic:blipFill>
+                  <pic:spPr bwMode="auto">
+                    <a:xfrm>
+                      <a:off x="0" y="0"/>
+                      <a:ext cx="4476750" cy="2152650"/>
+                    </a:xfrm>
+                    <a:prstGeom prst="rect">
+                      <a:avLst/>
+                    </a:prstGeom>
+                  </pic:spPr>
+                </pic:pic>
+              </a:graphicData>
+            </a:graphic>
+          </wp:inline>
+        </w:drawing>
+      </w:r>
+    </w:p>
+    <w:p>
+      <w:pPr>
         <w:spacing w:after="60" w:line="300"/>
         <w:ind w:left="360"/>
         <w:jc w:val="left"/>
@@ -15312,6 +18840,52 @@
     </w:p>
     <w:p>
       <w:pPr>
+        <w:spacing w:after="100" w:before="80"/>
+        <w:jc w:val="center"/>
+      </w:pPr>
+      <w:r>
+        <w:drawing>
+          <wp:inline distT="0" distB="0" distL="0" distR="0">
+            <wp:extent cx="4476750" cy="2038350"/>
+            <wp:effectExtent t="0" r="0" b="0" l="0"/>
+            <wp:docPr id="109" name=""/>
+            <wp:cNvGraphicFramePr>
+              <a:graphicFrameLocks xmlns:a="http://schemas.openxmlformats.org/drawingml/2006/main" noChangeAspect="1"/>
+            </wp:cNvGraphicFramePr>
+            <a:graphic xmlns:a="http://schemas.openxmlformats.org/drawingml/2006/main">
+              <a:graphicData uri="http://schemas.openxmlformats.org/drawingml/2006/picture">
+                <pic:pic xmlns:pic="http://schemas.openxmlformats.org/drawingml/2006/picture">
+                  <pic:nvPicPr>
+                    <pic:cNvPr id="0" name="" descr=""/>
+                    <pic:cNvPicPr>
+                      <a:picLocks noChangeAspect="1" noChangeArrowheads="1"/>
+                    </pic:cNvPicPr>
+                  </pic:nvPicPr>
+                  <pic:blipFill>
+                    <a:blip r:embed="rId117" cstate="none"/>
+                    <a:srcRect/>
+                    <a:stretch>
+                      <a:fillRect/>
+                    </a:stretch>
+                  </pic:blipFill>
+                  <pic:spPr bwMode="auto">
+                    <a:xfrm>
+                      <a:off x="0" y="0"/>
+                      <a:ext cx="4476750" cy="2038350"/>
+                    </a:xfrm>
+                    <a:prstGeom prst="rect">
+                      <a:avLst/>
+                    </a:prstGeom>
+                  </pic:spPr>
+                </pic:pic>
+              </a:graphicData>
+            </a:graphic>
+          </wp:inline>
+        </w:drawing>
+      </w:r>
+    </w:p>
+    <w:p>
+      <w:pPr>
         <w:spacing w:after="60" w:line="300"/>
         <w:ind w:left="360"/>
         <w:jc w:val="left"/>
@@ -15371,6 +18945,52 @@
     </w:p>
     <w:p>
       <w:pPr>
+        <w:spacing w:after="100" w:before="80"/>
+        <w:jc w:val="center"/>
+      </w:pPr>
+      <w:r>
+        <w:drawing>
+          <wp:inline distT="0" distB="0" distL="0" distR="0">
+            <wp:extent cx="4476750" cy="2038350"/>
+            <wp:effectExtent t="0" r="0" b="0" l="0"/>
+            <wp:docPr id="110" name=""/>
+            <wp:cNvGraphicFramePr>
+              <a:graphicFrameLocks xmlns:a="http://schemas.openxmlformats.org/drawingml/2006/main" noChangeAspect="1"/>
+            </wp:cNvGraphicFramePr>
+            <a:graphic xmlns:a="http://schemas.openxmlformats.org/drawingml/2006/main">
+              <a:graphicData uri="http://schemas.openxmlformats.org/drawingml/2006/picture">
+                <pic:pic xmlns:pic="http://schemas.openxmlformats.org/drawingml/2006/picture">
+                  <pic:nvPicPr>
+                    <pic:cNvPr id="0" name="" descr=""/>
+                    <pic:cNvPicPr>
+                      <a:picLocks noChangeAspect="1" noChangeArrowheads="1"/>
+                    </pic:cNvPicPr>
+                  </pic:nvPicPr>
+                  <pic:blipFill>
+                    <a:blip r:embed="rId118" cstate="none"/>
+                    <a:srcRect/>
+                    <a:stretch>
+                      <a:fillRect/>
+                    </a:stretch>
+                  </pic:blipFill>
+                  <pic:spPr bwMode="auto">
+                    <a:xfrm>
+                      <a:off x="0" y="0"/>
+                      <a:ext cx="4476750" cy="2038350"/>
+                    </a:xfrm>
+                    <a:prstGeom prst="rect">
+                      <a:avLst/>
+                    </a:prstGeom>
+                  </pic:spPr>
+                </pic:pic>
+              </a:graphicData>
+            </a:graphic>
+          </wp:inline>
+        </w:drawing>
+      </w:r>
+    </w:p>
+    <w:p>
+      <w:pPr>
         <w:spacing w:after="60" w:line="300"/>
         <w:ind w:left="360"/>
         <w:jc w:val="left"/>
@@ -15406,26 +19026,6 @@
           <w:sz w:val="24"/>
           <w:szCs w:val="24"/>
         </w:rPr>
-        <w:t xml:space="preserve">928 393 − 685 234 = 243 159.</w:t>
-      </w:r>
-    </w:p>
-    <w:p>
-      <w:pPr>
-        <w:spacing w:after="60" w:line="300"/>
-        <w:ind w:left="360"/>
-        <w:jc w:val="left"/>
-      </w:pPr>
-      <w:r>
-        <w:rPr>
-          <w:rFonts w:ascii="Times New Roman" w:cs="Times New Roman" w:eastAsia="Times New Roman" w:hAnsi="Times New Roman"/>
-          <w:b w:val="false"/>
-          <w:bCs w:val="false"/>
-          <w:i w:val="false"/>
-          <w:iCs w:val="false"/>
-          <w:color w:val="000000"/>
-          <w:sz w:val="24"/>
-          <w:szCs w:val="24"/>
-        </w:rPr>
         <w:t xml:space="preserve">Vérification par l’addition : 243 159 + 685 234 = 928 393 ✓</w:t>
       </w:r>
     </w:p>
@@ -15450,42 +19050,48 @@
     </w:p>
     <w:p>
       <w:pPr>
-        <w:spacing w:after="60" w:line="300"/>
-        <w:ind w:left="360"/>
-        <w:jc w:val="left"/>
-      </w:pPr>
-      <w:r>
-        <w:rPr>
-          <w:rFonts w:ascii="Times New Roman" w:cs="Times New Roman" w:eastAsia="Times New Roman" w:hAnsi="Times New Roman"/>
-          <w:b w:val="false"/>
-          <w:bCs w:val="false"/>
-          <w:i w:val="false"/>
-          <w:iCs w:val="false"/>
-          <w:color w:val="000000"/>
-          <w:sz w:val="24"/>
-          <w:szCs w:val="24"/>
-        </w:rPr>
-        <w:t xml:space="preserve">On décompose le multiplicateur : 81 = 80 + 1.</w:t>
-      </w:r>
-    </w:p>
-    <w:p>
-      <w:pPr>
-        <w:spacing w:after="60" w:line="300"/>
-        <w:ind w:left="360"/>
-        <w:jc w:val="left"/>
-      </w:pPr>
-      <w:r>
-        <w:rPr>
-          <w:rFonts w:ascii="Times New Roman" w:cs="Times New Roman" w:eastAsia="Times New Roman" w:hAnsi="Times New Roman"/>
-          <w:b w:val="false"/>
-          <w:bCs w:val="false"/>
-          <w:i w:val="false"/>
-          <w:iCs w:val="false"/>
-          <w:color w:val="000000"/>
-          <w:sz w:val="24"/>
-          <w:szCs w:val="24"/>
-        </w:rPr>
-        <w:t xml:space="preserve">544 × 80 = 43 520  et  544 × 1 = 544.</w:t>
+        <w:spacing w:after="100" w:before="80"/>
+        <w:jc w:val="center"/>
+      </w:pPr>
+      <w:r>
+        <w:drawing>
+          <wp:inline distT="0" distB="0" distL="0" distR="0">
+            <wp:extent cx="4476750" cy="2533650"/>
+            <wp:effectExtent t="0" r="0" b="0" l="0"/>
+            <wp:docPr id="111" name=""/>
+            <wp:cNvGraphicFramePr>
+              <a:graphicFrameLocks xmlns:a="http://schemas.openxmlformats.org/drawingml/2006/main" noChangeAspect="1"/>
+            </wp:cNvGraphicFramePr>
+            <a:graphic xmlns:a="http://schemas.openxmlformats.org/drawingml/2006/main">
+              <a:graphicData uri="http://schemas.openxmlformats.org/drawingml/2006/picture">
+                <pic:pic xmlns:pic="http://schemas.openxmlformats.org/drawingml/2006/picture">
+                  <pic:nvPicPr>
+                    <pic:cNvPr id="0" name="" descr=""/>
+                    <pic:cNvPicPr>
+                      <a:picLocks noChangeAspect="1" noChangeArrowheads="1"/>
+                    </pic:cNvPicPr>
+                  </pic:nvPicPr>
+                  <pic:blipFill>
+                    <a:blip r:embed="rId119" cstate="none"/>
+                    <a:srcRect/>
+                    <a:stretch>
+                      <a:fillRect/>
+                    </a:stretch>
+                  </pic:blipFill>
+                  <pic:spPr bwMode="auto">
+                    <a:xfrm>
+                      <a:off x="0" y="0"/>
+                      <a:ext cx="4476750" cy="2533650"/>
+                    </a:xfrm>
+                    <a:prstGeom prst="rect">
+                      <a:avLst/>
+                    </a:prstGeom>
+                  </pic:spPr>
+                </pic:pic>
+              </a:graphicData>
+            </a:graphic>
+          </wp:inline>
+        </w:drawing>
       </w:r>
     </w:p>
     <w:p>
@@ -15549,6 +19155,52 @@
     </w:p>
     <w:p>
       <w:pPr>
+        <w:spacing w:after="100" w:before="80"/>
+        <w:jc w:val="center"/>
+      </w:pPr>
+      <w:r>
+        <w:drawing>
+          <wp:inline distT="0" distB="0" distL="0" distR="0">
+            <wp:extent cx="4476750" cy="3048000"/>
+            <wp:effectExtent t="0" r="0" b="0" l="0"/>
+            <wp:docPr id="112" name=""/>
+            <wp:cNvGraphicFramePr>
+              <a:graphicFrameLocks xmlns:a="http://schemas.openxmlformats.org/drawingml/2006/main" noChangeAspect="1"/>
+            </wp:cNvGraphicFramePr>
+            <a:graphic xmlns:a="http://schemas.openxmlformats.org/drawingml/2006/main">
+              <a:graphicData uri="http://schemas.openxmlformats.org/drawingml/2006/picture">
+                <pic:pic xmlns:pic="http://schemas.openxmlformats.org/drawingml/2006/picture">
+                  <pic:nvPicPr>
+                    <pic:cNvPr id="0" name="" descr=""/>
+                    <pic:cNvPicPr>
+                      <a:picLocks noChangeAspect="1" noChangeArrowheads="1"/>
+                    </pic:cNvPicPr>
+                  </pic:nvPicPr>
+                  <pic:blipFill>
+                    <a:blip r:embed="rId120" cstate="none"/>
+                    <a:srcRect/>
+                    <a:stretch>
+                      <a:fillRect/>
+                    </a:stretch>
+                  </pic:blipFill>
+                  <pic:spPr bwMode="auto">
+                    <a:xfrm>
+                      <a:off x="0" y="0"/>
+                      <a:ext cx="4476750" cy="3048000"/>
+                    </a:xfrm>
+                    <a:prstGeom prst="rect">
+                      <a:avLst/>
+                    </a:prstGeom>
+                  </pic:spPr>
+                </pic:pic>
+              </a:graphicData>
+            </a:graphic>
+          </wp:inline>
+        </w:drawing>
+      </w:r>
+    </w:p>
+    <w:p>
+      <w:pPr>
         <w:spacing w:after="60" w:line="300"/>
         <w:ind w:left="360"/>
         <w:jc w:val="left"/>
@@ -15604,26 +19256,6 @@
           <w:sz w:val="24"/>
           <w:szCs w:val="24"/>
         </w:rPr>
-        <w:t xml:space="preserve">Vérification : 40 × 52 + 8 = 2 080 + 8 = 2 088 ✓ (le reste 8 est bien plus petit que 40).</w:t>
-      </w:r>
-    </w:p>
-    <w:p>
-      <w:pPr>
-        <w:spacing w:after="60" w:line="300"/>
-        <w:ind w:left="360"/>
-        <w:jc w:val="left"/>
-      </w:pPr>
-      <w:r>
-        <w:rPr>
-          <w:rFonts w:ascii="Times New Roman" w:cs="Times New Roman" w:eastAsia="Times New Roman" w:hAnsi="Times New Roman"/>
-          <w:b w:val="false"/>
-          <w:bCs w:val="false"/>
-          <w:i w:val="false"/>
-          <w:iCs w:val="false"/>
-          <w:color w:val="000000"/>
-          <w:sz w:val="24"/>
-          <w:szCs w:val="24"/>
-        </w:rPr>
         <w:t xml:space="preserve">Croix de la preuve par 9 : H 4 × B 7 + reste 8 → 9, comme 2 088 → 9 ✓</w:t>
       </w:r>
     </w:p>
@@ -15644,6 +19276,52 @@
           <w:szCs w:val="24"/>
         </w:rPr>
         <w:t xml:space="preserve">5.</w:t>
+      </w:r>
+    </w:p>
+    <w:p>
+      <w:pPr>
+        <w:spacing w:after="100" w:before="80"/>
+        <w:jc w:val="center"/>
+      </w:pPr>
+      <w:r>
+        <w:drawing>
+          <wp:inline distT="0" distB="0" distL="0" distR="0">
+            <wp:extent cx="4476750" cy="2085975"/>
+            <wp:effectExtent t="0" r="0" b="0" l="0"/>
+            <wp:docPr id="113" name=""/>
+            <wp:cNvGraphicFramePr>
+              <a:graphicFrameLocks xmlns:a="http://schemas.openxmlformats.org/drawingml/2006/main" noChangeAspect="1"/>
+            </wp:cNvGraphicFramePr>
+            <a:graphic xmlns:a="http://schemas.openxmlformats.org/drawingml/2006/main">
+              <a:graphicData uri="http://schemas.openxmlformats.org/drawingml/2006/picture">
+                <pic:pic xmlns:pic="http://schemas.openxmlformats.org/drawingml/2006/picture">
+                  <pic:nvPicPr>
+                    <pic:cNvPr id="0" name="" descr=""/>
+                    <pic:cNvPicPr>
+                      <a:picLocks noChangeAspect="1" noChangeArrowheads="1"/>
+                    </pic:cNvPicPr>
+                  </pic:nvPicPr>
+                  <pic:blipFill>
+                    <a:blip r:embed="rId121" cstate="none"/>
+                    <a:srcRect/>
+                    <a:stretch>
+                      <a:fillRect/>
+                    </a:stretch>
+                  </pic:blipFill>
+                  <pic:spPr bwMode="auto">
+                    <a:xfrm>
+                      <a:off x="0" y="0"/>
+                      <a:ext cx="4476750" cy="2085975"/>
+                    </a:xfrm>
+                    <a:prstGeom prst="rect">
+                      <a:avLst/>
+                    </a:prstGeom>
+                  </pic:spPr>
+                </pic:pic>
+              </a:graphicData>
+            </a:graphic>
+          </wp:inline>
+        </w:drawing>
       </w:r>
     </w:p>
     <w:p>
@@ -15842,6 +19520,52 @@
     </w:p>
     <w:p>
       <w:pPr>
+        <w:spacing w:after="100" w:before="80"/>
+        <w:jc w:val="center"/>
+      </w:pPr>
+      <w:r>
+        <w:drawing>
+          <wp:inline distT="0" distB="0" distL="0" distR="0">
+            <wp:extent cx="4476750" cy="2152650"/>
+            <wp:effectExtent t="0" r="0" b="0" l="0"/>
+            <wp:docPr id="114" name=""/>
+            <wp:cNvGraphicFramePr>
+              <a:graphicFrameLocks xmlns:a="http://schemas.openxmlformats.org/drawingml/2006/main" noChangeAspect="1"/>
+            </wp:cNvGraphicFramePr>
+            <a:graphic xmlns:a="http://schemas.openxmlformats.org/drawingml/2006/main">
+              <a:graphicData uri="http://schemas.openxmlformats.org/drawingml/2006/picture">
+                <pic:pic xmlns:pic="http://schemas.openxmlformats.org/drawingml/2006/picture">
+                  <pic:nvPicPr>
+                    <pic:cNvPr id="0" name="" descr=""/>
+                    <pic:cNvPicPr>
+                      <a:picLocks noChangeAspect="1" noChangeArrowheads="1"/>
+                    </pic:cNvPicPr>
+                  </pic:nvPicPr>
+                  <pic:blipFill>
+                    <a:blip r:embed="rId122" cstate="none"/>
+                    <a:srcRect/>
+                    <a:stretch>
+                      <a:fillRect/>
+                    </a:stretch>
+                  </pic:blipFill>
+                  <pic:spPr bwMode="auto">
+                    <a:xfrm>
+                      <a:off x="0" y="0"/>
+                      <a:ext cx="4476750" cy="2152650"/>
+                    </a:xfrm>
+                    <a:prstGeom prst="rect">
+                      <a:avLst/>
+                    </a:prstGeom>
+                  </pic:spPr>
+                </pic:pic>
+              </a:graphicData>
+            </a:graphic>
+          </wp:inline>
+        </w:drawing>
+      </w:r>
+    </w:p>
+    <w:p>
+      <w:pPr>
         <w:spacing w:after="60" w:line="300"/>
         <w:ind w:left="360"/>
         <w:jc w:val="left"/>
@@ -16140,6 +19864,52 @@
     </w:p>
     <w:p>
       <w:pPr>
+        <w:spacing w:after="100" w:before="80"/>
+        <w:jc w:val="center"/>
+      </w:pPr>
+      <w:r>
+        <w:drawing>
+          <wp:inline distT="0" distB="0" distL="0" distR="0">
+            <wp:extent cx="4476750" cy="2038350"/>
+            <wp:effectExtent t="0" r="0" b="0" l="0"/>
+            <wp:docPr id="115" name=""/>
+            <wp:cNvGraphicFramePr>
+              <a:graphicFrameLocks xmlns:a="http://schemas.openxmlformats.org/drawingml/2006/main" noChangeAspect="1"/>
+            </wp:cNvGraphicFramePr>
+            <a:graphic xmlns:a="http://schemas.openxmlformats.org/drawingml/2006/main">
+              <a:graphicData uri="http://schemas.openxmlformats.org/drawingml/2006/picture">
+                <pic:pic xmlns:pic="http://schemas.openxmlformats.org/drawingml/2006/picture">
+                  <pic:nvPicPr>
+                    <pic:cNvPr id="0" name="" descr=""/>
+                    <pic:cNvPicPr>
+                      <a:picLocks noChangeAspect="1" noChangeArrowheads="1"/>
+                    </pic:cNvPicPr>
+                  </pic:nvPicPr>
+                  <pic:blipFill>
+                    <a:blip r:embed="rId123" cstate="none"/>
+                    <a:srcRect/>
+                    <a:stretch>
+                      <a:fillRect/>
+                    </a:stretch>
+                  </pic:blipFill>
+                  <pic:spPr bwMode="auto">
+                    <a:xfrm>
+                      <a:off x="0" y="0"/>
+                      <a:ext cx="4476750" cy="2038350"/>
+                    </a:xfrm>
+                    <a:prstGeom prst="rect">
+                      <a:avLst/>
+                    </a:prstGeom>
+                  </pic:spPr>
+                </pic:pic>
+              </a:graphicData>
+            </a:graphic>
+          </wp:inline>
+        </w:drawing>
+      </w:r>
+    </w:p>
+    <w:p>
+      <w:pPr>
         <w:spacing w:after="60" w:line="300"/>
         <w:ind w:left="360"/>
         <w:jc w:val="left"/>
@@ -16199,6 +19969,52 @@
     </w:p>
     <w:p>
       <w:pPr>
+        <w:spacing w:after="100" w:before="80"/>
+        <w:jc w:val="center"/>
+      </w:pPr>
+      <w:r>
+        <w:drawing>
+          <wp:inline distT="0" distB="0" distL="0" distR="0">
+            <wp:extent cx="4476750" cy="2038350"/>
+            <wp:effectExtent t="0" r="0" b="0" l="0"/>
+            <wp:docPr id="116" name=""/>
+            <wp:cNvGraphicFramePr>
+              <a:graphicFrameLocks xmlns:a="http://schemas.openxmlformats.org/drawingml/2006/main" noChangeAspect="1"/>
+            </wp:cNvGraphicFramePr>
+            <a:graphic xmlns:a="http://schemas.openxmlformats.org/drawingml/2006/main">
+              <a:graphicData uri="http://schemas.openxmlformats.org/drawingml/2006/picture">
+                <pic:pic xmlns:pic="http://schemas.openxmlformats.org/drawingml/2006/picture">
+                  <pic:nvPicPr>
+                    <pic:cNvPr id="0" name="" descr=""/>
+                    <pic:cNvPicPr>
+                      <a:picLocks noChangeAspect="1" noChangeArrowheads="1"/>
+                    </pic:cNvPicPr>
+                  </pic:nvPicPr>
+                  <pic:blipFill>
+                    <a:blip r:embed="rId124" cstate="none"/>
+                    <a:srcRect/>
+                    <a:stretch>
+                      <a:fillRect/>
+                    </a:stretch>
+                  </pic:blipFill>
+                  <pic:spPr bwMode="auto">
+                    <a:xfrm>
+                      <a:off x="0" y="0"/>
+                      <a:ext cx="4476750" cy="2038350"/>
+                    </a:xfrm>
+                    <a:prstGeom prst="rect">
+                      <a:avLst/>
+                    </a:prstGeom>
+                  </pic:spPr>
+                </pic:pic>
+              </a:graphicData>
+            </a:graphic>
+          </wp:inline>
+        </w:drawing>
+      </w:r>
+    </w:p>
+    <w:p>
+      <w:pPr>
         <w:spacing w:after="60" w:line="300"/>
         <w:ind w:left="360"/>
         <w:jc w:val="left"/>
@@ -16234,26 +20050,6 @@
           <w:sz w:val="24"/>
           <w:szCs w:val="24"/>
         </w:rPr>
-        <w:t xml:space="preserve">927 009 − 410 861 = 516 148.</w:t>
-      </w:r>
-    </w:p>
-    <w:p>
-      <w:pPr>
-        <w:spacing w:after="60" w:line="300"/>
-        <w:ind w:left="360"/>
-        <w:jc w:val="left"/>
-      </w:pPr>
-      <w:r>
-        <w:rPr>
-          <w:rFonts w:ascii="Times New Roman" w:cs="Times New Roman" w:eastAsia="Times New Roman" w:hAnsi="Times New Roman"/>
-          <w:b w:val="false"/>
-          <w:bCs w:val="false"/>
-          <w:i w:val="false"/>
-          <w:iCs w:val="false"/>
-          <w:color w:val="000000"/>
-          <w:sz w:val="24"/>
-          <w:szCs w:val="24"/>
-        </w:rPr>
         <w:t xml:space="preserve">Vérification par l’addition : 516 148 + 410 861 = 927 009 ✓</w:t>
       </w:r>
     </w:p>
@@ -16278,42 +20074,48 @@
     </w:p>
     <w:p>
       <w:pPr>
-        <w:spacing w:after="60" w:line="300"/>
-        <w:ind w:left="360"/>
-        <w:jc w:val="left"/>
-      </w:pPr>
-      <w:r>
-        <w:rPr>
-          <w:rFonts w:ascii="Times New Roman" w:cs="Times New Roman" w:eastAsia="Times New Roman" w:hAnsi="Times New Roman"/>
-          <w:b w:val="false"/>
-          <w:bCs w:val="false"/>
-          <w:i w:val="false"/>
-          <w:iCs w:val="false"/>
-          <w:color w:val="000000"/>
-          <w:sz w:val="24"/>
-          <w:szCs w:val="24"/>
-        </w:rPr>
-        <w:t xml:space="preserve">On décompose le multiplicateur : 73 = 70 + 3.</w:t>
-      </w:r>
-    </w:p>
-    <w:p>
-      <w:pPr>
-        <w:spacing w:after="60" w:line="300"/>
-        <w:ind w:left="360"/>
-        <w:jc w:val="left"/>
-      </w:pPr>
-      <w:r>
-        <w:rPr>
-          <w:rFonts w:ascii="Times New Roman" w:cs="Times New Roman" w:eastAsia="Times New Roman" w:hAnsi="Times New Roman"/>
-          <w:b w:val="false"/>
-          <w:bCs w:val="false"/>
-          <w:i w:val="false"/>
-          <w:iCs w:val="false"/>
-          <w:color w:val="000000"/>
-          <w:sz w:val="24"/>
-          <w:szCs w:val="24"/>
-        </w:rPr>
-        <w:t xml:space="preserve">936 × 70 = 65 520  et  936 × 3 = 2 808.</w:t>
+        <w:spacing w:after="100" w:before="80"/>
+        <w:jc w:val="center"/>
+      </w:pPr>
+      <w:r>
+        <w:drawing>
+          <wp:inline distT="0" distB="0" distL="0" distR="0">
+            <wp:extent cx="4476750" cy="2533650"/>
+            <wp:effectExtent t="0" r="0" b="0" l="0"/>
+            <wp:docPr id="117" name=""/>
+            <wp:cNvGraphicFramePr>
+              <a:graphicFrameLocks xmlns:a="http://schemas.openxmlformats.org/drawingml/2006/main" noChangeAspect="1"/>
+            </wp:cNvGraphicFramePr>
+            <a:graphic xmlns:a="http://schemas.openxmlformats.org/drawingml/2006/main">
+              <a:graphicData uri="http://schemas.openxmlformats.org/drawingml/2006/picture">
+                <pic:pic xmlns:pic="http://schemas.openxmlformats.org/drawingml/2006/picture">
+                  <pic:nvPicPr>
+                    <pic:cNvPr id="0" name="" descr=""/>
+                    <pic:cNvPicPr>
+                      <a:picLocks noChangeAspect="1" noChangeArrowheads="1"/>
+                    </pic:cNvPicPr>
+                  </pic:nvPicPr>
+                  <pic:blipFill>
+                    <a:blip r:embed="rId125" cstate="none"/>
+                    <a:srcRect/>
+                    <a:stretch>
+                      <a:fillRect/>
+                    </a:stretch>
+                  </pic:blipFill>
+                  <pic:spPr bwMode="auto">
+                    <a:xfrm>
+                      <a:off x="0" y="0"/>
+                      <a:ext cx="4476750" cy="2533650"/>
+                    </a:xfrm>
+                    <a:prstGeom prst="rect">
+                      <a:avLst/>
+                    </a:prstGeom>
+                  </pic:spPr>
+                </pic:pic>
+              </a:graphicData>
+            </a:graphic>
+          </wp:inline>
+        </w:drawing>
       </w:r>
     </w:p>
     <w:p>
@@ -16377,6 +20179,52 @@
     </w:p>
     <w:p>
       <w:pPr>
+        <w:spacing w:after="100" w:before="80"/>
+        <w:jc w:val="center"/>
+      </w:pPr>
+      <w:r>
+        <w:drawing>
+          <wp:inline distT="0" distB="0" distL="0" distR="0">
+            <wp:extent cx="4476750" cy="3048000"/>
+            <wp:effectExtent t="0" r="0" b="0" l="0"/>
+            <wp:docPr id="118" name=""/>
+            <wp:cNvGraphicFramePr>
+              <a:graphicFrameLocks xmlns:a="http://schemas.openxmlformats.org/drawingml/2006/main" noChangeAspect="1"/>
+            </wp:cNvGraphicFramePr>
+            <a:graphic xmlns:a="http://schemas.openxmlformats.org/drawingml/2006/main">
+              <a:graphicData uri="http://schemas.openxmlformats.org/drawingml/2006/picture">
+                <pic:pic xmlns:pic="http://schemas.openxmlformats.org/drawingml/2006/picture">
+                  <pic:nvPicPr>
+                    <pic:cNvPr id="0" name="" descr=""/>
+                    <pic:cNvPicPr>
+                      <a:picLocks noChangeAspect="1" noChangeArrowheads="1"/>
+                    </pic:cNvPicPr>
+                  </pic:nvPicPr>
+                  <pic:blipFill>
+                    <a:blip r:embed="rId126" cstate="none"/>
+                    <a:srcRect/>
+                    <a:stretch>
+                      <a:fillRect/>
+                    </a:stretch>
+                  </pic:blipFill>
+                  <pic:spPr bwMode="auto">
+                    <a:xfrm>
+                      <a:off x="0" y="0"/>
+                      <a:ext cx="4476750" cy="3048000"/>
+                    </a:xfrm>
+                    <a:prstGeom prst="rect">
+                      <a:avLst/>
+                    </a:prstGeom>
+                  </pic:spPr>
+                </pic:pic>
+              </a:graphicData>
+            </a:graphic>
+          </wp:inline>
+        </w:drawing>
+      </w:r>
+    </w:p>
+    <w:p>
+      <w:pPr>
         <w:spacing w:after="60" w:line="300"/>
         <w:ind w:left="360"/>
         <w:jc w:val="left"/>
@@ -16432,26 +20280,6 @@
           <w:sz w:val="24"/>
           <w:szCs w:val="24"/>
         </w:rPr>
-        <w:t xml:space="preserve">Vérification : 15 × 71 + 8 = 1 065 + 8 = 1 073 ✓ (le reste 8 est bien plus petit que 15).</w:t>
-      </w:r>
-    </w:p>
-    <w:p>
-      <w:pPr>
-        <w:spacing w:after="60" w:line="300"/>
-        <w:ind w:left="360"/>
-        <w:jc w:val="left"/>
-      </w:pPr>
-      <w:r>
-        <w:rPr>
-          <w:rFonts w:ascii="Times New Roman" w:cs="Times New Roman" w:eastAsia="Times New Roman" w:hAnsi="Times New Roman"/>
-          <w:b w:val="false"/>
-          <w:bCs w:val="false"/>
-          <w:i w:val="false"/>
-          <w:iCs w:val="false"/>
-          <w:color w:val="000000"/>
-          <w:sz w:val="24"/>
-          <w:szCs w:val="24"/>
-        </w:rPr>
         <w:t xml:space="preserve">Croix de la preuve par 9 : H 6 × B 8 + reste 8 → 2, comme 1 073 → 2 ✓</w:t>
       </w:r>
     </w:p>
@@ -16472,6 +20300,52 @@
           <w:szCs w:val="24"/>
         </w:rPr>
         <w:t xml:space="preserve">5.</w:t>
+      </w:r>
+    </w:p>
+    <w:p>
+      <w:pPr>
+        <w:spacing w:after="100" w:before="80"/>
+        <w:jc w:val="center"/>
+      </w:pPr>
+      <w:r>
+        <w:drawing>
+          <wp:inline distT="0" distB="0" distL="0" distR="0">
+            <wp:extent cx="4476750" cy="2085975"/>
+            <wp:effectExtent t="0" r="0" b="0" l="0"/>
+            <wp:docPr id="119" name=""/>
+            <wp:cNvGraphicFramePr>
+              <a:graphicFrameLocks xmlns:a="http://schemas.openxmlformats.org/drawingml/2006/main" noChangeAspect="1"/>
+            </wp:cNvGraphicFramePr>
+            <a:graphic xmlns:a="http://schemas.openxmlformats.org/drawingml/2006/main">
+              <a:graphicData uri="http://schemas.openxmlformats.org/drawingml/2006/picture">
+                <pic:pic xmlns:pic="http://schemas.openxmlformats.org/drawingml/2006/picture">
+                  <pic:nvPicPr>
+                    <pic:cNvPr id="0" name="" descr=""/>
+                    <pic:cNvPicPr>
+                      <a:picLocks noChangeAspect="1" noChangeArrowheads="1"/>
+                    </pic:cNvPicPr>
+                  </pic:nvPicPr>
+                  <pic:blipFill>
+                    <a:blip r:embed="rId127" cstate="none"/>
+                    <a:srcRect/>
+                    <a:stretch>
+                      <a:fillRect/>
+                    </a:stretch>
+                  </pic:blipFill>
+                  <pic:spPr bwMode="auto">
+                    <a:xfrm>
+                      <a:off x="0" y="0"/>
+                      <a:ext cx="4476750" cy="2085975"/>
+                    </a:xfrm>
+                    <a:prstGeom prst="rect">
+                      <a:avLst/>
+                    </a:prstGeom>
+                  </pic:spPr>
+                </pic:pic>
+              </a:graphicData>
+            </a:graphic>
+          </wp:inline>
+        </w:drawing>
       </w:r>
     </w:p>
     <w:p>
@@ -16599,6 +20473,52 @@
           <w:szCs w:val="24"/>
         </w:rPr>
         <w:t xml:space="preserve">6.</w:t>
+      </w:r>
+    </w:p>
+    <w:p>
+      <w:pPr>
+        <w:spacing w:after="100" w:before="80"/>
+        <w:jc w:val="center"/>
+      </w:pPr>
+      <w:r>
+        <w:drawing>
+          <wp:inline distT="0" distB="0" distL="0" distR="0">
+            <wp:extent cx="4476750" cy="2152650"/>
+            <wp:effectExtent t="0" r="0" b="0" l="0"/>
+            <wp:docPr id="120" name=""/>
+            <wp:cNvGraphicFramePr>
+              <a:graphicFrameLocks xmlns:a="http://schemas.openxmlformats.org/drawingml/2006/main" noChangeAspect="1"/>
+            </wp:cNvGraphicFramePr>
+            <a:graphic xmlns:a="http://schemas.openxmlformats.org/drawingml/2006/main">
+              <a:graphicData uri="http://schemas.openxmlformats.org/drawingml/2006/picture">
+                <pic:pic xmlns:pic="http://schemas.openxmlformats.org/drawingml/2006/picture">
+                  <pic:nvPicPr>
+                    <pic:cNvPr id="0" name="" descr=""/>
+                    <pic:cNvPicPr>
+                      <a:picLocks noChangeAspect="1" noChangeArrowheads="1"/>
+                    </pic:cNvPicPr>
+                  </pic:nvPicPr>
+                  <pic:blipFill>
+                    <a:blip r:embed="rId128" cstate="none"/>
+                    <a:srcRect/>
+                    <a:stretch>
+                      <a:fillRect/>
+                    </a:stretch>
+                  </pic:blipFill>
+                  <pic:spPr bwMode="auto">
+                    <a:xfrm>
+                      <a:off x="0" y="0"/>
+                      <a:ext cx="4476750" cy="2152650"/>
+                    </a:xfrm>
+                    <a:prstGeom prst="rect">
+                      <a:avLst/>
+                    </a:prstGeom>
+                  </pic:spPr>
+                </pic:pic>
+              </a:graphicData>
+            </a:graphic>
+          </wp:inline>
+        </w:drawing>
       </w:r>
     </w:p>
     <w:p>

--- a/manuel-math-t5/Manuel_Mathematiques_T5_EXAMENS.docx
+++ b/manuel-math-t5/Manuel_Mathematiques_T5_EXAMENS.docx
@@ -675,7 +675,7 @@
           <w:sz w:val="24"/>
           <w:szCs w:val="24"/>
         </w:rPr>
-        <w:t xml:space="preserve">Preuve par 9 (croix) : 335 → 2 ; 26 → 8 ; 2 × 8 = 7, et 8 710 → 7 ✓</w:t>
+        <w:t xml:space="preserve">Contrôle visuel par 9 : 335 → 2 ; 26 → 8 ; 2 × 8 = 7, et 8 710 → 7 ✓</w:t>
       </w:r>
     </w:p>
     <w:p>
@@ -800,7 +800,7 @@
           <w:sz w:val="24"/>
           <w:szCs w:val="24"/>
         </w:rPr>
-        <w:t xml:space="preserve">Croix de la preuve par 9 : H 3 × B 3 + reste 1 → 1, comme 793 → 1 ✓</w:t>
+        <w:t xml:space="preserve">Contrôle visuel par 9 : H 3 × B 3 + reste 1 → 1, comme 793 → 1 ✓</w:t>
       </w:r>
     </w:p>
     <w:p>
@@ -1679,7 +1679,7 @@
           <w:sz w:val="24"/>
           <w:szCs w:val="24"/>
         </w:rPr>
-        <w:t xml:space="preserve">Preuve par 9 (croix) : 693 → 9 ; 94 → 4 ; 9 × 4 = 9, et 65 142 → 9 ✓</w:t>
+        <w:t xml:space="preserve">Contrôle visuel par 9 : 693 → 9 ; 94 → 4 ; 9 × 4 = 9, et 65 142 → 9 ✓</w:t>
       </w:r>
     </w:p>
     <w:p>
@@ -1804,7 +1804,7 @@
           <w:sz w:val="24"/>
           <w:szCs w:val="24"/>
         </w:rPr>
-        <w:t xml:space="preserve">Croix de la preuve par 9 : H 6 × B 1 + reste 15 → 3, comme 1 551 → 3 ✓</w:t>
+        <w:t xml:space="preserve">Contrôle visuel par 9 : H 6 × B 1 + reste 15 → 3, comme 1 551 → 3 ✓</w:t>
       </w:r>
     </w:p>
     <w:p>
@@ -2737,7 +2737,7 @@
           <w:sz w:val="24"/>
           <w:szCs w:val="24"/>
         </w:rPr>
-        <w:t xml:space="preserve">Preuve par 9 (croix) : 881 → 8 ; 73 → 1 ; 8 × 1 = 8, et 64 313 → 8 ✓</w:t>
+        <w:t xml:space="preserve">Contrôle visuel par 9 : 881 → 8 ; 73 → 1 ; 8 × 1 = 8, et 64 313 → 8 ✓</w:t>
       </w:r>
     </w:p>
     <w:p>
@@ -2862,7 +2862,7 @@
           <w:sz w:val="24"/>
           <w:szCs w:val="24"/>
         </w:rPr>
-        <w:t xml:space="preserve">Croix de la preuve par 9 : H 8 × B 5 + reste 33 → 1, comme 2 098 → 1 ✓</w:t>
+        <w:t xml:space="preserve">Contrôle visuel par 9 : H 8 × B 5 + reste 33 → 1, comme 2 098 → 1 ✓</w:t>
       </w:r>
     </w:p>
     <w:p>
@@ -3761,7 +3761,7 @@
           <w:sz w:val="24"/>
           <w:szCs w:val="24"/>
         </w:rPr>
-        <w:t xml:space="preserve">Preuve par 9 (croix) : 382 → 4 ; 72 → 9 ; 4 × 9 = 9, et 27 504 → 9 ✓</w:t>
+        <w:t xml:space="preserve">Contrôle visuel par 9 : 382 → 4 ; 72 → 9 ; 4 × 9 = 9, et 27 504 → 9 ✓</w:t>
       </w:r>
     </w:p>
     <w:p>
@@ -3886,7 +3886,7 @@
           <w:sz w:val="24"/>
           <w:szCs w:val="24"/>
         </w:rPr>
-        <w:t xml:space="preserve">Croix de la preuve par 9 : H 6 × B 4 + reste 41 → 2, comme 1 343 → 2 ✓</w:t>
+        <w:t xml:space="preserve">Contrôle visuel par 9 : H 6 × B 4 + reste 41 → 2, comme 1 343 → 2 ✓</w:t>
       </w:r>
     </w:p>
     <w:p>
@@ -4792,7 +4792,7 @@
           <w:sz w:val="24"/>
           <w:szCs w:val="24"/>
         </w:rPr>
-        <w:t xml:space="preserve">Preuve par 9 (croix) : 648 → 9 ; 77 → 5 ; 9 × 5 = 9, et 49 896 → 9 ✓</w:t>
+        <w:t xml:space="preserve">Contrôle visuel par 9 : 648 → 9 ; 77 → 5 ; 9 × 5 = 9, et 49 896 → 9 ✓</w:t>
       </w:r>
     </w:p>
     <w:p>
@@ -4917,7 +4917,7 @@
           <w:sz w:val="24"/>
           <w:szCs w:val="24"/>
         </w:rPr>
-        <w:t xml:space="preserve">Croix de la preuve par 9 : H 4 × B 6 + reste 10 → 7, comme 934 → 7 ✓</w:t>
+        <w:t xml:space="preserve">Contrôle visuel par 9 : H 4 × B 6 + reste 10 → 7, comme 934 → 7 ✓</w:t>
       </w:r>
     </w:p>
     <w:p>
@@ -5796,7 +5796,7 @@
           <w:sz w:val="24"/>
           <w:szCs w:val="24"/>
         </w:rPr>
-        <w:t xml:space="preserve">Preuve par 9 (croix) : 899 → 8 ; 85 → 4 ; 8 × 4 = 5, et 76 415 → 5 ✓</w:t>
+        <w:t xml:space="preserve">Contrôle visuel par 9 : 899 → 8 ; 85 → 4 ; 8 × 4 = 5, et 76 415 → 5 ✓</w:t>
       </w:r>
     </w:p>
     <w:p>
@@ -5921,7 +5921,7 @@
           <w:sz w:val="24"/>
           <w:szCs w:val="24"/>
         </w:rPr>
-        <w:t xml:space="preserve">Croix de la preuve par 9 : H 3 × B 6 + reste 37 → 1, comme 3 079 → 1 ✓</w:t>
+        <w:t xml:space="preserve">Contrôle visuel par 9 : H 3 × B 6 + reste 37 → 1, comme 3 079 → 1 ✓</w:t>
       </w:r>
     </w:p>
     <w:p>
@@ -6854,7 +6854,7 @@
           <w:sz w:val="24"/>
           <w:szCs w:val="24"/>
         </w:rPr>
-        <w:t xml:space="preserve">Preuve par 9 (croix) : 283 → 4 ; 32 → 5 ; 4 × 5 = 2, et 9 056 → 2 ✓</w:t>
+        <w:t xml:space="preserve">Contrôle visuel par 9 : 283 → 4 ; 32 → 5 ; 4 × 5 = 2, et 9 056 → 2 ✓</w:t>
       </w:r>
     </w:p>
     <w:p>
@@ -6979,7 +6979,7 @@
           <w:sz w:val="24"/>
           <w:szCs w:val="24"/>
         </w:rPr>
-        <w:t xml:space="preserve">Croix de la preuve par 9 : H 2 × B 7 + reste 11 → 7, comme 871 → 7 ✓</w:t>
+        <w:t xml:space="preserve">Contrôle visuel par 9 : H 2 × B 7 + reste 11 → 7, comme 871 → 7 ✓</w:t>
       </w:r>
     </w:p>
     <w:p>
@@ -7878,7 +7878,7 @@
           <w:sz w:val="24"/>
           <w:szCs w:val="24"/>
         </w:rPr>
-        <w:t xml:space="preserve">Preuve par 9 (croix) : 807 → 6 ; 41 → 5 ; 6 × 5 = 3, et 33 087 → 3 ✓</w:t>
+        <w:t xml:space="preserve">Contrôle visuel par 9 : 807 → 6 ; 41 → 5 ; 6 × 5 = 3, et 33 087 → 3 ✓</w:t>
       </w:r>
     </w:p>
     <w:p>
@@ -8003,7 +8003,7 @@
           <w:sz w:val="24"/>
           <w:szCs w:val="24"/>
         </w:rPr>
-        <w:t xml:space="preserve">Croix de la preuve par 9 : H 6 × B 5 + reste 2 → 5, comme 3 236 → 5 ✓</w:t>
+        <w:t xml:space="preserve">Contrôle visuel par 9 : H 6 × B 5 + reste 2 → 5, comme 3 236 → 5 ✓</w:t>
       </w:r>
     </w:p>
     <w:p>
@@ -8909,7 +8909,7 @@
           <w:sz w:val="24"/>
           <w:szCs w:val="24"/>
         </w:rPr>
-        <w:t xml:space="preserve">Preuve par 9 (croix) : 428 → 5 ; 51 → 6 ; 5 × 6 = 3, et 21 828 → 3 ✓</w:t>
+        <w:t xml:space="preserve">Contrôle visuel par 9 : 428 → 5 ; 51 → 6 ; 5 × 6 = 3, et 21 828 → 3 ✓</w:t>
       </w:r>
     </w:p>
     <w:p>
@@ -9034,7 +9034,7 @@
           <w:sz w:val="24"/>
           <w:szCs w:val="24"/>
         </w:rPr>
-        <w:t xml:space="preserve">Croix de la preuve par 9 : H 2 × B 5 + reste 30 → 4, comme 1 246 → 4 ✓</w:t>
+        <w:t xml:space="preserve">Contrôle visuel par 9 : H 2 × B 5 + reste 30 → 4, comme 1 246 → 4 ✓</w:t>
       </w:r>
     </w:p>
     <w:p>
@@ -9913,7 +9913,7 @@
           <w:sz w:val="24"/>
           <w:szCs w:val="24"/>
         </w:rPr>
-        <w:t xml:space="preserve">Preuve par 9 (croix) : 733 → 4 ; 90 → 9 ; 4 × 9 = 9, et 65 970 → 9 ✓</w:t>
+        <w:t xml:space="preserve">Contrôle visuel par 9 : 733 → 4 ; 90 → 9 ; 4 × 9 = 9, et 65 970 → 9 ✓</w:t>
       </w:r>
     </w:p>
     <w:p>
@@ -10038,7 +10038,7 @@
           <w:sz w:val="24"/>
           <w:szCs w:val="24"/>
         </w:rPr>
-        <w:t xml:space="preserve">Croix de la preuve par 9 : H 7 × B 2 + reste 8 → 4, comme 760 → 4 ✓</w:t>
+        <w:t xml:space="preserve">Contrôle visuel par 9 : H 7 × B 2 + reste 8 → 4, comme 760 → 4 ✓</w:t>
       </w:r>
     </w:p>
     <w:p>
@@ -10971,7 +10971,7 @@
           <w:sz w:val="24"/>
           <w:szCs w:val="24"/>
         </w:rPr>
-        <w:t xml:space="preserve">Preuve par 9 (croix) : 902 → 2 ; 54 → 9 ; 2 × 9 = 9, et 48 708 → 9 ✓</w:t>
+        <w:t xml:space="preserve">Contrôle visuel par 9 : 902 → 2 ; 54 → 9 ; 2 × 9 = 9, et 48 708 → 9 ✓</w:t>
       </w:r>
     </w:p>
     <w:p>
@@ -11096,7 +11096,7 @@
           <w:sz w:val="24"/>
           <w:szCs w:val="24"/>
         </w:rPr>
-        <w:t xml:space="preserve">Croix de la preuve par 9 : H 6 × B 7 + reste 19 → 7, comme 2 131 → 7 ✓</w:t>
+        <w:t xml:space="preserve">Contrôle visuel par 9 : H 6 × B 7 + reste 19 → 7, comme 2 131 → 7 ✓</w:t>
       </w:r>
     </w:p>
     <w:p>
@@ -11995,7 +11995,7 @@
           <w:sz w:val="24"/>
           <w:szCs w:val="24"/>
         </w:rPr>
-        <w:t xml:space="preserve">Preuve par 9 (croix) : 957 → 3 ; 87 → 6 ; 3 × 6 = 9, et 83 259 → 9 ✓</w:t>
+        <w:t xml:space="preserve">Contrôle visuel par 9 : 957 → 3 ; 87 → 6 ; 3 × 6 = 9, et 83 259 → 9 ✓</w:t>
       </w:r>
     </w:p>
     <w:p>
@@ -12120,7 +12120,7 @@
           <w:sz w:val="24"/>
           <w:szCs w:val="24"/>
         </w:rPr>
-        <w:t xml:space="preserve">Croix de la preuve par 9 : H 2 × B 2 + reste 14 → 9, comme 774 → 9 ✓</w:t>
+        <w:t xml:space="preserve">Contrôle visuel par 9 : H 2 × B 2 + reste 14 → 9, comme 774 → 9 ✓</w:t>
       </w:r>
     </w:p>
     <w:p>
@@ -13026,7 +13026,7 @@
           <w:sz w:val="24"/>
           <w:szCs w:val="24"/>
         </w:rPr>
-        <w:t xml:space="preserve">Preuve par 9 (croix) : 381 → 3 ; 96 → 6 ; 3 × 6 = 9, et 36 576 → 9 ✓</w:t>
+        <w:t xml:space="preserve">Contrôle visuel par 9 : 381 → 3 ; 96 → 6 ; 3 × 6 = 9, et 36 576 → 9 ✓</w:t>
       </w:r>
     </w:p>
     <w:p>
@@ -13151,7 +13151,7 @@
           <w:sz w:val="24"/>
           <w:szCs w:val="24"/>
         </w:rPr>
-        <w:t xml:space="preserve">Croix de la preuve par 9 : H 6 × B 6 + reste 14 → 5, comme 914 → 5 ✓</w:t>
+        <w:t xml:space="preserve">Contrôle visuel par 9 : H 6 × B 6 + reste 14 → 5, comme 914 → 5 ✓</w:t>
       </w:r>
     </w:p>
     <w:p>
@@ -14030,7 +14030,7 @@
           <w:sz w:val="24"/>
           <w:szCs w:val="24"/>
         </w:rPr>
-        <w:t xml:space="preserve">Preuve par 9 (croix) : 262 → 1 ; 80 → 8 ; 1 × 8 = 8, et 20 960 → 8 ✓</w:t>
+        <w:t xml:space="preserve">Contrôle visuel par 9 : 262 → 1 ; 80 → 8 ; 1 × 8 = 8, et 20 960 → 8 ✓</w:t>
       </w:r>
     </w:p>
     <w:p>
@@ -14155,7 +14155,7 @@
           <w:sz w:val="24"/>
           <w:szCs w:val="24"/>
         </w:rPr>
-        <w:t xml:space="preserve">Croix de la preuve par 9 : H 2 × B 4 + reste 11 → 1, comme 1 891 → 1 ✓</w:t>
+        <w:t xml:space="preserve">Contrôle visuel par 9 : H 2 × B 4 + reste 11 → 1, comme 1 891 → 1 ✓</w:t>
       </w:r>
     </w:p>
     <w:p>
@@ -15088,7 +15088,7 @@
           <w:sz w:val="24"/>
           <w:szCs w:val="24"/>
         </w:rPr>
-        <w:t xml:space="preserve">Preuve par 9 (croix) : 889 → 7 ; 94 → 4 ; 7 × 4 = 1, et 83 566 → 1 ✓</w:t>
+        <w:t xml:space="preserve">Contrôle visuel par 9 : 889 → 7 ; 94 → 4 ; 7 × 4 = 1, et 83 566 → 1 ✓</w:t>
       </w:r>
     </w:p>
     <w:p>
@@ -15213,7 +15213,7 @@
           <w:sz w:val="24"/>
           <w:szCs w:val="24"/>
         </w:rPr>
-        <w:t xml:space="preserve">Croix de la preuve par 9 : H 9 × B 3 + reste 7 → 7, comme 1 357 → 7 ✓</w:t>
+        <w:t xml:space="preserve">Contrôle visuel par 9 : H 9 × B 3 + reste 7 → 7, comme 1 357 → 7 ✓</w:t>
       </w:r>
     </w:p>
     <w:p>
@@ -16112,7 +16112,7 @@
           <w:sz w:val="24"/>
           <w:szCs w:val="24"/>
         </w:rPr>
-        <w:t xml:space="preserve">Preuve par 9 (croix) : 448 → 7 ; 89 → 8 ; 7 × 8 = 2, et 39 872 → 2 ✓</w:t>
+        <w:t xml:space="preserve">Contrôle visuel par 9 : 448 → 7 ; 89 → 8 ; 7 × 8 = 2, et 39 872 → 2 ✓</w:t>
       </w:r>
     </w:p>
     <w:p>
@@ -16237,7 +16237,7 @@
           <w:sz w:val="24"/>
           <w:szCs w:val="24"/>
         </w:rPr>
-        <w:t xml:space="preserve">Croix de la preuve par 9 : H 6 × B 1 + reste 11 → 8, comme 566 → 8 ✓</w:t>
+        <w:t xml:space="preserve">Contrôle visuel par 9 : H 6 × B 1 + reste 11 → 8, comme 566 → 8 ✓</w:t>
       </w:r>
     </w:p>
     <w:p>
@@ -17069,7 +17069,7 @@
           <w:sz w:val="24"/>
           <w:szCs w:val="24"/>
         </w:rPr>
-        <w:t xml:space="preserve">Preuve par 9 (croix) : 334 → 1 ; 65 → 2 ; 1 × 2 = 2, et 21 710 → 2 ✓</w:t>
+        <w:t xml:space="preserve">Contrôle visuel par 9 : 334 → 1 ; 65 → 2 ; 1 × 2 = 2, et 21 710 → 2 ✓</w:t>
       </w:r>
     </w:p>
     <w:p>
@@ -17194,7 +17194,7 @@
           <w:sz w:val="24"/>
           <w:szCs w:val="24"/>
         </w:rPr>
-        <w:t xml:space="preserve">Croix de la preuve par 9 : H 9 × B 5 + reste 18 → 9, comme 1 053 → 9 ✓</w:t>
+        <w:t xml:space="preserve">Contrôle visuel par 9 : H 9 × B 5 + reste 18 → 9, comme 1 053 → 9 ✓</w:t>
       </w:r>
     </w:p>
     <w:p>
@@ -18073,7 +18073,7 @@
           <w:sz w:val="24"/>
           <w:szCs w:val="24"/>
         </w:rPr>
-        <w:t xml:space="preserve">Preuve par 9 (croix) : 628 → 7 ; 79 → 7 ; 7 × 7 = 4, et 49 612 → 4 ✓</w:t>
+        <w:t xml:space="preserve">Contrôle visuel par 9 : 628 → 7 ; 79 → 7 ; 7 × 7 = 4, et 49 612 → 4 ✓</w:t>
       </w:r>
     </w:p>
     <w:p>
@@ -18198,7 +18198,7 @@
           <w:sz w:val="24"/>
           <w:szCs w:val="24"/>
         </w:rPr>
-        <w:t xml:space="preserve">Croix de la preuve par 9 : H 8 × B 5 + reste 7 → 2, comme 1 442 → 2 ✓</w:t>
+        <w:t xml:space="preserve">Contrôle visuel par 9 : H 8 × B 5 + reste 7 → 2, comme 1 442 → 2 ✓</w:t>
       </w:r>
     </w:p>
     <w:p>
@@ -19131,7 +19131,7 @@
           <w:sz w:val="24"/>
           <w:szCs w:val="24"/>
         </w:rPr>
-        <w:t xml:space="preserve">Preuve par 9 (croix) : 544 → 4 ; 81 → 9 ; 4 × 9 = 9, et 44 064 → 9 ✓</w:t>
+        <w:t xml:space="preserve">Contrôle visuel par 9 : 544 → 4 ; 81 → 9 ; 4 × 9 = 9, et 44 064 → 9 ✓</w:t>
       </w:r>
     </w:p>
     <w:p>
@@ -19256,7 +19256,7 @@
           <w:sz w:val="24"/>
           <w:szCs w:val="24"/>
         </w:rPr>
-        <w:t xml:space="preserve">Croix de la preuve par 9 : H 4 × B 7 + reste 8 → 9, comme 2 088 → 9 ✓</w:t>
+        <w:t xml:space="preserve">Contrôle visuel par 9 : H 4 × B 7 + reste 8 → 9, comme 2 088 → 9 ✓</w:t>
       </w:r>
     </w:p>
     <w:p>
@@ -20155,7 +20155,7 @@
           <w:sz w:val="24"/>
           <w:szCs w:val="24"/>
         </w:rPr>
-        <w:t xml:space="preserve">Preuve par 9 (croix) : 936 → 9 ; 73 → 1 ; 9 × 1 = 9, et 68 328 → 9 ✓</w:t>
+        <w:t xml:space="preserve">Contrôle visuel par 9 : 936 → 9 ; 73 → 1 ; 9 × 1 = 9, et 68 328 → 9 ✓</w:t>
       </w:r>
     </w:p>
     <w:p>
@@ -20280,7 +20280,7 @@
           <w:sz w:val="24"/>
           <w:szCs w:val="24"/>
         </w:rPr>
-        <w:t xml:space="preserve">Croix de la preuve par 9 : H 6 × B 8 + reste 8 → 2, comme 1 073 → 2 ✓</w:t>
+        <w:t xml:space="preserve">Contrôle visuel par 9 : H 6 × B 8 + reste 8 → 2, comme 1 073 → 2 ✓</w:t>
       </w:r>
     </w:p>
     <w:p>

--- a/manuel-math-t5/Manuel_Mathematiques_T5_EXAMENS.docx
+++ b/manuel-math-t5/Manuel_Mathematiques_T5_EXAMENS.docx
@@ -13932,7 +13932,7 @@
           <w:sz w:val="24"/>
           <w:szCs w:val="24"/>
         </w:rPr>
-        <w:t xml:space="preserve">1.  … − 3 785 = 8 420</w:t>
+        <w:t xml:space="preserve">1.  Écris en lettres : 12 078</w:t>
       </w:r>
     </w:p>
     <w:p>
@@ -13952,7 +13952,7 @@
           <w:sz w:val="24"/>
           <w:szCs w:val="24"/>
         </w:rPr>
-        <w:t xml:space="preserve">2.  … × 24 = 7 200</w:t>
+        <w:t xml:space="preserve">2.  Écris en chiffres : quatre-vingt-quatorze</w:t>
       </w:r>
     </w:p>
     <w:p>
@@ -13972,7 +13972,7 @@
           <w:sz w:val="24"/>
           <w:szCs w:val="24"/>
         </w:rPr>
-        <w:t xml:space="preserve">3.  8 400 ÷ … = 120</w:t>
+        <w:t xml:space="preserve">3.  Range dans l’ordre croissant : 87 ; 93 ; 78 ; 39</w:t>
       </w:r>
     </w:p>
     <w:p>
@@ -13992,7 +13992,7 @@
           <w:sz w:val="24"/>
           <w:szCs w:val="24"/>
         </w:rPr>
-        <w:t xml:space="preserve">4.  3 600 g = … kg</w:t>
+        <w:t xml:space="preserve">4.  Compare : 10,1 … 10,099 ; 37,2 … 37,200</w:t>
       </w:r>
     </w:p>
     <w:p>
@@ -14012,7 +14012,7 @@
           <w:sz w:val="24"/>
           <w:szCs w:val="24"/>
         </w:rPr>
-        <w:t xml:space="preserve">5.  99 999 + 1 = …</w:t>
+        <w:t xml:space="preserve">5.  Calcule : 25 + 57 et 19 × 3</w:t>
       </w:r>
     </w:p>
     <w:p>
@@ -14055,13 +14055,190 @@
     </w:p>
     <w:p>
       <w:pPr>
+        <w:spacing w:after="60" w:line="300"/>
+        <w:ind w:left="360"/>
+        <w:jc w:val="left"/>
+      </w:pPr>
+      <w:r>
+        <w:rPr>
+          <w:rFonts w:ascii="Times New Roman" w:cs="Times New Roman" w:eastAsia="Times New Roman" w:hAnsi="Times New Roman"/>
+          <w:b w:val="false"/>
+          <w:bCs w:val="false"/>
+          <w:i w:val="false"/>
+          <w:iCs w:val="false"/>
+          <w:color w:val="000000"/>
+          <w:sz w:val="24"/>
+          <w:szCs w:val="24"/>
+        </w:rPr>
+        <w:t xml:space="preserve">12 078 se lit : douze mille soixante-dix-huit.</w:t>
+      </w:r>
+    </w:p>
+    <w:p>
+      <w:pPr>
+        <w:spacing w:after="60" w:line="300"/>
+        <w:ind w:left="360"/>
+        <w:jc w:val="left"/>
+      </w:pPr>
+      <w:r>
+        <w:rPr>
+          <w:rFonts w:ascii="Times New Roman" w:cs="Times New Roman" w:eastAsia="Times New Roman" w:hAnsi="Times New Roman"/>
+          <w:b w:val="false"/>
+          <w:bCs w:val="false"/>
+          <w:i w:val="false"/>
+          <w:iCs w:val="false"/>
+          <w:color w:val="000000"/>
+          <w:sz w:val="24"/>
+          <w:szCs w:val="24"/>
+        </w:rPr>
+        <w:t xml:space="preserve">Réponse : douze mille soixante-dix-huit.</w:t>
+      </w:r>
+    </w:p>
+    <w:p>
+      <w:pPr>
+        <w:spacing w:after="40" w:line="300"/>
+        <w:jc w:val="left"/>
+      </w:pPr>
+      <w:r>
+        <w:rPr>
+          <w:rFonts w:ascii="Times New Roman" w:cs="Times New Roman" w:eastAsia="Times New Roman" w:hAnsi="Times New Roman"/>
+          <w:b w:val="false"/>
+          <w:bCs w:val="false"/>
+          <w:i w:val="false"/>
+          <w:iCs w:val="false"/>
+          <w:color w:val="000000"/>
+          <w:sz w:val="24"/>
+          <w:szCs w:val="24"/>
+        </w:rPr>
+        <w:t xml:space="preserve">2.</w:t>
+      </w:r>
+    </w:p>
+    <w:p>
+      <w:pPr>
+        <w:spacing w:after="60" w:line="300"/>
+        <w:ind w:left="360"/>
+        <w:jc w:val="left"/>
+      </w:pPr>
+      <w:r>
+        <w:rPr>
+          <w:rFonts w:ascii="Times New Roman" w:cs="Times New Roman" w:eastAsia="Times New Roman" w:hAnsi="Times New Roman"/>
+          <w:b w:val="false"/>
+          <w:bCs w:val="false"/>
+          <w:i w:val="false"/>
+          <w:iCs w:val="false"/>
+          <w:color w:val="000000"/>
+          <w:sz w:val="24"/>
+          <w:szCs w:val="24"/>
+        </w:rPr>
+        <w:t xml:space="preserve">« quatre-vingt-quatorze » correspond à 94.</w:t>
+      </w:r>
+    </w:p>
+    <w:p>
+      <w:pPr>
+        <w:spacing w:after="60" w:line="300"/>
+        <w:ind w:left="360"/>
+        <w:jc w:val="left"/>
+      </w:pPr>
+      <w:r>
+        <w:rPr>
+          <w:rFonts w:ascii="Times New Roman" w:cs="Times New Roman" w:eastAsia="Times New Roman" w:hAnsi="Times New Roman"/>
+          <w:b w:val="false"/>
+          <w:bCs w:val="false"/>
+          <w:i w:val="false"/>
+          <w:iCs w:val="false"/>
+          <w:color w:val="000000"/>
+          <w:sz w:val="24"/>
+          <w:szCs w:val="24"/>
+        </w:rPr>
+        <w:t xml:space="preserve">Réponse : 94.</w:t>
+      </w:r>
+    </w:p>
+    <w:p>
+      <w:pPr>
+        <w:spacing w:after="40" w:line="300"/>
+        <w:jc w:val="left"/>
+      </w:pPr>
+      <w:r>
+        <w:rPr>
+          <w:rFonts w:ascii="Times New Roman" w:cs="Times New Roman" w:eastAsia="Times New Roman" w:hAnsi="Times New Roman"/>
+          <w:b w:val="false"/>
+          <w:bCs w:val="false"/>
+          <w:i w:val="false"/>
+          <w:iCs w:val="false"/>
+          <w:color w:val="000000"/>
+          <w:sz w:val="24"/>
+          <w:szCs w:val="24"/>
+        </w:rPr>
+        <w:t xml:space="preserve">3.</w:t>
+      </w:r>
+    </w:p>
+    <w:p>
+      <w:pPr>
+        <w:spacing w:after="60" w:line="300"/>
+        <w:ind w:left="360"/>
+        <w:jc w:val="left"/>
+      </w:pPr>
+      <w:r>
+        <w:rPr>
+          <w:rFonts w:ascii="Times New Roman" w:cs="Times New Roman" w:eastAsia="Times New Roman" w:hAnsi="Times New Roman"/>
+          <w:b w:val="false"/>
+          <w:bCs w:val="false"/>
+          <w:i w:val="false"/>
+          <w:iCs w:val="false"/>
+          <w:color w:val="000000"/>
+          <w:sz w:val="24"/>
+          <w:szCs w:val="24"/>
+        </w:rPr>
+        <w:t xml:space="preserve">Je compare les nombres puis je les place du plus petit au plus grand.</w:t>
+      </w:r>
+    </w:p>
+    <w:p>
+      <w:pPr>
+        <w:spacing w:after="60" w:line="300"/>
+        <w:ind w:left="360"/>
+        <w:jc w:val="left"/>
+      </w:pPr>
+      <w:r>
+        <w:rPr>
+          <w:rFonts w:ascii="Times New Roman" w:cs="Times New Roman" w:eastAsia="Times New Roman" w:hAnsi="Times New Roman"/>
+          <w:b w:val="false"/>
+          <w:bCs w:val="false"/>
+          <w:i w:val="false"/>
+          <w:iCs w:val="false"/>
+          <w:color w:val="000000"/>
+          <w:sz w:val="24"/>
+          <w:szCs w:val="24"/>
+        </w:rPr>
+        <w:t xml:space="preserve">39 &lt; 78 &lt; 87 &lt; 93.</w:t>
+      </w:r>
+    </w:p>
+    <w:p>
+      <w:pPr>
+        <w:spacing w:after="40" w:line="300"/>
+        <w:jc w:val="left"/>
+      </w:pPr>
+      <w:r>
+        <w:rPr>
+          <w:rFonts w:ascii="Times New Roman" w:cs="Times New Roman" w:eastAsia="Times New Roman" w:hAnsi="Times New Roman"/>
+          <w:b w:val="false"/>
+          <w:bCs w:val="false"/>
+          <w:i w:val="false"/>
+          <w:iCs w:val="false"/>
+          <w:color w:val="000000"/>
+          <w:sz w:val="24"/>
+          <w:szCs w:val="24"/>
+        </w:rPr>
+        <w:t xml:space="preserve">4.</w:t>
+      </w:r>
+    </w:p>
+    <w:p>
+      <w:pPr>
         <w:spacing w:after="100" w:before="80"/>
         <w:jc w:val="center"/>
       </w:pPr>
       <w:r>
         <w:drawing>
           <wp:inline distT="0" distB="0" distL="0" distR="0">
-            <wp:extent cx="4476750" cy="2038350"/>
+            <wp:extent cx="4476750" cy="1638300"/>
             <wp:effectExtent t="0" r="0" b="0" l="0"/>
             <wp:docPr id="91" name=""/>
             <wp:cNvGraphicFramePr>
@@ -14086,7 +14263,7 @@
                   <pic:spPr bwMode="auto">
                     <a:xfrm>
                       <a:off x="0" y="0"/>
-                      <a:ext cx="4476750" cy="2038350"/>
+                      <a:ext cx="4476750" cy="1638300"/>
                     </a:xfrm>
                     <a:prstGeom prst="rect">
                       <a:avLst/>
@@ -14116,7 +14293,7 @@
           <w:sz w:val="24"/>
           <w:szCs w:val="24"/>
         </w:rPr>
-        <w:t xml:space="preserve">Le nombre manquant = 8 420 + 3 785.</w:t>
+        <w:t xml:space="preserve">10,1 = 10,100 &gt; 10,099 ; 37,2 = 37,200.</w:t>
       </w:r>
     </w:p>
     <w:p>
@@ -14136,7 +14313,7 @@
           <w:sz w:val="24"/>
           <w:szCs w:val="24"/>
         </w:rPr>
-        <w:t xml:space="preserve">… = 12 205.</w:t>
+        <w:t xml:space="preserve">Réponse : &gt; ; =.</w:t>
       </w:r>
     </w:p>
     <w:p>
@@ -14155,7 +14332,7 @@
           <w:sz w:val="24"/>
           <w:szCs w:val="24"/>
         </w:rPr>
-        <w:t xml:space="preserve">2.</w:t>
+        <w:t xml:space="preserve">5.</w:t>
       </w:r>
     </w:p>
     <w:p>
@@ -14166,7 +14343,7 @@
       <w:r>
         <w:drawing>
           <wp:inline distT="0" distB="0" distL="0" distR="0">
-            <wp:extent cx="4476750" cy="2533650"/>
+            <wp:extent cx="4476750" cy="1638300"/>
             <wp:effectExtent t="0" r="0" b="0" l="0"/>
             <wp:docPr id="92" name=""/>
             <wp:cNvGraphicFramePr>
@@ -14191,7 +14368,7 @@
                   <pic:spPr bwMode="auto">
                     <a:xfrm>
                       <a:off x="0" y="0"/>
-                      <a:ext cx="4476750" cy="2533650"/>
+                      <a:ext cx="4476750" cy="1638300"/>
                     </a:xfrm>
                     <a:prstGeom prst="rect">
                       <a:avLst/>
@@ -14221,7 +14398,7 @@
           <w:sz w:val="24"/>
           <w:szCs w:val="24"/>
         </w:rPr>
-        <w:t xml:space="preserve">Le facteur manquant = 7 200 ÷ 24.</w:t>
+        <w:t xml:space="preserve">25 + 57 = 82 ; 19 × 3 = 57.</w:t>
       </w:r>
     </w:p>
     <w:p>
@@ -14241,7 +14418,172 @@
           <w:sz w:val="24"/>
           <w:szCs w:val="24"/>
         </w:rPr>
-        <w:t xml:space="preserve">… = 300.</w:t>
+        <w:t xml:space="preserve">Réponses : 82 et 57.</w:t>
+      </w:r>
+    </w:p>
+    <w:p>
+      <w:r>
+        <w:br w:type="page"/>
+      </w:r>
+    </w:p>
+    <w:p>
+      <w:pPr>
+        <w:spacing w:after="150" w:before="200"/>
+        <w:jc w:val="center"/>
+      </w:pPr>
+      <w:bookmarkStart w:name="exop20" w:id="21"/>
+      <w:r>
+        <w:rPr>
+          <w:rFonts w:ascii="Times New Roman" w:cs="Times New Roman" w:eastAsia="Times New Roman" w:hAnsi="Times New Roman"/>
+          <w:b/>
+          <w:bCs/>
+          <w:i w:val="false"/>
+          <w:iCs w:val="false"/>
+          <w:color w:val="C00000"/>
+          <w:sz w:val="32"/>
+          <w:szCs w:val="32"/>
+        </w:rPr>
+        <w:t xml:space="preserve">SUJET N° 20 — OPÉRATIONS</w:t>
+      </w:r>
+      <w:bookmarkEnd w:id="21"/>
+    </w:p>
+    <w:p>
+      <w:pPr>
+        <w:shd w:fill="FFF8E1" w:val="clear"/>
+        <w:spacing w:after="100" w:line="300"/>
+        <w:jc w:val="left"/>
+      </w:pPr>
+      <w:r>
+        <w:rPr>
+          <w:rFonts w:ascii="Times New Roman" w:cs="Times New Roman" w:eastAsia="Times New Roman" w:hAnsi="Times New Roman"/>
+          <w:b w:val="false"/>
+          <w:bCs w:val="false"/>
+          <w:i w:val="false"/>
+          <w:iCs w:val="false"/>
+          <w:color w:val="000000"/>
+          <w:sz w:val="24"/>
+          <w:szCs w:val="24"/>
+        </w:rPr>
+        <w:t xml:space="preserve">Effectue les opérations suivantes en posant tes calculs. Durée conseillée : 30 minutes.</w:t>
+      </w:r>
+    </w:p>
+    <w:p>
+      <w:pPr>
+        <w:spacing w:after="100" w:line="300"/>
+        <w:ind w:left="240"/>
+        <w:jc w:val="left"/>
+      </w:pPr>
+      <w:r>
+        <w:rPr>
+          <w:rFonts w:ascii="Times New Roman" w:cs="Times New Roman" w:eastAsia="Times New Roman" w:hAnsi="Times New Roman"/>
+          <w:b w:val="false"/>
+          <w:bCs w:val="false"/>
+          <w:i w:val="false"/>
+          <w:iCs w:val="false"/>
+          <w:color w:val="000000"/>
+          <w:sz w:val="24"/>
+          <w:szCs w:val="24"/>
+        </w:rPr>
+        <w:t xml:space="preserve">1.  Compare : 39 L … 900 mL ; 7 hm … 700 m</w:t>
+      </w:r>
+    </w:p>
+    <w:p>
+      <w:pPr>
+        <w:spacing w:after="100" w:line="300"/>
+        <w:ind w:left="240"/>
+        <w:jc w:val="left"/>
+      </w:pPr>
+      <w:r>
+        <w:rPr>
+          <w:rFonts w:ascii="Times New Roman" w:cs="Times New Roman" w:eastAsia="Times New Roman" w:hAnsi="Times New Roman"/>
+          <w:b w:val="false"/>
+          <w:bCs w:val="false"/>
+          <w:i w:val="false"/>
+          <w:iCs w:val="false"/>
+          <w:color w:val="000000"/>
+          <w:sz w:val="24"/>
+          <w:szCs w:val="24"/>
+        </w:rPr>
+        <w:t xml:space="preserve">2.  300 kg = … t</w:t>
+      </w:r>
+    </w:p>
+    <w:p>
+      <w:pPr>
+        <w:spacing w:after="100" w:line="300"/>
+        <w:ind w:left="240"/>
+        <w:jc w:val="left"/>
+      </w:pPr>
+      <w:r>
+        <w:rPr>
+          <w:rFonts w:ascii="Times New Roman" w:cs="Times New Roman" w:eastAsia="Times New Roman" w:hAnsi="Times New Roman"/>
+          <w:b w:val="false"/>
+          <w:bCs w:val="false"/>
+          <w:i w:val="false"/>
+          <w:iCs w:val="false"/>
+          <w:color w:val="000000"/>
+          <w:sz w:val="24"/>
+          <w:szCs w:val="24"/>
+        </w:rPr>
+        <w:t xml:space="preserve">3.  9,2 q = … hg</w:t>
+      </w:r>
+    </w:p>
+    <w:p>
+      <w:pPr>
+        <w:spacing w:after="100" w:line="300"/>
+        <w:ind w:left="240"/>
+        <w:jc w:val="left"/>
+      </w:pPr>
+      <w:r>
+        <w:rPr>
+          <w:rFonts w:ascii="Times New Roman" w:cs="Times New Roman" w:eastAsia="Times New Roman" w:hAnsi="Times New Roman"/>
+          <w:b w:val="false"/>
+          <w:bCs w:val="false"/>
+          <w:i w:val="false"/>
+          <w:iCs w:val="false"/>
+          <w:color w:val="000000"/>
+          <w:sz w:val="24"/>
+          <w:szCs w:val="24"/>
+        </w:rPr>
+        <w:t xml:space="preserve">4.  Un losange a D = 16 cm et d = 9 cm. Calculez son aire.</w:t>
+      </w:r>
+    </w:p>
+    <w:p>
+      <w:pPr>
+        <w:spacing w:after="100" w:line="300"/>
+        <w:ind w:left="240"/>
+        <w:jc w:val="left"/>
+      </w:pPr>
+      <w:r>
+        <w:rPr>
+          <w:rFonts w:ascii="Times New Roman" w:cs="Times New Roman" w:eastAsia="Times New Roman" w:hAnsi="Times New Roman"/>
+          <w:b w:val="false"/>
+          <w:bCs w:val="false"/>
+          <w:i w:val="false"/>
+          <w:iCs w:val="false"/>
+          <w:color w:val="000000"/>
+          <w:sz w:val="24"/>
+          <w:szCs w:val="24"/>
+        </w:rPr>
+        <w:t xml:space="preserve">5.  Trace deux droites perpendiculaires.</w:t>
+      </w:r>
+    </w:p>
+    <w:p>
+      <w:pPr>
+        <w:shd w:fill="2E7D32" w:val="clear"/>
+        <w:spacing w:after="110" w:before="180"/>
+      </w:pPr>
+      <w:r>
+        <w:rPr>
+          <w:rFonts w:ascii="Times New Roman" w:cs="Times New Roman" w:eastAsia="Times New Roman" w:hAnsi="Times New Roman"/>
+          <w:b/>
+          <w:bCs/>
+          <w:i w:val="false"/>
+          <w:iCs w:val="false"/>
+          <w:color w:val="FFFFFF"/>
+          <w:sz w:val="26"/>
+          <w:szCs w:val="26"/>
+        </w:rPr>
+        <w:t xml:space="preserve">  CORRIGÉ DU SUJET N° 20</w:t>
       </w:r>
     </w:p>
     <w:p>
@@ -14260,7 +14602,7 @@
           <w:sz w:val="24"/>
           <w:szCs w:val="24"/>
         </w:rPr>
-        <w:t xml:space="preserve">3.</w:t>
+        <w:t xml:space="preserve">1.</w:t>
       </w:r>
     </w:p>
     <w:p>
@@ -14271,7 +14613,7 @@
       <w:r>
         <w:drawing>
           <wp:inline distT="0" distB="0" distL="0" distR="0">
-            <wp:extent cx="4476750" cy="3048000"/>
+            <wp:extent cx="4476750" cy="1638300"/>
             <wp:effectExtent t="0" r="0" b="0" l="0"/>
             <wp:docPr id="93" name=""/>
             <wp:cNvGraphicFramePr>
@@ -14296,7 +14638,7 @@
                   <pic:spPr bwMode="auto">
                     <a:xfrm>
                       <a:off x="0" y="0"/>
-                      <a:ext cx="4476750" cy="3048000"/>
+                      <a:ext cx="4476750" cy="1638300"/>
                     </a:xfrm>
                     <a:prstGeom prst="rect">
                       <a:avLst/>
@@ -14326,7 +14668,7 @@
           <w:sz w:val="24"/>
           <w:szCs w:val="24"/>
         </w:rPr>
-        <w:t xml:space="preserve">Le diviseur manquant = 8 400 ÷ 120.</w:t>
+        <w:t xml:space="preserve">39 L = 39 000 mL, donc 39 L &gt; 900 mL.</w:t>
       </w:r>
     </w:p>
     <w:p>
@@ -14346,7 +14688,7 @@
           <w:sz w:val="24"/>
           <w:szCs w:val="24"/>
         </w:rPr>
-        <w:t xml:space="preserve">… = 70.</w:t>
+        <w:t xml:space="preserve">7 hm = 700 m, donc 7 hm = 700 m.</w:t>
       </w:r>
     </w:p>
     <w:p>
@@ -14365,7 +14707,7 @@
           <w:sz w:val="24"/>
           <w:szCs w:val="24"/>
         </w:rPr>
-        <w:t xml:space="preserve">4.</w:t>
+        <w:t xml:space="preserve">2.</w:t>
       </w:r>
     </w:p>
     <w:p>
@@ -14451,7 +14793,7 @@
           <w:sz w:val="24"/>
           <w:szCs w:val="24"/>
         </w:rPr>
-        <w:t xml:space="preserve">3 600 g ÷ 1 000 = 3,6 kg.</w:t>
+        <w:t xml:space="preserve">300 kg ÷ 1 000 = 0,3 t.</w:t>
       </w:r>
     </w:p>
     <w:p>
@@ -14470,7 +14812,7 @@
           <w:sz w:val="24"/>
           <w:szCs w:val="24"/>
         </w:rPr>
-        <w:t xml:space="preserve">5.</w:t>
+        <w:t xml:space="preserve">3.</w:t>
       </w:r>
     </w:p>
     <w:p>
@@ -14481,7 +14823,7 @@
       <w:r>
         <w:drawing>
           <wp:inline distT="0" distB="0" distL="0" distR="0">
-            <wp:extent cx="4476750" cy="2038350"/>
+            <wp:extent cx="4476750" cy="1876425"/>
             <wp:effectExtent t="0" r="0" b="0" l="0"/>
             <wp:docPr id="95" name=""/>
             <wp:cNvGraphicFramePr>
@@ -14506,7 +14848,7 @@
                   <pic:spPr bwMode="auto">
                     <a:xfrm>
                       <a:off x="0" y="0"/>
-                      <a:ext cx="4476750" cy="2038350"/>
+                      <a:ext cx="4476750" cy="1876425"/>
                     </a:xfrm>
                     <a:prstGeom prst="rect">
                       <a:avLst/>
@@ -14536,7 +14878,7 @@
           <w:sz w:val="24"/>
           <w:szCs w:val="24"/>
         </w:rPr>
-        <w:t xml:space="preserve">J’aligne unités, dizaines et centaines.</w:t>
+        <w:t xml:space="preserve">Je convertis avant de calculer.</w:t>
       </w:r>
     </w:p>
     <w:p>
@@ -14556,172 +14898,7 @@
           <w:sz w:val="24"/>
           <w:szCs w:val="24"/>
         </w:rPr>
-        <w:t xml:space="preserve">99 999 + 1 = 100 000.</w:t>
-      </w:r>
-    </w:p>
-    <w:p>
-      <w:r>
-        <w:br w:type="page"/>
-      </w:r>
-    </w:p>
-    <w:p>
-      <w:pPr>
-        <w:spacing w:after="150" w:before="200"/>
-        <w:jc w:val="center"/>
-      </w:pPr>
-      <w:bookmarkStart w:name="exop20" w:id="21"/>
-      <w:r>
-        <w:rPr>
-          <w:rFonts w:ascii="Times New Roman" w:cs="Times New Roman" w:eastAsia="Times New Roman" w:hAnsi="Times New Roman"/>
-          <w:b/>
-          <w:bCs/>
-          <w:i w:val="false"/>
-          <w:iCs w:val="false"/>
-          <w:color w:val="C00000"/>
-          <w:sz w:val="32"/>
-          <w:szCs w:val="32"/>
-        </w:rPr>
-        <w:t xml:space="preserve">SUJET N° 20 — OPÉRATIONS</w:t>
-      </w:r>
-      <w:bookmarkEnd w:id="21"/>
-    </w:p>
-    <w:p>
-      <w:pPr>
-        <w:shd w:fill="FFF8E1" w:val="clear"/>
-        <w:spacing w:after="100" w:line="300"/>
-        <w:jc w:val="left"/>
-      </w:pPr>
-      <w:r>
-        <w:rPr>
-          <w:rFonts w:ascii="Times New Roman" w:cs="Times New Roman" w:eastAsia="Times New Roman" w:hAnsi="Times New Roman"/>
-          <w:b w:val="false"/>
-          <w:bCs w:val="false"/>
-          <w:i w:val="false"/>
-          <w:iCs w:val="false"/>
-          <w:color w:val="000000"/>
-          <w:sz w:val="24"/>
-          <w:szCs w:val="24"/>
-        </w:rPr>
-        <w:t xml:space="preserve">Effectue les opérations suivantes en posant tes calculs. Durée conseillée : 30 minutes.</w:t>
-      </w:r>
-    </w:p>
-    <w:p>
-      <w:pPr>
-        <w:spacing w:after="100" w:line="300"/>
-        <w:ind w:left="240"/>
-        <w:jc w:val="left"/>
-      </w:pPr>
-      <w:r>
-        <w:rPr>
-          <w:rFonts w:ascii="Times New Roman" w:cs="Times New Roman" w:eastAsia="Times New Roman" w:hAnsi="Times New Roman"/>
-          <w:b w:val="false"/>
-          <w:bCs w:val="false"/>
-          <w:i w:val="false"/>
-          <w:iCs w:val="false"/>
-          <w:color w:val="000000"/>
-          <w:sz w:val="24"/>
-          <w:szCs w:val="24"/>
-        </w:rPr>
-        <w:t xml:space="preserve">1.  587 406 + 91 295 = …</w:t>
-      </w:r>
-    </w:p>
-    <w:p>
-      <w:pPr>
-        <w:spacing w:after="100" w:line="300"/>
-        <w:ind w:left="240"/>
-        <w:jc w:val="left"/>
-      </w:pPr>
-      <w:r>
-        <w:rPr>
-          <w:rFonts w:ascii="Times New Roman" w:cs="Times New Roman" w:eastAsia="Times New Roman" w:hAnsi="Times New Roman"/>
-          <w:b w:val="false"/>
-          <w:bCs w:val="false"/>
-          <w:i w:val="false"/>
-          <w:iCs w:val="false"/>
-          <w:color w:val="000000"/>
-          <w:sz w:val="24"/>
-          <w:szCs w:val="24"/>
-        </w:rPr>
-        <w:t xml:space="preserve">2.  700 000 − 286 754 = …</w:t>
-      </w:r>
-    </w:p>
-    <w:p>
-      <w:pPr>
-        <w:spacing w:after="100" w:line="300"/>
-        <w:ind w:left="240"/>
-        <w:jc w:val="left"/>
-      </w:pPr>
-      <w:r>
-        <w:rPr>
-          <w:rFonts w:ascii="Times New Roman" w:cs="Times New Roman" w:eastAsia="Times New Roman" w:hAnsi="Times New Roman"/>
-          <w:b w:val="false"/>
-          <w:bCs w:val="false"/>
-          <w:i w:val="false"/>
-          <w:iCs w:val="false"/>
-          <w:color w:val="000000"/>
-          <w:sz w:val="24"/>
-          <w:szCs w:val="24"/>
-        </w:rPr>
-        <w:t xml:space="preserve">3.  725 × 48 = …</w:t>
-      </w:r>
-    </w:p>
-    <w:p>
-      <w:pPr>
-        <w:spacing w:after="100" w:line="300"/>
-        <w:ind w:left="240"/>
-        <w:jc w:val="left"/>
-      </w:pPr>
-      <w:r>
-        <w:rPr>
-          <w:rFonts w:ascii="Times New Roman" w:cs="Times New Roman" w:eastAsia="Times New Roman" w:hAnsi="Times New Roman"/>
-          <w:b w:val="false"/>
-          <w:bCs w:val="false"/>
-          <w:i w:val="false"/>
-          <w:iCs w:val="false"/>
-          <w:color w:val="000000"/>
-          <w:sz w:val="24"/>
-          <w:szCs w:val="24"/>
-        </w:rPr>
-        <w:t xml:space="preserve">4.  9 876 ÷ 37 = …</w:t>
-      </w:r>
-    </w:p>
-    <w:p>
-      <w:pPr>
-        <w:spacing w:after="100" w:line="300"/>
-        <w:ind w:left="240"/>
-        <w:jc w:val="left"/>
-      </w:pPr>
-      <w:r>
-        <w:rPr>
-          <w:rFonts w:ascii="Times New Roman" w:cs="Times New Roman" w:eastAsia="Times New Roman" w:hAnsi="Times New Roman"/>
-          <w:b w:val="false"/>
-          <w:bCs w:val="false"/>
-          <w:i w:val="false"/>
-          <w:iCs w:val="false"/>
-          <w:color w:val="000000"/>
-          <w:sz w:val="24"/>
-          <w:szCs w:val="24"/>
-        </w:rPr>
-        <w:t xml:space="preserve">5.  Un sac de riz de 50 kg est partagé en sacs de 2,5 kg. Combien de sacs ?</w:t>
-      </w:r>
-    </w:p>
-    <w:p>
-      <w:pPr>
-        <w:shd w:fill="2E7D32" w:val="clear"/>
-        <w:spacing w:after="110" w:before="180"/>
-      </w:pPr>
-      <w:r>
-        <w:rPr>
-          <w:rFonts w:ascii="Times New Roman" w:cs="Times New Roman" w:eastAsia="Times New Roman" w:hAnsi="Times New Roman"/>
-          <w:b/>
-          <w:bCs/>
-          <w:i w:val="false"/>
-          <w:iCs w:val="false"/>
-          <w:color w:val="FFFFFF"/>
-          <w:sz w:val="26"/>
-          <w:szCs w:val="26"/>
-        </w:rPr>
-        <w:t xml:space="preserve">  CORRIGÉ DU SUJET N° 20</w:t>
+        <w:t xml:space="preserve">9,2 q = 920 kg = 9 200 hg = 9 200 hg.</w:t>
       </w:r>
     </w:p>
     <w:p>
@@ -14740,7 +14917,7 @@
           <w:sz w:val="24"/>
           <w:szCs w:val="24"/>
         </w:rPr>
-        <w:t xml:space="preserve">1.</w:t>
+        <w:t xml:space="preserve">4.</w:t>
       </w:r>
     </w:p>
     <w:p>
@@ -14751,7 +14928,7 @@
       <w:r>
         <w:drawing>
           <wp:inline distT="0" distB="0" distL="0" distR="0">
-            <wp:extent cx="4476750" cy="2038350"/>
+            <wp:extent cx="4476750" cy="1638300"/>
             <wp:effectExtent t="0" r="0" b="0" l="0"/>
             <wp:docPr id="96" name=""/>
             <wp:cNvGraphicFramePr>
@@ -14776,7 +14953,7 @@
                   <pic:spPr bwMode="auto">
                     <a:xfrm>
                       <a:off x="0" y="0"/>
-                      <a:ext cx="4476750" cy="2038350"/>
+                      <a:ext cx="4476750" cy="1638300"/>
                     </a:xfrm>
                     <a:prstGeom prst="rect">
                       <a:avLst/>
@@ -14806,7 +14983,7 @@
           <w:sz w:val="24"/>
           <w:szCs w:val="24"/>
         </w:rPr>
-        <w:t xml:space="preserve">J’aligne unités, dizaines et centaines.</w:t>
+        <w:t xml:space="preserve">A = 16 × 9 ÷ 2 = 72.</w:t>
       </w:r>
     </w:p>
     <w:p>
@@ -14826,7 +15003,7 @@
           <w:sz w:val="24"/>
           <w:szCs w:val="24"/>
         </w:rPr>
-        <w:t xml:space="preserve">587 406 + 91 295 = 678 701.</w:t>
+        <w:t xml:space="preserve">L’aire est 72 cm².</w:t>
       </w:r>
     </w:p>
     <w:p>
@@ -14845,7 +15022,7 @@
           <w:sz w:val="24"/>
           <w:szCs w:val="24"/>
         </w:rPr>
-        <w:t xml:space="preserve">2.</w:t>
+        <w:t xml:space="preserve">5.</w:t>
       </w:r>
     </w:p>
     <w:p>
@@ -14856,7 +15033,7 @@
       <w:r>
         <w:drawing>
           <wp:inline distT="0" distB="0" distL="0" distR="0">
-            <wp:extent cx="4476750" cy="2038350"/>
+            <wp:extent cx="4476750" cy="1638300"/>
             <wp:effectExtent t="0" r="0" b="0" l="0"/>
             <wp:docPr id="97" name=""/>
             <wp:cNvGraphicFramePr>
@@ -14881,321 +15058,6 @@
                   <pic:spPr bwMode="auto">
                     <a:xfrm>
                       <a:off x="0" y="0"/>
-                      <a:ext cx="4476750" cy="2038350"/>
-                    </a:xfrm>
-                    <a:prstGeom prst="rect">
-                      <a:avLst/>
-                    </a:prstGeom>
-                  </pic:spPr>
-                </pic:pic>
-              </a:graphicData>
-            </a:graphic>
-          </wp:inline>
-        </w:drawing>
-      </w:r>
-    </w:p>
-    <w:p>
-      <w:pPr>
-        <w:spacing w:after="60" w:line="300"/>
-        <w:ind w:left="360"/>
-        <w:jc w:val="left"/>
-      </w:pPr>
-      <w:r>
-        <w:rPr>
-          <w:rFonts w:ascii="Times New Roman" w:cs="Times New Roman" w:eastAsia="Times New Roman" w:hAnsi="Times New Roman"/>
-          <w:b w:val="false"/>
-          <w:bCs w:val="false"/>
-          <w:i w:val="false"/>
-          <w:iCs w:val="false"/>
-          <w:color w:val="000000"/>
-          <w:sz w:val="24"/>
-          <w:szCs w:val="24"/>
-        </w:rPr>
-        <w:t xml:space="preserve">Je pose le plus grand nombre en haut et j’emprunte si nécessaire.</w:t>
-      </w:r>
-    </w:p>
-    <w:p>
-      <w:pPr>
-        <w:spacing w:after="60" w:line="300"/>
-        <w:ind w:left="360"/>
-        <w:jc w:val="left"/>
-      </w:pPr>
-      <w:r>
-        <w:rPr>
-          <w:rFonts w:ascii="Times New Roman" w:cs="Times New Roman" w:eastAsia="Times New Roman" w:hAnsi="Times New Roman"/>
-          <w:b w:val="false"/>
-          <w:bCs w:val="false"/>
-          <w:i w:val="false"/>
-          <w:iCs w:val="false"/>
-          <w:color w:val="000000"/>
-          <w:sz w:val="24"/>
-          <w:szCs w:val="24"/>
-        </w:rPr>
-        <w:t xml:space="preserve">700 000 − 286 754 = 413 246.</w:t>
-      </w:r>
-    </w:p>
-    <w:p>
-      <w:pPr>
-        <w:spacing w:after="40" w:line="300"/>
-        <w:jc w:val="left"/>
-      </w:pPr>
-      <w:r>
-        <w:rPr>
-          <w:rFonts w:ascii="Times New Roman" w:cs="Times New Roman" w:eastAsia="Times New Roman" w:hAnsi="Times New Roman"/>
-          <w:b w:val="false"/>
-          <w:bCs w:val="false"/>
-          <w:i w:val="false"/>
-          <w:iCs w:val="false"/>
-          <w:color w:val="000000"/>
-          <w:sz w:val="24"/>
-          <w:szCs w:val="24"/>
-        </w:rPr>
-        <w:t xml:space="preserve">3.</w:t>
-      </w:r>
-    </w:p>
-    <w:p>
-      <w:pPr>
-        <w:spacing w:after="100" w:before="80"/>
-        <w:jc w:val="center"/>
-      </w:pPr>
-      <w:r>
-        <w:drawing>
-          <wp:inline distT="0" distB="0" distL="0" distR="0">
-            <wp:extent cx="4476750" cy="2533650"/>
-            <wp:effectExtent t="0" r="0" b="0" l="0"/>
-            <wp:docPr id="98" name=""/>
-            <wp:cNvGraphicFramePr>
-              <a:graphicFrameLocks xmlns:a="http://schemas.openxmlformats.org/drawingml/2006/main" noChangeAspect="1"/>
-            </wp:cNvGraphicFramePr>
-            <a:graphic xmlns:a="http://schemas.openxmlformats.org/drawingml/2006/main">
-              <a:graphicData uri="http://schemas.openxmlformats.org/drawingml/2006/picture">
-                <pic:pic xmlns:pic="http://schemas.openxmlformats.org/drawingml/2006/picture">
-                  <pic:nvPicPr>
-                    <pic:cNvPr id="0" name="" descr=""/>
-                    <pic:cNvPicPr>
-                      <a:picLocks noChangeAspect="1" noChangeArrowheads="1"/>
-                    </pic:cNvPicPr>
-                  </pic:nvPicPr>
-                  <pic:blipFill>
-                    <a:blip r:embed="rId102" cstate="none"/>
-                    <a:srcRect/>
-                    <a:stretch>
-                      <a:fillRect/>
-                    </a:stretch>
-                  </pic:blipFill>
-                  <pic:spPr bwMode="auto">
-                    <a:xfrm>
-                      <a:off x="0" y="0"/>
-                      <a:ext cx="4476750" cy="2533650"/>
-                    </a:xfrm>
-                    <a:prstGeom prst="rect">
-                      <a:avLst/>
-                    </a:prstGeom>
-                  </pic:spPr>
-                </pic:pic>
-              </a:graphicData>
-            </a:graphic>
-          </wp:inline>
-        </w:drawing>
-      </w:r>
-    </w:p>
-    <w:p>
-      <w:pPr>
-        <w:spacing w:after="60" w:line="300"/>
-        <w:ind w:left="360"/>
-        <w:jc w:val="left"/>
-      </w:pPr>
-      <w:r>
-        <w:rPr>
-          <w:rFonts w:ascii="Times New Roman" w:cs="Times New Roman" w:eastAsia="Times New Roman" w:hAnsi="Times New Roman"/>
-          <w:b w:val="false"/>
-          <w:bCs w:val="false"/>
-          <w:i w:val="false"/>
-          <w:iCs w:val="false"/>
-          <w:color w:val="000000"/>
-          <w:sz w:val="24"/>
-          <w:szCs w:val="24"/>
-        </w:rPr>
-        <w:t xml:space="preserve">Je calcule le produit des unités, puis celui des dizaines décalées.</w:t>
-      </w:r>
-    </w:p>
-    <w:p>
-      <w:pPr>
-        <w:spacing w:after="60" w:line="300"/>
-        <w:ind w:left="360"/>
-        <w:jc w:val="left"/>
-      </w:pPr>
-      <w:r>
-        <w:rPr>
-          <w:rFonts w:ascii="Times New Roman" w:cs="Times New Roman" w:eastAsia="Times New Roman" w:hAnsi="Times New Roman"/>
-          <w:b w:val="false"/>
-          <w:bCs w:val="false"/>
-          <w:i w:val="false"/>
-          <w:iCs w:val="false"/>
-          <w:color w:val="000000"/>
-          <w:sz w:val="24"/>
-          <w:szCs w:val="24"/>
-        </w:rPr>
-        <w:t xml:space="preserve">725 × 48 = 34 800.</w:t>
-      </w:r>
-    </w:p>
-    <w:p>
-      <w:pPr>
-        <w:spacing w:after="40" w:line="300"/>
-        <w:jc w:val="left"/>
-      </w:pPr>
-      <w:r>
-        <w:rPr>
-          <w:rFonts w:ascii="Times New Roman" w:cs="Times New Roman" w:eastAsia="Times New Roman" w:hAnsi="Times New Roman"/>
-          <w:b w:val="false"/>
-          <w:bCs w:val="false"/>
-          <w:i w:val="false"/>
-          <w:iCs w:val="false"/>
-          <w:color w:val="000000"/>
-          <w:sz w:val="24"/>
-          <w:szCs w:val="24"/>
-        </w:rPr>
-        <w:t xml:space="preserve">4.</w:t>
-      </w:r>
-    </w:p>
-    <w:p>
-      <w:pPr>
-        <w:spacing w:after="100" w:before="80"/>
-        <w:jc w:val="center"/>
-      </w:pPr>
-      <w:r>
-        <w:drawing>
-          <wp:inline distT="0" distB="0" distL="0" distR="0">
-            <wp:extent cx="4476750" cy="3048000"/>
-            <wp:effectExtent t="0" r="0" b="0" l="0"/>
-            <wp:docPr id="99" name=""/>
-            <wp:cNvGraphicFramePr>
-              <a:graphicFrameLocks xmlns:a="http://schemas.openxmlformats.org/drawingml/2006/main" noChangeAspect="1"/>
-            </wp:cNvGraphicFramePr>
-            <a:graphic xmlns:a="http://schemas.openxmlformats.org/drawingml/2006/main">
-              <a:graphicData uri="http://schemas.openxmlformats.org/drawingml/2006/picture">
-                <pic:pic xmlns:pic="http://schemas.openxmlformats.org/drawingml/2006/picture">
-                  <pic:nvPicPr>
-                    <pic:cNvPr id="0" name="" descr=""/>
-                    <pic:cNvPicPr>
-                      <a:picLocks noChangeAspect="1" noChangeArrowheads="1"/>
-                    </pic:cNvPicPr>
-                  </pic:nvPicPr>
-                  <pic:blipFill>
-                    <a:blip r:embed="rId103" cstate="none"/>
-                    <a:srcRect/>
-                    <a:stretch>
-                      <a:fillRect/>
-                    </a:stretch>
-                  </pic:blipFill>
-                  <pic:spPr bwMode="auto">
-                    <a:xfrm>
-                      <a:off x="0" y="0"/>
-                      <a:ext cx="4476750" cy="3048000"/>
-                    </a:xfrm>
-                    <a:prstGeom prst="rect">
-                      <a:avLst/>
-                    </a:prstGeom>
-                  </pic:spPr>
-                </pic:pic>
-              </a:graphicData>
-            </a:graphic>
-          </wp:inline>
-        </w:drawing>
-      </w:r>
-    </w:p>
-    <w:p>
-      <w:pPr>
-        <w:spacing w:after="60" w:line="300"/>
-        <w:ind w:left="360"/>
-        <w:jc w:val="left"/>
-      </w:pPr>
-      <w:r>
-        <w:rPr>
-          <w:rFonts w:ascii="Times New Roman" w:cs="Times New Roman" w:eastAsia="Times New Roman" w:hAnsi="Times New Roman"/>
-          <w:b w:val="false"/>
-          <w:bCs w:val="false"/>
-          <w:i w:val="false"/>
-          <w:iCs w:val="false"/>
-          <w:color w:val="000000"/>
-          <w:sz w:val="24"/>
-          <w:szCs w:val="24"/>
-        </w:rPr>
-        <w:t xml:space="preserve">Je pose la division : quotient 266, reste 21.</w:t>
-      </w:r>
-    </w:p>
-    <w:p>
-      <w:pPr>
-        <w:spacing w:after="60" w:line="300"/>
-        <w:ind w:left="360"/>
-        <w:jc w:val="left"/>
-      </w:pPr>
-      <w:r>
-        <w:rPr>
-          <w:rFonts w:ascii="Times New Roman" w:cs="Times New Roman" w:eastAsia="Times New Roman" w:hAnsi="Times New Roman"/>
-          <w:b w:val="false"/>
-          <w:bCs w:val="false"/>
-          <w:i w:val="false"/>
-          <w:iCs w:val="false"/>
-          <w:color w:val="000000"/>
-          <w:sz w:val="24"/>
-          <w:szCs w:val="24"/>
-        </w:rPr>
-        <w:t xml:space="preserve">9 876 = (37 × 266) + 21.</w:t>
-      </w:r>
-    </w:p>
-    <w:p>
-      <w:pPr>
-        <w:spacing w:after="40" w:line="300"/>
-        <w:jc w:val="left"/>
-      </w:pPr>
-      <w:r>
-        <w:rPr>
-          <w:rFonts w:ascii="Times New Roman" w:cs="Times New Roman" w:eastAsia="Times New Roman" w:hAnsi="Times New Roman"/>
-          <w:b w:val="false"/>
-          <w:bCs w:val="false"/>
-          <w:i w:val="false"/>
-          <w:iCs w:val="false"/>
-          <w:color w:val="000000"/>
-          <w:sz w:val="24"/>
-          <w:szCs w:val="24"/>
-        </w:rPr>
-        <w:t xml:space="preserve">5.</w:t>
-      </w:r>
-    </w:p>
-    <w:p>
-      <w:pPr>
-        <w:spacing w:after="100" w:before="80"/>
-        <w:jc w:val="center"/>
-      </w:pPr>
-      <w:r>
-        <w:drawing>
-          <wp:inline distT="0" distB="0" distL="0" distR="0">
-            <wp:extent cx="4476750" cy="1638300"/>
-            <wp:effectExtent t="0" r="0" b="0" l="0"/>
-            <wp:docPr id="100" name=""/>
-            <wp:cNvGraphicFramePr>
-              <a:graphicFrameLocks xmlns:a="http://schemas.openxmlformats.org/drawingml/2006/main" noChangeAspect="1"/>
-            </wp:cNvGraphicFramePr>
-            <a:graphic xmlns:a="http://schemas.openxmlformats.org/drawingml/2006/main">
-              <a:graphicData uri="http://schemas.openxmlformats.org/drawingml/2006/picture">
-                <pic:pic xmlns:pic="http://schemas.openxmlformats.org/drawingml/2006/picture">
-                  <pic:nvPicPr>
-                    <pic:cNvPr id="0" name="" descr=""/>
-                    <pic:cNvPicPr>
-                      <a:picLocks noChangeAspect="1" noChangeArrowheads="1"/>
-                    </pic:cNvPicPr>
-                  </pic:nvPicPr>
-                  <pic:blipFill>
-                    <a:blip r:embed="rId104" cstate="none"/>
-                    <a:srcRect/>
-                    <a:stretch>
-                      <a:fillRect/>
-                    </a:stretch>
-                  </pic:blipFill>
-                  <pic:spPr bwMode="auto">
-                    <a:xfrm>
-                      <a:off x="0" y="0"/>
                       <a:ext cx="4476750" cy="1638300"/>
                     </a:xfrm>
                     <a:prstGeom prst="rect">
@@ -15226,7 +15088,7 @@
           <w:sz w:val="24"/>
           <w:szCs w:val="24"/>
         </w:rPr>
-        <w:t xml:space="preserve">Nombre de sacs = 50 ÷ 2,5 = 20.</w:t>
+        <w:t xml:space="preserve">Deux droites perpendiculaires forment un angle droit.</w:t>
       </w:r>
     </w:p>
     <w:p>
@@ -15246,7 +15108,7 @@
           <w:sz w:val="24"/>
           <w:szCs w:val="24"/>
         </w:rPr>
-        <w:t xml:space="preserve">On obtient 20 sacs.</w:t>
+        <w:t xml:space="preserve">Je vérifie avec l’équerre.</w:t>
       </w:r>
     </w:p>
     <w:p>
